--- a/SWD/Soccer_Ticketing/SWD-Project-Template.docx
+++ b/SWD/Soccer_Ticketing/SWD-Project-Template.docx
@@ -285,13 +285,27 @@
         <w:rPr>
           <w:rFonts w:asciiTheme="minorHAnsi" w:hAnsiTheme="minorHAnsi" w:cstheme="minorHAnsi"/>
         </w:rPr>
-        <w:t xml:space="preserve">Puch/Salzburg, </w:t>
-      </w:r>
+        <w:t>Puch/</w:t>
+      </w:r>
+      <w:proofErr w:type="gramStart"/>
       <w:r>
         <w:rPr>
           <w:rFonts w:asciiTheme="minorHAnsi" w:hAnsiTheme="minorHAnsi" w:cstheme="minorHAnsi"/>
         </w:rPr>
-        <w:t xml:space="preserve"> Oktober 2026</w:t>
+        <w:t xml:space="preserve">Salzburg, </w:t>
+      </w:r>
+      <w:r>
+        <w:rPr>
+          <w:rFonts w:asciiTheme="minorHAnsi" w:hAnsiTheme="minorHAnsi" w:cstheme="minorHAnsi"/>
+        </w:rPr>
+        <w:t xml:space="preserve"> Oktober</w:t>
+      </w:r>
+      <w:proofErr w:type="gramEnd"/>
+      <w:r>
+        <w:rPr>
+          <w:rFonts w:asciiTheme="minorHAnsi" w:hAnsiTheme="minorHAnsi" w:cstheme="minorHAnsi"/>
+        </w:rPr>
+        <w:t xml:space="preserve"> 2026</w:t>
       </w:r>
     </w:p>
     <w:p>
@@ -2531,9 +2545,17 @@
         <w:rPr>
           <w:szCs w:val="24"/>
         </w:rPr>
-        <w:t>Current situation</w:t>
+        <w:t xml:space="preserve">Current </w:t>
+      </w:r>
+      <w:proofErr w:type="spellStart"/>
+      <w:r>
+        <w:rPr>
+          <w:szCs w:val="24"/>
+        </w:rPr>
+        <w:t>situation</w:t>
       </w:r>
       <w:bookmarkEnd w:id="4"/>
+      <w:proofErr w:type="spellEnd"/>
     </w:p>
     <w:p>
       <w:pPr>
@@ -2545,7 +2567,49 @@
         <w:rPr>
           <w:lang w:val="en-GB"/>
         </w:rPr>
-        <w:t>RB Salzburg operates an all-seater stadium with a capacity of 32,000 seats. This season the club has qualified for the UEFA Champions League for the first time in its history. Ticket sales therefore have to cover domestic league matches as well as European fixtures, with different ticket types, customer groups and prices, and a large number of spectators have to be admitted to the stadium quickly and reliably.</w:t>
+        <w:t xml:space="preserve">RB Salzburg operates an all-seater stadium with a capacity of 32,000 seats. This season the club has qualified for the UEFA Champions League for the first time in its history. Ticket sales therefore </w:t>
+      </w:r>
+      <w:proofErr w:type="gramStart"/>
+      <w:r>
+        <w:rPr>
+          <w:lang w:val="en-GB"/>
+        </w:rPr>
+        <w:t>have to</w:t>
+      </w:r>
+      <w:proofErr w:type="gramEnd"/>
+      <w:r>
+        <w:rPr>
+          <w:lang w:val="en-GB"/>
+        </w:rPr>
+        <w:t xml:space="preserve"> cover domestic league matches as well as European fixtures, with different ticket types, customer groups and prices, and </w:t>
+      </w:r>
+      <w:proofErr w:type="gramStart"/>
+      <w:r>
+        <w:rPr>
+          <w:lang w:val="en-GB"/>
+        </w:rPr>
+        <w:t>a large number of</w:t>
+      </w:r>
+      <w:proofErr w:type="gramEnd"/>
+      <w:r>
+        <w:rPr>
+          <w:lang w:val="en-GB"/>
+        </w:rPr>
+        <w:t xml:space="preserve"> spectators </w:t>
+      </w:r>
+      <w:proofErr w:type="gramStart"/>
+      <w:r>
+        <w:rPr>
+          <w:lang w:val="en-GB"/>
+        </w:rPr>
+        <w:t>have to</w:t>
+      </w:r>
+      <w:proofErr w:type="gramEnd"/>
+      <w:r>
+        <w:rPr>
+          <w:lang w:val="en-GB"/>
+        </w:rPr>
+        <w:t xml:space="preserve"> be admitted to the stadium quickly and reliably.</w:t>
       </w:r>
     </w:p>
     <w:p>
@@ -3368,9 +3432,17 @@
         <w:rPr>
           <w:rFonts w:asciiTheme="minorHAnsi" w:hAnsiTheme="minorHAnsi" w:cstheme="minorHAnsi"/>
         </w:rPr>
-        <w:t>Project goals</w:t>
+        <w:t xml:space="preserve">Project </w:t>
+      </w:r>
+      <w:proofErr w:type="spellStart"/>
+      <w:r>
+        <w:rPr>
+          <w:rFonts w:asciiTheme="minorHAnsi" w:hAnsiTheme="minorHAnsi" w:cstheme="minorHAnsi"/>
+        </w:rPr>
+        <w:t>goals</w:t>
       </w:r>
       <w:bookmarkEnd w:id="5"/>
+      <w:proofErr w:type="spellEnd"/>
     </w:p>
     <w:p>
       <w:pPr>
@@ -3628,13 +3700,29 @@
         </w:rPr>
       </w:pPr>
       <w:bookmarkStart w:id="6" w:name="_Toc207788672"/>
+      <w:proofErr w:type="spellStart"/>
       <w:r>
         <w:rPr>
           <w:rFonts w:asciiTheme="minorHAnsi" w:hAnsiTheme="minorHAnsi" w:cstheme="minorHAnsi"/>
         </w:rPr>
-        <w:t>No Project goals</w:t>
+        <w:t>No</w:t>
+      </w:r>
+      <w:proofErr w:type="spellEnd"/>
+      <w:r>
+        <w:rPr>
+          <w:rFonts w:asciiTheme="minorHAnsi" w:hAnsiTheme="minorHAnsi" w:cstheme="minorHAnsi"/>
+        </w:rPr>
+        <w:t xml:space="preserve"> Project </w:t>
+      </w:r>
+      <w:proofErr w:type="spellStart"/>
+      <w:r>
+        <w:rPr>
+          <w:rFonts w:asciiTheme="minorHAnsi" w:hAnsiTheme="minorHAnsi" w:cstheme="minorHAnsi"/>
+        </w:rPr>
+        <w:t>goals</w:t>
       </w:r>
       <w:bookmarkEnd w:id="6"/>
+      <w:proofErr w:type="spellEnd"/>
     </w:p>
     <w:p>
       <w:pPr>
@@ -3724,7 +3812,21 @@
         <w:rPr>
           <w:lang w:val="en-GB"/>
         </w:rPr>
-        <w:t xml:space="preserve"> premium tickets in the range of €200–500 (e.g. VIP or hospitality packages) are not offered; prices remain at domain-typical levels.</w:t>
+        <w:t xml:space="preserve"> premium tickets in the range of €200–500 (e.g. VIP or hospitality packages) </w:t>
+      </w:r>
+      <w:proofErr w:type="gramStart"/>
+      <w:r>
+        <w:rPr>
+          <w:lang w:val="en-GB"/>
+        </w:rPr>
+        <w:t>are</w:t>
+      </w:r>
+      <w:proofErr w:type="gramEnd"/>
+      <w:r>
+        <w:rPr>
+          <w:lang w:val="en-GB"/>
+        </w:rPr>
+        <w:t xml:space="preserve"> not offered; prices remain at domain-typical levels.</w:t>
       </w:r>
     </w:p>
     <w:p>
@@ -4449,14 +4551,30 @@
       </w:pPr>
       <w:bookmarkStart w:id="8" w:name="_Toc75855925"/>
       <w:bookmarkStart w:id="9" w:name="_Toc207788674"/>
+      <w:proofErr w:type="spellStart"/>
       <w:r>
         <w:rPr>
           <w:rFonts w:asciiTheme="minorHAnsi" w:hAnsiTheme="minorHAnsi" w:cstheme="minorHAnsi"/>
         </w:rPr>
-        <w:t>Context Diagram</w:t>
+        <w:t>Context</w:t>
+      </w:r>
+      <w:proofErr w:type="spellEnd"/>
+      <w:r>
+        <w:rPr>
+          <w:rFonts w:asciiTheme="minorHAnsi" w:hAnsiTheme="minorHAnsi" w:cstheme="minorHAnsi"/>
+        </w:rPr>
+        <w:t xml:space="preserve"> </w:t>
+      </w:r>
+      <w:proofErr w:type="spellStart"/>
+      <w:r>
+        <w:rPr>
+          <w:rFonts w:asciiTheme="minorHAnsi" w:hAnsiTheme="minorHAnsi" w:cstheme="minorHAnsi"/>
+        </w:rPr>
+        <w:t>Diagram</w:t>
       </w:r>
       <w:bookmarkEnd w:id="8"/>
       <w:bookmarkEnd w:id="9"/>
+      <w:proofErr w:type="spellEnd"/>
     </w:p>
     <w:p>
       <w:pPr>
@@ -4465,6 +4583,9 @@
         </w:rPr>
       </w:pPr>
       <w:r>
+        <w:rPr>
+          <w:noProof/>
+        </w:rPr>
         <w:drawing>
           <wp:anchor distT="0" distB="0" distL="114300" distR="114300" simplePos="0" relativeHeight="251658240" behindDoc="1" locked="0" layoutInCell="1" allowOverlap="1" wp14:anchorId="05F7B28F" wp14:editId="0EE31791">
             <wp:simplePos x="0" y="0"/>
@@ -4608,6 +4729,7 @@
       </w:pPr>
       <w:bookmarkStart w:id="10" w:name="_Toc75855926"/>
       <w:bookmarkStart w:id="11" w:name="_Toc207788675"/>
+      <w:proofErr w:type="spellStart"/>
       <w:r>
         <w:rPr>
           <w:rFonts w:asciiTheme="minorHAnsi" w:hAnsiTheme="minorHAnsi" w:cstheme="minorHAnsi"/>
@@ -4616,6 +4738,7 @@
       </w:r>
       <w:bookmarkEnd w:id="10"/>
       <w:bookmarkEnd w:id="11"/>
+      <w:proofErr w:type="spellEnd"/>
     </w:p>
     <w:p>
       <w:pPr>
@@ -4629,9 +4752,17 @@
         <w:rPr>
           <w:rFonts w:asciiTheme="minorHAnsi" w:hAnsiTheme="minorHAnsi" w:cstheme="minorHAnsi"/>
         </w:rPr>
-        <w:t>Functional requirements</w:t>
+        <w:t xml:space="preserve">Functional </w:t>
+      </w:r>
+      <w:proofErr w:type="spellStart"/>
+      <w:r>
+        <w:rPr>
+          <w:rFonts w:asciiTheme="minorHAnsi" w:hAnsiTheme="minorHAnsi" w:cstheme="minorHAnsi"/>
+        </w:rPr>
+        <w:t>requirements</w:t>
       </w:r>
       <w:bookmarkEnd w:id="12"/>
+      <w:proofErr w:type="spellEnd"/>
     </w:p>
     <w:p>
       <w:pPr>
@@ -4964,7 +5095,23 @@
                 <w:sz w:val="20"/>
                 <w:lang w:val="en-GB"/>
               </w:rPr>
-              <w:t>The system shall prevent double-selling of a seat by concurrency control.</w:t>
+              <w:t xml:space="preserve">The system shall prevent </w:t>
+            </w:r>
+            <w:proofErr w:type="gramStart"/>
+            <w:r>
+              <w:rPr>
+                <w:sz w:val="20"/>
+                <w:lang w:val="en-GB"/>
+              </w:rPr>
+              <w:t>double-selling</w:t>
+            </w:r>
+            <w:proofErr w:type="gramEnd"/>
+            <w:r>
+              <w:rPr>
+                <w:sz w:val="20"/>
+                <w:lang w:val="en-GB"/>
+              </w:rPr>
+              <w:t xml:space="preserve"> of a seat by concurrency control.</w:t>
             </w:r>
           </w:p>
         </w:tc>
@@ -5554,7 +5701,23 @@
                 <w:sz w:val="20"/>
                 <w:lang w:val="en-GB"/>
               </w:rPr>
-              <w:t>The system shall represent stadiums (name, address), sectors with capacities, competitions/series and matches with kickoff time, stadium and exactly two teams.</w:t>
+              <w:t xml:space="preserve">The system shall represent stadiums (name, address), sectors with capacities, competitions/series and matches with </w:t>
+            </w:r>
+            <w:proofErr w:type="spellStart"/>
+            <w:r>
+              <w:rPr>
+                <w:sz w:val="20"/>
+                <w:lang w:val="en-GB"/>
+              </w:rPr>
+              <w:t>kickoff</w:t>
+            </w:r>
+            <w:proofErr w:type="spellEnd"/>
+            <w:r>
+              <w:rPr>
+                <w:sz w:val="20"/>
+                <w:lang w:val="en-GB"/>
+              </w:rPr>
+              <w:t xml:space="preserve"> time, stadium and exactly two teams.</w:t>
             </w:r>
           </w:p>
         </w:tc>
@@ -5595,8 +5758,13 @@
         <w:t xml:space="preserve">: </w:t>
       </w:r>
       <w:r>
-        <w:t>Functional requirements</w:t>
-      </w:r>
+        <w:t xml:space="preserve">Functional </w:t>
+      </w:r>
+      <w:proofErr w:type="spellStart"/>
+      <w:r>
+        <w:t>requirements</w:t>
+      </w:r>
+      <w:proofErr w:type="spellEnd"/>
     </w:p>
     <w:p>
       <w:pPr>
@@ -5610,9 +5778,31 @@
         <w:rPr>
           <w:rFonts w:asciiTheme="minorHAnsi" w:hAnsiTheme="minorHAnsi" w:cstheme="minorHAnsi"/>
         </w:rPr>
-        <w:t>Non-functional requirements</w:t>
+        <w:t>Non-</w:t>
+      </w:r>
+      <w:proofErr w:type="spellStart"/>
+      <w:r>
+        <w:rPr>
+          <w:rFonts w:asciiTheme="minorHAnsi" w:hAnsiTheme="minorHAnsi" w:cstheme="minorHAnsi"/>
+        </w:rPr>
+        <w:t>functional</w:t>
+      </w:r>
+      <w:proofErr w:type="spellEnd"/>
+      <w:r>
+        <w:rPr>
+          <w:rFonts w:asciiTheme="minorHAnsi" w:hAnsiTheme="minorHAnsi" w:cstheme="minorHAnsi"/>
+        </w:rPr>
+        <w:t xml:space="preserve"> </w:t>
+      </w:r>
+      <w:proofErr w:type="spellStart"/>
+      <w:r>
+        <w:rPr>
+          <w:rFonts w:asciiTheme="minorHAnsi" w:hAnsiTheme="minorHAnsi" w:cstheme="minorHAnsi"/>
+        </w:rPr>
+        <w:t>requirements</w:t>
       </w:r>
       <w:bookmarkEnd w:id="13"/>
+      <w:proofErr w:type="spellEnd"/>
     </w:p>
     <w:p>
       <w:pPr>
@@ -5625,8 +5815,16 @@
         <w:rPr>
           <w:rFonts w:asciiTheme="minorHAnsi" w:hAnsiTheme="minorHAnsi" w:cstheme="minorHAnsi"/>
         </w:rPr>
-        <w:t>Quality requirements</w:t>
-      </w:r>
+        <w:t xml:space="preserve">Quality </w:t>
+      </w:r>
+      <w:proofErr w:type="spellStart"/>
+      <w:r>
+        <w:rPr>
+          <w:rFonts w:asciiTheme="minorHAnsi" w:hAnsiTheme="minorHAnsi" w:cstheme="minorHAnsi"/>
+        </w:rPr>
+        <w:t>requirements</w:t>
+      </w:r>
+      <w:proofErr w:type="spellEnd"/>
     </w:p>
     <w:p>
       <w:pPr>
@@ -5952,7 +6150,23 @@
                 <w:sz w:val="20"/>
                 <w:lang w:val="en-GB"/>
               </w:rPr>
-              <w:t>The server remains available during sales peaks (e.g. start of Champions League sales) and while the stadium is being filled before kickoff.</w:t>
+              <w:t xml:space="preserve">The server remains available during sales peaks (e.g. start of Champions League sales) and while the stadium is being filled before </w:t>
+            </w:r>
+            <w:proofErr w:type="spellStart"/>
+            <w:r>
+              <w:rPr>
+                <w:sz w:val="20"/>
+                <w:lang w:val="en-GB"/>
+              </w:rPr>
+              <w:t>kickoff</w:t>
+            </w:r>
+            <w:proofErr w:type="spellEnd"/>
+            <w:r>
+              <w:rPr>
+                <w:sz w:val="20"/>
+                <w:lang w:val="en-GB"/>
+              </w:rPr>
+              <w:t>.</w:t>
             </w:r>
           </w:p>
         </w:tc>
@@ -6308,7 +6522,23 @@
                 <w:sz w:val="20"/>
                 <w:lang w:val="en-GB"/>
               </w:rPr>
-              <w:t>Critical paths are covered by automated unit tests (isolation, Arrange–Act–Assert, mocks/stubs, boundary and error cases); the code follows a clear, layered structure.</w:t>
+              <w:t xml:space="preserve">Critical paths are covered by automated unit tests (isolation, </w:t>
+            </w:r>
+            <w:proofErr w:type="gramStart"/>
+            <w:r>
+              <w:rPr>
+                <w:sz w:val="20"/>
+                <w:lang w:val="en-GB"/>
+              </w:rPr>
+              <w:t>Arrange</w:t>
+            </w:r>
+            <w:proofErr w:type="gramEnd"/>
+            <w:r>
+              <w:rPr>
+                <w:sz w:val="20"/>
+                <w:lang w:val="en-GB"/>
+              </w:rPr>
+              <w:t>–Act–Assert, mocks/stubs, boundary and error cases); the code follows a clear, layered structure.</w:t>
             </w:r>
           </w:p>
         </w:tc>
@@ -6349,8 +6579,13 @@
         <w:t xml:space="preserve">: </w:t>
       </w:r>
       <w:r>
-        <w:t>Quality requirements</w:t>
-      </w:r>
+        <w:t xml:space="preserve">Quality </w:t>
+      </w:r>
+      <w:proofErr w:type="spellStart"/>
+      <w:r>
+        <w:t>requirements</w:t>
+      </w:r>
+      <w:proofErr w:type="spellEnd"/>
     </w:p>
     <w:p>
       <w:pPr>
@@ -6543,6 +6778,7 @@
         </w:rPr>
       </w:pPr>
       <w:bookmarkStart w:id="14" w:name="_Toc207788678"/>
+      <w:proofErr w:type="spellStart"/>
       <w:r>
         <w:rPr>
           <w:rFonts w:asciiTheme="minorHAnsi" w:hAnsiTheme="minorHAnsi" w:cstheme="minorHAnsi"/>
@@ -6557,6 +6793,7 @@
         <w:t>or</w:t>
       </w:r>
       <w:bookmarkEnd w:id="14"/>
+      <w:proofErr w:type="spellEnd"/>
     </w:p>
     <w:p>
       <w:pPr>
@@ -6567,20 +6804,36 @@
       </w:pPr>
       <w:bookmarkStart w:id="15" w:name="_Toc75855927"/>
       <w:bookmarkStart w:id="16" w:name="_Toc207788679"/>
+      <w:proofErr w:type="spellStart"/>
       <w:r>
         <w:rPr>
           <w:rFonts w:asciiTheme="minorHAnsi" w:hAnsiTheme="minorHAnsi" w:cstheme="minorHAnsi"/>
         </w:rPr>
-        <w:t xml:space="preserve">Overview </w:t>
-      </w:r>
+        <w:t>Overview</w:t>
+      </w:r>
+      <w:proofErr w:type="spellEnd"/>
       <w:r>
         <w:rPr>
           <w:rFonts w:asciiTheme="minorHAnsi" w:hAnsiTheme="minorHAnsi" w:cstheme="minorHAnsi"/>
         </w:rPr>
-        <w:t>Use Case Diagram</w:t>
+        <w:t xml:space="preserve"> </w:t>
+      </w:r>
+      <w:r>
+        <w:rPr>
+          <w:rFonts w:asciiTheme="minorHAnsi" w:hAnsiTheme="minorHAnsi" w:cstheme="minorHAnsi"/>
+        </w:rPr>
+        <w:t xml:space="preserve">Use Case </w:t>
+      </w:r>
+      <w:proofErr w:type="spellStart"/>
+      <w:r>
+        <w:rPr>
+          <w:rFonts w:asciiTheme="minorHAnsi" w:hAnsiTheme="minorHAnsi" w:cstheme="minorHAnsi"/>
+        </w:rPr>
+        <w:t>Diagram</w:t>
       </w:r>
       <w:bookmarkEnd w:id="15"/>
       <w:bookmarkEnd w:id="16"/>
+      <w:proofErr w:type="spellEnd"/>
     </w:p>
     <w:p>
       <w:pPr>
@@ -6595,10 +6848,1967 @@
         <w:rPr>
           <w:rFonts w:asciiTheme="minorHAnsi" w:hAnsiTheme="minorHAnsi" w:cstheme="minorHAnsi"/>
         </w:rPr>
-        <w:t>Use Case 1 xxx</w:t>
+        <w:t xml:space="preserve">Use Case 1 </w:t>
       </w:r>
       <w:bookmarkEnd w:id="17"/>
       <w:bookmarkEnd w:id="18"/>
+      <w:r>
+        <w:rPr>
+          <w:rFonts w:asciiTheme="minorHAnsi" w:hAnsiTheme="minorHAnsi" w:cstheme="minorHAnsi"/>
+        </w:rPr>
+        <w:t>(4.1)</w:t>
+      </w:r>
+    </w:p>
+    <w:tbl>
+      <w:tblPr>
+        <w:tblStyle w:val="Tabellenraster"/>
+        <w:tblW w:w="0" w:type="auto"/>
+        <w:jc w:val="center"/>
+        <w:tblLayout w:type="fixed"/>
+        <w:tblLook w:val="04A0" w:firstRow="1" w:lastRow="0" w:firstColumn="1" w:lastColumn="0" w:noHBand="0" w:noVBand="1"/>
+      </w:tblPr>
+      <w:tblGrid>
+        <w:gridCol w:w="2160"/>
+        <w:gridCol w:w="3600"/>
+        <w:gridCol w:w="2160"/>
+        <w:gridCol w:w="3600"/>
+      </w:tblGrid>
+      <w:tr>
+        <w:trPr>
+          <w:jc w:val="center"/>
+        </w:trPr>
+        <w:tc>
+          <w:tcPr>
+            <w:tcW w:w="2160" w:type="dxa"/>
+            <w:shd w:val="clear" w:color="auto" w:fill="E2EFDA"/>
+          </w:tcPr>
+          <w:p>
+            <w:pPr>
+              <w:rPr>
+                <w:rFonts w:cstheme="minorHAnsi"/>
+              </w:rPr>
+            </w:pPr>
+            <w:r>
+              <w:rPr>
+                <w:rFonts w:cstheme="minorHAnsi"/>
+                <w:b/>
+              </w:rPr>
+              <w:t>Use Case ID</w:t>
+            </w:r>
+          </w:p>
+        </w:tc>
+        <w:tc>
+          <w:tcPr>
+            <w:tcW w:w="3600" w:type="dxa"/>
+            <w:gridSpan w:val="3"/>
+          </w:tcPr>
+          <w:p>
+            <w:pPr>
+              <w:rPr>
+                <w:rFonts w:cstheme="minorHAnsi"/>
+              </w:rPr>
+            </w:pPr>
+            <w:r>
+              <w:rPr>
+                <w:rFonts w:cstheme="minorHAnsi"/>
+              </w:rPr>
+              <w:t>4.1</w:t>
+            </w:r>
+          </w:p>
+        </w:tc>
+      </w:tr>
+      <w:tr>
+        <w:trPr>
+          <w:jc w:val="center"/>
+        </w:trPr>
+        <w:tc>
+          <w:tcPr>
+            <w:tcW w:w="2160" w:type="dxa"/>
+            <w:shd w:val="clear" w:color="auto" w:fill="E2EFDA"/>
+          </w:tcPr>
+          <w:p>
+            <w:pPr>
+              <w:rPr>
+                <w:rFonts w:cstheme="minorHAnsi"/>
+              </w:rPr>
+            </w:pPr>
+            <w:r>
+              <w:rPr>
+                <w:rFonts w:cstheme="minorHAnsi"/>
+                <w:b/>
+              </w:rPr>
+              <w:t>Use Case Name</w:t>
+            </w:r>
+          </w:p>
+        </w:tc>
+        <w:tc>
+          <w:tcPr>
+            <w:tcW w:w="3600" w:type="dxa"/>
+            <w:gridSpan w:val="3"/>
+          </w:tcPr>
+          <w:p>
+            <w:pPr>
+              <w:rPr>
+                <w:rFonts w:cstheme="minorHAnsi"/>
+              </w:rPr>
+            </w:pPr>
+            <w:r>
+              <w:rPr>
+                <w:rFonts w:cstheme="minorHAnsi"/>
+              </w:rPr>
+              <w:t>Single-Match Ticket Sale</w:t>
+            </w:r>
+          </w:p>
+        </w:tc>
+      </w:tr>
+      <w:tr>
+        <w:trPr>
+          <w:jc w:val="center"/>
+        </w:trPr>
+        <w:tc>
+          <w:tcPr>
+            <w:tcW w:w="2160" w:type="dxa"/>
+            <w:shd w:val="clear" w:color="auto" w:fill="E2EFDA"/>
+          </w:tcPr>
+          <w:p>
+            <w:pPr>
+              <w:rPr>
+                <w:rFonts w:cstheme="minorHAnsi"/>
+              </w:rPr>
+            </w:pPr>
+            <w:r>
+              <w:rPr>
+                <w:rFonts w:cstheme="minorHAnsi"/>
+                <w:b/>
+              </w:rPr>
+              <w:t>Created By</w:t>
+            </w:r>
+          </w:p>
+        </w:tc>
+        <w:tc>
+          <w:tcPr>
+            <w:tcW w:w="3600" w:type="dxa"/>
+          </w:tcPr>
+          <w:p>
+            <w:pPr>
+              <w:rPr>
+                <w:rFonts w:cstheme="minorHAnsi"/>
+              </w:rPr>
+            </w:pPr>
+            <w:r>
+              <w:rPr>
+                <w:rFonts w:cstheme="minorHAnsi"/>
+              </w:rPr>
+              <w:t>L</w:t>
+            </w:r>
+          </w:p>
+        </w:tc>
+        <w:tc>
+          <w:tcPr>
+            <w:tcW w:w="2160" w:type="dxa"/>
+            <w:shd w:val="clear" w:color="auto" w:fill="E2EFDA"/>
+          </w:tcPr>
+          <w:p>
+            <w:pPr>
+              <w:rPr>
+                <w:rFonts w:cstheme="minorHAnsi"/>
+              </w:rPr>
+            </w:pPr>
+            <w:r>
+              <w:rPr>
+                <w:rFonts w:cstheme="minorHAnsi"/>
+                <w:b/>
+              </w:rPr>
+              <w:t>Last Updated By</w:t>
+            </w:r>
+          </w:p>
+        </w:tc>
+        <w:tc>
+          <w:tcPr>
+            <w:tcW w:w="3600" w:type="dxa"/>
+          </w:tcPr>
+          <w:p>
+            <w:pPr>
+              <w:rPr>
+                <w:rFonts w:cstheme="minorHAnsi"/>
+              </w:rPr>
+            </w:pPr>
+            <w:r>
+              <w:rPr>
+                <w:rFonts w:cstheme="minorHAnsi"/>
+              </w:rPr>
+              <w:t>Lux Alexander</w:t>
+            </w:r>
+          </w:p>
+        </w:tc>
+      </w:tr>
+      <w:tr>
+        <w:trPr>
+          <w:jc w:val="center"/>
+        </w:trPr>
+        <w:tc>
+          <w:tcPr>
+            <w:tcW w:w="2160" w:type="dxa"/>
+            <w:shd w:val="clear" w:color="auto" w:fill="E2EFDA"/>
+          </w:tcPr>
+          <w:p>
+            <w:pPr>
+              <w:rPr>
+                <w:rFonts w:cstheme="minorHAnsi"/>
+              </w:rPr>
+            </w:pPr>
+            <w:r>
+              <w:rPr>
+                <w:rFonts w:cstheme="minorHAnsi"/>
+                <w:b/>
+              </w:rPr>
+              <w:t>Date Created</w:t>
+            </w:r>
+          </w:p>
+        </w:tc>
+        <w:tc>
+          <w:tcPr>
+            <w:tcW w:w="3600" w:type="dxa"/>
+          </w:tcPr>
+          <w:p>
+            <w:pPr>
+              <w:rPr>
+                <w:rFonts w:cstheme="minorHAnsi"/>
+              </w:rPr>
+            </w:pPr>
+            <w:r>
+              <w:rPr>
+                <w:rFonts w:cstheme="minorHAnsi"/>
+              </w:rPr>
+              <w:t>October 14, 2026</w:t>
+            </w:r>
+          </w:p>
+        </w:tc>
+        <w:tc>
+          <w:tcPr>
+            <w:tcW w:w="2160" w:type="dxa"/>
+            <w:shd w:val="clear" w:color="auto" w:fill="E2EFDA"/>
+          </w:tcPr>
+          <w:p>
+            <w:pPr>
+              <w:rPr>
+                <w:rFonts w:cstheme="minorHAnsi"/>
+              </w:rPr>
+            </w:pPr>
+            <w:r>
+              <w:rPr>
+                <w:rFonts w:cstheme="minorHAnsi"/>
+                <w:b/>
+              </w:rPr>
+              <w:t>Date Last Updated</w:t>
+            </w:r>
+          </w:p>
+        </w:tc>
+        <w:tc>
+          <w:tcPr>
+            <w:tcW w:w="3600" w:type="dxa"/>
+          </w:tcPr>
+          <w:p>
+            <w:pPr>
+              <w:rPr>
+                <w:rFonts w:cstheme="minorHAnsi"/>
+              </w:rPr>
+            </w:pPr>
+            <w:r>
+              <w:rPr>
+                <w:rFonts w:cstheme="minorHAnsi"/>
+              </w:rPr>
+              <w:t>October 14, 2026</w:t>
+            </w:r>
+          </w:p>
+        </w:tc>
+      </w:tr>
+      <w:tr>
+        <w:trPr>
+          <w:jc w:val="center"/>
+        </w:trPr>
+        <w:tc>
+          <w:tcPr>
+            <w:tcW w:w="2160" w:type="dxa"/>
+            <w:shd w:val="clear" w:color="auto" w:fill="E2EFDA"/>
+          </w:tcPr>
+          <w:p>
+            <w:pPr>
+              <w:rPr>
+                <w:rFonts w:cstheme="minorHAnsi"/>
+              </w:rPr>
+            </w:pPr>
+            <w:r>
+              <w:rPr>
+                <w:rFonts w:cstheme="minorHAnsi"/>
+                <w:b/>
+              </w:rPr>
+              <w:t>Actors</w:t>
+            </w:r>
+          </w:p>
+        </w:tc>
+        <w:tc>
+          <w:tcPr>
+            <w:tcW w:w="3600" w:type="dxa"/>
+            <w:gridSpan w:val="3"/>
+          </w:tcPr>
+          <w:p>
+            <w:pPr>
+              <w:rPr>
+                <w:rFonts w:cstheme="minorHAnsi"/>
+              </w:rPr>
+            </w:pPr>
+            <w:r>
+              <w:rPr>
+                <w:rFonts w:cstheme="minorHAnsi"/>
+              </w:rPr>
+              <w:t xml:space="preserve">Customer, </w:t>
+            </w:r>
+            <w:proofErr w:type="spellStart"/>
+            <w:r>
+              <w:rPr>
+                <w:rFonts w:cstheme="minorHAnsi"/>
+              </w:rPr>
+              <w:t>Authorized</w:t>
+            </w:r>
+            <w:proofErr w:type="spellEnd"/>
+            <w:r>
+              <w:rPr>
+                <w:rFonts w:cstheme="minorHAnsi"/>
+              </w:rPr>
+              <w:t xml:space="preserve"> Staff</w:t>
+            </w:r>
+          </w:p>
+        </w:tc>
+      </w:tr>
+      <w:tr>
+        <w:trPr>
+          <w:jc w:val="center"/>
+        </w:trPr>
+        <w:tc>
+          <w:tcPr>
+            <w:tcW w:w="2160" w:type="dxa"/>
+            <w:shd w:val="clear" w:color="auto" w:fill="E2EFDA"/>
+          </w:tcPr>
+          <w:p>
+            <w:pPr>
+              <w:rPr>
+                <w:rFonts w:cstheme="minorHAnsi"/>
+              </w:rPr>
+            </w:pPr>
+            <w:r>
+              <w:rPr>
+                <w:rFonts w:cstheme="minorHAnsi"/>
+                <w:b/>
+              </w:rPr>
+              <w:t>Description</w:t>
+            </w:r>
+          </w:p>
+        </w:tc>
+        <w:tc>
+          <w:tcPr>
+            <w:tcW w:w="3600" w:type="dxa"/>
+            <w:gridSpan w:val="3"/>
+          </w:tcPr>
+          <w:p>
+            <w:pPr>
+              <w:rPr>
+                <w:rFonts w:cstheme="minorHAnsi"/>
+                <w:lang w:val="en-GB"/>
+              </w:rPr>
+            </w:pPr>
+            <w:r>
+              <w:rPr>
+                <w:rFonts w:cstheme="minorHAnsi"/>
+                <w:lang w:val="en-GB"/>
+              </w:rPr>
+              <w:t xml:space="preserve">The system allows a customer to </w:t>
+            </w:r>
+            <w:r>
+              <w:rPr>
+                <w:rFonts w:cstheme="minorHAnsi"/>
+                <w:b/>
+                <w:bCs/>
+                <w:lang w:val="en-GB"/>
+              </w:rPr>
+              <w:t>select an upcoming match</w:t>
+            </w:r>
+            <w:r>
+              <w:rPr>
+                <w:rFonts w:cstheme="minorHAnsi"/>
+                <w:lang w:val="en-GB"/>
+              </w:rPr>
+              <w:t xml:space="preserve">, </w:t>
+            </w:r>
+            <w:r>
+              <w:rPr>
+                <w:rFonts w:cstheme="minorHAnsi"/>
+                <w:b/>
+                <w:bCs/>
+                <w:lang w:val="en-GB"/>
+              </w:rPr>
+              <w:t>choose a specific sector and seat</w:t>
+            </w:r>
+            <w:r>
+              <w:rPr>
+                <w:rFonts w:cstheme="minorHAnsi"/>
+                <w:lang w:val="en-GB"/>
+              </w:rPr>
+              <w:t xml:space="preserve">, and </w:t>
+            </w:r>
+            <w:r>
+              <w:rPr>
+                <w:rFonts w:cstheme="minorHAnsi"/>
+                <w:b/>
+                <w:bCs/>
+                <w:lang w:val="en-GB"/>
+              </w:rPr>
+              <w:t>purchase</w:t>
+            </w:r>
+            <w:r>
+              <w:rPr>
+                <w:rFonts w:cstheme="minorHAnsi"/>
+                <w:lang w:val="en-GB"/>
+              </w:rPr>
+              <w:t xml:space="preserve"> a single-</w:t>
+            </w:r>
+            <w:r>
+              <w:rPr>
+                <w:rFonts w:cstheme="minorHAnsi"/>
+                <w:b/>
+                <w:bCs/>
+                <w:lang w:val="en-GB"/>
+              </w:rPr>
+              <w:t>match</w:t>
+            </w:r>
+            <w:r>
+              <w:rPr>
+                <w:rFonts w:cstheme="minorHAnsi"/>
+                <w:lang w:val="en-GB"/>
+              </w:rPr>
+              <w:t xml:space="preserve"> </w:t>
+            </w:r>
+            <w:r>
+              <w:rPr>
+                <w:rFonts w:cstheme="minorHAnsi"/>
+                <w:b/>
+                <w:bCs/>
+                <w:lang w:val="en-GB"/>
+              </w:rPr>
+              <w:t>ticket</w:t>
+            </w:r>
+            <w:r>
+              <w:rPr>
+                <w:rFonts w:cstheme="minorHAnsi"/>
+                <w:lang w:val="en-GB"/>
+              </w:rPr>
+              <w:t xml:space="preserve"> valid for that specific fixture.</w:t>
+            </w:r>
+          </w:p>
+        </w:tc>
+      </w:tr>
+      <w:tr>
+        <w:trPr>
+          <w:jc w:val="center"/>
+        </w:trPr>
+        <w:tc>
+          <w:tcPr>
+            <w:tcW w:w="2160" w:type="dxa"/>
+            <w:shd w:val="clear" w:color="auto" w:fill="E2EFDA"/>
+          </w:tcPr>
+          <w:p>
+            <w:pPr>
+              <w:rPr>
+                <w:rFonts w:cstheme="minorHAnsi"/>
+              </w:rPr>
+            </w:pPr>
+            <w:r>
+              <w:rPr>
+                <w:rFonts w:cstheme="minorHAnsi"/>
+                <w:b/>
+              </w:rPr>
+              <w:t>Trigger</w:t>
+            </w:r>
+          </w:p>
+        </w:tc>
+        <w:tc>
+          <w:tcPr>
+            <w:tcW w:w="3600" w:type="dxa"/>
+            <w:gridSpan w:val="3"/>
+          </w:tcPr>
+          <w:p>
+            <w:pPr>
+              <w:rPr>
+                <w:rFonts w:cstheme="minorHAnsi"/>
+                <w:lang w:val="en-GB"/>
+              </w:rPr>
+            </w:pPr>
+            <w:r>
+              <w:rPr>
+                <w:rFonts w:cstheme="minorHAnsi"/>
+                <w:lang w:val="en-GB"/>
+              </w:rPr>
+              <w:t xml:space="preserve">A customer or staff member </w:t>
+            </w:r>
+            <w:r>
+              <w:rPr>
+                <w:rFonts w:cstheme="minorHAnsi"/>
+                <w:b/>
+                <w:bCs/>
+                <w:lang w:val="en-GB"/>
+              </w:rPr>
+              <w:t>selects one of the upcoming matches</w:t>
+            </w:r>
+            <w:r>
+              <w:rPr>
+                <w:rFonts w:cstheme="minorHAnsi"/>
+                <w:lang w:val="en-GB"/>
+              </w:rPr>
+              <w:t xml:space="preserve"> to initiate a ticket purchase via a client interface (web or ticket booth).</w:t>
+            </w:r>
+          </w:p>
+        </w:tc>
+      </w:tr>
+      <w:tr>
+        <w:trPr>
+          <w:jc w:val="center"/>
+        </w:trPr>
+        <w:tc>
+          <w:tcPr>
+            <w:tcW w:w="2160" w:type="dxa"/>
+            <w:shd w:val="clear" w:color="auto" w:fill="E2EFDA"/>
+          </w:tcPr>
+          <w:p>
+            <w:pPr>
+              <w:rPr>
+                <w:rFonts w:cstheme="minorHAnsi"/>
+              </w:rPr>
+            </w:pPr>
+            <w:r>
+              <w:rPr>
+                <w:rFonts w:cstheme="minorHAnsi"/>
+                <w:b/>
+              </w:rPr>
+              <w:t>Pre-Conditions</w:t>
+            </w:r>
+          </w:p>
+        </w:tc>
+        <w:tc>
+          <w:tcPr>
+            <w:tcW w:w="3600" w:type="dxa"/>
+            <w:gridSpan w:val="3"/>
+          </w:tcPr>
+          <w:p>
+            <w:pPr>
+              <w:rPr>
+                <w:rFonts w:cstheme="minorHAnsi"/>
+              </w:rPr>
+            </w:pPr>
+            <w:r>
+              <w:rPr>
+                <w:rFonts w:cstheme="minorHAnsi"/>
+                <w:lang w:val="en-GB"/>
+              </w:rPr>
+              <w:t xml:space="preserve">1. Upcoming </w:t>
+            </w:r>
+            <w:r>
+              <w:rPr>
+                <w:rFonts w:cstheme="minorHAnsi"/>
+                <w:b/>
+                <w:bCs/>
+                <w:lang w:val="en-GB"/>
+              </w:rPr>
+              <w:t>matches are scheduled</w:t>
+            </w:r>
+            <w:r>
+              <w:rPr>
+                <w:rFonts w:cstheme="minorHAnsi"/>
+                <w:lang w:val="en-GB"/>
+              </w:rPr>
+              <w:t xml:space="preserve"> and </w:t>
+            </w:r>
+            <w:r>
+              <w:rPr>
+                <w:rFonts w:cstheme="minorHAnsi"/>
+                <w:b/>
+                <w:bCs/>
+                <w:lang w:val="en-GB"/>
+              </w:rPr>
+              <w:t>their initial status is set to 'planned' or 'active'</w:t>
+            </w:r>
+            <w:r>
+              <w:rPr>
+                <w:rFonts w:cstheme="minorHAnsi"/>
+                <w:lang w:val="en-GB"/>
+              </w:rPr>
+              <w:t>.</w:t>
+            </w:r>
+            <w:r>
+              <w:rPr>
+                <w:rFonts w:cstheme="minorHAnsi"/>
+                <w:lang w:val="en-GB"/>
+              </w:rPr>
+              <w:br/>
+            </w:r>
+            <w:r>
+              <w:rPr>
+                <w:rFonts w:cstheme="minorHAnsi"/>
+              </w:rPr>
+              <w:t xml:space="preserve">2. The </w:t>
+            </w:r>
+            <w:proofErr w:type="spellStart"/>
+            <w:r>
+              <w:rPr>
+                <w:rFonts w:cstheme="minorHAnsi"/>
+              </w:rPr>
+              <w:t>purchasing</w:t>
+            </w:r>
+            <w:proofErr w:type="spellEnd"/>
+            <w:r>
+              <w:rPr>
+                <w:rFonts w:cstheme="minorHAnsi"/>
+              </w:rPr>
+              <w:t xml:space="preserve"> </w:t>
+            </w:r>
+            <w:proofErr w:type="spellStart"/>
+            <w:r>
+              <w:rPr>
+                <w:rFonts w:cstheme="minorHAnsi"/>
+                <w:b/>
+                <w:bCs/>
+              </w:rPr>
+              <w:t>customer</w:t>
+            </w:r>
+            <w:proofErr w:type="spellEnd"/>
+            <w:r>
+              <w:rPr>
+                <w:rFonts w:cstheme="minorHAnsi"/>
+              </w:rPr>
+              <w:t xml:space="preserve"> </w:t>
+            </w:r>
+            <w:proofErr w:type="spellStart"/>
+            <w:r>
+              <w:rPr>
+                <w:rFonts w:cstheme="minorHAnsi"/>
+              </w:rPr>
+              <w:t>has</w:t>
+            </w:r>
+            <w:proofErr w:type="spellEnd"/>
+            <w:r>
+              <w:rPr>
+                <w:rFonts w:cstheme="minorHAnsi"/>
+              </w:rPr>
+              <w:t xml:space="preserve"> </w:t>
+            </w:r>
+            <w:r>
+              <w:rPr>
+                <w:rFonts w:cstheme="minorHAnsi"/>
+                <w:b/>
+                <w:bCs/>
+              </w:rPr>
+              <w:t>not</w:t>
+            </w:r>
+            <w:r>
+              <w:rPr>
+                <w:rFonts w:cstheme="minorHAnsi"/>
+              </w:rPr>
+              <w:t xml:space="preserve"> </w:t>
+            </w:r>
+            <w:proofErr w:type="spellStart"/>
+            <w:r>
+              <w:rPr>
+                <w:rFonts w:cstheme="minorHAnsi"/>
+              </w:rPr>
+              <w:t>exceeded</w:t>
+            </w:r>
+            <w:proofErr w:type="spellEnd"/>
+            <w:r>
+              <w:rPr>
+                <w:rFonts w:cstheme="minorHAnsi"/>
+              </w:rPr>
+              <w:t xml:space="preserve"> the </w:t>
+            </w:r>
+            <w:r>
+              <w:rPr>
+                <w:rFonts w:cstheme="minorHAnsi"/>
+                <w:b/>
+                <w:bCs/>
+              </w:rPr>
+              <w:t xml:space="preserve">maximum </w:t>
+            </w:r>
+            <w:proofErr w:type="spellStart"/>
+            <w:r>
+              <w:rPr>
+                <w:rFonts w:cstheme="minorHAnsi"/>
+                <w:b/>
+                <w:bCs/>
+              </w:rPr>
+              <w:t>limit</w:t>
+            </w:r>
+            <w:proofErr w:type="spellEnd"/>
+            <w:r>
+              <w:rPr>
+                <w:rFonts w:cstheme="minorHAnsi"/>
+                <w:b/>
+                <w:bCs/>
+              </w:rPr>
+              <w:t xml:space="preserve"> of 4 </w:t>
+            </w:r>
+            <w:proofErr w:type="spellStart"/>
+            <w:r>
+              <w:rPr>
+                <w:rFonts w:cstheme="minorHAnsi"/>
+                <w:b/>
+                <w:bCs/>
+              </w:rPr>
+              <w:t>tickets</w:t>
+            </w:r>
+            <w:proofErr w:type="spellEnd"/>
+            <w:r>
+              <w:rPr>
+                <w:rFonts w:cstheme="minorHAnsi"/>
+              </w:rPr>
+              <w:t xml:space="preserve"> per </w:t>
+            </w:r>
+            <w:proofErr w:type="spellStart"/>
+            <w:r>
+              <w:rPr>
+                <w:rFonts w:cstheme="minorHAnsi"/>
+              </w:rPr>
+              <w:t>person</w:t>
+            </w:r>
+            <w:proofErr w:type="spellEnd"/>
+            <w:r>
+              <w:rPr>
+                <w:rFonts w:cstheme="minorHAnsi"/>
+              </w:rPr>
+              <w:t>.</w:t>
+            </w:r>
+          </w:p>
+        </w:tc>
+      </w:tr>
+      <w:tr>
+        <w:trPr>
+          <w:jc w:val="center"/>
+        </w:trPr>
+        <w:tc>
+          <w:tcPr>
+            <w:tcW w:w="2160" w:type="dxa"/>
+            <w:shd w:val="clear" w:color="auto" w:fill="E2EFDA"/>
+          </w:tcPr>
+          <w:p>
+            <w:pPr>
+              <w:rPr>
+                <w:rFonts w:cstheme="minorHAnsi"/>
+              </w:rPr>
+            </w:pPr>
+            <w:r>
+              <w:rPr>
+                <w:rFonts w:cstheme="minorHAnsi"/>
+                <w:b/>
+              </w:rPr>
+              <w:t>Post-Conditions</w:t>
+            </w:r>
+          </w:p>
+        </w:tc>
+        <w:tc>
+          <w:tcPr>
+            <w:tcW w:w="3600" w:type="dxa"/>
+            <w:gridSpan w:val="3"/>
+          </w:tcPr>
+          <w:p>
+            <w:pPr>
+              <w:rPr>
+                <w:rFonts w:cstheme="minorHAnsi"/>
+              </w:rPr>
+            </w:pPr>
+            <w:r>
+              <w:rPr>
+                <w:rFonts w:cstheme="minorHAnsi"/>
+              </w:rPr>
+              <w:t xml:space="preserve">1. The </w:t>
+            </w:r>
+            <w:r>
+              <w:rPr>
+                <w:rFonts w:cstheme="minorHAnsi"/>
+                <w:b/>
+                <w:bCs/>
+              </w:rPr>
+              <w:t>single-match ticket</w:t>
+            </w:r>
+            <w:r>
+              <w:rPr>
+                <w:rFonts w:cstheme="minorHAnsi"/>
+              </w:rPr>
+              <w:t xml:space="preserve"> </w:t>
+            </w:r>
+            <w:proofErr w:type="spellStart"/>
+            <w:r>
+              <w:rPr>
+                <w:rFonts w:cstheme="minorHAnsi"/>
+              </w:rPr>
+              <w:t>is</w:t>
+            </w:r>
+            <w:proofErr w:type="spellEnd"/>
+            <w:r>
+              <w:rPr>
+                <w:rFonts w:cstheme="minorHAnsi"/>
+              </w:rPr>
+              <w:t xml:space="preserve"> </w:t>
+            </w:r>
+            <w:proofErr w:type="spellStart"/>
+            <w:r>
+              <w:rPr>
+                <w:rFonts w:cstheme="minorHAnsi"/>
+              </w:rPr>
+              <w:t>successfully</w:t>
+            </w:r>
+            <w:proofErr w:type="spellEnd"/>
+            <w:r>
+              <w:rPr>
+                <w:rFonts w:cstheme="minorHAnsi"/>
+              </w:rPr>
+              <w:t xml:space="preserve"> </w:t>
+            </w:r>
+            <w:proofErr w:type="spellStart"/>
+            <w:r>
+              <w:rPr>
+                <w:rFonts w:cstheme="minorHAnsi"/>
+                <w:b/>
+                <w:bCs/>
+              </w:rPr>
+              <w:t>sold</w:t>
+            </w:r>
+            <w:proofErr w:type="spellEnd"/>
+            <w:r>
+              <w:rPr>
+                <w:rFonts w:cstheme="minorHAnsi"/>
+                <w:b/>
+                <w:bCs/>
+              </w:rPr>
+              <w:t xml:space="preserve"> and </w:t>
+            </w:r>
+            <w:proofErr w:type="spellStart"/>
+            <w:r>
+              <w:rPr>
+                <w:rFonts w:cstheme="minorHAnsi"/>
+                <w:b/>
+                <w:bCs/>
+              </w:rPr>
+              <w:t>bound</w:t>
+            </w:r>
+            <w:proofErr w:type="spellEnd"/>
+            <w:r>
+              <w:rPr>
+                <w:rFonts w:cstheme="minorHAnsi"/>
+              </w:rPr>
+              <w:t xml:space="preserve"> to a </w:t>
+            </w:r>
+            <w:proofErr w:type="spellStart"/>
+            <w:r>
+              <w:rPr>
+                <w:rFonts w:cstheme="minorHAnsi"/>
+              </w:rPr>
+              <w:t>fixed</w:t>
+            </w:r>
+            <w:proofErr w:type="spellEnd"/>
+            <w:r>
+              <w:rPr>
+                <w:rFonts w:cstheme="minorHAnsi"/>
+              </w:rPr>
+              <w:t xml:space="preserve">, </w:t>
+            </w:r>
+            <w:proofErr w:type="spellStart"/>
+            <w:r>
+              <w:rPr>
+                <w:rFonts w:cstheme="minorHAnsi"/>
+              </w:rPr>
+              <w:t>pre-defined</w:t>
+            </w:r>
+            <w:proofErr w:type="spellEnd"/>
+            <w:r>
+              <w:rPr>
+                <w:rFonts w:cstheme="minorHAnsi"/>
+              </w:rPr>
+              <w:t xml:space="preserve"> </w:t>
+            </w:r>
+            <w:proofErr w:type="spellStart"/>
+            <w:r>
+              <w:rPr>
+                <w:rFonts w:cstheme="minorHAnsi"/>
+                <w:b/>
+                <w:bCs/>
+              </w:rPr>
+              <w:t>seat</w:t>
+            </w:r>
+            <w:proofErr w:type="spellEnd"/>
+            <w:r>
+              <w:rPr>
+                <w:rFonts w:cstheme="minorHAnsi"/>
+              </w:rPr>
+              <w:t>.</w:t>
+            </w:r>
+            <w:r>
+              <w:rPr>
+                <w:rFonts w:cstheme="minorHAnsi"/>
+              </w:rPr>
+              <w:br/>
+              <w:t xml:space="preserve">2. The </w:t>
+            </w:r>
+            <w:proofErr w:type="spellStart"/>
+            <w:r>
+              <w:rPr>
+                <w:rFonts w:cstheme="minorHAnsi"/>
+              </w:rPr>
+              <w:t>server</w:t>
+            </w:r>
+            <w:proofErr w:type="spellEnd"/>
+            <w:r>
+              <w:rPr>
+                <w:rFonts w:cstheme="minorHAnsi"/>
+              </w:rPr>
+              <w:t xml:space="preserve"> </w:t>
+            </w:r>
+            <w:proofErr w:type="spellStart"/>
+            <w:r>
+              <w:rPr>
+                <w:rFonts w:cstheme="minorHAnsi"/>
+              </w:rPr>
+              <w:t>is</w:t>
+            </w:r>
+            <w:proofErr w:type="spellEnd"/>
+            <w:r>
+              <w:rPr>
+                <w:rFonts w:cstheme="minorHAnsi"/>
+              </w:rPr>
+              <w:t xml:space="preserve"> </w:t>
+            </w:r>
+            <w:proofErr w:type="spellStart"/>
+            <w:r>
+              <w:rPr>
+                <w:rFonts w:cstheme="minorHAnsi"/>
+              </w:rPr>
+              <w:t>notified</w:t>
+            </w:r>
+            <w:proofErr w:type="spellEnd"/>
+            <w:r>
+              <w:rPr>
+                <w:rFonts w:cstheme="minorHAnsi"/>
+              </w:rPr>
+              <w:t xml:space="preserve">, and the real-time status of the specific </w:t>
+            </w:r>
+            <w:r>
+              <w:rPr>
+                <w:rFonts w:cstheme="minorHAnsi"/>
+                <w:b/>
+                <w:bCs/>
+              </w:rPr>
+              <w:t>seat is updated</w:t>
+            </w:r>
+            <w:r>
+              <w:rPr>
+                <w:rFonts w:cstheme="minorHAnsi"/>
+              </w:rPr>
+              <w:t xml:space="preserve"> to </w:t>
+            </w:r>
+            <w:r>
+              <w:rPr>
+                <w:rFonts w:cstheme="minorHAnsi"/>
+                <w:b/>
+                <w:bCs/>
+              </w:rPr>
+              <w:t>'sold'</w:t>
+            </w:r>
+            <w:r>
+              <w:rPr>
+                <w:rFonts w:cstheme="minorHAnsi"/>
+              </w:rPr>
+              <w:t xml:space="preserve"> for that match.</w:t>
+            </w:r>
+            <w:r>
+              <w:rPr>
+                <w:rFonts w:cstheme="minorHAnsi"/>
+              </w:rPr>
+              <w:br/>
+              <w:t xml:space="preserve">3. </w:t>
+            </w:r>
+            <w:r>
+              <w:rPr>
+                <w:rFonts w:cstheme="minorHAnsi"/>
+                <w:b/>
+                <w:bCs/>
+              </w:rPr>
+              <w:t>Concurrency control</w:t>
+            </w:r>
+            <w:r>
+              <w:rPr>
+                <w:rFonts w:cstheme="minorHAnsi"/>
+              </w:rPr>
+              <w:t xml:space="preserve"> has been successfully enforced, preventing the seat from being </w:t>
+            </w:r>
+            <w:proofErr w:type="gramStart"/>
+            <w:r>
+              <w:rPr>
+                <w:rFonts w:cstheme="minorHAnsi"/>
+              </w:rPr>
+              <w:t>double-sold</w:t>
+            </w:r>
+            <w:proofErr w:type="gramEnd"/>
+            <w:r>
+              <w:rPr>
+                <w:rFonts w:cstheme="minorHAnsi"/>
+              </w:rPr>
+              <w:t>.</w:t>
+            </w:r>
+          </w:p>
+          <w:p>
+            <w:pPr>
+              <w:rPr>
+                <w:rFonts w:cstheme="minorHAnsi"/>
+              </w:rPr>
+            </w:pPr>
+            <w:r>
+              <w:rPr>
+                <w:rFonts w:cstheme="minorHAnsi"/>
+              </w:rPr>
+              <w:t>4. Statistic is updated with the new Information.</w:t>
+            </w:r>
+          </w:p>
+          <w:p>
+            <w:pPr>
+              <w:rPr>
+                <w:rFonts w:cstheme="minorHAnsi"/>
+              </w:rPr>
+            </w:pPr>
+            <w:r>
+              <w:rPr>
+                <w:rFonts w:cstheme="minorHAnsi"/>
+              </w:rPr>
+              <w:t xml:space="preserve">5. Payment has been received. </w:t>
+            </w:r>
+          </w:p>
+          <w:p>
+            <w:pPr>
+              <w:rPr>
+                <w:rFonts w:cstheme="minorHAnsi"/>
+              </w:rPr>
+            </w:pPr>
+          </w:p>
+        </w:tc>
+      </w:tr>
+      <w:tr>
+        <w:trPr>
+          <w:jc w:val="center"/>
+        </w:trPr>
+        <w:tc>
+          <w:tcPr>
+            <w:tcW w:w="2160" w:type="dxa"/>
+            <w:shd w:val="clear" w:color="auto" w:fill="E2EFDA"/>
+          </w:tcPr>
+          <w:p>
+            <w:pPr>
+              <w:rPr>
+                <w:rFonts w:cstheme="minorHAnsi"/>
+              </w:rPr>
+            </w:pPr>
+            <w:r>
+              <w:rPr>
+                <w:rFonts w:cstheme="minorHAnsi"/>
+                <w:b/>
+              </w:rPr>
+              <w:t>Normal Flow</w:t>
+            </w:r>
+          </w:p>
+        </w:tc>
+        <w:tc>
+          <w:tcPr>
+            <w:tcW w:w="3600" w:type="dxa"/>
+            <w:gridSpan w:val="3"/>
+          </w:tcPr>
+          <w:p>
+            <w:pPr>
+              <w:rPr>
+                <w:rFonts w:cstheme="minorHAnsi"/>
+                <w:lang w:val="en-GB"/>
+              </w:rPr>
+            </w:pPr>
+            <w:r>
+              <w:rPr>
+                <w:rFonts w:cstheme="minorHAnsi"/>
+                <w:lang w:val="en-GB"/>
+              </w:rPr>
+              <w:t xml:space="preserve">1. The customer </w:t>
+            </w:r>
+            <w:r>
+              <w:rPr>
+                <w:rFonts w:cstheme="minorHAnsi"/>
+                <w:b/>
+                <w:bCs/>
+                <w:lang w:val="en-GB"/>
+              </w:rPr>
+              <w:t>selects</w:t>
+            </w:r>
+            <w:r>
+              <w:rPr>
+                <w:rFonts w:cstheme="minorHAnsi"/>
+                <w:lang w:val="en-GB"/>
+              </w:rPr>
+              <w:t xml:space="preserve"> one of the upcoming </w:t>
+            </w:r>
+            <w:r>
+              <w:rPr>
+                <w:rFonts w:cstheme="minorHAnsi"/>
+                <w:b/>
+                <w:bCs/>
+                <w:lang w:val="en-GB"/>
+              </w:rPr>
+              <w:t>matches</w:t>
+            </w:r>
+            <w:r>
+              <w:rPr>
+                <w:rFonts w:cstheme="minorHAnsi"/>
+                <w:lang w:val="en-GB"/>
+              </w:rPr>
+              <w:t xml:space="preserve"> for purchasing a ticket.</w:t>
+            </w:r>
+            <w:r>
+              <w:rPr>
+                <w:rFonts w:cstheme="minorHAnsi"/>
+                <w:lang w:val="en-GB"/>
+              </w:rPr>
+              <w:br/>
+              <w:t xml:space="preserve">2. The client queries the server for </w:t>
+            </w:r>
+            <w:r>
+              <w:rPr>
+                <w:rFonts w:cstheme="minorHAnsi"/>
+                <w:b/>
+                <w:bCs/>
+                <w:lang w:val="en-GB"/>
+              </w:rPr>
+              <w:t>available seats</w:t>
+            </w:r>
+            <w:r>
+              <w:rPr>
+                <w:rFonts w:cstheme="minorHAnsi"/>
+                <w:lang w:val="en-GB"/>
+              </w:rPr>
+              <w:t xml:space="preserve"> within a specified </w:t>
+            </w:r>
+            <w:r>
+              <w:rPr>
+                <w:rFonts w:cstheme="minorHAnsi"/>
+                <w:b/>
+                <w:bCs/>
+                <w:lang w:val="en-GB"/>
+              </w:rPr>
+              <w:t>sector</w:t>
+            </w:r>
+            <w:r>
+              <w:rPr>
+                <w:rFonts w:cstheme="minorHAnsi"/>
+                <w:lang w:val="en-GB"/>
+              </w:rPr>
+              <w:t>/section.</w:t>
+            </w:r>
+            <w:r>
+              <w:rPr>
+                <w:rFonts w:cstheme="minorHAnsi"/>
+                <w:lang w:val="en-GB"/>
+              </w:rPr>
+              <w:br/>
+              <w:t xml:space="preserve">3. The system </w:t>
+            </w:r>
+            <w:r>
+              <w:rPr>
+                <w:rFonts w:cstheme="minorHAnsi"/>
+                <w:b/>
+                <w:bCs/>
+                <w:lang w:val="en-GB"/>
+              </w:rPr>
+              <w:t>displays only available seats</w:t>
+            </w:r>
+            <w:r>
+              <w:rPr>
+                <w:rFonts w:cstheme="minorHAnsi"/>
+                <w:lang w:val="en-GB"/>
+              </w:rPr>
+              <w:t xml:space="preserve"> (ensuring no single-match ticket or season ticket is already assigned for that seat).</w:t>
+            </w:r>
+            <w:r>
+              <w:rPr>
+                <w:rFonts w:cstheme="minorHAnsi"/>
+                <w:lang w:val="en-GB"/>
+              </w:rPr>
+              <w:br/>
+              <w:t xml:space="preserve">4. The customer </w:t>
+            </w:r>
+            <w:r>
+              <w:rPr>
+                <w:rFonts w:cstheme="minorHAnsi"/>
+                <w:b/>
+                <w:bCs/>
+                <w:lang w:val="en-GB"/>
+              </w:rPr>
+              <w:t>chooses a sector and a seat</w:t>
+            </w:r>
+            <w:r>
+              <w:rPr>
+                <w:rFonts w:cstheme="minorHAnsi"/>
+                <w:lang w:val="en-GB"/>
+              </w:rPr>
+              <w:t>.</w:t>
+            </w:r>
+            <w:r>
+              <w:rPr>
+                <w:rFonts w:cstheme="minorHAnsi"/>
+                <w:lang w:val="en-GB"/>
+              </w:rPr>
+              <w:br/>
+              <w:t xml:space="preserve">5. The system </w:t>
+            </w:r>
+            <w:r>
+              <w:rPr>
+                <w:rFonts w:cstheme="minorHAnsi"/>
+                <w:b/>
+                <w:bCs/>
+                <w:lang w:val="en-GB"/>
+              </w:rPr>
+              <w:t>displays the ticket price</w:t>
+            </w:r>
+            <w:r>
+              <w:rPr>
+                <w:rFonts w:cstheme="minorHAnsi"/>
+                <w:lang w:val="en-GB"/>
+              </w:rPr>
+              <w:t xml:space="preserve"> at the appropriate step.</w:t>
+            </w:r>
+            <w:r>
+              <w:rPr>
+                <w:rFonts w:cstheme="minorHAnsi"/>
+                <w:lang w:val="en-GB"/>
+              </w:rPr>
+              <w:br/>
+              <w:t xml:space="preserve">6. The customer </w:t>
+            </w:r>
+            <w:r>
+              <w:rPr>
+                <w:rFonts w:cstheme="minorHAnsi"/>
+                <w:b/>
+                <w:bCs/>
+                <w:lang w:val="en-GB"/>
+              </w:rPr>
+              <w:t>requests billing information</w:t>
+            </w:r>
+            <w:r>
+              <w:rPr>
+                <w:rFonts w:cstheme="minorHAnsi"/>
+                <w:lang w:val="en-GB"/>
+              </w:rPr>
+              <w:t xml:space="preserve"> and </w:t>
+            </w:r>
+            <w:r>
+              <w:rPr>
+                <w:rFonts w:cstheme="minorHAnsi"/>
+                <w:b/>
+                <w:bCs/>
+                <w:lang w:val="en-GB"/>
+              </w:rPr>
+              <w:t>completes payment</w:t>
+            </w:r>
+            <w:r>
+              <w:rPr>
+                <w:rFonts w:cstheme="minorHAnsi"/>
+                <w:lang w:val="en-GB"/>
+              </w:rPr>
+              <w:t xml:space="preserve"> via cash (at staffed stalls only) </w:t>
+            </w:r>
+            <w:r>
+              <w:rPr>
+                <w:rFonts w:cstheme="minorHAnsi"/>
+                <w:lang w:val="en-GB"/>
+              </w:rPr>
+              <w:lastRenderedPageBreak/>
+              <w:t>or credit card.</w:t>
+            </w:r>
+            <w:r>
+              <w:rPr>
+                <w:rFonts w:cstheme="minorHAnsi"/>
+                <w:lang w:val="en-GB"/>
+              </w:rPr>
+              <w:br/>
+              <w:t xml:space="preserve">7. The client notifies the </w:t>
+            </w:r>
+            <w:r>
+              <w:rPr>
+                <w:rFonts w:cstheme="minorHAnsi"/>
+                <w:b/>
+                <w:bCs/>
+                <w:lang w:val="en-GB"/>
+              </w:rPr>
+              <w:t>central server</w:t>
+            </w:r>
+            <w:r>
+              <w:rPr>
+                <w:rFonts w:cstheme="minorHAnsi"/>
+                <w:lang w:val="en-GB"/>
+              </w:rPr>
+              <w:t xml:space="preserve"> that the </w:t>
+            </w:r>
+            <w:r>
+              <w:rPr>
+                <w:rFonts w:cstheme="minorHAnsi"/>
+                <w:b/>
+                <w:bCs/>
+                <w:lang w:val="en-GB"/>
+              </w:rPr>
+              <w:t>ticket/seat is sold</w:t>
+            </w:r>
+            <w:r>
+              <w:rPr>
+                <w:rFonts w:cstheme="minorHAnsi"/>
+                <w:lang w:val="en-GB"/>
+              </w:rPr>
+              <w:t>.</w:t>
+            </w:r>
+          </w:p>
+        </w:tc>
+      </w:tr>
+      <w:tr>
+        <w:trPr>
+          <w:jc w:val="center"/>
+        </w:trPr>
+        <w:tc>
+          <w:tcPr>
+            <w:tcW w:w="2160" w:type="dxa"/>
+            <w:shd w:val="clear" w:color="auto" w:fill="E2EFDA"/>
+          </w:tcPr>
+          <w:p>
+            <w:pPr>
+              <w:rPr>
+                <w:rFonts w:cstheme="minorHAnsi"/>
+              </w:rPr>
+            </w:pPr>
+            <w:r>
+              <w:rPr>
+                <w:rFonts w:cstheme="minorHAnsi"/>
+                <w:b/>
+              </w:rPr>
+              <w:lastRenderedPageBreak/>
+              <w:t>Alternative Flows</w:t>
+            </w:r>
+          </w:p>
+        </w:tc>
+        <w:tc>
+          <w:tcPr>
+            <w:tcW w:w="3600" w:type="dxa"/>
+            <w:gridSpan w:val="3"/>
+          </w:tcPr>
+          <w:p>
+            <w:pPr>
+              <w:rPr>
+                <w:rFonts w:cstheme="minorHAnsi"/>
+                <w:lang w:val="en-GB"/>
+              </w:rPr>
+            </w:pPr>
+            <w:r>
+              <w:rPr>
+                <w:rFonts w:cstheme="minorHAnsi"/>
+                <w:lang w:val="en-GB"/>
+              </w:rPr>
+              <w:t xml:space="preserve">4.1.1 </w:t>
+            </w:r>
+            <w:r>
+              <w:rPr>
+                <w:rFonts w:cstheme="minorHAnsi"/>
+                <w:b/>
+                <w:bCs/>
+                <w:lang w:val="en-GB"/>
+              </w:rPr>
+              <w:t>Fan Sector Purchase</w:t>
+            </w:r>
+            <w:r>
+              <w:rPr>
+                <w:rFonts w:cstheme="minorHAnsi"/>
+                <w:lang w:val="en-GB"/>
+              </w:rPr>
+              <w:t xml:space="preserve">: If the customer selects </w:t>
+            </w:r>
+            <w:r>
+              <w:rPr>
+                <w:rFonts w:cstheme="minorHAnsi"/>
+                <w:b/>
+                <w:bCs/>
+                <w:lang w:val="en-GB"/>
+              </w:rPr>
+              <w:t>Section C</w:t>
+            </w:r>
+            <w:r>
+              <w:rPr>
+                <w:rFonts w:cstheme="minorHAnsi"/>
+                <w:lang w:val="en-GB"/>
+              </w:rPr>
+              <w:t xml:space="preserve"> (Fan sector), the system requires </w:t>
+            </w:r>
+            <w:r>
+              <w:rPr>
+                <w:rFonts w:cstheme="minorHAnsi"/>
+                <w:b/>
+                <w:bCs/>
+                <w:lang w:val="en-GB"/>
+              </w:rPr>
+              <w:t>membership verification</w:t>
+            </w:r>
+            <w:r>
+              <w:rPr>
+                <w:rFonts w:cstheme="minorHAnsi"/>
+                <w:lang w:val="en-GB"/>
+              </w:rPr>
+              <w:t xml:space="preserve"> for the FC ITS Fan Club before allowing the purchase.</w:t>
+            </w:r>
+            <w:r>
+              <w:rPr>
+                <w:rFonts w:cstheme="minorHAnsi"/>
+                <w:lang w:val="en-GB"/>
+              </w:rPr>
+              <w:br/>
+            </w:r>
+            <w:r>
+              <w:rPr>
+                <w:rFonts w:cstheme="minorHAnsi"/>
+                <w:lang w:val="en-GB"/>
+              </w:rPr>
+              <w:br/>
+              <w:t xml:space="preserve">4.1.2 </w:t>
+            </w:r>
+            <w:r>
+              <w:rPr>
+                <w:rFonts w:cstheme="minorHAnsi"/>
+                <w:b/>
+                <w:bCs/>
+                <w:lang w:val="en-GB"/>
+              </w:rPr>
+              <w:t>Reduced-Price Purchase</w:t>
+            </w:r>
+            <w:r>
+              <w:rPr>
+                <w:rFonts w:cstheme="minorHAnsi"/>
+                <w:lang w:val="en-GB"/>
+              </w:rPr>
+              <w:t xml:space="preserve">: If the customer belongs to an </w:t>
+            </w:r>
+            <w:r>
+              <w:rPr>
+                <w:rFonts w:cstheme="minorHAnsi"/>
+                <w:b/>
+                <w:bCs/>
+                <w:lang w:val="en-GB"/>
+              </w:rPr>
+              <w:t>eligible group</w:t>
+            </w:r>
+            <w:r>
+              <w:rPr>
+                <w:rFonts w:cstheme="minorHAnsi"/>
+                <w:lang w:val="en-GB"/>
+              </w:rPr>
+              <w:t xml:space="preserve"> (children under 16 or persons with disabilities), the system applies a half-price discount across all sections.</w:t>
+            </w:r>
+          </w:p>
+          <w:p>
+            <w:pPr>
+              <w:rPr>
+                <w:rFonts w:cstheme="minorHAnsi"/>
+                <w:lang w:val="en-GB"/>
+              </w:rPr>
+            </w:pPr>
+          </w:p>
+          <w:p>
+            <w:pPr>
+              <w:rPr>
+                <w:rFonts w:cstheme="minorHAnsi"/>
+                <w:lang w:val="en-GB"/>
+              </w:rPr>
+            </w:pPr>
+            <w:r>
+              <w:rPr>
+                <w:rFonts w:cstheme="minorHAnsi"/>
+                <w:lang w:val="en-GB"/>
+              </w:rPr>
+              <w:t>4.1.3 If the Payment/Process fails (Incorrect billing information, lack of money, Termination, Error), nothing will be sold/bound (if needed Rollback).</w:t>
+            </w:r>
+          </w:p>
+          <w:p>
+            <w:pPr>
+              <w:rPr>
+                <w:rFonts w:cstheme="minorHAnsi"/>
+                <w:lang w:val="en-GB"/>
+              </w:rPr>
+            </w:pPr>
+          </w:p>
+        </w:tc>
+      </w:tr>
+      <w:tr>
+        <w:trPr>
+          <w:jc w:val="center"/>
+        </w:trPr>
+        <w:tc>
+          <w:tcPr>
+            <w:tcW w:w="2160" w:type="dxa"/>
+            <w:shd w:val="clear" w:color="auto" w:fill="E2EFDA"/>
+          </w:tcPr>
+          <w:p>
+            <w:pPr>
+              <w:rPr>
+                <w:rFonts w:cstheme="minorHAnsi"/>
+              </w:rPr>
+            </w:pPr>
+            <w:r>
+              <w:rPr>
+                <w:rFonts w:cstheme="minorHAnsi"/>
+                <w:b/>
+              </w:rPr>
+              <w:t>Exceptions</w:t>
+            </w:r>
+          </w:p>
+        </w:tc>
+        <w:tc>
+          <w:tcPr>
+            <w:tcW w:w="3600" w:type="dxa"/>
+            <w:gridSpan w:val="3"/>
+          </w:tcPr>
+          <w:p>
+            <w:pPr>
+              <w:rPr>
+                <w:rFonts w:cstheme="minorHAnsi"/>
+                <w:lang w:val="en-GB"/>
+              </w:rPr>
+            </w:pPr>
+            <w:r>
+              <w:rPr>
+                <w:rFonts w:cstheme="minorHAnsi"/>
+                <w:lang w:val="en-GB"/>
+              </w:rPr>
+              <w:t xml:space="preserve">4.1.0.E.1 Concurrency Conflict: If another user attempts to purchase the same seat simultaneously, the system's concurrency control rejects the second request to prevent </w:t>
+            </w:r>
+            <w:proofErr w:type="gramStart"/>
+            <w:r>
+              <w:rPr>
+                <w:rFonts w:cstheme="minorHAnsi"/>
+                <w:lang w:val="en-GB"/>
+              </w:rPr>
+              <w:t>double-selling</w:t>
+            </w:r>
+            <w:proofErr w:type="gramEnd"/>
+            <w:r>
+              <w:rPr>
+                <w:rFonts w:cstheme="minorHAnsi"/>
+                <w:lang w:val="en-GB"/>
+              </w:rPr>
+              <w:t>.</w:t>
+            </w:r>
+            <w:r>
+              <w:rPr>
+                <w:rFonts w:cstheme="minorHAnsi"/>
+                <w:lang w:val="en-GB"/>
+              </w:rPr>
+              <w:br/>
+            </w:r>
+            <w:r>
+              <w:rPr>
+                <w:rFonts w:cstheme="minorHAnsi"/>
+                <w:lang w:val="en-GB"/>
+              </w:rPr>
+              <w:br/>
+              <w:t>4.1.</w:t>
+            </w:r>
+            <w:proofErr w:type="gramStart"/>
+            <w:r>
+              <w:rPr>
+                <w:rFonts w:cstheme="minorHAnsi"/>
+                <w:lang w:val="en-GB"/>
+              </w:rPr>
+              <w:t>0.E.</w:t>
+            </w:r>
+            <w:proofErr w:type="gramEnd"/>
+            <w:r>
+              <w:rPr>
+                <w:rFonts w:cstheme="minorHAnsi"/>
+                <w:lang w:val="en-GB"/>
+              </w:rPr>
+              <w:t>2 Ticket Limit Exceeded: If a customer attempts to purchase more than 4 tickets, the system denies the transaction.</w:t>
+            </w:r>
+          </w:p>
+        </w:tc>
+      </w:tr>
+      <w:tr>
+        <w:trPr>
+          <w:jc w:val="center"/>
+        </w:trPr>
+        <w:tc>
+          <w:tcPr>
+            <w:tcW w:w="2160" w:type="dxa"/>
+            <w:shd w:val="clear" w:color="auto" w:fill="E2EFDA"/>
+          </w:tcPr>
+          <w:p>
+            <w:pPr>
+              <w:rPr>
+                <w:rFonts w:cstheme="minorHAnsi"/>
+              </w:rPr>
+            </w:pPr>
+            <w:r>
+              <w:rPr>
+                <w:rFonts w:cstheme="minorHAnsi"/>
+                <w:b/>
+              </w:rPr>
+              <w:t>Includes</w:t>
+            </w:r>
+          </w:p>
+        </w:tc>
+        <w:tc>
+          <w:tcPr>
+            <w:tcW w:w="3600" w:type="dxa"/>
+            <w:gridSpan w:val="3"/>
+          </w:tcPr>
+          <w:p>
+            <w:pPr>
+              <w:rPr>
+                <w:rFonts w:cstheme="minorHAnsi"/>
+                <w:lang w:val="en-GB"/>
+              </w:rPr>
+            </w:pPr>
+            <w:r>
+              <w:rPr>
+                <w:rFonts w:cstheme="minorHAnsi"/>
+                <w:lang w:val="en-GB"/>
+              </w:rPr>
+              <w:t>None explicitly required for anonymous sales, though customer registration is required for season tickets, not single-match tickets.</w:t>
+            </w:r>
+          </w:p>
+        </w:tc>
+      </w:tr>
+      <w:tr>
+        <w:trPr>
+          <w:jc w:val="center"/>
+        </w:trPr>
+        <w:tc>
+          <w:tcPr>
+            <w:tcW w:w="2160" w:type="dxa"/>
+            <w:shd w:val="clear" w:color="auto" w:fill="E2EFDA"/>
+          </w:tcPr>
+          <w:p>
+            <w:pPr>
+              <w:rPr>
+                <w:rFonts w:cstheme="minorHAnsi"/>
+              </w:rPr>
+            </w:pPr>
+            <w:r>
+              <w:rPr>
+                <w:rFonts w:cstheme="minorHAnsi"/>
+                <w:b/>
+              </w:rPr>
+              <w:t>Priority</w:t>
+            </w:r>
+          </w:p>
+        </w:tc>
+        <w:tc>
+          <w:tcPr>
+            <w:tcW w:w="3600" w:type="dxa"/>
+            <w:gridSpan w:val="3"/>
+          </w:tcPr>
+          <w:p>
+            <w:pPr>
+              <w:rPr>
+                <w:rFonts w:cstheme="minorHAnsi"/>
+              </w:rPr>
+            </w:pPr>
+            <w:r>
+              <w:rPr>
+                <w:rFonts w:cstheme="minorHAnsi"/>
+              </w:rPr>
+              <w:t xml:space="preserve">High (Core System </w:t>
+            </w:r>
+            <w:proofErr w:type="spellStart"/>
+            <w:r>
+              <w:rPr>
+                <w:rFonts w:cstheme="minorHAnsi"/>
+              </w:rPr>
+              <w:t>Functionality</w:t>
+            </w:r>
+            <w:proofErr w:type="spellEnd"/>
+            <w:r>
+              <w:rPr>
+                <w:rFonts w:cstheme="minorHAnsi"/>
+              </w:rPr>
+              <w:t>)</w:t>
+            </w:r>
+          </w:p>
+        </w:tc>
+      </w:tr>
+      <w:tr>
+        <w:trPr>
+          <w:jc w:val="center"/>
+        </w:trPr>
+        <w:tc>
+          <w:tcPr>
+            <w:tcW w:w="2160" w:type="dxa"/>
+            <w:shd w:val="clear" w:color="auto" w:fill="E2EFDA"/>
+          </w:tcPr>
+          <w:p>
+            <w:pPr>
+              <w:rPr>
+                <w:rFonts w:cstheme="minorHAnsi"/>
+              </w:rPr>
+            </w:pPr>
+            <w:proofErr w:type="spellStart"/>
+            <w:r>
+              <w:rPr>
+                <w:rFonts w:cstheme="minorHAnsi"/>
+                <w:b/>
+              </w:rPr>
+              <w:t>Frequency</w:t>
+            </w:r>
+            <w:proofErr w:type="spellEnd"/>
+            <w:r>
+              <w:rPr>
+                <w:rFonts w:cstheme="minorHAnsi"/>
+                <w:b/>
+              </w:rPr>
+              <w:t xml:space="preserve"> of Use</w:t>
+            </w:r>
+          </w:p>
+        </w:tc>
+        <w:tc>
+          <w:tcPr>
+            <w:tcW w:w="3600" w:type="dxa"/>
+            <w:gridSpan w:val="3"/>
+          </w:tcPr>
+          <w:p>
+            <w:pPr>
+              <w:rPr>
+                <w:rFonts w:cstheme="minorHAnsi"/>
+                <w:lang w:val="en-GB"/>
+              </w:rPr>
+            </w:pPr>
+            <w:r>
+              <w:rPr>
+                <w:rFonts w:cstheme="minorHAnsi"/>
+                <w:lang w:val="en-GB"/>
+              </w:rPr>
+              <w:t>High (Multiple concurrent users per fixture)</w:t>
+            </w:r>
+          </w:p>
+        </w:tc>
+      </w:tr>
+      <w:tr>
+        <w:trPr>
+          <w:jc w:val="center"/>
+        </w:trPr>
+        <w:tc>
+          <w:tcPr>
+            <w:tcW w:w="2160" w:type="dxa"/>
+            <w:shd w:val="clear" w:color="auto" w:fill="E2EFDA"/>
+          </w:tcPr>
+          <w:p>
+            <w:pPr>
+              <w:rPr>
+                <w:rFonts w:cstheme="minorHAnsi"/>
+              </w:rPr>
+            </w:pPr>
+            <w:r>
+              <w:rPr>
+                <w:rFonts w:cstheme="minorHAnsi"/>
+                <w:b/>
+              </w:rPr>
+              <w:t>Business Rules</w:t>
+            </w:r>
+          </w:p>
+        </w:tc>
+        <w:tc>
+          <w:tcPr>
+            <w:tcW w:w="3600" w:type="dxa"/>
+            <w:gridSpan w:val="3"/>
+          </w:tcPr>
+          <w:p>
+            <w:pPr>
+              <w:rPr>
+                <w:rFonts w:cstheme="minorHAnsi"/>
+                <w:lang w:val="en-GB"/>
+              </w:rPr>
+            </w:pPr>
+            <w:r>
+              <w:rPr>
+                <w:rFonts w:cstheme="minorHAnsi"/>
+                <w:lang w:val="en-GB"/>
+              </w:rPr>
+              <w:t>1. Customers are limited to a maximum of 4 tickets per person.</w:t>
+            </w:r>
+            <w:r>
+              <w:rPr>
+                <w:rFonts w:cstheme="minorHAnsi"/>
+                <w:lang w:val="en-GB"/>
+              </w:rPr>
+              <w:br/>
+              <w:t>2. Single-match tickets can be sold anonymously at staffed ticket counters.</w:t>
+            </w:r>
+            <w:r>
+              <w:rPr>
+                <w:rFonts w:cstheme="minorHAnsi"/>
+                <w:lang w:val="en-GB"/>
+              </w:rPr>
+              <w:br/>
+              <w:t>3. Ticket pricing must be dynamically determined by the sector/section and the competition/series type.</w:t>
+            </w:r>
+          </w:p>
+        </w:tc>
+      </w:tr>
+      <w:tr>
+        <w:trPr>
+          <w:jc w:val="center"/>
+        </w:trPr>
+        <w:tc>
+          <w:tcPr>
+            <w:tcW w:w="2160" w:type="dxa"/>
+            <w:shd w:val="clear" w:color="auto" w:fill="E2EFDA"/>
+          </w:tcPr>
+          <w:p>
+            <w:pPr>
+              <w:rPr>
+                <w:rFonts w:cstheme="minorHAnsi"/>
+              </w:rPr>
+            </w:pPr>
+            <w:r>
+              <w:rPr>
+                <w:rFonts w:cstheme="minorHAnsi"/>
+                <w:b/>
+              </w:rPr>
+              <w:t>Special Requirements</w:t>
+            </w:r>
+          </w:p>
+        </w:tc>
+        <w:tc>
+          <w:tcPr>
+            <w:tcW w:w="3600" w:type="dxa"/>
+            <w:gridSpan w:val="3"/>
+          </w:tcPr>
+          <w:p>
+            <w:pPr>
+              <w:rPr>
+                <w:rFonts w:cstheme="minorHAnsi"/>
+                <w:lang w:val="en-GB"/>
+              </w:rPr>
+            </w:pPr>
+            <w:r>
+              <w:rPr>
+                <w:rFonts w:cstheme="minorHAnsi"/>
+                <w:lang w:val="en-GB"/>
+              </w:rPr>
+              <w:t>1. Each client must operate independently while communicating with a central server.</w:t>
+            </w:r>
+            <w:r>
+              <w:rPr>
+                <w:rFonts w:cstheme="minorHAnsi"/>
+                <w:lang w:val="en-GB"/>
+              </w:rPr>
+              <w:br/>
+              <w:t>2. The server must provide real-time status updates for seats (free, reserved, sold).</w:t>
+            </w:r>
+          </w:p>
+        </w:tc>
+      </w:tr>
+      <w:tr>
+        <w:trPr>
+          <w:jc w:val="center"/>
+        </w:trPr>
+        <w:tc>
+          <w:tcPr>
+            <w:tcW w:w="2160" w:type="dxa"/>
+            <w:shd w:val="clear" w:color="auto" w:fill="E2EFDA"/>
+          </w:tcPr>
+          <w:p>
+            <w:pPr>
+              <w:rPr>
+                <w:rFonts w:cstheme="minorHAnsi"/>
+              </w:rPr>
+            </w:pPr>
+            <w:r>
+              <w:rPr>
+                <w:rFonts w:cstheme="minorHAnsi"/>
+                <w:b/>
+              </w:rPr>
+              <w:t>Assumptions</w:t>
+            </w:r>
+          </w:p>
+        </w:tc>
+        <w:tc>
+          <w:tcPr>
+            <w:tcW w:w="3600" w:type="dxa"/>
+            <w:gridSpan w:val="3"/>
+          </w:tcPr>
+          <w:p>
+            <w:pPr>
+              <w:rPr>
+                <w:rFonts w:cstheme="minorHAnsi"/>
+                <w:lang w:val="en-GB"/>
+              </w:rPr>
+            </w:pPr>
+            <w:r>
+              <w:rPr>
+                <w:rFonts w:cstheme="minorHAnsi"/>
+                <w:lang w:val="en-GB"/>
+              </w:rPr>
+              <w:t>Relevant master data (stadiums, sectors, capacities, match details) is already populated in the system.</w:t>
+            </w:r>
+          </w:p>
+        </w:tc>
+      </w:tr>
+      <w:tr>
+        <w:trPr>
+          <w:jc w:val="center"/>
+        </w:trPr>
+        <w:tc>
+          <w:tcPr>
+            <w:tcW w:w="2160" w:type="dxa"/>
+            <w:shd w:val="clear" w:color="auto" w:fill="E2EFDA"/>
+          </w:tcPr>
+          <w:p>
+            <w:pPr>
+              <w:rPr>
+                <w:rFonts w:cstheme="minorHAnsi"/>
+              </w:rPr>
+            </w:pPr>
+            <w:r>
+              <w:rPr>
+                <w:rFonts w:cstheme="minorHAnsi"/>
+                <w:b/>
+              </w:rPr>
+              <w:t>Notes and Issues</w:t>
+            </w:r>
+          </w:p>
+        </w:tc>
+        <w:tc>
+          <w:tcPr>
+            <w:tcW w:w="3600" w:type="dxa"/>
+            <w:gridSpan w:val="3"/>
+          </w:tcPr>
+          <w:p>
+            <w:pPr>
+              <w:rPr>
+                <w:rFonts w:cstheme="minorHAnsi"/>
+              </w:rPr>
+            </w:pPr>
+          </w:p>
+        </w:tc>
+      </w:tr>
+    </w:tbl>
+    <w:p>
+      <w:pPr>
+        <w:pStyle w:val="berschrift1"/>
+        <w:numPr>
+          <w:ilvl w:val="0"/>
+          <w:numId w:val="0"/>
+        </w:numPr>
+        <w:ind w:left="432" w:hanging="432"/>
+      </w:pPr>
     </w:p>
     <w:p>
       <w:pPr>
@@ -6624,13 +8834,29 @@
         </w:rPr>
       </w:pPr>
       <w:bookmarkStart w:id="20" w:name="_Toc207788682"/>
+      <w:proofErr w:type="spellStart"/>
       <w:r>
         <w:rPr>
           <w:rFonts w:asciiTheme="minorHAnsi" w:hAnsiTheme="minorHAnsi" w:cstheme="minorHAnsi"/>
         </w:rPr>
-        <w:t>Activity Diagram</w:t>
+        <w:t>Activity</w:t>
+      </w:r>
+      <w:proofErr w:type="spellEnd"/>
+      <w:r>
+        <w:rPr>
+          <w:rFonts w:asciiTheme="minorHAnsi" w:hAnsiTheme="minorHAnsi" w:cstheme="minorHAnsi"/>
+        </w:rPr>
+        <w:t xml:space="preserve"> </w:t>
+      </w:r>
+      <w:proofErr w:type="spellStart"/>
+      <w:r>
+        <w:rPr>
+          <w:rFonts w:asciiTheme="minorHAnsi" w:hAnsiTheme="minorHAnsi" w:cstheme="minorHAnsi"/>
+        </w:rPr>
+        <w:t>Diagram</w:t>
       </w:r>
       <w:bookmarkEnd w:id="20"/>
+      <w:proofErr w:type="spellEnd"/>
     </w:p>
     <w:p>
       <w:pPr>
@@ -6652,10 +8878,2130 @@
         <w:rPr>
           <w:rFonts w:asciiTheme="minorHAnsi" w:hAnsiTheme="minorHAnsi" w:cstheme="minorHAnsi"/>
         </w:rPr>
-        <w:t>Use Case 2 xxx</w:t>
+        <w:t>Use Case 2</w:t>
       </w:r>
       <w:bookmarkEnd w:id="21"/>
       <w:bookmarkEnd w:id="22"/>
+      <w:r>
+        <w:rPr>
+          <w:rFonts w:asciiTheme="minorHAnsi" w:hAnsiTheme="minorHAnsi" w:cstheme="minorHAnsi"/>
+        </w:rPr>
+        <w:t xml:space="preserve"> (4.2)</w:t>
+      </w:r>
+    </w:p>
+    <w:p>
+      <w:pPr>
+        <w:tabs>
+          <w:tab w:val="left" w:pos="1985"/>
+        </w:tabs>
+        <w:spacing w:after="0" w:line="240" w:lineRule="auto"/>
+        <w:rPr>
+          <w:rFonts w:ascii="Arial" w:eastAsia="Times New Roman" w:hAnsi="Arial"/>
+          <w:sz w:val="20"/>
+          <w:szCs w:val="20"/>
+          <w:lang w:val="en-GB" w:eastAsia="de-DE"/>
+        </w:rPr>
+      </w:pPr>
+    </w:p>
+    <w:tbl>
+      <w:tblPr>
+        <w:tblW w:w="9288" w:type="dxa"/>
+        <w:tblBorders>
+          <w:top w:val="single" w:sz="12" w:space="0" w:color="auto"/>
+          <w:left w:val="single" w:sz="12" w:space="0" w:color="auto"/>
+          <w:bottom w:val="single" w:sz="12" w:space="0" w:color="auto"/>
+          <w:right w:val="single" w:sz="12" w:space="0" w:color="auto"/>
+          <w:insideH w:val="single" w:sz="6" w:space="0" w:color="auto"/>
+          <w:insideV w:val="single" w:sz="6" w:space="0" w:color="auto"/>
+        </w:tblBorders>
+        <w:tblLayout w:type="fixed"/>
+        <w:tblLook w:val="0000" w:firstRow="0" w:lastRow="0" w:firstColumn="0" w:lastColumn="0" w:noHBand="0" w:noVBand="0"/>
+      </w:tblPr>
+      <w:tblGrid>
+        <w:gridCol w:w="1908"/>
+        <w:gridCol w:w="2340"/>
+        <w:gridCol w:w="2160"/>
+        <w:gridCol w:w="2880"/>
+      </w:tblGrid>
+      <w:tr>
+        <w:tc>
+          <w:tcPr>
+            <w:tcW w:w="1908" w:type="dxa"/>
+          </w:tcPr>
+          <w:p>
+            <w:pPr>
+              <w:keepNext/>
+              <w:spacing w:after="0" w:line="240" w:lineRule="auto"/>
+              <w:jc w:val="right"/>
+              <w:rPr>
+                <w:rFonts w:asciiTheme="minorHAnsi" w:eastAsia="Times New Roman" w:hAnsiTheme="minorHAnsi" w:cstheme="minorHAnsi"/>
+                <w:sz w:val="20"/>
+                <w:szCs w:val="20"/>
+                <w:lang w:val="en-GB" w:eastAsia="de-DE"/>
+              </w:rPr>
+            </w:pPr>
+            <w:r>
+              <w:rPr>
+                <w:rFonts w:asciiTheme="minorHAnsi" w:eastAsia="Times New Roman" w:hAnsiTheme="minorHAnsi" w:cstheme="minorHAnsi"/>
+                <w:sz w:val="20"/>
+                <w:szCs w:val="20"/>
+                <w:lang w:val="en-GB" w:eastAsia="de-DE"/>
+              </w:rPr>
+              <w:t>Use Case ID:</w:t>
+            </w:r>
+          </w:p>
+        </w:tc>
+        <w:tc>
+          <w:tcPr>
+            <w:tcW w:w="7380" w:type="dxa"/>
+            <w:gridSpan w:val="3"/>
+          </w:tcPr>
+          <w:p>
+            <w:pPr>
+              <w:keepNext/>
+              <w:spacing w:after="0" w:line="240" w:lineRule="auto"/>
+              <w:rPr>
+                <w:rFonts w:asciiTheme="minorHAnsi" w:eastAsia="Times New Roman" w:hAnsiTheme="minorHAnsi" w:cstheme="minorHAnsi"/>
+                <w:sz w:val="20"/>
+                <w:szCs w:val="20"/>
+                <w:lang w:val="en-GB" w:eastAsia="de-DE"/>
+              </w:rPr>
+            </w:pPr>
+            <w:r>
+              <w:rPr>
+                <w:rFonts w:asciiTheme="minorHAnsi" w:eastAsia="Times New Roman" w:hAnsiTheme="minorHAnsi" w:cstheme="minorHAnsi"/>
+                <w:sz w:val="20"/>
+                <w:szCs w:val="20"/>
+                <w:lang w:val="en-GB" w:eastAsia="de-DE"/>
+              </w:rPr>
+              <w:t>4.2</w:t>
+            </w:r>
+          </w:p>
+        </w:tc>
+      </w:tr>
+      <w:tr>
+        <w:tc>
+          <w:tcPr>
+            <w:tcW w:w="1908" w:type="dxa"/>
+          </w:tcPr>
+          <w:p>
+            <w:pPr>
+              <w:keepNext/>
+              <w:spacing w:after="0" w:line="240" w:lineRule="auto"/>
+              <w:jc w:val="right"/>
+              <w:rPr>
+                <w:rFonts w:asciiTheme="minorHAnsi" w:eastAsia="Times New Roman" w:hAnsiTheme="minorHAnsi" w:cstheme="minorHAnsi"/>
+                <w:sz w:val="20"/>
+                <w:szCs w:val="20"/>
+                <w:lang w:val="en-GB" w:eastAsia="de-DE"/>
+              </w:rPr>
+            </w:pPr>
+            <w:r>
+              <w:rPr>
+                <w:rFonts w:asciiTheme="minorHAnsi" w:eastAsia="Times New Roman" w:hAnsiTheme="minorHAnsi" w:cstheme="minorHAnsi"/>
+                <w:sz w:val="20"/>
+                <w:szCs w:val="20"/>
+                <w:lang w:val="en-GB" w:eastAsia="de-DE"/>
+              </w:rPr>
+              <w:t>Use Case Name:</w:t>
+            </w:r>
+          </w:p>
+        </w:tc>
+        <w:tc>
+          <w:tcPr>
+            <w:tcW w:w="7380" w:type="dxa"/>
+            <w:gridSpan w:val="3"/>
+          </w:tcPr>
+          <w:p>
+            <w:pPr>
+              <w:keepNext/>
+              <w:spacing w:after="0" w:line="240" w:lineRule="auto"/>
+              <w:rPr>
+                <w:rFonts w:asciiTheme="minorHAnsi" w:eastAsia="Times New Roman" w:hAnsiTheme="minorHAnsi" w:cstheme="minorHAnsi"/>
+                <w:sz w:val="20"/>
+                <w:szCs w:val="20"/>
+                <w:lang w:val="en-GB" w:eastAsia="de-DE"/>
+              </w:rPr>
+            </w:pPr>
+            <w:r>
+              <w:rPr>
+                <w:rFonts w:asciiTheme="minorHAnsi" w:eastAsia="Times New Roman" w:hAnsiTheme="minorHAnsi" w:cstheme="minorHAnsi"/>
+                <w:sz w:val="20"/>
+                <w:szCs w:val="20"/>
+                <w:lang w:val="en-GB" w:eastAsia="de-DE"/>
+              </w:rPr>
+              <w:t>Access Control (Check Stadium Entry)</w:t>
+            </w:r>
+          </w:p>
+        </w:tc>
+      </w:tr>
+      <w:tr>
+        <w:tc>
+          <w:tcPr>
+            <w:tcW w:w="1908" w:type="dxa"/>
+          </w:tcPr>
+          <w:p>
+            <w:pPr>
+              <w:keepNext/>
+              <w:spacing w:after="0" w:line="240" w:lineRule="auto"/>
+              <w:jc w:val="right"/>
+              <w:rPr>
+                <w:rFonts w:asciiTheme="minorHAnsi" w:eastAsia="Times New Roman" w:hAnsiTheme="minorHAnsi" w:cstheme="minorHAnsi"/>
+                <w:sz w:val="20"/>
+                <w:szCs w:val="20"/>
+                <w:lang w:val="en-GB" w:eastAsia="de-DE"/>
+              </w:rPr>
+            </w:pPr>
+            <w:r>
+              <w:rPr>
+                <w:rFonts w:asciiTheme="minorHAnsi" w:eastAsia="Times New Roman" w:hAnsiTheme="minorHAnsi" w:cstheme="minorHAnsi"/>
+                <w:sz w:val="20"/>
+                <w:szCs w:val="20"/>
+                <w:lang w:val="en-GB" w:eastAsia="de-DE"/>
+              </w:rPr>
+              <w:t>Created By:</w:t>
+            </w:r>
+          </w:p>
+        </w:tc>
+        <w:tc>
+          <w:tcPr>
+            <w:tcW w:w="2340" w:type="dxa"/>
+          </w:tcPr>
+          <w:p>
+            <w:pPr>
+              <w:keepNext/>
+              <w:spacing w:after="0" w:line="240" w:lineRule="auto"/>
+              <w:rPr>
+                <w:rFonts w:asciiTheme="minorHAnsi" w:eastAsia="Times New Roman" w:hAnsiTheme="minorHAnsi" w:cstheme="minorHAnsi"/>
+                <w:sz w:val="20"/>
+                <w:szCs w:val="20"/>
+                <w:lang w:val="en-GB" w:eastAsia="de-DE"/>
+              </w:rPr>
+            </w:pPr>
+            <w:r>
+              <w:rPr>
+                <w:rFonts w:asciiTheme="minorHAnsi" w:eastAsia="Times New Roman" w:hAnsiTheme="minorHAnsi" w:cstheme="minorHAnsi"/>
+                <w:sz w:val="20"/>
+                <w:szCs w:val="20"/>
+                <w:lang w:val="en-GB" w:eastAsia="de-DE"/>
+              </w:rPr>
+              <w:t>Susanne Lastowicka</w:t>
+            </w:r>
+          </w:p>
+        </w:tc>
+        <w:tc>
+          <w:tcPr>
+            <w:tcW w:w="2160" w:type="dxa"/>
+          </w:tcPr>
+          <w:p>
+            <w:pPr>
+              <w:keepNext/>
+              <w:spacing w:after="0" w:line="240" w:lineRule="auto"/>
+              <w:jc w:val="right"/>
+              <w:rPr>
+                <w:rFonts w:asciiTheme="minorHAnsi" w:eastAsia="Times New Roman" w:hAnsiTheme="minorHAnsi" w:cstheme="minorHAnsi"/>
+                <w:sz w:val="20"/>
+                <w:szCs w:val="20"/>
+                <w:lang w:val="en-GB" w:eastAsia="de-DE"/>
+              </w:rPr>
+            </w:pPr>
+            <w:r>
+              <w:rPr>
+                <w:rFonts w:asciiTheme="minorHAnsi" w:eastAsia="Times New Roman" w:hAnsiTheme="minorHAnsi" w:cstheme="minorHAnsi"/>
+                <w:sz w:val="20"/>
+                <w:szCs w:val="20"/>
+                <w:lang w:val="en-GB" w:eastAsia="de-DE"/>
+              </w:rPr>
+              <w:t>Last Updated By:</w:t>
+            </w:r>
+          </w:p>
+        </w:tc>
+        <w:tc>
+          <w:tcPr>
+            <w:tcW w:w="2880" w:type="dxa"/>
+          </w:tcPr>
+          <w:p>
+            <w:pPr>
+              <w:keepNext/>
+              <w:spacing w:after="0" w:line="240" w:lineRule="auto"/>
+              <w:rPr>
+                <w:rFonts w:asciiTheme="minorHAnsi" w:eastAsia="Times New Roman" w:hAnsiTheme="minorHAnsi" w:cstheme="minorHAnsi"/>
+                <w:sz w:val="20"/>
+                <w:szCs w:val="20"/>
+                <w:lang w:val="en-GB" w:eastAsia="de-DE"/>
+              </w:rPr>
+            </w:pPr>
+            <w:r>
+              <w:rPr>
+                <w:rFonts w:asciiTheme="minorHAnsi" w:eastAsia="Times New Roman" w:hAnsiTheme="minorHAnsi" w:cstheme="minorHAnsi"/>
+                <w:sz w:val="20"/>
+                <w:szCs w:val="20"/>
+                <w:lang w:val="en-GB" w:eastAsia="de-DE"/>
+              </w:rPr>
+              <w:t>Susanne Lastowicka</w:t>
+            </w:r>
+          </w:p>
+        </w:tc>
+      </w:tr>
+      <w:tr>
+        <w:tc>
+          <w:tcPr>
+            <w:tcW w:w="1908" w:type="dxa"/>
+          </w:tcPr>
+          <w:p>
+            <w:pPr>
+              <w:keepNext/>
+              <w:spacing w:after="0" w:line="240" w:lineRule="auto"/>
+              <w:jc w:val="right"/>
+              <w:rPr>
+                <w:rFonts w:asciiTheme="minorHAnsi" w:eastAsia="Times New Roman" w:hAnsiTheme="minorHAnsi" w:cstheme="minorHAnsi"/>
+                <w:sz w:val="20"/>
+                <w:szCs w:val="20"/>
+                <w:lang w:val="en-GB" w:eastAsia="de-DE"/>
+              </w:rPr>
+            </w:pPr>
+            <w:r>
+              <w:rPr>
+                <w:rFonts w:asciiTheme="minorHAnsi" w:eastAsia="Times New Roman" w:hAnsiTheme="minorHAnsi" w:cstheme="minorHAnsi"/>
+                <w:sz w:val="20"/>
+                <w:szCs w:val="20"/>
+                <w:lang w:val="en-GB" w:eastAsia="de-DE"/>
+              </w:rPr>
+              <w:t>Date Created:</w:t>
+            </w:r>
+          </w:p>
+        </w:tc>
+        <w:tc>
+          <w:tcPr>
+            <w:tcW w:w="2340" w:type="dxa"/>
+          </w:tcPr>
+          <w:p>
+            <w:pPr>
+              <w:keepNext/>
+              <w:spacing w:after="0" w:line="240" w:lineRule="auto"/>
+              <w:rPr>
+                <w:rFonts w:asciiTheme="minorHAnsi" w:eastAsia="Times New Roman" w:hAnsiTheme="minorHAnsi" w:cstheme="minorHAnsi"/>
+                <w:sz w:val="20"/>
+                <w:szCs w:val="20"/>
+                <w:lang w:val="en-GB" w:eastAsia="de-DE"/>
+              </w:rPr>
+            </w:pPr>
+            <w:r>
+              <w:rPr>
+                <w:rFonts w:asciiTheme="minorHAnsi" w:eastAsia="Times New Roman" w:hAnsiTheme="minorHAnsi" w:cstheme="minorHAnsi"/>
+                <w:sz w:val="20"/>
+                <w:szCs w:val="20"/>
+                <w:lang w:val="en-GB" w:eastAsia="de-DE"/>
+              </w:rPr>
+              <w:t>14.10.2026</w:t>
+            </w:r>
+          </w:p>
+        </w:tc>
+        <w:tc>
+          <w:tcPr>
+            <w:tcW w:w="2160" w:type="dxa"/>
+          </w:tcPr>
+          <w:p>
+            <w:pPr>
+              <w:keepNext/>
+              <w:spacing w:after="0" w:line="240" w:lineRule="auto"/>
+              <w:jc w:val="right"/>
+              <w:rPr>
+                <w:rFonts w:asciiTheme="minorHAnsi" w:eastAsia="Times New Roman" w:hAnsiTheme="minorHAnsi" w:cstheme="minorHAnsi"/>
+                <w:sz w:val="20"/>
+                <w:szCs w:val="20"/>
+                <w:lang w:val="en-GB" w:eastAsia="de-DE"/>
+              </w:rPr>
+            </w:pPr>
+            <w:r>
+              <w:rPr>
+                <w:rFonts w:asciiTheme="minorHAnsi" w:eastAsia="Times New Roman" w:hAnsiTheme="minorHAnsi" w:cstheme="minorHAnsi"/>
+                <w:sz w:val="20"/>
+                <w:szCs w:val="20"/>
+                <w:lang w:val="en-GB" w:eastAsia="de-DE"/>
+              </w:rPr>
+              <w:t>Date Last Updated:</w:t>
+            </w:r>
+          </w:p>
+        </w:tc>
+        <w:tc>
+          <w:tcPr>
+            <w:tcW w:w="2880" w:type="dxa"/>
+          </w:tcPr>
+          <w:p>
+            <w:pPr>
+              <w:keepNext/>
+              <w:spacing w:after="0" w:line="240" w:lineRule="auto"/>
+              <w:rPr>
+                <w:rFonts w:asciiTheme="minorHAnsi" w:eastAsia="Times New Roman" w:hAnsiTheme="minorHAnsi" w:cstheme="minorHAnsi"/>
+                <w:sz w:val="20"/>
+                <w:szCs w:val="20"/>
+                <w:lang w:val="en-GB" w:eastAsia="de-DE"/>
+              </w:rPr>
+            </w:pPr>
+            <w:r>
+              <w:rPr>
+                <w:rFonts w:asciiTheme="minorHAnsi" w:eastAsia="Times New Roman" w:hAnsiTheme="minorHAnsi" w:cstheme="minorHAnsi"/>
+                <w:sz w:val="20"/>
+                <w:szCs w:val="20"/>
+                <w:lang w:val="en-GB" w:eastAsia="de-DE"/>
+              </w:rPr>
+              <w:t>14.10.2026</w:t>
+            </w:r>
+          </w:p>
+        </w:tc>
+      </w:tr>
+    </w:tbl>
+    <w:p>
+      <w:pPr>
+        <w:spacing w:after="0" w:line="240" w:lineRule="auto"/>
+        <w:rPr>
+          <w:rFonts w:ascii="Arial" w:eastAsia="Times New Roman" w:hAnsi="Arial"/>
+          <w:sz w:val="20"/>
+          <w:szCs w:val="20"/>
+          <w:lang w:val="en-GB" w:eastAsia="de-DE"/>
+        </w:rPr>
+      </w:pPr>
+    </w:p>
+    <w:tbl>
+      <w:tblPr>
+        <w:tblW w:w="9288" w:type="dxa"/>
+        <w:tblBorders>
+          <w:top w:val="single" w:sz="12" w:space="0" w:color="auto"/>
+          <w:left w:val="single" w:sz="12" w:space="0" w:color="auto"/>
+          <w:bottom w:val="single" w:sz="12" w:space="0" w:color="auto"/>
+          <w:right w:val="single" w:sz="12" w:space="0" w:color="auto"/>
+          <w:insideH w:val="single" w:sz="6" w:space="0" w:color="auto"/>
+          <w:insideV w:val="single" w:sz="6" w:space="0" w:color="auto"/>
+        </w:tblBorders>
+        <w:tblLayout w:type="fixed"/>
+        <w:tblLook w:val="0000" w:firstRow="0" w:lastRow="0" w:firstColumn="0" w:lastColumn="0" w:noHBand="0" w:noVBand="0"/>
+      </w:tblPr>
+      <w:tblGrid>
+        <w:gridCol w:w="2628"/>
+        <w:gridCol w:w="6660"/>
+      </w:tblGrid>
+      <w:tr>
+        <w:tc>
+          <w:tcPr>
+            <w:tcW w:w="2628" w:type="dxa"/>
+          </w:tcPr>
+          <w:p>
+            <w:pPr>
+              <w:spacing w:after="0" w:line="240" w:lineRule="auto"/>
+              <w:jc w:val="right"/>
+              <w:rPr>
+                <w:rFonts w:asciiTheme="minorHAnsi" w:eastAsia="Times New Roman" w:hAnsiTheme="minorHAnsi" w:cstheme="minorHAnsi"/>
+                <w:sz w:val="20"/>
+                <w:szCs w:val="20"/>
+                <w:lang w:val="en-GB" w:eastAsia="de-DE"/>
+              </w:rPr>
+            </w:pPr>
+            <w:r>
+              <w:rPr>
+                <w:rFonts w:asciiTheme="minorHAnsi" w:eastAsia="Times New Roman" w:hAnsiTheme="minorHAnsi" w:cstheme="minorHAnsi"/>
+                <w:sz w:val="20"/>
+                <w:szCs w:val="20"/>
+                <w:lang w:val="en-GB" w:eastAsia="de-DE"/>
+              </w:rPr>
+              <w:t>Actors:</w:t>
+            </w:r>
+          </w:p>
+        </w:tc>
+        <w:tc>
+          <w:tcPr>
+            <w:tcW w:w="6660" w:type="dxa"/>
+          </w:tcPr>
+          <w:p>
+            <w:pPr>
+              <w:spacing w:after="0" w:line="240" w:lineRule="auto"/>
+              <w:rPr>
+                <w:rFonts w:asciiTheme="minorHAnsi" w:eastAsia="Times New Roman" w:hAnsiTheme="minorHAnsi" w:cstheme="minorHAnsi"/>
+                <w:sz w:val="20"/>
+                <w:szCs w:val="20"/>
+                <w:lang w:val="en-GB" w:eastAsia="de-DE"/>
+              </w:rPr>
+            </w:pPr>
+            <w:r>
+              <w:rPr>
+                <w:rFonts w:asciiTheme="minorHAnsi" w:eastAsia="Times New Roman" w:hAnsiTheme="minorHAnsi" w:cstheme="minorHAnsi"/>
+                <w:sz w:val="20"/>
+                <w:szCs w:val="20"/>
+                <w:lang w:val="en-GB" w:eastAsia="de-DE"/>
+              </w:rPr>
+              <w:t>Primary actor: Live Customer (ticket holder presenting a ticket number at the gate)</w:t>
+            </w:r>
+          </w:p>
+          <w:p>
+            <w:pPr>
+              <w:spacing w:after="0" w:line="240" w:lineRule="auto"/>
+              <w:rPr>
+                <w:rFonts w:asciiTheme="minorHAnsi" w:eastAsia="Times New Roman" w:hAnsiTheme="minorHAnsi" w:cstheme="minorHAnsi"/>
+                <w:sz w:val="20"/>
+                <w:szCs w:val="20"/>
+                <w:lang w:val="en-GB" w:eastAsia="de-DE"/>
+              </w:rPr>
+            </w:pPr>
+            <w:r>
+              <w:rPr>
+                <w:rFonts w:asciiTheme="minorHAnsi" w:eastAsia="Times New Roman" w:hAnsiTheme="minorHAnsi" w:cstheme="minorHAnsi"/>
+                <w:sz w:val="20"/>
+                <w:szCs w:val="20"/>
+                <w:lang w:val="en-GB" w:eastAsia="de-DE"/>
+              </w:rPr>
+              <w:t>Supporting actors: Gate (entry terminal / entry scan), Security and Staff (notified of double entry attempts)</w:t>
+            </w:r>
+          </w:p>
+        </w:tc>
+      </w:tr>
+      <w:tr>
+        <w:tc>
+          <w:tcPr>
+            <w:tcW w:w="2628" w:type="dxa"/>
+          </w:tcPr>
+          <w:p>
+            <w:pPr>
+              <w:spacing w:after="0" w:line="240" w:lineRule="auto"/>
+              <w:jc w:val="right"/>
+              <w:rPr>
+                <w:rFonts w:asciiTheme="minorHAnsi" w:eastAsia="Times New Roman" w:hAnsiTheme="minorHAnsi" w:cstheme="minorHAnsi"/>
+                <w:sz w:val="20"/>
+                <w:szCs w:val="20"/>
+                <w:lang w:val="en-GB" w:eastAsia="de-DE"/>
+              </w:rPr>
+            </w:pPr>
+            <w:r>
+              <w:rPr>
+                <w:rFonts w:asciiTheme="minorHAnsi" w:eastAsia="Times New Roman" w:hAnsiTheme="minorHAnsi" w:cstheme="minorHAnsi"/>
+                <w:sz w:val="20"/>
+                <w:szCs w:val="20"/>
+                <w:lang w:val="en-GB" w:eastAsia="de-DE"/>
+              </w:rPr>
+              <w:t>Description:</w:t>
+            </w:r>
+          </w:p>
+        </w:tc>
+        <w:tc>
+          <w:tcPr>
+            <w:tcW w:w="6660" w:type="dxa"/>
+          </w:tcPr>
+          <w:p>
+            <w:pPr>
+              <w:spacing w:after="0" w:line="240" w:lineRule="auto"/>
+              <w:rPr>
+                <w:rFonts w:asciiTheme="minorHAnsi" w:eastAsia="Times New Roman" w:hAnsiTheme="minorHAnsi" w:cstheme="minorHAnsi"/>
+                <w:sz w:val="20"/>
+                <w:szCs w:val="20"/>
+                <w:lang w:val="en-GB" w:eastAsia="de-DE"/>
+              </w:rPr>
+            </w:pPr>
+            <w:r>
+              <w:rPr>
+                <w:rFonts w:asciiTheme="minorHAnsi" w:eastAsia="Times New Roman" w:hAnsiTheme="minorHAnsi" w:cstheme="minorHAnsi"/>
+                <w:sz w:val="20"/>
+                <w:szCs w:val="20"/>
+                <w:lang w:val="en-GB" w:eastAsia="de-DE"/>
+              </w:rPr>
+              <w:t xml:space="preserve">A Live Customer attempts to enter the stadium by presenting a ticket number at a gate. The system checks that the ticket is valid for the currently active match and has not already been used for entry to this match. If so, entry is granted and logged; </w:t>
+            </w:r>
+            <w:proofErr w:type="gramStart"/>
+            <w:r>
+              <w:rPr>
+                <w:rFonts w:asciiTheme="minorHAnsi" w:eastAsia="Times New Roman" w:hAnsiTheme="minorHAnsi" w:cstheme="minorHAnsi"/>
+                <w:sz w:val="20"/>
+                <w:szCs w:val="20"/>
+                <w:lang w:val="en-GB" w:eastAsia="de-DE"/>
+              </w:rPr>
+              <w:t>otherwise</w:t>
+            </w:r>
+            <w:proofErr w:type="gramEnd"/>
+            <w:r>
+              <w:rPr>
+                <w:rFonts w:asciiTheme="minorHAnsi" w:eastAsia="Times New Roman" w:hAnsiTheme="minorHAnsi" w:cstheme="minorHAnsi"/>
+                <w:sz w:val="20"/>
+                <w:szCs w:val="20"/>
+                <w:lang w:val="en-GB" w:eastAsia="de-DE"/>
+              </w:rPr>
+              <w:t xml:space="preserve"> entry is denied. Customers are also logged when they leave the stadium, so that the same ticket number can be used to re-enter. Attempts to enter with a ticket that is already inside are denied, logged and reported to Security/Staff.</w:t>
+            </w:r>
+          </w:p>
+        </w:tc>
+      </w:tr>
+      <w:tr>
+        <w:tc>
+          <w:tcPr>
+            <w:tcW w:w="2628" w:type="dxa"/>
+          </w:tcPr>
+          <w:p>
+            <w:pPr>
+              <w:spacing w:after="0" w:line="240" w:lineRule="auto"/>
+              <w:jc w:val="right"/>
+              <w:rPr>
+                <w:rFonts w:asciiTheme="minorHAnsi" w:eastAsia="Times New Roman" w:hAnsiTheme="minorHAnsi" w:cstheme="minorHAnsi"/>
+                <w:sz w:val="20"/>
+                <w:szCs w:val="20"/>
+                <w:lang w:val="en-GB" w:eastAsia="de-DE"/>
+              </w:rPr>
+            </w:pPr>
+            <w:r>
+              <w:rPr>
+                <w:rFonts w:asciiTheme="minorHAnsi" w:eastAsia="Times New Roman" w:hAnsiTheme="minorHAnsi" w:cstheme="minorHAnsi"/>
+                <w:sz w:val="20"/>
+                <w:szCs w:val="20"/>
+                <w:lang w:val="en-GB" w:eastAsia="de-DE"/>
+              </w:rPr>
+              <w:t>Trigger:</w:t>
+            </w:r>
+          </w:p>
+        </w:tc>
+        <w:tc>
+          <w:tcPr>
+            <w:tcW w:w="6660" w:type="dxa"/>
+          </w:tcPr>
+          <w:p>
+            <w:pPr>
+              <w:spacing w:after="0" w:line="240" w:lineRule="auto"/>
+              <w:rPr>
+                <w:rFonts w:asciiTheme="minorHAnsi" w:eastAsia="Times New Roman" w:hAnsiTheme="minorHAnsi" w:cstheme="minorHAnsi"/>
+                <w:sz w:val="20"/>
+                <w:szCs w:val="20"/>
+                <w:lang w:val="en-GB" w:eastAsia="de-DE"/>
+              </w:rPr>
+            </w:pPr>
+            <w:r>
+              <w:rPr>
+                <w:rFonts w:asciiTheme="minorHAnsi" w:eastAsia="Times New Roman" w:hAnsiTheme="minorHAnsi" w:cstheme="minorHAnsi"/>
+                <w:sz w:val="20"/>
+                <w:szCs w:val="20"/>
+                <w:lang w:val="en-GB" w:eastAsia="de-DE"/>
+              </w:rPr>
+              <w:t>The Live Customer presents a ticket number at a gate to attempt entry (ticket scan or manual entry of the ticket number).</w:t>
+            </w:r>
+          </w:p>
+        </w:tc>
+      </w:tr>
+      <w:tr>
+        <w:tc>
+          <w:tcPr>
+            <w:tcW w:w="2628" w:type="dxa"/>
+          </w:tcPr>
+          <w:p>
+            <w:pPr>
+              <w:spacing w:after="0" w:line="240" w:lineRule="auto"/>
+              <w:jc w:val="right"/>
+              <w:rPr>
+                <w:rFonts w:asciiTheme="minorHAnsi" w:eastAsia="Times New Roman" w:hAnsiTheme="minorHAnsi" w:cstheme="minorHAnsi"/>
+                <w:sz w:val="20"/>
+                <w:szCs w:val="20"/>
+                <w:lang w:val="en-GB" w:eastAsia="de-DE"/>
+              </w:rPr>
+            </w:pPr>
+            <w:r>
+              <w:rPr>
+                <w:rFonts w:asciiTheme="minorHAnsi" w:eastAsia="Times New Roman" w:hAnsiTheme="minorHAnsi" w:cstheme="minorHAnsi"/>
+                <w:sz w:val="20"/>
+                <w:szCs w:val="20"/>
+                <w:lang w:val="en-GB" w:eastAsia="de-DE"/>
+              </w:rPr>
+              <w:t>Pre-Conditions:</w:t>
+            </w:r>
+          </w:p>
+        </w:tc>
+        <w:tc>
+          <w:tcPr>
+            <w:tcW w:w="6660" w:type="dxa"/>
+          </w:tcPr>
+          <w:p>
+            <w:pPr>
+              <w:numPr>
+                <w:ilvl w:val="0"/>
+                <w:numId w:val="22"/>
+              </w:numPr>
+              <w:spacing w:after="0" w:line="240" w:lineRule="auto"/>
+              <w:jc w:val="left"/>
+              <w:rPr>
+                <w:rFonts w:asciiTheme="minorHAnsi" w:eastAsia="Times New Roman" w:hAnsiTheme="minorHAnsi" w:cstheme="minorHAnsi"/>
+                <w:sz w:val="20"/>
+                <w:szCs w:val="20"/>
+                <w:lang w:val="en-GB" w:eastAsia="de-DE"/>
+              </w:rPr>
+            </w:pPr>
+            <w:r>
+              <w:rPr>
+                <w:rFonts w:asciiTheme="minorHAnsi" w:eastAsia="Times New Roman" w:hAnsiTheme="minorHAnsi" w:cstheme="minorHAnsi"/>
+                <w:sz w:val="20"/>
+                <w:szCs w:val="20"/>
+                <w:lang w:val="en-GB" w:eastAsia="de-DE"/>
+              </w:rPr>
+              <w:t>The match is created and its status is “active” (entry is only permitted for active matches).</w:t>
+            </w:r>
+          </w:p>
+          <w:p>
+            <w:pPr>
+              <w:numPr>
+                <w:ilvl w:val="0"/>
+                <w:numId w:val="22"/>
+              </w:numPr>
+              <w:spacing w:after="0" w:line="240" w:lineRule="auto"/>
+              <w:jc w:val="left"/>
+              <w:rPr>
+                <w:rFonts w:asciiTheme="minorHAnsi" w:eastAsia="Times New Roman" w:hAnsiTheme="minorHAnsi" w:cstheme="minorHAnsi"/>
+                <w:sz w:val="20"/>
+                <w:szCs w:val="20"/>
+                <w:lang w:val="en-GB" w:eastAsia="de-DE"/>
+              </w:rPr>
+            </w:pPr>
+            <w:r>
+              <w:rPr>
+                <w:rFonts w:asciiTheme="minorHAnsi" w:eastAsia="Times New Roman" w:hAnsiTheme="minorHAnsi" w:cstheme="minorHAnsi"/>
+                <w:sz w:val="20"/>
+                <w:szCs w:val="20"/>
+                <w:lang w:val="en-GB" w:eastAsia="de-DE"/>
+              </w:rPr>
+              <w:t>The ticket (single-match or season ticket) has been sold and is stored in the system, bound to exactly one fixed seat.</w:t>
+            </w:r>
+          </w:p>
+          <w:p>
+            <w:pPr>
+              <w:numPr>
+                <w:ilvl w:val="0"/>
+                <w:numId w:val="22"/>
+              </w:numPr>
+              <w:spacing w:after="0" w:line="240" w:lineRule="auto"/>
+              <w:jc w:val="left"/>
+              <w:rPr>
+                <w:rFonts w:asciiTheme="minorHAnsi" w:eastAsia="Times New Roman" w:hAnsiTheme="minorHAnsi" w:cstheme="minorHAnsi"/>
+                <w:sz w:val="20"/>
+                <w:szCs w:val="20"/>
+                <w:lang w:val="en-GB" w:eastAsia="de-DE"/>
+              </w:rPr>
+            </w:pPr>
+            <w:r>
+              <w:rPr>
+                <w:rFonts w:asciiTheme="minorHAnsi" w:eastAsia="Times New Roman" w:hAnsiTheme="minorHAnsi" w:cstheme="minorHAnsi"/>
+                <w:sz w:val="20"/>
+                <w:szCs w:val="20"/>
+                <w:lang w:val="en-GB" w:eastAsia="de-DE"/>
+              </w:rPr>
+              <w:t>The gate is connected to the central server.</w:t>
+            </w:r>
+          </w:p>
+        </w:tc>
+      </w:tr>
+      <w:tr>
+        <w:tc>
+          <w:tcPr>
+            <w:tcW w:w="2628" w:type="dxa"/>
+          </w:tcPr>
+          <w:p>
+            <w:pPr>
+              <w:spacing w:after="0" w:line="240" w:lineRule="auto"/>
+              <w:jc w:val="right"/>
+              <w:rPr>
+                <w:rFonts w:asciiTheme="minorHAnsi" w:eastAsia="Times New Roman" w:hAnsiTheme="minorHAnsi" w:cstheme="minorHAnsi"/>
+                <w:sz w:val="20"/>
+                <w:szCs w:val="20"/>
+                <w:lang w:val="en-GB" w:eastAsia="de-DE"/>
+              </w:rPr>
+            </w:pPr>
+            <w:r>
+              <w:rPr>
+                <w:rFonts w:asciiTheme="minorHAnsi" w:eastAsia="Times New Roman" w:hAnsiTheme="minorHAnsi" w:cstheme="minorHAnsi"/>
+                <w:sz w:val="20"/>
+                <w:szCs w:val="20"/>
+                <w:lang w:val="en-GB" w:eastAsia="de-DE"/>
+              </w:rPr>
+              <w:t>Post-Conditions:</w:t>
+            </w:r>
+          </w:p>
+        </w:tc>
+        <w:tc>
+          <w:tcPr>
+            <w:tcW w:w="6660" w:type="dxa"/>
+          </w:tcPr>
+          <w:p>
+            <w:pPr>
+              <w:numPr>
+                <w:ilvl w:val="0"/>
+                <w:numId w:val="23"/>
+              </w:numPr>
+              <w:spacing w:after="0" w:line="240" w:lineRule="auto"/>
+              <w:jc w:val="left"/>
+              <w:rPr>
+                <w:rFonts w:asciiTheme="minorHAnsi" w:eastAsia="Times New Roman" w:hAnsiTheme="minorHAnsi" w:cstheme="minorHAnsi"/>
+                <w:sz w:val="20"/>
+                <w:szCs w:val="20"/>
+                <w:lang w:val="en-GB" w:eastAsia="de-DE"/>
+              </w:rPr>
+            </w:pPr>
+            <w:r>
+              <w:rPr>
+                <w:rFonts w:asciiTheme="minorHAnsi" w:eastAsia="Times New Roman" w:hAnsiTheme="minorHAnsi" w:cstheme="minorHAnsi"/>
+                <w:sz w:val="20"/>
+                <w:szCs w:val="20"/>
+                <w:lang w:val="en-GB" w:eastAsia="de-DE"/>
+              </w:rPr>
+              <w:t>On granted entry: the entry (ticket number, match, gate, timestamp) is logged and the ticket is marked as “inside”; if the ticket is linked to a customer account, the entry is associated with that customer identity.</w:t>
+            </w:r>
+          </w:p>
+          <w:p>
+            <w:pPr>
+              <w:numPr>
+                <w:ilvl w:val="0"/>
+                <w:numId w:val="23"/>
+              </w:numPr>
+              <w:spacing w:after="0" w:line="240" w:lineRule="auto"/>
+              <w:jc w:val="left"/>
+              <w:rPr>
+                <w:rFonts w:asciiTheme="minorHAnsi" w:eastAsia="Times New Roman" w:hAnsiTheme="minorHAnsi" w:cstheme="minorHAnsi"/>
+                <w:sz w:val="20"/>
+                <w:szCs w:val="20"/>
+                <w:lang w:val="en-GB" w:eastAsia="de-DE"/>
+              </w:rPr>
+            </w:pPr>
+            <w:r>
+              <w:rPr>
+                <w:rFonts w:asciiTheme="minorHAnsi" w:eastAsia="Times New Roman" w:hAnsiTheme="minorHAnsi" w:cstheme="minorHAnsi"/>
+                <w:sz w:val="20"/>
+                <w:szCs w:val="20"/>
+                <w:lang w:val="en-GB" w:eastAsia="de-DE"/>
+              </w:rPr>
+              <w:t>The match statistics (number of tickets used / entries, occupancy) are updated.</w:t>
+            </w:r>
+          </w:p>
+          <w:p>
+            <w:pPr>
+              <w:numPr>
+                <w:ilvl w:val="0"/>
+                <w:numId w:val="23"/>
+              </w:numPr>
+              <w:spacing w:after="0" w:line="240" w:lineRule="auto"/>
+              <w:jc w:val="left"/>
+              <w:rPr>
+                <w:rFonts w:asciiTheme="minorHAnsi" w:eastAsia="Times New Roman" w:hAnsiTheme="minorHAnsi" w:cstheme="minorHAnsi"/>
+                <w:sz w:val="20"/>
+                <w:szCs w:val="20"/>
+                <w:lang w:val="en-GB" w:eastAsia="de-DE"/>
+              </w:rPr>
+            </w:pPr>
+            <w:r>
+              <w:rPr>
+                <w:rFonts w:asciiTheme="minorHAnsi" w:eastAsia="Times New Roman" w:hAnsiTheme="minorHAnsi" w:cstheme="minorHAnsi"/>
+                <w:sz w:val="20"/>
+                <w:szCs w:val="20"/>
+                <w:lang w:val="en-GB" w:eastAsia="de-DE"/>
+              </w:rPr>
+              <w:t>On denied entry: no entry is granted, the ticket status remains unchanged and the attempt is logged.</w:t>
+            </w:r>
+          </w:p>
+          <w:p>
+            <w:pPr>
+              <w:numPr>
+                <w:ilvl w:val="0"/>
+                <w:numId w:val="23"/>
+              </w:numPr>
+              <w:spacing w:after="0" w:line="240" w:lineRule="auto"/>
+              <w:jc w:val="left"/>
+              <w:rPr>
+                <w:rFonts w:asciiTheme="minorHAnsi" w:eastAsia="Times New Roman" w:hAnsiTheme="minorHAnsi" w:cstheme="minorHAnsi"/>
+                <w:sz w:val="20"/>
+                <w:szCs w:val="20"/>
+                <w:lang w:val="en-GB" w:eastAsia="de-DE"/>
+              </w:rPr>
+            </w:pPr>
+            <w:r>
+              <w:rPr>
+                <w:rFonts w:asciiTheme="minorHAnsi" w:eastAsia="Times New Roman" w:hAnsiTheme="minorHAnsi" w:cstheme="minorHAnsi"/>
+                <w:sz w:val="20"/>
+                <w:szCs w:val="20"/>
+                <w:lang w:val="en-GB" w:eastAsia="de-DE"/>
+              </w:rPr>
+              <w:t>On a double entry attempt: Security/Staff have been notified.</w:t>
+            </w:r>
+          </w:p>
+        </w:tc>
+      </w:tr>
+      <w:tr>
+        <w:tc>
+          <w:tcPr>
+            <w:tcW w:w="2628" w:type="dxa"/>
+          </w:tcPr>
+          <w:p>
+            <w:pPr>
+              <w:spacing w:after="0" w:line="240" w:lineRule="auto"/>
+              <w:jc w:val="right"/>
+              <w:rPr>
+                <w:rFonts w:asciiTheme="minorHAnsi" w:eastAsia="Times New Roman" w:hAnsiTheme="minorHAnsi" w:cstheme="minorHAnsi"/>
+                <w:sz w:val="20"/>
+                <w:szCs w:val="20"/>
+                <w:lang w:val="en-GB" w:eastAsia="de-DE"/>
+              </w:rPr>
+            </w:pPr>
+            <w:r>
+              <w:rPr>
+                <w:rFonts w:asciiTheme="minorHAnsi" w:eastAsia="Times New Roman" w:hAnsiTheme="minorHAnsi" w:cstheme="minorHAnsi"/>
+                <w:sz w:val="20"/>
+                <w:szCs w:val="20"/>
+                <w:lang w:val="en-GB" w:eastAsia="de-DE"/>
+              </w:rPr>
+              <w:t>Normal Flow:</w:t>
+            </w:r>
+          </w:p>
+        </w:tc>
+        <w:tc>
+          <w:tcPr>
+            <w:tcW w:w="6660" w:type="dxa"/>
+          </w:tcPr>
+          <w:p>
+            <w:pPr>
+              <w:numPr>
+                <w:ilvl w:val="0"/>
+                <w:numId w:val="24"/>
+              </w:numPr>
+              <w:spacing w:after="0" w:line="240" w:lineRule="auto"/>
+              <w:jc w:val="left"/>
+              <w:rPr>
+                <w:rFonts w:asciiTheme="minorHAnsi" w:eastAsia="Times New Roman" w:hAnsiTheme="minorHAnsi" w:cstheme="minorHAnsi"/>
+                <w:sz w:val="20"/>
+                <w:szCs w:val="20"/>
+                <w:lang w:val="en-GB" w:eastAsia="de-DE"/>
+              </w:rPr>
+            </w:pPr>
+            <w:r>
+              <w:rPr>
+                <w:rFonts w:asciiTheme="minorHAnsi" w:eastAsia="Times New Roman" w:hAnsiTheme="minorHAnsi" w:cstheme="minorHAnsi"/>
+                <w:b/>
+                <w:sz w:val="20"/>
+                <w:szCs w:val="20"/>
+                <w:lang w:val="en-GB" w:eastAsia="de-DE"/>
+              </w:rPr>
+              <w:t>Live Customer:</w:t>
+            </w:r>
+            <w:r>
+              <w:rPr>
+                <w:rFonts w:asciiTheme="minorHAnsi" w:eastAsia="Times New Roman" w:hAnsiTheme="minorHAnsi" w:cstheme="minorHAnsi"/>
+                <w:sz w:val="20"/>
+                <w:szCs w:val="20"/>
+                <w:lang w:val="en-GB" w:eastAsia="de-DE"/>
+              </w:rPr>
+              <w:t xml:space="preserve"> presents the ticket number at the gate.</w:t>
+            </w:r>
+          </w:p>
+          <w:p>
+            <w:pPr>
+              <w:numPr>
+                <w:ilvl w:val="0"/>
+                <w:numId w:val="24"/>
+              </w:numPr>
+              <w:spacing w:after="0" w:line="240" w:lineRule="auto"/>
+              <w:jc w:val="left"/>
+              <w:rPr>
+                <w:rFonts w:asciiTheme="minorHAnsi" w:eastAsia="Times New Roman" w:hAnsiTheme="minorHAnsi" w:cstheme="minorHAnsi"/>
+                <w:sz w:val="20"/>
+                <w:szCs w:val="20"/>
+                <w:lang w:val="en-GB" w:eastAsia="de-DE"/>
+              </w:rPr>
+            </w:pPr>
+            <w:r>
+              <w:rPr>
+                <w:rFonts w:asciiTheme="minorHAnsi" w:eastAsia="Times New Roman" w:hAnsiTheme="minorHAnsi" w:cstheme="minorHAnsi"/>
+                <w:b/>
+                <w:sz w:val="20"/>
+                <w:szCs w:val="20"/>
+                <w:lang w:val="en-GB" w:eastAsia="de-DE"/>
+              </w:rPr>
+              <w:t>System:</w:t>
+            </w:r>
+            <w:r>
+              <w:rPr>
+                <w:rFonts w:asciiTheme="minorHAnsi" w:eastAsia="Times New Roman" w:hAnsiTheme="minorHAnsi" w:cstheme="minorHAnsi"/>
+                <w:sz w:val="20"/>
+                <w:szCs w:val="20"/>
+                <w:lang w:val="en-GB" w:eastAsia="de-DE"/>
+              </w:rPr>
+              <w:t xml:space="preserve"> loads the ticket and the currently active match.</w:t>
+            </w:r>
+          </w:p>
+          <w:p>
+            <w:pPr>
+              <w:numPr>
+                <w:ilvl w:val="0"/>
+                <w:numId w:val="24"/>
+              </w:numPr>
+              <w:spacing w:after="0" w:line="240" w:lineRule="auto"/>
+              <w:jc w:val="left"/>
+              <w:rPr>
+                <w:rFonts w:asciiTheme="minorHAnsi" w:eastAsia="Times New Roman" w:hAnsiTheme="minorHAnsi" w:cstheme="minorHAnsi"/>
+                <w:sz w:val="20"/>
+                <w:szCs w:val="20"/>
+                <w:lang w:val="en-GB" w:eastAsia="de-DE"/>
+              </w:rPr>
+            </w:pPr>
+            <w:r>
+              <w:rPr>
+                <w:rFonts w:asciiTheme="minorHAnsi" w:eastAsia="Times New Roman" w:hAnsiTheme="minorHAnsi" w:cstheme="minorHAnsi"/>
+                <w:b/>
+                <w:sz w:val="20"/>
+                <w:szCs w:val="20"/>
+                <w:lang w:val="en-GB" w:eastAsia="de-DE"/>
+              </w:rPr>
+              <w:t>System:</w:t>
+            </w:r>
+            <w:r>
+              <w:rPr>
+                <w:rFonts w:asciiTheme="minorHAnsi" w:eastAsia="Times New Roman" w:hAnsiTheme="minorHAnsi" w:cstheme="minorHAnsi"/>
+                <w:sz w:val="20"/>
+                <w:szCs w:val="20"/>
+                <w:lang w:val="en-GB" w:eastAsia="de-DE"/>
+              </w:rPr>
+              <w:t xml:space="preserve"> checks that the ticket is valid for the active match: it is either a single-match ticket for exactly this match, or a season ticket for the competition/series of this match.</w:t>
+            </w:r>
+          </w:p>
+          <w:p>
+            <w:pPr>
+              <w:numPr>
+                <w:ilvl w:val="0"/>
+                <w:numId w:val="24"/>
+              </w:numPr>
+              <w:spacing w:after="0" w:line="240" w:lineRule="auto"/>
+              <w:jc w:val="left"/>
+              <w:rPr>
+                <w:rFonts w:asciiTheme="minorHAnsi" w:eastAsia="Times New Roman" w:hAnsiTheme="minorHAnsi" w:cstheme="minorHAnsi"/>
+                <w:sz w:val="20"/>
+                <w:szCs w:val="20"/>
+                <w:lang w:val="en-GB" w:eastAsia="de-DE"/>
+              </w:rPr>
+            </w:pPr>
+            <w:r>
+              <w:rPr>
+                <w:rFonts w:asciiTheme="minorHAnsi" w:eastAsia="Times New Roman" w:hAnsiTheme="minorHAnsi" w:cstheme="minorHAnsi"/>
+                <w:b/>
+                <w:sz w:val="20"/>
+                <w:szCs w:val="20"/>
+                <w:lang w:val="en-GB" w:eastAsia="de-DE"/>
+              </w:rPr>
+              <w:t>System:</w:t>
+            </w:r>
+            <w:r>
+              <w:rPr>
+                <w:rFonts w:asciiTheme="minorHAnsi" w:eastAsia="Times New Roman" w:hAnsiTheme="minorHAnsi" w:cstheme="minorHAnsi"/>
+                <w:sz w:val="20"/>
+                <w:szCs w:val="20"/>
+                <w:lang w:val="en-GB" w:eastAsia="de-DE"/>
+              </w:rPr>
+              <w:t xml:space="preserve"> checks that the ticket has not already been used for entry to this match (no entry without a subsequent leave).</w:t>
+            </w:r>
+          </w:p>
+          <w:p>
+            <w:pPr>
+              <w:numPr>
+                <w:ilvl w:val="0"/>
+                <w:numId w:val="24"/>
+              </w:numPr>
+              <w:spacing w:after="0" w:line="240" w:lineRule="auto"/>
+              <w:jc w:val="left"/>
+              <w:rPr>
+                <w:rFonts w:asciiTheme="minorHAnsi" w:eastAsia="Times New Roman" w:hAnsiTheme="minorHAnsi" w:cstheme="minorHAnsi"/>
+                <w:sz w:val="20"/>
+                <w:szCs w:val="20"/>
+                <w:lang w:val="en-GB" w:eastAsia="de-DE"/>
+              </w:rPr>
+            </w:pPr>
+            <w:r>
+              <w:rPr>
+                <w:rFonts w:asciiTheme="minorHAnsi" w:eastAsia="Times New Roman" w:hAnsiTheme="minorHAnsi" w:cstheme="minorHAnsi"/>
+                <w:b/>
+                <w:sz w:val="20"/>
+                <w:szCs w:val="20"/>
+                <w:lang w:val="en-GB" w:eastAsia="de-DE"/>
+              </w:rPr>
+              <w:t>System:</w:t>
+            </w:r>
+            <w:r>
+              <w:rPr>
+                <w:rFonts w:asciiTheme="minorHAnsi" w:eastAsia="Times New Roman" w:hAnsiTheme="minorHAnsi" w:cstheme="minorHAnsi"/>
+                <w:sz w:val="20"/>
+                <w:szCs w:val="20"/>
+                <w:lang w:val="en-GB" w:eastAsia="de-DE"/>
+              </w:rPr>
+              <w:t xml:space="preserve"> logs the entry (ticket number, match, gate, timestamp) and links it to the customer identity, if known.</w:t>
+            </w:r>
+          </w:p>
+          <w:p>
+            <w:pPr>
+              <w:numPr>
+                <w:ilvl w:val="0"/>
+                <w:numId w:val="24"/>
+              </w:numPr>
+              <w:spacing w:after="0" w:line="240" w:lineRule="auto"/>
+              <w:jc w:val="left"/>
+              <w:rPr>
+                <w:rFonts w:asciiTheme="minorHAnsi" w:eastAsia="Times New Roman" w:hAnsiTheme="minorHAnsi" w:cstheme="minorHAnsi"/>
+                <w:sz w:val="20"/>
+                <w:szCs w:val="20"/>
+                <w:lang w:val="en-GB" w:eastAsia="de-DE"/>
+              </w:rPr>
+            </w:pPr>
+            <w:r>
+              <w:rPr>
+                <w:rFonts w:asciiTheme="minorHAnsi" w:eastAsia="Times New Roman" w:hAnsiTheme="minorHAnsi" w:cstheme="minorHAnsi"/>
+                <w:b/>
+                <w:sz w:val="20"/>
+                <w:szCs w:val="20"/>
+                <w:lang w:val="en-GB" w:eastAsia="de-DE"/>
+              </w:rPr>
+              <w:t>System:</w:t>
+            </w:r>
+            <w:r>
+              <w:rPr>
+                <w:rFonts w:asciiTheme="minorHAnsi" w:eastAsia="Times New Roman" w:hAnsiTheme="minorHAnsi" w:cstheme="minorHAnsi"/>
+                <w:sz w:val="20"/>
+                <w:szCs w:val="20"/>
+                <w:lang w:val="en-GB" w:eastAsia="de-DE"/>
+              </w:rPr>
+              <w:t xml:space="preserve"> updates the match statistics and grants entry (gate opens, success is displayed).</w:t>
+            </w:r>
+          </w:p>
+          <w:p>
+            <w:pPr>
+              <w:numPr>
+                <w:ilvl w:val="0"/>
+                <w:numId w:val="24"/>
+              </w:numPr>
+              <w:spacing w:after="0" w:line="240" w:lineRule="auto"/>
+              <w:jc w:val="left"/>
+              <w:rPr>
+                <w:rFonts w:asciiTheme="minorHAnsi" w:eastAsia="Times New Roman" w:hAnsiTheme="minorHAnsi" w:cstheme="minorHAnsi"/>
+                <w:sz w:val="20"/>
+                <w:szCs w:val="20"/>
+                <w:lang w:val="en-GB" w:eastAsia="de-DE"/>
+              </w:rPr>
+            </w:pPr>
+            <w:r>
+              <w:rPr>
+                <w:rFonts w:asciiTheme="minorHAnsi" w:eastAsia="Times New Roman" w:hAnsiTheme="minorHAnsi" w:cstheme="minorHAnsi"/>
+                <w:b/>
+                <w:sz w:val="20"/>
+                <w:szCs w:val="20"/>
+                <w:lang w:val="en-GB" w:eastAsia="de-DE"/>
+              </w:rPr>
+              <w:t>Live Customer:</w:t>
+            </w:r>
+            <w:r>
+              <w:rPr>
+                <w:rFonts w:asciiTheme="minorHAnsi" w:eastAsia="Times New Roman" w:hAnsiTheme="minorHAnsi" w:cstheme="minorHAnsi"/>
+                <w:sz w:val="20"/>
+                <w:szCs w:val="20"/>
+                <w:lang w:val="en-GB" w:eastAsia="de-DE"/>
+              </w:rPr>
+              <w:t xml:space="preserve"> enters the stadium.</w:t>
+            </w:r>
+          </w:p>
+        </w:tc>
+      </w:tr>
+      <w:tr>
+        <w:tc>
+          <w:tcPr>
+            <w:tcW w:w="2628" w:type="dxa"/>
+          </w:tcPr>
+          <w:p>
+            <w:pPr>
+              <w:spacing w:after="0" w:line="240" w:lineRule="auto"/>
+              <w:jc w:val="right"/>
+              <w:rPr>
+                <w:rFonts w:asciiTheme="minorHAnsi" w:eastAsia="Times New Roman" w:hAnsiTheme="minorHAnsi" w:cstheme="minorHAnsi"/>
+                <w:sz w:val="20"/>
+                <w:szCs w:val="20"/>
+                <w:lang w:val="en-GB" w:eastAsia="de-DE"/>
+              </w:rPr>
+            </w:pPr>
+            <w:r>
+              <w:rPr>
+                <w:rFonts w:asciiTheme="minorHAnsi" w:eastAsia="Times New Roman" w:hAnsiTheme="minorHAnsi" w:cstheme="minorHAnsi"/>
+                <w:sz w:val="20"/>
+                <w:szCs w:val="20"/>
+                <w:lang w:val="en-GB" w:eastAsia="de-DE"/>
+              </w:rPr>
+              <w:lastRenderedPageBreak/>
+              <w:t>Alternative Flows:</w:t>
+            </w:r>
+          </w:p>
+        </w:tc>
+        <w:tc>
+          <w:tcPr>
+            <w:tcW w:w="6660" w:type="dxa"/>
+          </w:tcPr>
+          <w:p>
+            <w:pPr>
+              <w:spacing w:after="0" w:line="240" w:lineRule="auto"/>
+              <w:rPr>
+                <w:rFonts w:asciiTheme="minorHAnsi" w:eastAsia="Times New Roman" w:hAnsiTheme="minorHAnsi" w:cstheme="minorHAnsi"/>
+                <w:sz w:val="20"/>
+                <w:szCs w:val="20"/>
+                <w:lang w:val="en-GB" w:eastAsia="de-DE"/>
+              </w:rPr>
+            </w:pPr>
+            <w:r>
+              <w:rPr>
+                <w:rFonts w:asciiTheme="minorHAnsi" w:eastAsia="Times New Roman" w:hAnsiTheme="minorHAnsi" w:cstheme="minorHAnsi"/>
+                <w:b/>
+                <w:sz w:val="20"/>
+                <w:szCs w:val="20"/>
+                <w:lang w:val="en-GB" w:eastAsia="de-DE"/>
+              </w:rPr>
+              <w:t>4.2.1 Leave stadium (Register Leave):</w:t>
+            </w:r>
+            <w:r>
+              <w:rPr>
+                <w:rFonts w:asciiTheme="minorHAnsi" w:eastAsia="Times New Roman" w:hAnsiTheme="minorHAnsi" w:cstheme="minorHAnsi"/>
+                <w:sz w:val="20"/>
+                <w:szCs w:val="20"/>
+                <w:lang w:val="en-GB" w:eastAsia="de-DE"/>
+              </w:rPr>
+              <w:t xml:space="preserve"> The Live Customer presents the ticket number when leaving. The system checks that the ticket is currently marked as “inside”, logs the leave (ticket number, match, gate, timestamp) and marks the ticket as “outside”. The same ticket number may then be used to enter again.</w:t>
+            </w:r>
+          </w:p>
+          <w:p>
+            <w:pPr>
+              <w:spacing w:after="0" w:line="240" w:lineRule="auto"/>
+              <w:rPr>
+                <w:rFonts w:asciiTheme="minorHAnsi" w:eastAsia="Times New Roman" w:hAnsiTheme="minorHAnsi" w:cstheme="minorHAnsi"/>
+                <w:sz w:val="20"/>
+                <w:szCs w:val="20"/>
+                <w:lang w:val="en-GB" w:eastAsia="de-DE"/>
+              </w:rPr>
+            </w:pPr>
+            <w:r>
+              <w:rPr>
+                <w:rFonts w:asciiTheme="minorHAnsi" w:eastAsia="Times New Roman" w:hAnsiTheme="minorHAnsi" w:cstheme="minorHAnsi"/>
+                <w:b/>
+                <w:sz w:val="20"/>
+                <w:szCs w:val="20"/>
+                <w:lang w:val="en-GB" w:eastAsia="de-DE"/>
+              </w:rPr>
+              <w:t>4.2.2 Re-entry:</w:t>
+            </w:r>
+            <w:r>
+              <w:rPr>
+                <w:rFonts w:asciiTheme="minorHAnsi" w:eastAsia="Times New Roman" w:hAnsiTheme="minorHAnsi" w:cstheme="minorHAnsi"/>
+                <w:sz w:val="20"/>
+                <w:szCs w:val="20"/>
+                <w:lang w:val="en-GB" w:eastAsia="de-DE"/>
+              </w:rPr>
+              <w:t xml:space="preserve"> The Live Customer returns with a ticket whose leave has been logged. The flow continues as in 4.2.0 (the check “not already used” succeeds because the leave was logged); the new entry is logged as well.</w:t>
+            </w:r>
+          </w:p>
+          <w:p>
+            <w:pPr>
+              <w:spacing w:after="0" w:line="240" w:lineRule="auto"/>
+              <w:rPr>
+                <w:rFonts w:asciiTheme="minorHAnsi" w:eastAsia="Times New Roman" w:hAnsiTheme="minorHAnsi" w:cstheme="minorHAnsi"/>
+                <w:sz w:val="20"/>
+                <w:szCs w:val="20"/>
+                <w:lang w:val="en-GB" w:eastAsia="de-DE"/>
+              </w:rPr>
+            </w:pPr>
+            <w:r>
+              <w:rPr>
+                <w:rFonts w:asciiTheme="minorHAnsi" w:eastAsia="Times New Roman" w:hAnsiTheme="minorHAnsi" w:cstheme="minorHAnsi"/>
+                <w:b/>
+                <w:sz w:val="20"/>
+                <w:szCs w:val="20"/>
+                <w:lang w:val="en-GB" w:eastAsia="de-DE"/>
+              </w:rPr>
+              <w:t>4.2.3 Season ticket:</w:t>
+            </w:r>
+            <w:r>
+              <w:rPr>
+                <w:rFonts w:asciiTheme="minorHAnsi" w:eastAsia="Times New Roman" w:hAnsiTheme="minorHAnsi" w:cstheme="minorHAnsi"/>
+                <w:sz w:val="20"/>
+                <w:szCs w:val="20"/>
+                <w:lang w:val="en-GB" w:eastAsia="de-DE"/>
+              </w:rPr>
+              <w:t xml:space="preserve"> The ticket is a season ticket. In step 3 of 4.2.0 the system validates it against the competition/series of the active match instead of a single match. The remaining steps are identical.</w:t>
+            </w:r>
+          </w:p>
+        </w:tc>
+      </w:tr>
+      <w:tr>
+        <w:tc>
+          <w:tcPr>
+            <w:tcW w:w="2628" w:type="dxa"/>
+          </w:tcPr>
+          <w:p>
+            <w:pPr>
+              <w:spacing w:after="0" w:line="240" w:lineRule="auto"/>
+              <w:jc w:val="right"/>
+              <w:rPr>
+                <w:rFonts w:asciiTheme="minorHAnsi" w:eastAsia="Times New Roman" w:hAnsiTheme="minorHAnsi" w:cstheme="minorHAnsi"/>
+                <w:sz w:val="20"/>
+                <w:szCs w:val="20"/>
+                <w:lang w:val="en-GB" w:eastAsia="de-DE"/>
+              </w:rPr>
+            </w:pPr>
+            <w:r>
+              <w:rPr>
+                <w:rFonts w:asciiTheme="minorHAnsi" w:eastAsia="Times New Roman" w:hAnsiTheme="minorHAnsi" w:cstheme="minorHAnsi"/>
+                <w:sz w:val="20"/>
+                <w:szCs w:val="20"/>
+                <w:lang w:val="en-GB" w:eastAsia="de-DE"/>
+              </w:rPr>
+              <w:t>Exceptions:</w:t>
+            </w:r>
+          </w:p>
+        </w:tc>
+        <w:tc>
+          <w:tcPr>
+            <w:tcW w:w="6660" w:type="dxa"/>
+          </w:tcPr>
+          <w:p>
+            <w:pPr>
+              <w:spacing w:after="0" w:line="240" w:lineRule="auto"/>
+              <w:rPr>
+                <w:rFonts w:asciiTheme="minorHAnsi" w:eastAsia="Times New Roman" w:hAnsiTheme="minorHAnsi" w:cstheme="minorHAnsi"/>
+                <w:sz w:val="20"/>
+                <w:szCs w:val="20"/>
+                <w:lang w:val="en-GB" w:eastAsia="de-DE"/>
+              </w:rPr>
+            </w:pPr>
+            <w:r>
+              <w:rPr>
+                <w:rFonts w:asciiTheme="minorHAnsi" w:eastAsia="Times New Roman" w:hAnsiTheme="minorHAnsi" w:cstheme="minorHAnsi"/>
+                <w:b/>
+                <w:sz w:val="20"/>
+                <w:szCs w:val="20"/>
+                <w:lang w:val="en-GB" w:eastAsia="de-DE"/>
+              </w:rPr>
+              <w:t>4.2.0.E.1 Unknown ticket number:</w:t>
+            </w:r>
+            <w:r>
+              <w:rPr>
+                <w:rFonts w:asciiTheme="minorHAnsi" w:eastAsia="Times New Roman" w:hAnsiTheme="minorHAnsi" w:cstheme="minorHAnsi"/>
+                <w:sz w:val="20"/>
+                <w:szCs w:val="20"/>
+                <w:lang w:val="en-GB" w:eastAsia="de-DE"/>
+              </w:rPr>
+              <w:t xml:space="preserve"> The ticket number does not exist. The system denies entry, displays an error message and logs the attempt. No state change.</w:t>
+            </w:r>
+          </w:p>
+          <w:p>
+            <w:pPr>
+              <w:spacing w:after="0" w:line="240" w:lineRule="auto"/>
+              <w:rPr>
+                <w:rFonts w:asciiTheme="minorHAnsi" w:eastAsia="Times New Roman" w:hAnsiTheme="minorHAnsi" w:cstheme="minorHAnsi"/>
+                <w:sz w:val="20"/>
+                <w:szCs w:val="20"/>
+                <w:lang w:val="en-GB" w:eastAsia="de-DE"/>
+              </w:rPr>
+            </w:pPr>
+            <w:r>
+              <w:rPr>
+                <w:rFonts w:asciiTheme="minorHAnsi" w:eastAsia="Times New Roman" w:hAnsiTheme="minorHAnsi" w:cstheme="minorHAnsi"/>
+                <w:b/>
+                <w:sz w:val="20"/>
+                <w:szCs w:val="20"/>
+                <w:lang w:val="en-GB" w:eastAsia="de-DE"/>
+              </w:rPr>
+              <w:t>4.2.0.E.2 No active match:</w:t>
+            </w:r>
+            <w:r>
+              <w:rPr>
+                <w:rFonts w:asciiTheme="minorHAnsi" w:eastAsia="Times New Roman" w:hAnsiTheme="minorHAnsi" w:cstheme="minorHAnsi"/>
+                <w:sz w:val="20"/>
+                <w:szCs w:val="20"/>
+                <w:lang w:val="en-GB" w:eastAsia="de-DE"/>
+              </w:rPr>
+              <w:t xml:space="preserve"> The match status is planned, conducted or cancelled. The system denies entry and displays an error message. No state change.</w:t>
+            </w:r>
+          </w:p>
+          <w:p>
+            <w:pPr>
+              <w:spacing w:after="0" w:line="240" w:lineRule="auto"/>
+              <w:rPr>
+                <w:rFonts w:asciiTheme="minorHAnsi" w:eastAsia="Times New Roman" w:hAnsiTheme="minorHAnsi" w:cstheme="minorHAnsi"/>
+                <w:sz w:val="20"/>
+                <w:szCs w:val="20"/>
+                <w:lang w:val="en-GB" w:eastAsia="de-DE"/>
+              </w:rPr>
+            </w:pPr>
+            <w:r>
+              <w:rPr>
+                <w:rFonts w:asciiTheme="minorHAnsi" w:eastAsia="Times New Roman" w:hAnsiTheme="minorHAnsi" w:cstheme="minorHAnsi"/>
+                <w:b/>
+                <w:sz w:val="20"/>
+                <w:szCs w:val="20"/>
+                <w:lang w:val="en-GB" w:eastAsia="de-DE"/>
+              </w:rPr>
+              <w:t>4.2.0.E.3 Ticket not valid for this match:</w:t>
+            </w:r>
+            <w:r>
+              <w:rPr>
+                <w:rFonts w:asciiTheme="minorHAnsi" w:eastAsia="Times New Roman" w:hAnsiTheme="minorHAnsi" w:cstheme="minorHAnsi"/>
+                <w:sz w:val="20"/>
+                <w:szCs w:val="20"/>
+                <w:lang w:val="en-GB" w:eastAsia="de-DE"/>
+              </w:rPr>
+              <w:t xml:space="preserve"> The ticket is a single-match ticket for another match, or a season ticket for a different competition/series. The system denies entry and logs the attempt.</w:t>
+            </w:r>
+          </w:p>
+          <w:p>
+            <w:pPr>
+              <w:spacing w:after="0" w:line="240" w:lineRule="auto"/>
+              <w:rPr>
+                <w:rFonts w:asciiTheme="minorHAnsi" w:eastAsia="Times New Roman" w:hAnsiTheme="minorHAnsi" w:cstheme="minorHAnsi"/>
+                <w:sz w:val="20"/>
+                <w:szCs w:val="20"/>
+                <w:lang w:val="en-GB" w:eastAsia="de-DE"/>
+              </w:rPr>
+            </w:pPr>
+            <w:r>
+              <w:rPr>
+                <w:rFonts w:asciiTheme="minorHAnsi" w:eastAsia="Times New Roman" w:hAnsiTheme="minorHAnsi" w:cstheme="minorHAnsi"/>
+                <w:b/>
+                <w:sz w:val="20"/>
+                <w:szCs w:val="20"/>
+                <w:lang w:val="en-GB" w:eastAsia="de-DE"/>
+              </w:rPr>
+              <w:t>4.2.0.E.4 Ticket already used (double entry attempt):</w:t>
+            </w:r>
+            <w:r>
+              <w:rPr>
+                <w:rFonts w:asciiTheme="minorHAnsi" w:eastAsia="Times New Roman" w:hAnsiTheme="minorHAnsi" w:cstheme="minorHAnsi"/>
+                <w:sz w:val="20"/>
+                <w:szCs w:val="20"/>
+                <w:lang w:val="en-GB" w:eastAsia="de-DE"/>
+              </w:rPr>
+              <w:t xml:space="preserve"> The ticket is already marked as “inside”. The system denies entry, logs the attempt with the ticket number and notifies Security/Staff (Notify double entry attempt). If the same ticket number is presented repeatedly, the notification is marked as a repeated attempt. The original entry stays valid.</w:t>
+            </w:r>
+          </w:p>
+          <w:p>
+            <w:pPr>
+              <w:spacing w:after="0" w:line="240" w:lineRule="auto"/>
+              <w:rPr>
+                <w:rFonts w:asciiTheme="minorHAnsi" w:eastAsia="Times New Roman" w:hAnsiTheme="minorHAnsi" w:cstheme="minorHAnsi"/>
+                <w:sz w:val="20"/>
+                <w:szCs w:val="20"/>
+                <w:lang w:val="en-GB" w:eastAsia="de-DE"/>
+              </w:rPr>
+            </w:pPr>
+            <w:r>
+              <w:rPr>
+                <w:rFonts w:asciiTheme="minorHAnsi" w:eastAsia="Times New Roman" w:hAnsiTheme="minorHAnsi" w:cstheme="minorHAnsi"/>
+                <w:b/>
+                <w:sz w:val="20"/>
+                <w:szCs w:val="20"/>
+                <w:lang w:val="en-GB" w:eastAsia="de-DE"/>
+              </w:rPr>
+              <w:t>4.2.0.E.5 Server not reachable / system error:</w:t>
+            </w:r>
+            <w:r>
+              <w:rPr>
+                <w:rFonts w:asciiTheme="minorHAnsi" w:eastAsia="Times New Roman" w:hAnsiTheme="minorHAnsi" w:cstheme="minorHAnsi"/>
+                <w:sz w:val="20"/>
+                <w:szCs w:val="20"/>
+                <w:lang w:val="en-GB" w:eastAsia="de-DE"/>
+              </w:rPr>
+              <w:t xml:space="preserve"> The system cannot process the request. Entry is not granted automatically, an error is displayed and Staff handles the case manually. The log and ticket status are left unchanged (the transaction is rolled back).</w:t>
+            </w:r>
+          </w:p>
+          <w:p>
+            <w:pPr>
+              <w:spacing w:after="0" w:line="240" w:lineRule="auto"/>
+              <w:rPr>
+                <w:rFonts w:asciiTheme="minorHAnsi" w:eastAsia="Times New Roman" w:hAnsiTheme="minorHAnsi" w:cstheme="minorHAnsi"/>
+                <w:sz w:val="20"/>
+                <w:szCs w:val="20"/>
+                <w:lang w:val="en-GB" w:eastAsia="de-DE"/>
+              </w:rPr>
+            </w:pPr>
+            <w:r>
+              <w:rPr>
+                <w:rFonts w:asciiTheme="minorHAnsi" w:eastAsia="Times New Roman" w:hAnsiTheme="minorHAnsi" w:cstheme="minorHAnsi"/>
+                <w:b/>
+                <w:sz w:val="20"/>
+                <w:szCs w:val="20"/>
+                <w:lang w:val="en-GB" w:eastAsia="de-DE"/>
+              </w:rPr>
+              <w:t>4.2.1.E.1 Leave without entry:</w:t>
+            </w:r>
+            <w:r>
+              <w:rPr>
+                <w:rFonts w:asciiTheme="minorHAnsi" w:eastAsia="Times New Roman" w:hAnsiTheme="minorHAnsi" w:cstheme="minorHAnsi"/>
+                <w:sz w:val="20"/>
+                <w:szCs w:val="20"/>
+                <w:lang w:val="en-GB" w:eastAsia="de-DE"/>
+              </w:rPr>
+              <w:t xml:space="preserve"> On leaving, the ticket is not marked as “inside”. The system rejects the leave and logs the event. No state change.</w:t>
+            </w:r>
+          </w:p>
+        </w:tc>
+      </w:tr>
+      <w:tr>
+        <w:tc>
+          <w:tcPr>
+            <w:tcW w:w="2628" w:type="dxa"/>
+          </w:tcPr>
+          <w:p>
+            <w:pPr>
+              <w:spacing w:after="0" w:line="240" w:lineRule="auto"/>
+              <w:jc w:val="right"/>
+              <w:rPr>
+                <w:rFonts w:asciiTheme="minorHAnsi" w:eastAsia="Times New Roman" w:hAnsiTheme="minorHAnsi" w:cstheme="minorHAnsi"/>
+                <w:sz w:val="20"/>
+                <w:szCs w:val="20"/>
+                <w:lang w:val="en-GB" w:eastAsia="de-DE"/>
+              </w:rPr>
+            </w:pPr>
+            <w:r>
+              <w:rPr>
+                <w:rFonts w:asciiTheme="minorHAnsi" w:eastAsia="Times New Roman" w:hAnsiTheme="minorHAnsi" w:cstheme="minorHAnsi"/>
+                <w:sz w:val="20"/>
+                <w:szCs w:val="20"/>
+                <w:lang w:val="en-GB" w:eastAsia="de-DE"/>
+              </w:rPr>
+              <w:t>Includes:</w:t>
+            </w:r>
+          </w:p>
+        </w:tc>
+        <w:tc>
+          <w:tcPr>
+            <w:tcW w:w="6660" w:type="dxa"/>
+          </w:tcPr>
+          <w:p>
+            <w:pPr>
+              <w:spacing w:after="0" w:line="240" w:lineRule="auto"/>
+              <w:rPr>
+                <w:rFonts w:asciiTheme="minorHAnsi" w:eastAsia="Times New Roman" w:hAnsiTheme="minorHAnsi" w:cstheme="minorHAnsi"/>
+                <w:sz w:val="20"/>
+                <w:szCs w:val="20"/>
+                <w:lang w:val="en-GB" w:eastAsia="de-DE"/>
+              </w:rPr>
+            </w:pPr>
+            <w:r>
+              <w:rPr>
+                <w:rFonts w:asciiTheme="minorHAnsi" w:eastAsia="Times New Roman" w:hAnsiTheme="minorHAnsi" w:cstheme="minorHAnsi"/>
+                <w:sz w:val="20"/>
+                <w:szCs w:val="20"/>
+                <w:lang w:val="en-GB" w:eastAsia="de-DE"/>
+              </w:rPr>
+              <w:t>Register Leave (4.2.1)</w:t>
+            </w:r>
+          </w:p>
+          <w:p>
+            <w:pPr>
+              <w:spacing w:after="0" w:line="240" w:lineRule="auto"/>
+              <w:rPr>
+                <w:rFonts w:asciiTheme="minorHAnsi" w:eastAsia="Times New Roman" w:hAnsiTheme="minorHAnsi" w:cstheme="minorHAnsi"/>
+                <w:sz w:val="20"/>
+                <w:szCs w:val="20"/>
+                <w:lang w:val="en-GB" w:eastAsia="de-DE"/>
+              </w:rPr>
+            </w:pPr>
+            <w:r>
+              <w:rPr>
+                <w:rFonts w:asciiTheme="minorHAnsi" w:eastAsia="Times New Roman" w:hAnsiTheme="minorHAnsi" w:cstheme="minorHAnsi"/>
+                <w:sz w:val="20"/>
+                <w:szCs w:val="20"/>
+                <w:lang w:val="en-GB" w:eastAsia="de-DE"/>
+              </w:rPr>
+              <w:t>Notify Double Entry Attempt (4.2.0.E.4)</w:t>
+            </w:r>
+          </w:p>
+        </w:tc>
+      </w:tr>
+      <w:tr>
+        <w:tc>
+          <w:tcPr>
+            <w:tcW w:w="2628" w:type="dxa"/>
+          </w:tcPr>
+          <w:p>
+            <w:pPr>
+              <w:spacing w:after="0" w:line="240" w:lineRule="auto"/>
+              <w:jc w:val="right"/>
+              <w:rPr>
+                <w:rFonts w:asciiTheme="minorHAnsi" w:eastAsia="Times New Roman" w:hAnsiTheme="minorHAnsi" w:cstheme="minorHAnsi"/>
+                <w:sz w:val="20"/>
+                <w:szCs w:val="20"/>
+                <w:lang w:val="en-GB" w:eastAsia="de-DE"/>
+              </w:rPr>
+            </w:pPr>
+            <w:r>
+              <w:rPr>
+                <w:rFonts w:asciiTheme="minorHAnsi" w:eastAsia="Times New Roman" w:hAnsiTheme="minorHAnsi" w:cstheme="minorHAnsi"/>
+                <w:sz w:val="20"/>
+                <w:szCs w:val="20"/>
+                <w:lang w:val="en-GB" w:eastAsia="de-DE"/>
+              </w:rPr>
+              <w:t>Priority:</w:t>
+            </w:r>
+          </w:p>
+        </w:tc>
+        <w:tc>
+          <w:tcPr>
+            <w:tcW w:w="6660" w:type="dxa"/>
+          </w:tcPr>
+          <w:p>
+            <w:pPr>
+              <w:spacing w:after="0" w:line="240" w:lineRule="auto"/>
+              <w:rPr>
+                <w:rFonts w:asciiTheme="minorHAnsi" w:eastAsia="Times New Roman" w:hAnsiTheme="minorHAnsi" w:cstheme="minorHAnsi"/>
+                <w:sz w:val="20"/>
+                <w:szCs w:val="20"/>
+                <w:lang w:val="en-GB" w:eastAsia="de-DE"/>
+              </w:rPr>
+            </w:pPr>
+            <w:r>
+              <w:rPr>
+                <w:rFonts w:asciiTheme="minorHAnsi" w:eastAsia="Times New Roman" w:hAnsiTheme="minorHAnsi" w:cstheme="minorHAnsi"/>
+                <w:sz w:val="20"/>
+                <w:szCs w:val="20"/>
+                <w:lang w:val="en-GB" w:eastAsia="de-DE"/>
+              </w:rPr>
+              <w:t>High (core function on match day; without it no controlled stadium access is possible).</w:t>
+            </w:r>
+          </w:p>
+        </w:tc>
+      </w:tr>
+      <w:tr>
+        <w:tc>
+          <w:tcPr>
+            <w:tcW w:w="2628" w:type="dxa"/>
+          </w:tcPr>
+          <w:p>
+            <w:pPr>
+              <w:spacing w:after="0" w:line="240" w:lineRule="auto"/>
+              <w:jc w:val="right"/>
+              <w:rPr>
+                <w:rFonts w:asciiTheme="minorHAnsi" w:eastAsia="Times New Roman" w:hAnsiTheme="minorHAnsi" w:cstheme="minorHAnsi"/>
+                <w:sz w:val="20"/>
+                <w:szCs w:val="20"/>
+                <w:lang w:val="en-GB" w:eastAsia="de-DE"/>
+              </w:rPr>
+            </w:pPr>
+            <w:r>
+              <w:rPr>
+                <w:rFonts w:asciiTheme="minorHAnsi" w:eastAsia="Times New Roman" w:hAnsiTheme="minorHAnsi" w:cstheme="minorHAnsi"/>
+                <w:sz w:val="20"/>
+                <w:szCs w:val="20"/>
+                <w:lang w:val="en-GB" w:eastAsia="de-DE"/>
+              </w:rPr>
+              <w:t>Frequency of Use:</w:t>
+            </w:r>
+          </w:p>
+        </w:tc>
+        <w:tc>
+          <w:tcPr>
+            <w:tcW w:w="6660" w:type="dxa"/>
+          </w:tcPr>
+          <w:p>
+            <w:pPr>
+              <w:spacing w:after="0" w:line="240" w:lineRule="auto"/>
+              <w:rPr>
+                <w:rFonts w:asciiTheme="minorHAnsi" w:eastAsia="Times New Roman" w:hAnsiTheme="minorHAnsi" w:cstheme="minorHAnsi"/>
+                <w:sz w:val="20"/>
+                <w:szCs w:val="20"/>
+                <w:lang w:val="en-GB" w:eastAsia="de-DE"/>
+              </w:rPr>
+            </w:pPr>
+            <w:r>
+              <w:rPr>
+                <w:rFonts w:asciiTheme="minorHAnsi" w:eastAsia="Times New Roman" w:hAnsiTheme="minorHAnsi" w:cstheme="minorHAnsi"/>
+                <w:sz w:val="20"/>
+                <w:szCs w:val="20"/>
+                <w:lang w:val="en-GB" w:eastAsia="de-DE"/>
+              </w:rPr>
+              <w:t xml:space="preserve">Once per ticket holder per match, plus one leave and re-entry per customer who leaves in between: up to 32,000 entries per home match (stadium capacity), concentrated in the 60–90 minutes before </w:t>
+            </w:r>
+            <w:proofErr w:type="spellStart"/>
+            <w:r>
+              <w:rPr>
+                <w:rFonts w:asciiTheme="minorHAnsi" w:eastAsia="Times New Roman" w:hAnsiTheme="minorHAnsi" w:cstheme="minorHAnsi"/>
+                <w:sz w:val="20"/>
+                <w:szCs w:val="20"/>
+                <w:lang w:val="en-GB" w:eastAsia="de-DE"/>
+              </w:rPr>
+              <w:t>kickoff</w:t>
+            </w:r>
+            <w:proofErr w:type="spellEnd"/>
+            <w:r>
+              <w:rPr>
+                <w:rFonts w:asciiTheme="minorHAnsi" w:eastAsia="Times New Roman" w:hAnsiTheme="minorHAnsi" w:cstheme="minorHAnsi"/>
+                <w:sz w:val="20"/>
+                <w:szCs w:val="20"/>
+                <w:lang w:val="en-GB" w:eastAsia="de-DE"/>
+              </w:rPr>
+              <w:t>.</w:t>
+            </w:r>
+          </w:p>
+        </w:tc>
+      </w:tr>
+      <w:tr>
+        <w:tc>
+          <w:tcPr>
+            <w:tcW w:w="2628" w:type="dxa"/>
+          </w:tcPr>
+          <w:p>
+            <w:pPr>
+              <w:spacing w:after="0" w:line="240" w:lineRule="auto"/>
+              <w:jc w:val="right"/>
+              <w:rPr>
+                <w:rFonts w:asciiTheme="minorHAnsi" w:eastAsia="Times New Roman" w:hAnsiTheme="minorHAnsi" w:cstheme="minorHAnsi"/>
+                <w:sz w:val="20"/>
+                <w:szCs w:val="20"/>
+                <w:lang w:val="en-GB" w:eastAsia="de-DE"/>
+              </w:rPr>
+            </w:pPr>
+            <w:r>
+              <w:rPr>
+                <w:rFonts w:asciiTheme="minorHAnsi" w:eastAsia="Times New Roman" w:hAnsiTheme="minorHAnsi" w:cstheme="minorHAnsi"/>
+                <w:sz w:val="20"/>
+                <w:szCs w:val="20"/>
+                <w:lang w:val="en-GB" w:eastAsia="de-DE"/>
+              </w:rPr>
+              <w:t>Business Rules:</w:t>
+            </w:r>
+          </w:p>
+        </w:tc>
+        <w:tc>
+          <w:tcPr>
+            <w:tcW w:w="6660" w:type="dxa"/>
+          </w:tcPr>
+          <w:p>
+            <w:pPr>
+              <w:spacing w:after="0" w:line="240" w:lineRule="auto"/>
+              <w:rPr>
+                <w:rFonts w:asciiTheme="minorHAnsi" w:eastAsia="Times New Roman" w:hAnsiTheme="minorHAnsi" w:cstheme="minorHAnsi"/>
+                <w:sz w:val="20"/>
+                <w:szCs w:val="20"/>
+                <w:lang w:val="en-GB" w:eastAsia="de-DE"/>
+              </w:rPr>
+            </w:pPr>
+            <w:r>
+              <w:rPr>
+                <w:rFonts w:asciiTheme="minorHAnsi" w:eastAsia="Times New Roman" w:hAnsiTheme="minorHAnsi" w:cstheme="minorHAnsi"/>
+                <w:sz w:val="20"/>
+                <w:szCs w:val="20"/>
+                <w:lang w:val="en-GB" w:eastAsia="de-DE"/>
+              </w:rPr>
+              <w:t>Entry is permitted only if the match status is “active”.</w:t>
+            </w:r>
+          </w:p>
+          <w:p>
+            <w:pPr>
+              <w:spacing w:after="0" w:line="240" w:lineRule="auto"/>
+              <w:rPr>
+                <w:rFonts w:asciiTheme="minorHAnsi" w:eastAsia="Times New Roman" w:hAnsiTheme="minorHAnsi" w:cstheme="minorHAnsi"/>
+                <w:sz w:val="20"/>
+                <w:szCs w:val="20"/>
+                <w:lang w:val="en-GB" w:eastAsia="de-DE"/>
+              </w:rPr>
+            </w:pPr>
+            <w:r>
+              <w:rPr>
+                <w:rFonts w:asciiTheme="minorHAnsi" w:eastAsia="Times New Roman" w:hAnsiTheme="minorHAnsi" w:cstheme="minorHAnsi"/>
+                <w:sz w:val="20"/>
+                <w:szCs w:val="20"/>
+                <w:lang w:val="en-GB" w:eastAsia="de-DE"/>
+              </w:rPr>
+              <w:t>A single-match ticket is valid only for exactly one match; a season ticket is valid for all matches of its competition/series.</w:t>
+            </w:r>
+          </w:p>
+          <w:p>
+            <w:pPr>
+              <w:spacing w:after="0" w:line="240" w:lineRule="auto"/>
+              <w:rPr>
+                <w:rFonts w:asciiTheme="minorHAnsi" w:eastAsia="Times New Roman" w:hAnsiTheme="minorHAnsi" w:cstheme="minorHAnsi"/>
+                <w:sz w:val="20"/>
+                <w:szCs w:val="20"/>
+                <w:lang w:val="en-GB" w:eastAsia="de-DE"/>
+              </w:rPr>
+            </w:pPr>
+            <w:r>
+              <w:rPr>
+                <w:rFonts w:asciiTheme="minorHAnsi" w:eastAsia="Times New Roman" w:hAnsiTheme="minorHAnsi" w:cstheme="minorHAnsi"/>
+                <w:sz w:val="20"/>
+                <w:szCs w:val="20"/>
+                <w:lang w:val="en-GB" w:eastAsia="de-DE"/>
+              </w:rPr>
+              <w:t>A ticket is bound to one fixed seat and may not be used for entry to the same match a second time unless a leave has been logged in between.</w:t>
+            </w:r>
+          </w:p>
+          <w:p>
+            <w:pPr>
+              <w:spacing w:after="0" w:line="240" w:lineRule="auto"/>
+              <w:rPr>
+                <w:rFonts w:asciiTheme="minorHAnsi" w:eastAsia="Times New Roman" w:hAnsiTheme="minorHAnsi" w:cstheme="minorHAnsi"/>
+                <w:sz w:val="20"/>
+                <w:szCs w:val="20"/>
+                <w:lang w:val="en-GB" w:eastAsia="de-DE"/>
+              </w:rPr>
+            </w:pPr>
+            <w:r>
+              <w:rPr>
+                <w:rFonts w:asciiTheme="minorHAnsi" w:eastAsia="Times New Roman" w:hAnsiTheme="minorHAnsi" w:cstheme="minorHAnsi"/>
+                <w:sz w:val="20"/>
+                <w:szCs w:val="20"/>
+                <w:lang w:val="en-GB" w:eastAsia="de-DE"/>
+              </w:rPr>
+              <w:t>Every entry (and leave) is logged for marketing purposes and linked to the customer identity where possible; anonymously sold tickets are logged without identity.</w:t>
+            </w:r>
+          </w:p>
+          <w:p>
+            <w:pPr>
+              <w:spacing w:after="0" w:line="240" w:lineRule="auto"/>
+              <w:rPr>
+                <w:rFonts w:asciiTheme="minorHAnsi" w:eastAsia="Times New Roman" w:hAnsiTheme="minorHAnsi" w:cstheme="minorHAnsi"/>
+                <w:sz w:val="20"/>
+                <w:szCs w:val="20"/>
+                <w:lang w:val="en-GB" w:eastAsia="de-DE"/>
+              </w:rPr>
+            </w:pPr>
+            <w:r>
+              <w:rPr>
+                <w:rFonts w:asciiTheme="minorHAnsi" w:eastAsia="Times New Roman" w:hAnsiTheme="minorHAnsi" w:cstheme="minorHAnsi"/>
+                <w:sz w:val="20"/>
+                <w:szCs w:val="20"/>
+                <w:lang w:val="en-GB" w:eastAsia="de-DE"/>
+              </w:rPr>
+              <w:t>Entry counts feed the match statistics (tickets used, occupancy); series statistics are updated only after the match status is “conducted”.</w:t>
+            </w:r>
+          </w:p>
+        </w:tc>
+      </w:tr>
+      <w:tr>
+        <w:tc>
+          <w:tcPr>
+            <w:tcW w:w="2628" w:type="dxa"/>
+          </w:tcPr>
+          <w:p>
+            <w:pPr>
+              <w:spacing w:after="0" w:line="240" w:lineRule="auto"/>
+              <w:jc w:val="right"/>
+              <w:rPr>
+                <w:rFonts w:asciiTheme="minorHAnsi" w:eastAsia="Times New Roman" w:hAnsiTheme="minorHAnsi" w:cstheme="minorHAnsi"/>
+                <w:sz w:val="20"/>
+                <w:szCs w:val="20"/>
+                <w:lang w:val="en-GB" w:eastAsia="de-DE"/>
+              </w:rPr>
+            </w:pPr>
+            <w:r>
+              <w:rPr>
+                <w:rFonts w:asciiTheme="minorHAnsi" w:eastAsia="Times New Roman" w:hAnsiTheme="minorHAnsi" w:cstheme="minorHAnsi"/>
+                <w:sz w:val="20"/>
+                <w:szCs w:val="20"/>
+                <w:lang w:val="en-GB" w:eastAsia="de-DE"/>
+              </w:rPr>
+              <w:t>Special Requirements:</w:t>
+            </w:r>
+          </w:p>
+        </w:tc>
+        <w:tc>
+          <w:tcPr>
+            <w:tcW w:w="6660" w:type="dxa"/>
+          </w:tcPr>
+          <w:p>
+            <w:pPr>
+              <w:spacing w:after="0" w:line="240" w:lineRule="auto"/>
+              <w:rPr>
+                <w:rFonts w:asciiTheme="minorHAnsi" w:eastAsia="Times New Roman" w:hAnsiTheme="minorHAnsi" w:cstheme="minorHAnsi"/>
+                <w:sz w:val="20"/>
+                <w:szCs w:val="20"/>
+                <w:lang w:val="en-GB" w:eastAsia="de-DE"/>
+              </w:rPr>
+            </w:pPr>
+            <w:r>
+              <w:rPr>
+                <w:rFonts w:asciiTheme="minorHAnsi" w:eastAsia="Times New Roman" w:hAnsiTheme="minorHAnsi" w:cstheme="minorHAnsi"/>
+                <w:sz w:val="20"/>
+                <w:szCs w:val="20"/>
+                <w:lang w:val="en-GB" w:eastAsia="de-DE"/>
+              </w:rPr>
+              <w:t>Concurrency: entry checks and logging must be atomic, so the same ticket cannot be admitted twice when scanned simultaneously at different gates.</w:t>
+            </w:r>
+          </w:p>
+          <w:p>
+            <w:pPr>
+              <w:spacing w:after="0" w:line="240" w:lineRule="auto"/>
+              <w:rPr>
+                <w:rFonts w:asciiTheme="minorHAnsi" w:eastAsia="Times New Roman" w:hAnsiTheme="minorHAnsi" w:cstheme="minorHAnsi"/>
+                <w:sz w:val="20"/>
+                <w:szCs w:val="20"/>
+                <w:lang w:val="en-GB" w:eastAsia="de-DE"/>
+              </w:rPr>
+            </w:pPr>
+            <w:r>
+              <w:rPr>
+                <w:rFonts w:asciiTheme="minorHAnsi" w:eastAsia="Times New Roman" w:hAnsiTheme="minorHAnsi" w:cstheme="minorHAnsi"/>
+                <w:sz w:val="20"/>
+                <w:szCs w:val="20"/>
+                <w:lang w:val="en-GB" w:eastAsia="de-DE"/>
+              </w:rPr>
+              <w:t>Performance: the entry decision should be returned within about one second, also at peak load.</w:t>
+            </w:r>
+          </w:p>
+          <w:p>
+            <w:pPr>
+              <w:spacing w:after="0" w:line="240" w:lineRule="auto"/>
+              <w:rPr>
+                <w:rFonts w:asciiTheme="minorHAnsi" w:eastAsia="Times New Roman" w:hAnsiTheme="minorHAnsi" w:cstheme="minorHAnsi"/>
+                <w:sz w:val="20"/>
+                <w:szCs w:val="20"/>
+                <w:lang w:val="en-GB" w:eastAsia="de-DE"/>
+              </w:rPr>
+            </w:pPr>
+            <w:r>
+              <w:rPr>
+                <w:rFonts w:asciiTheme="minorHAnsi" w:eastAsia="Times New Roman" w:hAnsiTheme="minorHAnsi" w:cstheme="minorHAnsi"/>
+                <w:sz w:val="20"/>
+                <w:szCs w:val="20"/>
+                <w:lang w:val="en-GB" w:eastAsia="de-DE"/>
+              </w:rPr>
+              <w:t>Server-centric: all checks run on the central server; gates (or the HTML gate simulation page) are only clients.</w:t>
+            </w:r>
+          </w:p>
+          <w:p>
+            <w:pPr>
+              <w:spacing w:after="0" w:line="240" w:lineRule="auto"/>
+              <w:rPr>
+                <w:rFonts w:asciiTheme="minorHAnsi" w:eastAsia="Times New Roman" w:hAnsiTheme="minorHAnsi" w:cstheme="minorHAnsi"/>
+                <w:sz w:val="20"/>
+                <w:szCs w:val="20"/>
+                <w:lang w:val="en-GB" w:eastAsia="de-DE"/>
+              </w:rPr>
+            </w:pPr>
+            <w:r>
+              <w:rPr>
+                <w:rFonts w:asciiTheme="minorHAnsi" w:eastAsia="Times New Roman" w:hAnsiTheme="minorHAnsi" w:cstheme="minorHAnsi"/>
+                <w:sz w:val="20"/>
+                <w:szCs w:val="20"/>
+                <w:lang w:val="en-GB" w:eastAsia="de-DE"/>
+              </w:rPr>
+              <w:t>Traceability: all entries, leaves and denied attempts are stored permanently.</w:t>
+            </w:r>
+          </w:p>
+          <w:p>
+            <w:pPr>
+              <w:spacing w:after="0" w:line="240" w:lineRule="auto"/>
+              <w:rPr>
+                <w:rFonts w:asciiTheme="minorHAnsi" w:eastAsia="Times New Roman" w:hAnsiTheme="minorHAnsi" w:cstheme="minorHAnsi"/>
+                <w:sz w:val="20"/>
+                <w:szCs w:val="20"/>
+                <w:lang w:val="en-GB" w:eastAsia="de-DE"/>
+              </w:rPr>
+            </w:pPr>
+            <w:r>
+              <w:rPr>
+                <w:rFonts w:asciiTheme="minorHAnsi" w:eastAsia="Times New Roman" w:hAnsiTheme="minorHAnsi" w:cstheme="minorHAnsi"/>
+                <w:sz w:val="20"/>
+                <w:szCs w:val="20"/>
+                <w:lang w:val="en-GB" w:eastAsia="de-DE"/>
+              </w:rPr>
+              <w:t>Testability: critical paths (valid/invalid ticket, double entry, concurrent requests) are covered by automated unit tests.</w:t>
+            </w:r>
+          </w:p>
+        </w:tc>
+      </w:tr>
+      <w:tr>
+        <w:tc>
+          <w:tcPr>
+            <w:tcW w:w="2628" w:type="dxa"/>
+          </w:tcPr>
+          <w:p>
+            <w:pPr>
+              <w:spacing w:after="0" w:line="240" w:lineRule="auto"/>
+              <w:jc w:val="right"/>
+              <w:rPr>
+                <w:rFonts w:asciiTheme="minorHAnsi" w:eastAsia="Times New Roman" w:hAnsiTheme="minorHAnsi" w:cstheme="minorHAnsi"/>
+                <w:sz w:val="20"/>
+                <w:szCs w:val="20"/>
+                <w:lang w:val="en-GB" w:eastAsia="de-DE"/>
+              </w:rPr>
+            </w:pPr>
+            <w:r>
+              <w:rPr>
+                <w:rFonts w:asciiTheme="minorHAnsi" w:eastAsia="Times New Roman" w:hAnsiTheme="minorHAnsi" w:cstheme="minorHAnsi"/>
+                <w:sz w:val="20"/>
+                <w:szCs w:val="20"/>
+                <w:lang w:val="en-GB" w:eastAsia="de-DE"/>
+              </w:rPr>
+              <w:lastRenderedPageBreak/>
+              <w:t>Assumptions:</w:t>
+            </w:r>
+          </w:p>
+        </w:tc>
+        <w:tc>
+          <w:tcPr>
+            <w:tcW w:w="6660" w:type="dxa"/>
+          </w:tcPr>
+          <w:p>
+            <w:pPr>
+              <w:spacing w:after="0" w:line="240" w:lineRule="auto"/>
+              <w:rPr>
+                <w:rFonts w:asciiTheme="minorHAnsi" w:eastAsia="Times New Roman" w:hAnsiTheme="minorHAnsi" w:cstheme="minorHAnsi"/>
+                <w:sz w:val="20"/>
+                <w:szCs w:val="20"/>
+                <w:lang w:val="en-GB" w:eastAsia="de-DE"/>
+              </w:rPr>
+            </w:pPr>
+            <w:r>
+              <w:rPr>
+                <w:rFonts w:asciiTheme="minorHAnsi" w:eastAsia="Times New Roman" w:hAnsiTheme="minorHAnsi" w:cstheme="minorHAnsi"/>
+                <w:sz w:val="20"/>
+                <w:szCs w:val="20"/>
+                <w:lang w:val="en-GB" w:eastAsia="de-DE"/>
+              </w:rPr>
+              <w:t>The ticket number uniquely identifies exactly one ticket.</w:t>
+            </w:r>
+          </w:p>
+          <w:p>
+            <w:pPr>
+              <w:spacing w:after="0" w:line="240" w:lineRule="auto"/>
+              <w:rPr>
+                <w:rFonts w:asciiTheme="minorHAnsi" w:eastAsia="Times New Roman" w:hAnsiTheme="minorHAnsi" w:cstheme="minorHAnsi"/>
+                <w:sz w:val="20"/>
+                <w:szCs w:val="20"/>
+                <w:lang w:val="en-GB" w:eastAsia="de-DE"/>
+              </w:rPr>
+            </w:pPr>
+            <w:r>
+              <w:rPr>
+                <w:rFonts w:asciiTheme="minorHAnsi" w:eastAsia="Times New Roman" w:hAnsiTheme="minorHAnsi" w:cstheme="minorHAnsi"/>
+                <w:sz w:val="20"/>
+                <w:szCs w:val="20"/>
+                <w:lang w:val="en-GB" w:eastAsia="de-DE"/>
+              </w:rPr>
+              <w:t>Only one match is active at a time per stadium.</w:t>
+            </w:r>
+          </w:p>
+          <w:p>
+            <w:pPr>
+              <w:spacing w:after="0" w:line="240" w:lineRule="auto"/>
+              <w:rPr>
+                <w:rFonts w:asciiTheme="minorHAnsi" w:eastAsia="Times New Roman" w:hAnsiTheme="minorHAnsi" w:cstheme="minorHAnsi"/>
+                <w:sz w:val="20"/>
+                <w:szCs w:val="20"/>
+                <w:lang w:val="en-GB" w:eastAsia="de-DE"/>
+              </w:rPr>
+            </w:pPr>
+            <w:r>
+              <w:rPr>
+                <w:rFonts w:asciiTheme="minorHAnsi" w:eastAsia="Times New Roman" w:hAnsiTheme="minorHAnsi" w:cstheme="minorHAnsi"/>
+                <w:sz w:val="20"/>
+                <w:szCs w:val="20"/>
+                <w:lang w:val="en-GB" w:eastAsia="de-DE"/>
+              </w:rPr>
+              <w:t>Every gate can be used for entry and for leaving and is permanently connected to the server.</w:t>
+            </w:r>
+          </w:p>
+          <w:p>
+            <w:pPr>
+              <w:spacing w:after="0" w:line="240" w:lineRule="auto"/>
+              <w:rPr>
+                <w:rFonts w:asciiTheme="minorHAnsi" w:eastAsia="Times New Roman" w:hAnsiTheme="minorHAnsi" w:cstheme="minorHAnsi"/>
+                <w:sz w:val="20"/>
+                <w:szCs w:val="20"/>
+                <w:lang w:val="en-GB" w:eastAsia="de-DE"/>
+              </w:rPr>
+            </w:pPr>
+            <w:r>
+              <w:rPr>
+                <w:rFonts w:asciiTheme="minorHAnsi" w:eastAsia="Times New Roman" w:hAnsiTheme="minorHAnsi" w:cstheme="minorHAnsi"/>
+                <w:sz w:val="20"/>
+                <w:szCs w:val="20"/>
+                <w:lang w:val="en-GB" w:eastAsia="de-DE"/>
+              </w:rPr>
+              <w:t>Each ticket is counted only once in the entry statistics, even if the customer re-enters.</w:t>
+            </w:r>
+          </w:p>
+          <w:p>
+            <w:pPr>
+              <w:spacing w:after="0" w:line="240" w:lineRule="auto"/>
+              <w:rPr>
+                <w:rFonts w:asciiTheme="minorHAnsi" w:eastAsia="Times New Roman" w:hAnsiTheme="minorHAnsi" w:cstheme="minorHAnsi"/>
+                <w:sz w:val="20"/>
+                <w:szCs w:val="20"/>
+                <w:lang w:val="en-GB" w:eastAsia="de-DE"/>
+              </w:rPr>
+            </w:pPr>
+            <w:r>
+              <w:rPr>
+                <w:rFonts w:asciiTheme="minorHAnsi" w:eastAsia="Times New Roman" w:hAnsiTheme="minorHAnsi" w:cstheme="minorHAnsi"/>
+                <w:sz w:val="20"/>
+                <w:szCs w:val="20"/>
+                <w:lang w:val="en-GB" w:eastAsia="de-DE"/>
+              </w:rPr>
+              <w:t>Staff are notified via a notification in the system (e.g., a message at the staff terminal).</w:t>
+            </w:r>
+          </w:p>
+        </w:tc>
+      </w:tr>
+      <w:tr>
+        <w:tc>
+          <w:tcPr>
+            <w:tcW w:w="2628" w:type="dxa"/>
+          </w:tcPr>
+          <w:p>
+            <w:pPr>
+              <w:spacing w:after="0" w:line="240" w:lineRule="auto"/>
+              <w:jc w:val="right"/>
+              <w:rPr>
+                <w:rFonts w:asciiTheme="minorHAnsi" w:eastAsia="Times New Roman" w:hAnsiTheme="minorHAnsi" w:cstheme="minorHAnsi"/>
+                <w:sz w:val="20"/>
+                <w:szCs w:val="20"/>
+                <w:lang w:val="en-GB" w:eastAsia="de-DE"/>
+              </w:rPr>
+            </w:pPr>
+            <w:r>
+              <w:rPr>
+                <w:rFonts w:asciiTheme="minorHAnsi" w:eastAsia="Times New Roman" w:hAnsiTheme="minorHAnsi" w:cstheme="minorHAnsi"/>
+                <w:sz w:val="20"/>
+                <w:szCs w:val="20"/>
+                <w:lang w:val="en-GB" w:eastAsia="de-DE"/>
+              </w:rPr>
+              <w:t>Notes and Issues:</w:t>
+            </w:r>
+          </w:p>
+        </w:tc>
+        <w:tc>
+          <w:tcPr>
+            <w:tcW w:w="6660" w:type="dxa"/>
+          </w:tcPr>
+          <w:p>
+            <w:pPr>
+              <w:spacing w:after="0" w:line="240" w:lineRule="auto"/>
+              <w:rPr>
+                <w:rFonts w:asciiTheme="minorHAnsi" w:eastAsia="Times New Roman" w:hAnsiTheme="minorHAnsi" w:cstheme="minorHAnsi"/>
+                <w:sz w:val="20"/>
+                <w:szCs w:val="20"/>
+                <w:lang w:val="en-GB" w:eastAsia="de-DE"/>
+              </w:rPr>
+            </w:pPr>
+          </w:p>
+        </w:tc>
+      </w:tr>
+    </w:tbl>
+    <w:p>
+      <w:pPr>
+        <w:spacing w:after="0" w:line="240" w:lineRule="auto"/>
+        <w:rPr>
+          <w:rFonts w:ascii="Arial" w:eastAsia="Times New Roman" w:hAnsi="Arial"/>
+          <w:sz w:val="20"/>
+          <w:szCs w:val="20"/>
+          <w:lang w:val="en-GB" w:eastAsia="de-DE"/>
+        </w:rPr>
+      </w:pPr>
+    </w:p>
+    <w:p>
+      <w:pPr>
+        <w:pStyle w:val="US2Kapitel"/>
+        <w:numPr>
+          <w:ilvl w:val="0"/>
+          <w:numId w:val="0"/>
+        </w:numPr>
+        <w:rPr>
+          <w:rFonts w:asciiTheme="minorHAnsi" w:hAnsiTheme="minorHAnsi" w:cstheme="minorHAnsi"/>
+        </w:rPr>
+      </w:pPr>
     </w:p>
     <w:p>
       <w:pPr>
@@ -6681,13 +11027,29 @@
         </w:rPr>
       </w:pPr>
       <w:bookmarkStart w:id="24" w:name="_Toc207788685"/>
+      <w:proofErr w:type="spellStart"/>
       <w:r>
         <w:rPr>
           <w:rFonts w:asciiTheme="minorHAnsi" w:hAnsiTheme="minorHAnsi" w:cstheme="minorHAnsi"/>
         </w:rPr>
-        <w:t>Activity Diagram</w:t>
+        <w:t>Activity</w:t>
+      </w:r>
+      <w:proofErr w:type="spellEnd"/>
+      <w:r>
+        <w:rPr>
+          <w:rFonts w:asciiTheme="minorHAnsi" w:hAnsiTheme="minorHAnsi" w:cstheme="minorHAnsi"/>
+        </w:rPr>
+        <w:t xml:space="preserve"> </w:t>
+      </w:r>
+      <w:proofErr w:type="spellStart"/>
+      <w:r>
+        <w:rPr>
+          <w:rFonts w:asciiTheme="minorHAnsi" w:hAnsiTheme="minorHAnsi" w:cstheme="minorHAnsi"/>
+        </w:rPr>
+        <w:t>Diagram</w:t>
       </w:r>
       <w:bookmarkEnd w:id="24"/>
+      <w:proofErr w:type="spellEnd"/>
     </w:p>
     <w:p>
       <w:pPr>
@@ -6800,10 +11162,12 @@
         <w:lastRenderedPageBreak/>
         <w:t>Impl</w:t>
       </w:r>
+      <w:proofErr w:type="spellStart"/>
       <w:r>
         <w:t>ementation</w:t>
       </w:r>
       <w:bookmarkEnd w:id="28"/>
+      <w:proofErr w:type="spellEnd"/>
     </w:p>
     <w:p>
       <w:pPr>
@@ -7709,18 +12073,132 @@
     </w:lvl>
   </w:abstractNum>
   <w:abstractNum w:abstractNumId="6" w15:restartNumberingAfterBreak="0">
+    <w:nsid w:val="1B553887"/>
+    <w:multiLevelType w:val="hybridMultilevel"/>
+    <w:tmpl w:val="8C0ACF4A"/>
+    <w:lvl w:ilvl="0" w:tplc="04090001">
+      <w:start w:val="1"/>
+      <w:numFmt w:val="decimal"/>
+      <w:lvlRestart w:val="0"/>
+      <w:lvlText w:val="%1."/>
+      <w:lvlJc w:val="left"/>
+      <w:pPr>
+        <w:tabs>
+          <w:tab w:val="num" w:pos="360"/>
+        </w:tabs>
+        <w:ind w:left="360" w:hanging="360"/>
+      </w:pPr>
+    </w:lvl>
+    <w:lvl w:ilvl="1" w:tplc="04070019" w:tentative="1">
+      <w:start w:val="1"/>
+      <w:numFmt w:val="lowerLetter"/>
+      <w:lvlText w:val="%2."/>
+      <w:lvlJc w:val="left"/>
+      <w:pPr>
+        <w:tabs>
+          <w:tab w:val="num" w:pos="1440"/>
+        </w:tabs>
+        <w:ind w:left="1440" w:hanging="360"/>
+      </w:pPr>
+    </w:lvl>
+    <w:lvl w:ilvl="2" w:tplc="0407001B" w:tentative="1">
+      <w:start w:val="1"/>
+      <w:numFmt w:val="lowerRoman"/>
+      <w:lvlText w:val="%3."/>
+      <w:lvlJc w:val="right"/>
+      <w:pPr>
+        <w:tabs>
+          <w:tab w:val="num" w:pos="2160"/>
+        </w:tabs>
+        <w:ind w:left="2160" w:hanging="180"/>
+      </w:pPr>
+    </w:lvl>
+    <w:lvl w:ilvl="3" w:tplc="0407000F" w:tentative="1">
+      <w:start w:val="1"/>
+      <w:numFmt w:val="decimal"/>
+      <w:lvlText w:val="%4."/>
+      <w:lvlJc w:val="left"/>
+      <w:pPr>
+        <w:tabs>
+          <w:tab w:val="num" w:pos="2880"/>
+        </w:tabs>
+        <w:ind w:left="2880" w:hanging="360"/>
+      </w:pPr>
+    </w:lvl>
+    <w:lvl w:ilvl="4" w:tplc="04070019" w:tentative="1">
+      <w:start w:val="1"/>
+      <w:numFmt w:val="lowerLetter"/>
+      <w:lvlText w:val="%5."/>
+      <w:lvlJc w:val="left"/>
+      <w:pPr>
+        <w:tabs>
+          <w:tab w:val="num" w:pos="3600"/>
+        </w:tabs>
+        <w:ind w:left="3600" w:hanging="360"/>
+      </w:pPr>
+    </w:lvl>
+    <w:lvl w:ilvl="5" w:tplc="0407001B" w:tentative="1">
+      <w:start w:val="1"/>
+      <w:numFmt w:val="lowerRoman"/>
+      <w:lvlText w:val="%6."/>
+      <w:lvlJc w:val="right"/>
+      <w:pPr>
+        <w:tabs>
+          <w:tab w:val="num" w:pos="4320"/>
+        </w:tabs>
+        <w:ind w:left="4320" w:hanging="180"/>
+      </w:pPr>
+    </w:lvl>
+    <w:lvl w:ilvl="6" w:tplc="0407000F" w:tentative="1">
+      <w:start w:val="1"/>
+      <w:numFmt w:val="decimal"/>
+      <w:lvlText w:val="%7."/>
+      <w:lvlJc w:val="left"/>
+      <w:pPr>
+        <w:tabs>
+          <w:tab w:val="num" w:pos="5040"/>
+        </w:tabs>
+        <w:ind w:left="5040" w:hanging="360"/>
+      </w:pPr>
+    </w:lvl>
+    <w:lvl w:ilvl="7" w:tplc="04070019" w:tentative="1">
+      <w:start w:val="1"/>
+      <w:numFmt w:val="lowerLetter"/>
+      <w:lvlText w:val="%8."/>
+      <w:lvlJc w:val="left"/>
+      <w:pPr>
+        <w:tabs>
+          <w:tab w:val="num" w:pos="5760"/>
+        </w:tabs>
+        <w:ind w:left="5760" w:hanging="360"/>
+      </w:pPr>
+    </w:lvl>
+    <w:lvl w:ilvl="8" w:tplc="0407001B" w:tentative="1">
+      <w:start w:val="1"/>
+      <w:numFmt w:val="lowerRoman"/>
+      <w:lvlText w:val="%9."/>
+      <w:lvlJc w:val="right"/>
+      <w:pPr>
+        <w:tabs>
+          <w:tab w:val="num" w:pos="6480"/>
+        </w:tabs>
+        <w:ind w:left="6480" w:hanging="180"/>
+      </w:pPr>
+    </w:lvl>
+  </w:abstractNum>
+  <w:abstractNum w:abstractNumId="7" w15:restartNumberingAfterBreak="0">
     <w:nsid w:val="25FE31BF"/>
     <w:multiLevelType w:val="multilevel"/>
     <w:tmpl w:val="1FAEA500"/>
     <w:numStyleLink w:val="Aufzhlung"/>
   </w:abstractNum>
-  <w:abstractNum w:abstractNumId="7" w15:restartNumberingAfterBreak="0">
+  <w:abstractNum w:abstractNumId="8" w15:restartNumberingAfterBreak="0">
     <w:nsid w:val="351E7814"/>
     <w:multiLevelType w:val="multilevel"/>
     <w:tmpl w:val="1FAEA500"/>
     <w:numStyleLink w:val="Aufzhlung"/>
   </w:abstractNum>
-  <w:abstractNum w:abstractNumId="8" w15:restartNumberingAfterBreak="0">
+  <w:abstractNum w:abstractNumId="9" w15:restartNumberingAfterBreak="0">
     <w:nsid w:val="392E67A8"/>
     <w:multiLevelType w:val="multilevel"/>
     <w:tmpl w:val="696AA2DE"/>
@@ -7806,7 +12284,7 @@
       </w:pPr>
     </w:lvl>
   </w:abstractNum>
-  <w:abstractNum w:abstractNumId="9" w15:restartNumberingAfterBreak="0">
+  <w:abstractNum w:abstractNumId="10" w15:restartNumberingAfterBreak="0">
     <w:nsid w:val="42656BA9"/>
     <w:multiLevelType w:val="multilevel"/>
     <w:tmpl w:val="20F49B40"/>
@@ -7892,7 +12370,121 @@
       </w:pPr>
     </w:lvl>
   </w:abstractNum>
-  <w:abstractNum w:abstractNumId="10" w15:restartNumberingAfterBreak="0">
+  <w:abstractNum w:abstractNumId="11" w15:restartNumberingAfterBreak="0">
+    <w:nsid w:val="4E555A06"/>
+    <w:multiLevelType w:val="hybridMultilevel"/>
+    <w:tmpl w:val="BF2EC738"/>
+    <w:lvl w:ilvl="0" w:tplc="04090001">
+      <w:start w:val="1"/>
+      <w:numFmt w:val="decimal"/>
+      <w:lvlRestart w:val="0"/>
+      <w:lvlText w:val="%1."/>
+      <w:lvlJc w:val="left"/>
+      <w:pPr>
+        <w:tabs>
+          <w:tab w:val="num" w:pos="360"/>
+        </w:tabs>
+        <w:ind w:left="360" w:hanging="360"/>
+      </w:pPr>
+    </w:lvl>
+    <w:lvl w:ilvl="1" w:tplc="04070019" w:tentative="1">
+      <w:start w:val="1"/>
+      <w:numFmt w:val="lowerLetter"/>
+      <w:lvlText w:val="%2."/>
+      <w:lvlJc w:val="left"/>
+      <w:pPr>
+        <w:tabs>
+          <w:tab w:val="num" w:pos="1440"/>
+        </w:tabs>
+        <w:ind w:left="1440" w:hanging="360"/>
+      </w:pPr>
+    </w:lvl>
+    <w:lvl w:ilvl="2" w:tplc="0407001B" w:tentative="1">
+      <w:start w:val="1"/>
+      <w:numFmt w:val="lowerRoman"/>
+      <w:lvlText w:val="%3."/>
+      <w:lvlJc w:val="right"/>
+      <w:pPr>
+        <w:tabs>
+          <w:tab w:val="num" w:pos="2160"/>
+        </w:tabs>
+        <w:ind w:left="2160" w:hanging="180"/>
+      </w:pPr>
+    </w:lvl>
+    <w:lvl w:ilvl="3" w:tplc="0407000F" w:tentative="1">
+      <w:start w:val="1"/>
+      <w:numFmt w:val="decimal"/>
+      <w:lvlText w:val="%4."/>
+      <w:lvlJc w:val="left"/>
+      <w:pPr>
+        <w:tabs>
+          <w:tab w:val="num" w:pos="2880"/>
+        </w:tabs>
+        <w:ind w:left="2880" w:hanging="360"/>
+      </w:pPr>
+    </w:lvl>
+    <w:lvl w:ilvl="4" w:tplc="04070019" w:tentative="1">
+      <w:start w:val="1"/>
+      <w:numFmt w:val="lowerLetter"/>
+      <w:lvlText w:val="%5."/>
+      <w:lvlJc w:val="left"/>
+      <w:pPr>
+        <w:tabs>
+          <w:tab w:val="num" w:pos="3600"/>
+        </w:tabs>
+        <w:ind w:left="3600" w:hanging="360"/>
+      </w:pPr>
+    </w:lvl>
+    <w:lvl w:ilvl="5" w:tplc="0407001B" w:tentative="1">
+      <w:start w:val="1"/>
+      <w:numFmt w:val="lowerRoman"/>
+      <w:lvlText w:val="%6."/>
+      <w:lvlJc w:val="right"/>
+      <w:pPr>
+        <w:tabs>
+          <w:tab w:val="num" w:pos="4320"/>
+        </w:tabs>
+        <w:ind w:left="4320" w:hanging="180"/>
+      </w:pPr>
+    </w:lvl>
+    <w:lvl w:ilvl="6" w:tplc="0407000F" w:tentative="1">
+      <w:start w:val="1"/>
+      <w:numFmt w:val="decimal"/>
+      <w:lvlText w:val="%7."/>
+      <w:lvlJc w:val="left"/>
+      <w:pPr>
+        <w:tabs>
+          <w:tab w:val="num" w:pos="5040"/>
+        </w:tabs>
+        <w:ind w:left="5040" w:hanging="360"/>
+      </w:pPr>
+    </w:lvl>
+    <w:lvl w:ilvl="7" w:tplc="04070019" w:tentative="1">
+      <w:start w:val="1"/>
+      <w:numFmt w:val="lowerLetter"/>
+      <w:lvlText w:val="%8."/>
+      <w:lvlJc w:val="left"/>
+      <w:pPr>
+        <w:tabs>
+          <w:tab w:val="num" w:pos="5760"/>
+        </w:tabs>
+        <w:ind w:left="5760" w:hanging="360"/>
+      </w:pPr>
+    </w:lvl>
+    <w:lvl w:ilvl="8" w:tplc="0407001B" w:tentative="1">
+      <w:start w:val="1"/>
+      <w:numFmt w:val="lowerRoman"/>
+      <w:lvlText w:val="%9."/>
+      <w:lvlJc w:val="right"/>
+      <w:pPr>
+        <w:tabs>
+          <w:tab w:val="num" w:pos="6480"/>
+        </w:tabs>
+        <w:ind w:left="6480" w:hanging="180"/>
+      </w:pPr>
+    </w:lvl>
+  </w:abstractNum>
+  <w:abstractNum w:abstractNumId="12" w15:restartNumberingAfterBreak="0">
     <w:nsid w:val="525D11AF"/>
     <w:multiLevelType w:val="hybridMultilevel"/>
     <w:tmpl w:val="290405D0"/>
@@ -8005,7 +12597,7 @@
       </w:rPr>
     </w:lvl>
   </w:abstractNum>
-  <w:abstractNum w:abstractNumId="11" w15:restartNumberingAfterBreak="0">
+  <w:abstractNum w:abstractNumId="13" w15:restartNumberingAfterBreak="0">
     <w:nsid w:val="56400DFE"/>
     <w:multiLevelType w:val="multilevel"/>
     <w:tmpl w:val="3FC861A0"/>
@@ -8133,7 +12725,7 @@
       </w:rPr>
     </w:lvl>
   </w:abstractNum>
-  <w:abstractNum w:abstractNumId="12" w15:restartNumberingAfterBreak="0">
+  <w:abstractNum w:abstractNumId="14" w15:restartNumberingAfterBreak="0">
     <w:nsid w:val="57D24D7B"/>
     <w:multiLevelType w:val="hybridMultilevel"/>
     <w:tmpl w:val="66380C4E"/>
@@ -8246,7 +12838,7 @@
       </w:rPr>
     </w:lvl>
   </w:abstractNum>
-  <w:abstractNum w:abstractNumId="13" w15:restartNumberingAfterBreak="0">
+  <w:abstractNum w:abstractNumId="15" w15:restartNumberingAfterBreak="0">
     <w:nsid w:val="583F3792"/>
     <w:multiLevelType w:val="multilevel"/>
     <w:tmpl w:val="B8784D42"/>
@@ -8374,7 +12966,7 @@
       </w:rPr>
     </w:lvl>
   </w:abstractNum>
-  <w:abstractNum w:abstractNumId="14" w15:restartNumberingAfterBreak="0">
+  <w:abstractNum w:abstractNumId="16" w15:restartNumberingAfterBreak="0">
     <w:nsid w:val="6C13601A"/>
     <w:multiLevelType w:val="multilevel"/>
     <w:tmpl w:val="EA5E96C0"/>
@@ -8499,7 +13091,7 @@
       </w:rPr>
     </w:lvl>
   </w:abstractNum>
-  <w:abstractNum w:abstractNumId="15" w15:restartNumberingAfterBreak="0">
+  <w:abstractNum w:abstractNumId="17" w15:restartNumberingAfterBreak="0">
     <w:nsid w:val="6ECF55AE"/>
     <w:multiLevelType w:val="multilevel"/>
     <w:tmpl w:val="1FAEA500"/>
@@ -8628,7 +13220,7 @@
       </w:rPr>
     </w:lvl>
   </w:abstractNum>
-  <w:abstractNum w:abstractNumId="16" w15:restartNumberingAfterBreak="0">
+  <w:abstractNum w:abstractNumId="18" w15:restartNumberingAfterBreak="0">
     <w:nsid w:val="71941B00"/>
     <w:multiLevelType w:val="hybridMultilevel"/>
     <w:tmpl w:val="6162674A"/>
@@ -8714,7 +13306,7 @@
       </w:pPr>
     </w:lvl>
   </w:abstractNum>
-  <w:abstractNum w:abstractNumId="17" w15:restartNumberingAfterBreak="0">
+  <w:abstractNum w:abstractNumId="19" w15:restartNumberingAfterBreak="0">
     <w:nsid w:val="72A608F1"/>
     <w:multiLevelType w:val="hybridMultilevel"/>
     <w:tmpl w:val="87068544"/>
@@ -8827,7 +13419,7 @@
       </w:rPr>
     </w:lvl>
   </w:abstractNum>
-  <w:abstractNum w:abstractNumId="18" w15:restartNumberingAfterBreak="0">
+  <w:abstractNum w:abstractNumId="20" w15:restartNumberingAfterBreak="0">
     <w:nsid w:val="787A2B5D"/>
     <w:multiLevelType w:val="multilevel"/>
     <w:tmpl w:val="B8784D42"/>
@@ -8955,7 +13547,121 @@
       </w:rPr>
     </w:lvl>
   </w:abstractNum>
-  <w:abstractNum w:abstractNumId="19" w15:restartNumberingAfterBreak="0">
+  <w:abstractNum w:abstractNumId="21" w15:restartNumberingAfterBreak="0">
+    <w:nsid w:val="79C96964"/>
+    <w:multiLevelType w:val="hybridMultilevel"/>
+    <w:tmpl w:val="F66E60AA"/>
+    <w:lvl w:ilvl="0" w:tplc="0409000F">
+      <w:start w:val="1"/>
+      <w:numFmt w:val="decimal"/>
+      <w:lvlRestart w:val="0"/>
+      <w:lvlText w:val="%1."/>
+      <w:lvlJc w:val="left"/>
+      <w:pPr>
+        <w:tabs>
+          <w:tab w:val="num" w:pos="360"/>
+        </w:tabs>
+        <w:ind w:left="360" w:hanging="360"/>
+      </w:pPr>
+    </w:lvl>
+    <w:lvl w:ilvl="1" w:tplc="04070019" w:tentative="1">
+      <w:start w:val="1"/>
+      <w:numFmt w:val="lowerLetter"/>
+      <w:lvlText w:val="%2."/>
+      <w:lvlJc w:val="left"/>
+      <w:pPr>
+        <w:tabs>
+          <w:tab w:val="num" w:pos="1440"/>
+        </w:tabs>
+        <w:ind w:left="1440" w:hanging="360"/>
+      </w:pPr>
+    </w:lvl>
+    <w:lvl w:ilvl="2" w:tplc="0407001B" w:tentative="1">
+      <w:start w:val="1"/>
+      <w:numFmt w:val="lowerRoman"/>
+      <w:lvlText w:val="%3."/>
+      <w:lvlJc w:val="right"/>
+      <w:pPr>
+        <w:tabs>
+          <w:tab w:val="num" w:pos="2160"/>
+        </w:tabs>
+        <w:ind w:left="2160" w:hanging="180"/>
+      </w:pPr>
+    </w:lvl>
+    <w:lvl w:ilvl="3" w:tplc="0407000F" w:tentative="1">
+      <w:start w:val="1"/>
+      <w:numFmt w:val="decimal"/>
+      <w:lvlText w:val="%4."/>
+      <w:lvlJc w:val="left"/>
+      <w:pPr>
+        <w:tabs>
+          <w:tab w:val="num" w:pos="2880"/>
+        </w:tabs>
+        <w:ind w:left="2880" w:hanging="360"/>
+      </w:pPr>
+    </w:lvl>
+    <w:lvl w:ilvl="4" w:tplc="04070019" w:tentative="1">
+      <w:start w:val="1"/>
+      <w:numFmt w:val="lowerLetter"/>
+      <w:lvlText w:val="%5."/>
+      <w:lvlJc w:val="left"/>
+      <w:pPr>
+        <w:tabs>
+          <w:tab w:val="num" w:pos="3600"/>
+        </w:tabs>
+        <w:ind w:left="3600" w:hanging="360"/>
+      </w:pPr>
+    </w:lvl>
+    <w:lvl w:ilvl="5" w:tplc="0407001B" w:tentative="1">
+      <w:start w:val="1"/>
+      <w:numFmt w:val="lowerRoman"/>
+      <w:lvlText w:val="%6."/>
+      <w:lvlJc w:val="right"/>
+      <w:pPr>
+        <w:tabs>
+          <w:tab w:val="num" w:pos="4320"/>
+        </w:tabs>
+        <w:ind w:left="4320" w:hanging="180"/>
+      </w:pPr>
+    </w:lvl>
+    <w:lvl w:ilvl="6" w:tplc="0407000F" w:tentative="1">
+      <w:start w:val="1"/>
+      <w:numFmt w:val="decimal"/>
+      <w:lvlText w:val="%7."/>
+      <w:lvlJc w:val="left"/>
+      <w:pPr>
+        <w:tabs>
+          <w:tab w:val="num" w:pos="5040"/>
+        </w:tabs>
+        <w:ind w:left="5040" w:hanging="360"/>
+      </w:pPr>
+    </w:lvl>
+    <w:lvl w:ilvl="7" w:tplc="04070019" w:tentative="1">
+      <w:start w:val="1"/>
+      <w:numFmt w:val="lowerLetter"/>
+      <w:lvlText w:val="%8."/>
+      <w:lvlJc w:val="left"/>
+      <w:pPr>
+        <w:tabs>
+          <w:tab w:val="num" w:pos="5760"/>
+        </w:tabs>
+        <w:ind w:left="5760" w:hanging="360"/>
+      </w:pPr>
+    </w:lvl>
+    <w:lvl w:ilvl="8" w:tplc="0407001B" w:tentative="1">
+      <w:start w:val="1"/>
+      <w:numFmt w:val="lowerRoman"/>
+      <w:lvlText w:val="%9."/>
+      <w:lvlJc w:val="right"/>
+      <w:pPr>
+        <w:tabs>
+          <w:tab w:val="num" w:pos="6480"/>
+        </w:tabs>
+        <w:ind w:left="6480" w:hanging="180"/>
+      </w:pPr>
+    </w:lvl>
+  </w:abstractNum>
+  <w:abstractNum w:abstractNumId="22" w15:restartNumberingAfterBreak="0">
     <w:nsid w:val="7BA535EF"/>
     <w:multiLevelType w:val="multilevel"/>
     <w:tmpl w:val="0C070025"/>
@@ -9054,43 +13760,43 @@
     <w:abstractNumId w:val="5"/>
   </w:num>
   <w:num w:numId="2" w16cid:durableId="1210844178">
-    <w:abstractNumId w:val="17"/>
+    <w:abstractNumId w:val="19"/>
   </w:num>
   <w:num w:numId="3" w16cid:durableId="1009451812">
-    <w:abstractNumId w:val="12"/>
+    <w:abstractNumId w:val="14"/>
   </w:num>
   <w:num w:numId="4" w16cid:durableId="171604977">
-    <w:abstractNumId w:val="14"/>
+    <w:abstractNumId w:val="16"/>
   </w:num>
   <w:num w:numId="5" w16cid:durableId="760568913">
-    <w:abstractNumId w:val="11"/>
+    <w:abstractNumId w:val="13"/>
   </w:num>
   <w:num w:numId="6" w16cid:durableId="1151287298">
-    <w:abstractNumId w:val="13"/>
+    <w:abstractNumId w:val="15"/>
   </w:num>
   <w:num w:numId="7" w16cid:durableId="1643928037">
-    <w:abstractNumId w:val="18"/>
+    <w:abstractNumId w:val="20"/>
   </w:num>
   <w:num w:numId="8" w16cid:durableId="1963346193">
     <w:abstractNumId w:val="3"/>
   </w:num>
   <w:num w:numId="9" w16cid:durableId="425885222">
-    <w:abstractNumId w:val="6"/>
+    <w:abstractNumId w:val="7"/>
   </w:num>
   <w:num w:numId="10" w16cid:durableId="1767846491">
-    <w:abstractNumId w:val="15"/>
+    <w:abstractNumId w:val="17"/>
   </w:num>
   <w:num w:numId="11" w16cid:durableId="881865202">
     <w:abstractNumId w:val="2"/>
   </w:num>
   <w:num w:numId="12" w16cid:durableId="1196621923">
-    <w:abstractNumId w:val="7"/>
+    <w:abstractNumId w:val="8"/>
   </w:num>
   <w:num w:numId="13" w16cid:durableId="1660190631">
-    <w:abstractNumId w:val="8"/>
+    <w:abstractNumId w:val="9"/>
   </w:num>
   <w:num w:numId="14" w16cid:durableId="391346200">
-    <w:abstractNumId w:val="19"/>
+    <w:abstractNumId w:val="22"/>
   </w:num>
   <w:num w:numId="15" w16cid:durableId="1249147287">
     <w:abstractNumId w:val="1"/>
@@ -9099,19 +13805,28 @@
     <w:abstractNumId w:val="4"/>
   </w:num>
   <w:num w:numId="17" w16cid:durableId="2146845818">
-    <w:abstractNumId w:val="9"/>
+    <w:abstractNumId w:val="10"/>
   </w:num>
   <w:num w:numId="18" w16cid:durableId="1450783992">
     <w:abstractNumId w:val="0"/>
   </w:num>
   <w:num w:numId="19" w16cid:durableId="734471245">
-    <w:abstractNumId w:val="10"/>
+    <w:abstractNumId w:val="12"/>
   </w:num>
   <w:num w:numId="20" w16cid:durableId="1950120874">
-    <w:abstractNumId w:val="16"/>
+    <w:abstractNumId w:val="18"/>
   </w:num>
   <w:num w:numId="21" w16cid:durableId="618417102">
-    <w:abstractNumId w:val="19"/>
+    <w:abstractNumId w:val="22"/>
+  </w:num>
+  <w:num w:numId="22" w16cid:durableId="593133055">
+    <w:abstractNumId w:val="11"/>
+  </w:num>
+  <w:num w:numId="23" w16cid:durableId="62724101">
+    <w:abstractNumId w:val="6"/>
+  </w:num>
+  <w:num w:numId="24" w16cid:durableId="1589970859">
+    <w:abstractNumId w:val="21"/>
   </w:num>
 </w:numbering>
 </file>
@@ -9741,6 +14456,7 @@
   <w:style w:type="character" w:default="1" w:styleId="Absatz-Standardschriftart">
     <w:name w:val="Default Paragraph Font"/>
     <w:uiPriority w:val="1"/>
+    <w:semiHidden/>
     <w:unhideWhenUsed/>
   </w:style>
   <w:style w:type="table" w:default="1" w:styleId="NormaleTabelle">
@@ -10624,6 +15340,30 @@
       <w:ind w:left="482"/>
     </w:pPr>
   </w:style>
+  <w:style w:type="table" w:styleId="Tabellenraster">
+    <w:name w:val="Table Grid"/>
+    <w:basedOn w:val="NormaleTabelle"/>
+    <w:uiPriority w:val="59"/>
+    <w:rsid w:val="00BE1062"/>
+    <w:pPr>
+      <w:ind w:left="0" w:firstLine="0"/>
+    </w:pPr>
+    <w:rPr>
+      <w:rFonts w:asciiTheme="minorHAnsi" w:eastAsiaTheme="minorEastAsia" w:hAnsiTheme="minorHAnsi" w:cstheme="minorBidi"/>
+      <w:sz w:val="22"/>
+      <w:lang w:val="en-US"/>
+    </w:rPr>
+    <w:tblPr>
+      <w:tblBorders>
+        <w:top w:val="single" w:sz="4" w:space="0" w:color="auto"/>
+        <w:left w:val="single" w:sz="4" w:space="0" w:color="auto"/>
+        <w:bottom w:val="single" w:sz="4" w:space="0" w:color="auto"/>
+        <w:right w:val="single" w:sz="4" w:space="0" w:color="auto"/>
+        <w:insideH w:val="single" w:sz="4" w:space="0" w:color="auto"/>
+        <w:insideV w:val="single" w:sz="4" w:space="0" w:color="auto"/>
+      </w:tblBorders>
+    </w:tblPr>
+  </w:style>
 </w:styles>
 </file>
 
@@ -10911,6 +15651,17 @@
 </file>
 
 <file path=customXml/item1.xml><?xml version="1.0" encoding="utf-8"?>
+<p:properties xmlns:p="http://schemas.microsoft.com/office/2006/metadata/properties" xmlns:xsi="http://www.w3.org/2001/XMLSchema-instance" xmlns:pc="http://schemas.microsoft.com/office/infopath/2007/PartnerControls">
+  <documentManagement>
+    <lcf76f155ced4ddcb4097134ff3c332f xmlns="1bd98149-fa75-4233-951c-f2f3fedfd2c2">
+      <Terms xmlns="http://schemas.microsoft.com/office/infopath/2007/PartnerControls"/>
+    </lcf76f155ced4ddcb4097134ff3c332f>
+    <TaxCatchAll xmlns="b9e2605c-4a5c-404d-9e25-72c4582cfe63" xsi:nil="true"/>
+  </documentManagement>
+</p:properties>
+</file>
+
+<file path=customXml/item2.xml><?xml version="1.0" encoding="utf-8"?>
 <ct:contentTypeSchema xmlns:ct="http://schemas.microsoft.com/office/2006/metadata/contentType" xmlns:ma="http://schemas.microsoft.com/office/2006/metadata/properties/metaAttributes" ct:_="" ma:_="" ma:contentTypeName="Dokument" ma:contentTypeID="0x010100E6409E0E50F7664EBCAA51856150D544" ma:contentTypeVersion="11" ma:contentTypeDescription="Ein neues Dokument erstellen." ma:contentTypeScope="" ma:versionID="1c182610d70f874ea490c22f66d42c75">
   <xsd:schema xmlns:xsd="http://www.w3.org/2001/XMLSchema" xmlns:xs="http://www.w3.org/2001/XMLSchema" xmlns:p="http://schemas.microsoft.com/office/2006/metadata/properties" xmlns:ns2="1bd98149-fa75-4233-951c-f2f3fedfd2c2" xmlns:ns3="b9e2605c-4a5c-404d-9e25-72c4582cfe63" targetNamespace="http://schemas.microsoft.com/office/2006/metadata/properties" ma:root="true" ma:fieldsID="c836e3cdf6e930ed391f81ee539c0afe" ns2:_="" ns3:_="">
     <xsd:import namespace="1bd98149-fa75-4233-951c-f2f3fedfd2c2"/>
@@ -11105,27 +15856,7 @@
 </ct:contentTypeSchema>
 </file>
 
-<file path=customXml/item2.xml><?xml version="1.0" encoding="utf-8"?>
-<p:properties xmlns:p="http://schemas.microsoft.com/office/2006/metadata/properties" xmlns:xsi="http://www.w3.org/2001/XMLSchema-instance" xmlns:pc="http://schemas.microsoft.com/office/infopath/2007/PartnerControls">
-  <documentManagement>
-    <lcf76f155ced4ddcb4097134ff3c332f xmlns="1bd98149-fa75-4233-951c-f2f3fedfd2c2">
-      <Terms xmlns="http://schemas.microsoft.com/office/infopath/2007/PartnerControls"/>
-    </lcf76f155ced4ddcb4097134ff3c332f>
-    <TaxCatchAll xmlns="b9e2605c-4a5c-404d-9e25-72c4582cfe63" xsi:nil="true"/>
-  </documentManagement>
-</p:properties>
-</file>
-
 <file path=customXml/item3.xml><?xml version="1.0" encoding="utf-8"?>
-<?mso-contentType ?>
-<FormTemplates xmlns="http://schemas.microsoft.com/sharepoint/v3/contenttype/forms">
-  <Display>DocumentLibraryForm</Display>
-  <Edit>DocumentLibraryForm</Edit>
-  <New>DocumentLibraryForm</New>
-</FormTemplates>
-</file>
-
-<file path=customXml/item4.xml><?xml version="1.0" encoding="utf-8"?>
 <b:Sources xmlns:b="http://schemas.openxmlformats.org/officeDocument/2006/bibliography" xmlns="http://schemas.openxmlformats.org/officeDocument/2006/bibliography" SelectedStyle="\IEEE2006OfficeOnline.xsl" StyleName="IEEE 2006">
   <b:Source>
     <b:Tag>GEi15</b:Tag>
@@ -11199,7 +15930,27 @@
 </b:Sources>
 </file>
 
+<file path=customXml/item4.xml><?xml version="1.0" encoding="utf-8"?>
+<?mso-contentType ?>
+<FormTemplates xmlns="http://schemas.microsoft.com/sharepoint/v3/contenttype/forms">
+  <Display>DocumentLibraryForm</Display>
+  <Edit>DocumentLibraryForm</Edit>
+  <New>DocumentLibraryForm</New>
+</FormTemplates>
+</file>
+
 <file path=customXml/itemProps1.xml><?xml version="1.0" encoding="utf-8"?>
+<ds:datastoreItem xmlns:ds="http://schemas.openxmlformats.org/officeDocument/2006/customXml" ds:itemID="{01CD615F-850E-4244-A790-55B60DB07CE2}">
+  <ds:schemaRefs>
+    <ds:schemaRef ds:uri="http://schemas.microsoft.com/office/2006/metadata/properties"/>
+    <ds:schemaRef ds:uri="http://schemas.microsoft.com/office/infopath/2007/PartnerControls"/>
+    <ds:schemaRef ds:uri="1bd98149-fa75-4233-951c-f2f3fedfd2c2"/>
+    <ds:schemaRef ds:uri="b9e2605c-4a5c-404d-9e25-72c4582cfe63"/>
+  </ds:schemaRefs>
+</ds:datastoreItem>
+</file>
+
+<file path=customXml/itemProps2.xml><?xml version="1.0" encoding="utf-8"?>
 <ds:datastoreItem xmlns:ds="http://schemas.openxmlformats.org/officeDocument/2006/customXml" ds:itemID="{B95865E5-B0D5-4E59-9C7E-3E2B14D43C20}">
   <ds:schemaRefs>
     <ds:schemaRef ds:uri="http://schemas.microsoft.com/office/2006/metadata/contentType"/>
@@ -11218,29 +15969,18 @@
 </ds:datastoreItem>
 </file>
 
-<file path=customXml/itemProps2.xml><?xml version="1.0" encoding="utf-8"?>
-<ds:datastoreItem xmlns:ds="http://schemas.openxmlformats.org/officeDocument/2006/customXml" ds:itemID="{01CD615F-850E-4244-A790-55B60DB07CE2}">
+<file path=customXml/itemProps3.xml><?xml version="1.0" encoding="utf-8"?>
+<ds:datastoreItem xmlns:ds="http://schemas.openxmlformats.org/officeDocument/2006/customXml" ds:itemID="{851A0523-2E87-4707-90E2-48F24DA64E56}">
   <ds:schemaRefs>
-    <ds:schemaRef ds:uri="http://schemas.microsoft.com/office/2006/metadata/properties"/>
-    <ds:schemaRef ds:uri="http://schemas.microsoft.com/office/infopath/2007/PartnerControls"/>
-    <ds:schemaRef ds:uri="1bd98149-fa75-4233-951c-f2f3fedfd2c2"/>
-    <ds:schemaRef ds:uri="b9e2605c-4a5c-404d-9e25-72c4582cfe63"/>
+    <ds:schemaRef ds:uri="http://schemas.openxmlformats.org/officeDocument/2006/bibliography"/>
   </ds:schemaRefs>
 </ds:datastoreItem>
 </file>
 
-<file path=customXml/itemProps3.xml><?xml version="1.0" encoding="utf-8"?>
+<file path=customXml/itemProps4.xml><?xml version="1.0" encoding="utf-8"?>
 <ds:datastoreItem xmlns:ds="http://schemas.openxmlformats.org/officeDocument/2006/customXml" ds:itemID="{B3A0B843-25C3-4DBE-9C50-732B0310038B}">
   <ds:schemaRefs>
     <ds:schemaRef ds:uri="http://schemas.microsoft.com/sharepoint/v3/contenttype/forms"/>
   </ds:schemaRefs>
 </ds:datastoreItem>
-</file>
-
-<file path=customXml/itemProps4.xml><?xml version="1.0" encoding="utf-8"?>
-<ds:datastoreItem xmlns:ds="http://schemas.openxmlformats.org/officeDocument/2006/customXml" ds:itemID="{851A0523-2E87-4707-90E2-48F24DA64E56}">
-  <ds:schemaRefs>
-    <ds:schemaRef ds:uri="http://schemas.openxmlformats.org/officeDocument/2006/bibliography"/>
-  </ds:schemaRefs>
-</ds:datastoreItem>
 </file>
--- a/SWD/Soccer_Ticketing/SWD-Project-Template.docx
+++ b/SWD/Soccer_Ticketing/SWD-Project-Template.docx
@@ -4517,27 +4517,14 @@
       <w:r>
         <w:t xml:space="preserve">Table </w:t>
       </w:r>
-      <w:r>
-        <w:fldChar w:fldCharType="begin"/>
-      </w:r>
-      <w:r>
-        <w:instrText xml:space="preserve"> SEQ Table \* ARABIC </w:instrText>
-      </w:r>
-      <w:r>
-        <w:fldChar w:fldCharType="separate"/>
-      </w:r>
-      <w:r>
-        <w:rPr>
-          <w:noProof/>
-        </w:rPr>
-        <w:t>2</w:t>
-      </w:r>
-      <w:r>
-        <w:rPr>
-          <w:noProof/>
-        </w:rPr>
-        <w:fldChar w:fldCharType="end"/>
-      </w:r>
+      <w:fldSimple w:instr=" SEQ Table \* ARABIC ">
+        <w:r>
+          <w:rPr>
+            <w:noProof/>
+          </w:rPr>
+          <w:t>2</w:t>
+        </w:r>
+      </w:fldSimple>
       <w:r>
         <w:t>: Stakeholders</w:t>
       </w:r>
@@ -5733,27 +5720,14 @@
       <w:r>
         <w:t xml:space="preserve">Table </w:t>
       </w:r>
-      <w:r>
-        <w:fldChar w:fldCharType="begin"/>
-      </w:r>
-      <w:r>
-        <w:instrText xml:space="preserve"> SEQ Table \* ARABIC </w:instrText>
-      </w:r>
-      <w:r>
-        <w:fldChar w:fldCharType="separate"/>
-      </w:r>
-      <w:r>
-        <w:rPr>
-          <w:noProof/>
-        </w:rPr>
-        <w:t>3</w:t>
-      </w:r>
-      <w:r>
-        <w:rPr>
-          <w:noProof/>
-        </w:rPr>
-        <w:fldChar w:fldCharType="end"/>
-      </w:r>
+      <w:fldSimple w:instr=" SEQ Table \* ARABIC ">
+        <w:r>
+          <w:rPr>
+            <w:noProof/>
+          </w:rPr>
+          <w:t>3</w:t>
+        </w:r>
+      </w:fldSimple>
       <w:r>
         <w:t xml:space="preserve">: </w:t>
       </w:r>
@@ -6554,27 +6528,14 @@
       <w:r>
         <w:t xml:space="preserve">Table </w:t>
       </w:r>
-      <w:r>
-        <w:fldChar w:fldCharType="begin"/>
-      </w:r>
-      <w:r>
-        <w:instrText xml:space="preserve"> SEQ Table \* ARABIC </w:instrText>
-      </w:r>
-      <w:r>
-        <w:fldChar w:fldCharType="separate"/>
-      </w:r>
-      <w:r>
-        <w:rPr>
-          <w:noProof/>
-        </w:rPr>
-        <w:t>4</w:t>
-      </w:r>
-      <w:r>
-        <w:rPr>
-          <w:noProof/>
-        </w:rPr>
-        <w:fldChar w:fldCharType="end"/>
-      </w:r>
+      <w:fldSimple w:instr=" SEQ Table \* ARABIC ">
+        <w:r>
+          <w:rPr>
+            <w:noProof/>
+          </w:rPr>
+          <w:t>4</w:t>
+        </w:r>
+      </w:fldSimple>
       <w:r>
         <w:t xml:space="preserve">: </w:t>
       </w:r>
@@ -6862,7 +6823,7 @@
     <w:tbl>
       <w:tblPr>
         <w:tblStyle w:val="Tabellenraster"/>
-        <w:tblW w:w="0" w:type="auto"/>
+        <w:tblW w:w="10768" w:type="dxa"/>
         <w:jc w:val="center"/>
         <w:tblLayout w:type="fixed"/>
         <w:tblLook w:val="04A0" w:firstRow="1" w:lastRow="0" w:firstColumn="1" w:lastColumn="0" w:noHBand="0" w:noVBand="1"/>
@@ -6871,7 +6832,7 @@
         <w:gridCol w:w="2160"/>
         <w:gridCol w:w="3600"/>
         <w:gridCol w:w="2160"/>
-        <w:gridCol w:w="3600"/>
+        <w:gridCol w:w="2848"/>
       </w:tblGrid>
       <w:tr>
         <w:trPr>
@@ -6899,7 +6860,7 @@
         </w:tc>
         <w:tc>
           <w:tcPr>
-            <w:tcW w:w="3600" w:type="dxa"/>
+            <w:tcW w:w="8608" w:type="dxa"/>
             <w:gridSpan w:val="3"/>
           </w:tcPr>
           <w:p>
@@ -6943,7 +6904,7 @@
         </w:tc>
         <w:tc>
           <w:tcPr>
-            <w:tcW w:w="3600" w:type="dxa"/>
+            <w:tcW w:w="8608" w:type="dxa"/>
             <w:gridSpan w:val="3"/>
           </w:tcPr>
           <w:p>
@@ -7025,7 +6986,7 @@
         </w:tc>
         <w:tc>
           <w:tcPr>
-            <w:tcW w:w="3600" w:type="dxa"/>
+            <w:tcW w:w="2848" w:type="dxa"/>
           </w:tcPr>
           <w:p>
             <w:pPr>
@@ -7106,7 +7067,7 @@
         </w:tc>
         <w:tc>
           <w:tcPr>
-            <w:tcW w:w="3600" w:type="dxa"/>
+            <w:tcW w:w="2848" w:type="dxa"/>
           </w:tcPr>
           <w:p>
             <w:pPr>
@@ -7149,7 +7110,7 @@
         </w:tc>
         <w:tc>
           <w:tcPr>
-            <w:tcW w:w="3600" w:type="dxa"/>
+            <w:tcW w:w="8608" w:type="dxa"/>
             <w:gridSpan w:val="3"/>
           </w:tcPr>
           <w:p>
@@ -7162,21 +7123,7 @@
               <w:rPr>
                 <w:rFonts w:cstheme="minorHAnsi"/>
               </w:rPr>
-              <w:t xml:space="preserve">Customer, </w:t>
-            </w:r>
-            <w:proofErr w:type="spellStart"/>
-            <w:r>
-              <w:rPr>
-                <w:rFonts w:cstheme="minorHAnsi"/>
-              </w:rPr>
-              <w:t>Authorized</w:t>
-            </w:r>
-            <w:proofErr w:type="spellEnd"/>
-            <w:r>
-              <w:rPr>
-                <w:rFonts w:cstheme="minorHAnsi"/>
-              </w:rPr>
-              <w:t xml:space="preserve"> Staff</w:t>
+              <w:t>Customer, Authorized Staff</w:t>
             </w:r>
           </w:p>
         </w:tc>
@@ -7207,7 +7154,7 @@
         </w:tc>
         <w:tc>
           <w:tcPr>
-            <w:tcW w:w="3600" w:type="dxa"/>
+            <w:tcW w:w="8608" w:type="dxa"/>
             <w:gridSpan w:val="3"/>
           </w:tcPr>
           <w:p>
@@ -7333,7 +7280,7 @@
         </w:tc>
         <w:tc>
           <w:tcPr>
-            <w:tcW w:w="3600" w:type="dxa"/>
+            <w:tcW w:w="8608" w:type="dxa"/>
             <w:gridSpan w:val="3"/>
           </w:tcPr>
           <w:p>
@@ -7395,7 +7342,7 @@
         </w:tc>
         <w:tc>
           <w:tcPr>
-            <w:tcW w:w="3600" w:type="dxa"/>
+            <w:tcW w:w="8608" w:type="dxa"/>
             <w:gridSpan w:val="3"/>
           </w:tcPr>
           <w:p>
@@ -7454,23 +7401,8 @@
               <w:rPr>
                 <w:rFonts w:cstheme="minorHAnsi"/>
               </w:rPr>
-              <w:t xml:space="preserve">2. The </w:t>
-            </w:r>
-            <w:proofErr w:type="spellStart"/>
-            <w:r>
-              <w:rPr>
-                <w:rFonts w:cstheme="minorHAnsi"/>
-              </w:rPr>
-              <w:t>purchasing</w:t>
-            </w:r>
-            <w:proofErr w:type="spellEnd"/>
-            <w:r>
-              <w:rPr>
-                <w:rFonts w:cstheme="minorHAnsi"/>
-              </w:rPr>
-              <w:t xml:space="preserve"> </w:t>
-            </w:r>
-            <w:proofErr w:type="spellStart"/>
+              <w:t xml:space="preserve">2. The purchasing </w:t>
+            </w:r>
             <w:r>
               <w:rPr>
                 <w:rFonts w:cstheme="minorHAnsi"/>
@@ -7479,26 +7411,11 @@
               </w:rPr>
               <w:t>customer</w:t>
             </w:r>
-            <w:proofErr w:type="spellEnd"/>
-            <w:r>
-              <w:rPr>
-                <w:rFonts w:cstheme="minorHAnsi"/>
-              </w:rPr>
-              <w:t xml:space="preserve"> </w:t>
-            </w:r>
-            <w:proofErr w:type="spellStart"/>
-            <w:r>
-              <w:rPr>
-                <w:rFonts w:cstheme="minorHAnsi"/>
-              </w:rPr>
-              <w:t>has</w:t>
-            </w:r>
-            <w:proofErr w:type="spellEnd"/>
-            <w:r>
-              <w:rPr>
-                <w:rFonts w:cstheme="minorHAnsi"/>
-              </w:rPr>
-              <w:t xml:space="preserve"> </w:t>
+            <w:r>
+              <w:rPr>
+                <w:rFonts w:cstheme="minorHAnsi"/>
+              </w:rPr>
+              <w:t xml:space="preserve"> has </w:t>
             </w:r>
             <w:r>
               <w:rPr>
@@ -7512,21 +7429,7 @@
               <w:rPr>
                 <w:rFonts w:cstheme="minorHAnsi"/>
               </w:rPr>
-              <w:t xml:space="preserve"> </w:t>
-            </w:r>
-            <w:proofErr w:type="spellStart"/>
-            <w:r>
-              <w:rPr>
-                <w:rFonts w:cstheme="minorHAnsi"/>
-              </w:rPr>
-              <w:t>exceeded</w:t>
-            </w:r>
-            <w:proofErr w:type="spellEnd"/>
-            <w:r>
-              <w:rPr>
-                <w:rFonts w:cstheme="minorHAnsi"/>
-              </w:rPr>
-              <w:t xml:space="preserve"> the </w:t>
+              <w:t xml:space="preserve"> exceeded the </w:t>
             </w:r>
             <w:r>
               <w:rPr>
@@ -7534,55 +7437,13 @@
                 <w:b/>
                 <w:bCs/>
               </w:rPr>
-              <w:t xml:space="preserve">maximum </w:t>
-            </w:r>
-            <w:proofErr w:type="spellStart"/>
-            <w:r>
-              <w:rPr>
-                <w:rFonts w:cstheme="minorHAnsi"/>
-                <w:b/>
-                <w:bCs/>
-              </w:rPr>
-              <w:t>limit</w:t>
-            </w:r>
-            <w:proofErr w:type="spellEnd"/>
-            <w:r>
-              <w:rPr>
-                <w:rFonts w:cstheme="minorHAnsi"/>
-                <w:b/>
-                <w:bCs/>
-              </w:rPr>
-              <w:t xml:space="preserve"> of 4 </w:t>
-            </w:r>
-            <w:proofErr w:type="spellStart"/>
-            <w:r>
-              <w:rPr>
-                <w:rFonts w:cstheme="minorHAnsi"/>
-                <w:b/>
-                <w:bCs/>
-              </w:rPr>
-              <w:t>tickets</w:t>
-            </w:r>
-            <w:proofErr w:type="spellEnd"/>
-            <w:r>
-              <w:rPr>
-                <w:rFonts w:cstheme="minorHAnsi"/>
-              </w:rPr>
-              <w:t xml:space="preserve"> per </w:t>
-            </w:r>
-            <w:proofErr w:type="spellStart"/>
-            <w:r>
-              <w:rPr>
-                <w:rFonts w:cstheme="minorHAnsi"/>
-              </w:rPr>
-              <w:t>person</w:t>
-            </w:r>
-            <w:proofErr w:type="spellEnd"/>
-            <w:r>
-              <w:rPr>
-                <w:rFonts w:cstheme="minorHAnsi"/>
-              </w:rPr>
-              <w:t>.</w:t>
+              <w:t>maximum limit of 4 tickets</w:t>
+            </w:r>
+            <w:r>
+              <w:rPr>
+                <w:rFonts w:cstheme="minorHAnsi"/>
+              </w:rPr>
+              <w:t xml:space="preserve"> per person.</w:t>
             </w:r>
           </w:p>
         </w:tc>
@@ -7613,7 +7474,7 @@
         </w:tc>
         <w:tc>
           <w:tcPr>
-            <w:tcW w:w="3600" w:type="dxa"/>
+            <w:tcW w:w="8608" w:type="dxa"/>
             <w:gridSpan w:val="3"/>
           </w:tcPr>
           <w:p>
@@ -7640,162 +7501,77 @@
               <w:rPr>
                 <w:rFonts w:cstheme="minorHAnsi"/>
               </w:rPr>
-              <w:t xml:space="preserve"> </w:t>
-            </w:r>
-            <w:proofErr w:type="spellStart"/>
-            <w:r>
-              <w:rPr>
-                <w:rFonts w:cstheme="minorHAnsi"/>
-              </w:rPr>
-              <w:t>is</w:t>
-            </w:r>
-            <w:proofErr w:type="spellEnd"/>
-            <w:r>
-              <w:rPr>
-                <w:rFonts w:cstheme="minorHAnsi"/>
-              </w:rPr>
-              <w:t xml:space="preserve"> </w:t>
-            </w:r>
-            <w:proofErr w:type="spellStart"/>
-            <w:r>
-              <w:rPr>
-                <w:rFonts w:cstheme="minorHAnsi"/>
-              </w:rPr>
-              <w:t>successfully</w:t>
-            </w:r>
-            <w:proofErr w:type="spellEnd"/>
-            <w:r>
-              <w:rPr>
-                <w:rFonts w:cstheme="minorHAnsi"/>
-              </w:rPr>
-              <w:t xml:space="preserve"> </w:t>
-            </w:r>
-            <w:proofErr w:type="spellStart"/>
+              <w:t xml:space="preserve"> is successfully </w:t>
+            </w:r>
             <w:r>
               <w:rPr>
                 <w:rFonts w:cstheme="minorHAnsi"/>
                 <w:b/>
                 <w:bCs/>
               </w:rPr>
-              <w:t>sold</w:t>
-            </w:r>
-            <w:proofErr w:type="spellEnd"/>
+              <w:t>sold and bound</w:t>
+            </w:r>
+            <w:r>
+              <w:rPr>
+                <w:rFonts w:cstheme="minorHAnsi"/>
+              </w:rPr>
+              <w:t xml:space="preserve"> to a fixed, pre-defined </w:t>
+            </w:r>
             <w:r>
               <w:rPr>
                 <w:rFonts w:cstheme="minorHAnsi"/>
                 <w:b/>
                 <w:bCs/>
               </w:rPr>
-              <w:t xml:space="preserve"> and </w:t>
-            </w:r>
-            <w:proofErr w:type="spellStart"/>
+              <w:t>seat</w:t>
+            </w:r>
+            <w:r>
+              <w:rPr>
+                <w:rFonts w:cstheme="minorHAnsi"/>
+              </w:rPr>
+              <w:t>.</w:t>
+            </w:r>
+            <w:r>
+              <w:rPr>
+                <w:rFonts w:cstheme="minorHAnsi"/>
+              </w:rPr>
+              <w:br/>
+              <w:t xml:space="preserve">2. The server is notified, and the real-time status of the specific </w:t>
+            </w:r>
             <w:r>
               <w:rPr>
                 <w:rFonts w:cstheme="minorHAnsi"/>
                 <w:b/>
                 <w:bCs/>
               </w:rPr>
-              <w:t>bound</w:t>
-            </w:r>
-            <w:proofErr w:type="spellEnd"/>
-            <w:r>
-              <w:rPr>
-                <w:rFonts w:cstheme="minorHAnsi"/>
-              </w:rPr>
-              <w:t xml:space="preserve"> to a </w:t>
-            </w:r>
-            <w:proofErr w:type="spellStart"/>
-            <w:r>
-              <w:rPr>
-                <w:rFonts w:cstheme="minorHAnsi"/>
-              </w:rPr>
-              <w:t>fixed</w:t>
-            </w:r>
-            <w:proofErr w:type="spellEnd"/>
-            <w:r>
-              <w:rPr>
-                <w:rFonts w:cstheme="minorHAnsi"/>
-              </w:rPr>
-              <w:t xml:space="preserve">, </w:t>
-            </w:r>
-            <w:proofErr w:type="spellStart"/>
-            <w:r>
-              <w:rPr>
-                <w:rFonts w:cstheme="minorHAnsi"/>
-              </w:rPr>
-              <w:t>pre-defined</w:t>
-            </w:r>
-            <w:proofErr w:type="spellEnd"/>
-            <w:r>
-              <w:rPr>
-                <w:rFonts w:cstheme="minorHAnsi"/>
-              </w:rPr>
-              <w:t xml:space="preserve"> </w:t>
-            </w:r>
-            <w:proofErr w:type="spellStart"/>
+              <w:t>seat is updated</w:t>
+            </w:r>
+            <w:r>
+              <w:rPr>
+                <w:rFonts w:cstheme="minorHAnsi"/>
+              </w:rPr>
+              <w:t xml:space="preserve"> to </w:t>
+            </w:r>
             <w:r>
               <w:rPr>
                 <w:rFonts w:cstheme="minorHAnsi"/>
                 <w:b/>
                 <w:bCs/>
               </w:rPr>
-              <w:t>seat</w:t>
-            </w:r>
-            <w:proofErr w:type="spellEnd"/>
-            <w:r>
-              <w:rPr>
-                <w:rFonts w:cstheme="minorHAnsi"/>
-              </w:rPr>
-              <w:t>.</w:t>
+              <w:t>'sold'</w:t>
+            </w:r>
+            <w:r>
+              <w:rPr>
+                <w:rFonts w:cstheme="minorHAnsi"/>
+              </w:rPr>
+              <w:t xml:space="preserve"> for that match.</w:t>
             </w:r>
             <w:r>
               <w:rPr>
                 <w:rFonts w:cstheme="minorHAnsi"/>
               </w:rPr>
               <w:br/>
-              <w:t xml:space="preserve">2. The </w:t>
-            </w:r>
-            <w:proofErr w:type="spellStart"/>
-            <w:r>
-              <w:rPr>
-                <w:rFonts w:cstheme="minorHAnsi"/>
-              </w:rPr>
-              <w:t>server</w:t>
-            </w:r>
-            <w:proofErr w:type="spellEnd"/>
-            <w:r>
-              <w:rPr>
-                <w:rFonts w:cstheme="minorHAnsi"/>
-              </w:rPr>
-              <w:t xml:space="preserve"> </w:t>
-            </w:r>
-            <w:proofErr w:type="spellStart"/>
-            <w:r>
-              <w:rPr>
-                <w:rFonts w:cstheme="minorHAnsi"/>
-              </w:rPr>
-              <w:t>is</w:t>
-            </w:r>
-            <w:proofErr w:type="spellEnd"/>
-            <w:r>
-              <w:rPr>
-                <w:rFonts w:cstheme="minorHAnsi"/>
-              </w:rPr>
-              <w:t xml:space="preserve"> </w:t>
-            </w:r>
-            <w:proofErr w:type="spellStart"/>
-            <w:r>
-              <w:rPr>
-                <w:rFonts w:cstheme="minorHAnsi"/>
-              </w:rPr>
-              <w:t>notified</w:t>
-            </w:r>
-            <w:proofErr w:type="spellEnd"/>
-            <w:r>
-              <w:rPr>
-                <w:rFonts w:cstheme="minorHAnsi"/>
-              </w:rPr>
-              <w:t xml:space="preserve">, and the real-time status of the specific </w:t>
+              <w:t xml:space="preserve">3. </w:t>
             </w:r>
             <w:r>
               <w:rPr>
@@ -7803,41 +7579,6 @@
                 <w:b/>
                 <w:bCs/>
               </w:rPr>
-              <w:t>seat is updated</w:t>
-            </w:r>
-            <w:r>
-              <w:rPr>
-                <w:rFonts w:cstheme="minorHAnsi"/>
-              </w:rPr>
-              <w:t xml:space="preserve"> to </w:t>
-            </w:r>
-            <w:r>
-              <w:rPr>
-                <w:rFonts w:cstheme="minorHAnsi"/>
-                <w:b/>
-                <w:bCs/>
-              </w:rPr>
-              <w:t>'sold'</w:t>
-            </w:r>
-            <w:r>
-              <w:rPr>
-                <w:rFonts w:cstheme="minorHAnsi"/>
-              </w:rPr>
-              <w:t xml:space="preserve"> for that match.</w:t>
-            </w:r>
-            <w:r>
-              <w:rPr>
-                <w:rFonts w:cstheme="minorHAnsi"/>
-              </w:rPr>
-              <w:br/>
-              <w:t xml:space="preserve">3. </w:t>
-            </w:r>
-            <w:r>
-              <w:rPr>
-                <w:rFonts w:cstheme="minorHAnsi"/>
-                <w:b/>
-                <w:bCs/>
-              </w:rPr>
               <w:t>Concurrency control</w:t>
             </w:r>
             <w:r>
@@ -7886,13 +7627,6 @@
               </w:rPr>
               <w:t xml:space="preserve">5. Payment has been received. </w:t>
             </w:r>
-          </w:p>
-          <w:p>
-            <w:pPr>
-              <w:rPr>
-                <w:rFonts w:cstheme="minorHAnsi"/>
-              </w:rPr>
-            </w:pPr>
           </w:p>
         </w:tc>
       </w:tr>
@@ -7922,11 +7656,12 @@
         </w:tc>
         <w:tc>
           <w:tcPr>
-            <w:tcW w:w="3600" w:type="dxa"/>
+            <w:tcW w:w="8608" w:type="dxa"/>
             <w:gridSpan w:val="3"/>
           </w:tcPr>
           <w:p>
             <w:pPr>
+              <w:jc w:val="left"/>
               <w:rPr>
                 <w:rFonts w:cstheme="minorHAnsi"/>
                 <w:lang w:val="en-GB"/>
@@ -8121,7 +7856,7 @@
                 <w:rFonts w:cstheme="minorHAnsi"/>
                 <w:lang w:val="en-GB"/>
               </w:rPr>
-              <w:t xml:space="preserve"> via cash (at staffed stalls only) </w:t>
+              <w:t xml:space="preserve"> via cash (at staffed </w:t>
             </w:r>
             <w:r>
               <w:rPr>
@@ -8129,7 +7864,7 @@
                 <w:lang w:val="en-GB"/>
               </w:rPr>
               <w:lastRenderedPageBreak/>
-              <w:t>or credit card.</w:t>
+              <w:t>stalls only) or credit card.</w:t>
             </w:r>
             <w:r>
               <w:rPr>
@@ -8201,7 +7936,7 @@
         </w:tc>
         <w:tc>
           <w:tcPr>
-            <w:tcW w:w="3600" w:type="dxa"/>
+            <w:tcW w:w="8608" w:type="dxa"/>
             <w:gridSpan w:val="3"/>
           </w:tcPr>
           <w:p>
@@ -8272,13 +8007,6 @@
                 <w:lang w:val="en-GB"/>
               </w:rPr>
               <w:br/>
-            </w:r>
-            <w:r>
-              <w:rPr>
-                <w:rFonts w:cstheme="minorHAnsi"/>
-                <w:lang w:val="en-GB"/>
-              </w:rPr>
-              <w:br/>
               <w:t xml:space="preserve">4.1.2 </w:t>
             </w:r>
             <w:r>
@@ -8321,14 +8049,6 @@
                 <w:lang w:val="en-GB"/>
               </w:rPr>
             </w:pPr>
-          </w:p>
-          <w:p>
-            <w:pPr>
-              <w:rPr>
-                <w:rFonts w:cstheme="minorHAnsi"/>
-                <w:lang w:val="en-GB"/>
-              </w:rPr>
-            </w:pPr>
             <w:r>
               <w:rPr>
                 <w:rFonts w:cstheme="minorHAnsi"/>
@@ -8336,14 +8056,6 @@
               </w:rPr>
               <w:t>4.1.3 If the Payment/Process fails (Incorrect billing information, lack of money, Termination, Error), nothing will be sold/bound (if needed Rollback).</w:t>
             </w:r>
-          </w:p>
-          <w:p>
-            <w:pPr>
-              <w:rPr>
-                <w:rFonts w:cstheme="minorHAnsi"/>
-                <w:lang w:val="en-GB"/>
-              </w:rPr>
-            </w:pPr>
           </w:p>
         </w:tc>
       </w:tr>
@@ -8373,7 +8085,7 @@
         </w:tc>
         <w:tc>
           <w:tcPr>
-            <w:tcW w:w="3600" w:type="dxa"/>
+            <w:tcW w:w="8608" w:type="dxa"/>
             <w:gridSpan w:val="3"/>
           </w:tcPr>
           <w:p>
@@ -8405,13 +8117,6 @@
                 <w:lang w:val="en-GB"/>
               </w:rPr>
               <w:t>.</w:t>
-            </w:r>
-            <w:r>
-              <w:rPr>
-                <w:rFonts w:cstheme="minorHAnsi"/>
-                <w:lang w:val="en-GB"/>
-              </w:rPr>
-              <w:br/>
             </w:r>
             <w:r>
               <w:rPr>
@@ -8466,7 +8171,7 @@
         </w:tc>
         <w:tc>
           <w:tcPr>
-            <w:tcW w:w="3600" w:type="dxa"/>
+            <w:tcW w:w="8608" w:type="dxa"/>
             <w:gridSpan w:val="3"/>
           </w:tcPr>
           <w:p>
@@ -8512,7 +8217,7 @@
         </w:tc>
         <w:tc>
           <w:tcPr>
-            <w:tcW w:w="3600" w:type="dxa"/>
+            <w:tcW w:w="8608" w:type="dxa"/>
             <w:gridSpan w:val="3"/>
           </w:tcPr>
           <w:p>
@@ -8525,21 +8230,7 @@
               <w:rPr>
                 <w:rFonts w:cstheme="minorHAnsi"/>
               </w:rPr>
-              <w:t xml:space="preserve">High (Core System </w:t>
-            </w:r>
-            <w:proofErr w:type="spellStart"/>
-            <w:r>
-              <w:rPr>
-                <w:rFonts w:cstheme="minorHAnsi"/>
-              </w:rPr>
-              <w:t>Functionality</w:t>
-            </w:r>
-            <w:proofErr w:type="spellEnd"/>
-            <w:r>
-              <w:rPr>
-                <w:rFonts w:cstheme="minorHAnsi"/>
-              </w:rPr>
-              <w:t>)</w:t>
+              <w:t>High (Core System Functionality)</w:t>
             </w:r>
           </w:p>
         </w:tc>
@@ -8559,27 +8250,18 @@
                 <w:rFonts w:cstheme="minorHAnsi"/>
               </w:rPr>
             </w:pPr>
-            <w:proofErr w:type="spellStart"/>
             <w:r>
               <w:rPr>
                 <w:rFonts w:cstheme="minorHAnsi"/>
                 <w:b/>
               </w:rPr>
-              <w:t>Frequency</w:t>
-            </w:r>
-            <w:proofErr w:type="spellEnd"/>
-            <w:r>
-              <w:rPr>
-                <w:rFonts w:cstheme="minorHAnsi"/>
-                <w:b/>
-              </w:rPr>
-              <w:t xml:space="preserve"> of Use</w:t>
-            </w:r>
-          </w:p>
-        </w:tc>
-        <w:tc>
-          <w:tcPr>
-            <w:tcW w:w="3600" w:type="dxa"/>
+              <w:t>Frequency of Use</w:t>
+            </w:r>
+          </w:p>
+        </w:tc>
+        <w:tc>
+          <w:tcPr>
+            <w:tcW w:w="8608" w:type="dxa"/>
             <w:gridSpan w:val="3"/>
           </w:tcPr>
           <w:p>
@@ -8625,11 +8307,12 @@
         </w:tc>
         <w:tc>
           <w:tcPr>
-            <w:tcW w:w="3600" w:type="dxa"/>
+            <w:tcW w:w="8608" w:type="dxa"/>
             <w:gridSpan w:val="3"/>
           </w:tcPr>
           <w:p>
             <w:pPr>
+              <w:jc w:val="left"/>
               <w:rPr>
                 <w:rFonts w:cstheme="minorHAnsi"/>
                 <w:lang w:val="en-GB"/>
@@ -8648,7 +8331,21 @@
                 <w:lang w:val="en-GB"/>
               </w:rPr>
               <w:br/>
-              <w:t>2. Single-match tickets can be sold anonymously at staffed ticket counters.</w:t>
+              <w:t>2.</w:t>
+            </w:r>
+            <w:r>
+              <w:rPr>
+                <w:rFonts w:cstheme="minorHAnsi"/>
+                <w:lang w:val="en-GB"/>
+              </w:rPr>
+              <w:t xml:space="preserve"> </w:t>
+            </w:r>
+            <w:r>
+              <w:rPr>
+                <w:rFonts w:cstheme="minorHAnsi"/>
+                <w:lang w:val="en-GB"/>
+              </w:rPr>
+              <w:t>Single-match tickets can be sold anonymously at staffed ticket counters.</w:t>
             </w:r>
             <w:r>
               <w:rPr>
@@ -8687,7 +8384,7 @@
         </w:tc>
         <w:tc>
           <w:tcPr>
-            <w:tcW w:w="3600" w:type="dxa"/>
+            <w:tcW w:w="8608" w:type="dxa"/>
             <w:gridSpan w:val="3"/>
           </w:tcPr>
           <w:p>
@@ -8741,7 +8438,7 @@
         </w:tc>
         <w:tc>
           <w:tcPr>
-            <w:tcW w:w="3600" w:type="dxa"/>
+            <w:tcW w:w="8608" w:type="dxa"/>
             <w:gridSpan w:val="3"/>
           </w:tcPr>
           <w:p>
@@ -8787,7 +8484,7 @@
         </w:tc>
         <w:tc>
           <w:tcPr>
-            <w:tcW w:w="3600" w:type="dxa"/>
+            <w:tcW w:w="8608" w:type="dxa"/>
             <w:gridSpan w:val="3"/>
           </w:tcPr>
           <w:p>
@@ -15651,17 +15348,6 @@
 </file>
 
 <file path=customXml/item1.xml><?xml version="1.0" encoding="utf-8"?>
-<p:properties xmlns:p="http://schemas.microsoft.com/office/2006/metadata/properties" xmlns:xsi="http://www.w3.org/2001/XMLSchema-instance" xmlns:pc="http://schemas.microsoft.com/office/infopath/2007/PartnerControls">
-  <documentManagement>
-    <lcf76f155ced4ddcb4097134ff3c332f xmlns="1bd98149-fa75-4233-951c-f2f3fedfd2c2">
-      <Terms xmlns="http://schemas.microsoft.com/office/infopath/2007/PartnerControls"/>
-    </lcf76f155ced4ddcb4097134ff3c332f>
-    <TaxCatchAll xmlns="b9e2605c-4a5c-404d-9e25-72c4582cfe63" xsi:nil="true"/>
-  </documentManagement>
-</p:properties>
-</file>
-
-<file path=customXml/item2.xml><?xml version="1.0" encoding="utf-8"?>
 <ct:contentTypeSchema xmlns:ct="http://schemas.microsoft.com/office/2006/metadata/contentType" xmlns:ma="http://schemas.microsoft.com/office/2006/metadata/properties/metaAttributes" ct:_="" ma:_="" ma:contentTypeName="Dokument" ma:contentTypeID="0x010100E6409E0E50F7664EBCAA51856150D544" ma:contentTypeVersion="11" ma:contentTypeDescription="Ein neues Dokument erstellen." ma:contentTypeScope="" ma:versionID="1c182610d70f874ea490c22f66d42c75">
   <xsd:schema xmlns:xsd="http://www.w3.org/2001/XMLSchema" xmlns:xs="http://www.w3.org/2001/XMLSchema" xmlns:p="http://schemas.microsoft.com/office/2006/metadata/properties" xmlns:ns2="1bd98149-fa75-4233-951c-f2f3fedfd2c2" xmlns:ns3="b9e2605c-4a5c-404d-9e25-72c4582cfe63" targetNamespace="http://schemas.microsoft.com/office/2006/metadata/properties" ma:root="true" ma:fieldsID="c836e3cdf6e930ed391f81ee539c0afe" ns2:_="" ns3:_="">
     <xsd:import namespace="1bd98149-fa75-4233-951c-f2f3fedfd2c2"/>
@@ -15856,7 +15542,27 @@
 </ct:contentTypeSchema>
 </file>
 
+<file path=customXml/item2.xml><?xml version="1.0" encoding="utf-8"?>
+<p:properties xmlns:p="http://schemas.microsoft.com/office/2006/metadata/properties" xmlns:xsi="http://www.w3.org/2001/XMLSchema-instance" xmlns:pc="http://schemas.microsoft.com/office/infopath/2007/PartnerControls">
+  <documentManagement>
+    <lcf76f155ced4ddcb4097134ff3c332f xmlns="1bd98149-fa75-4233-951c-f2f3fedfd2c2">
+      <Terms xmlns="http://schemas.microsoft.com/office/infopath/2007/PartnerControls"/>
+    </lcf76f155ced4ddcb4097134ff3c332f>
+    <TaxCatchAll xmlns="b9e2605c-4a5c-404d-9e25-72c4582cfe63" xsi:nil="true"/>
+  </documentManagement>
+</p:properties>
+</file>
+
 <file path=customXml/item3.xml><?xml version="1.0" encoding="utf-8"?>
+<?mso-contentType ?>
+<FormTemplates xmlns="http://schemas.microsoft.com/sharepoint/v3/contenttype/forms">
+  <Display>DocumentLibraryForm</Display>
+  <Edit>DocumentLibraryForm</Edit>
+  <New>DocumentLibraryForm</New>
+</FormTemplates>
+</file>
+
+<file path=customXml/item4.xml><?xml version="1.0" encoding="utf-8"?>
 <b:Sources xmlns:b="http://schemas.openxmlformats.org/officeDocument/2006/bibliography" xmlns="http://schemas.openxmlformats.org/officeDocument/2006/bibliography" SelectedStyle="\IEEE2006OfficeOnline.xsl" StyleName="IEEE 2006">
   <b:Source>
     <b:Tag>GEi15</b:Tag>
@@ -15930,27 +15636,7 @@
 </b:Sources>
 </file>
 
-<file path=customXml/item4.xml><?xml version="1.0" encoding="utf-8"?>
-<?mso-contentType ?>
-<FormTemplates xmlns="http://schemas.microsoft.com/sharepoint/v3/contenttype/forms">
-  <Display>DocumentLibraryForm</Display>
-  <Edit>DocumentLibraryForm</Edit>
-  <New>DocumentLibraryForm</New>
-</FormTemplates>
-</file>
-
 <file path=customXml/itemProps1.xml><?xml version="1.0" encoding="utf-8"?>
-<ds:datastoreItem xmlns:ds="http://schemas.openxmlformats.org/officeDocument/2006/customXml" ds:itemID="{01CD615F-850E-4244-A790-55B60DB07CE2}">
-  <ds:schemaRefs>
-    <ds:schemaRef ds:uri="http://schemas.microsoft.com/office/2006/metadata/properties"/>
-    <ds:schemaRef ds:uri="http://schemas.microsoft.com/office/infopath/2007/PartnerControls"/>
-    <ds:schemaRef ds:uri="1bd98149-fa75-4233-951c-f2f3fedfd2c2"/>
-    <ds:schemaRef ds:uri="b9e2605c-4a5c-404d-9e25-72c4582cfe63"/>
-  </ds:schemaRefs>
-</ds:datastoreItem>
-</file>
-
-<file path=customXml/itemProps2.xml><?xml version="1.0" encoding="utf-8"?>
 <ds:datastoreItem xmlns:ds="http://schemas.openxmlformats.org/officeDocument/2006/customXml" ds:itemID="{B95865E5-B0D5-4E59-9C7E-3E2B14D43C20}">
   <ds:schemaRefs>
     <ds:schemaRef ds:uri="http://schemas.microsoft.com/office/2006/metadata/contentType"/>
@@ -15969,18 +15655,29 @@
 </ds:datastoreItem>
 </file>
 
+<file path=customXml/itemProps2.xml><?xml version="1.0" encoding="utf-8"?>
+<ds:datastoreItem xmlns:ds="http://schemas.openxmlformats.org/officeDocument/2006/customXml" ds:itemID="{01CD615F-850E-4244-A790-55B60DB07CE2}">
+  <ds:schemaRefs>
+    <ds:schemaRef ds:uri="http://schemas.microsoft.com/office/2006/metadata/properties"/>
+    <ds:schemaRef ds:uri="http://schemas.microsoft.com/office/infopath/2007/PartnerControls"/>
+    <ds:schemaRef ds:uri="1bd98149-fa75-4233-951c-f2f3fedfd2c2"/>
+    <ds:schemaRef ds:uri="b9e2605c-4a5c-404d-9e25-72c4582cfe63"/>
+  </ds:schemaRefs>
+</ds:datastoreItem>
+</file>
+
 <file path=customXml/itemProps3.xml><?xml version="1.0" encoding="utf-8"?>
+<ds:datastoreItem xmlns:ds="http://schemas.openxmlformats.org/officeDocument/2006/customXml" ds:itemID="{B3A0B843-25C3-4DBE-9C50-732B0310038B}">
+  <ds:schemaRefs>
+    <ds:schemaRef ds:uri="http://schemas.microsoft.com/sharepoint/v3/contenttype/forms"/>
+  </ds:schemaRefs>
+</ds:datastoreItem>
+</file>
+
+<file path=customXml/itemProps4.xml><?xml version="1.0" encoding="utf-8"?>
 <ds:datastoreItem xmlns:ds="http://schemas.openxmlformats.org/officeDocument/2006/customXml" ds:itemID="{851A0523-2E87-4707-90E2-48F24DA64E56}">
   <ds:schemaRefs>
     <ds:schemaRef ds:uri="http://schemas.openxmlformats.org/officeDocument/2006/bibliography"/>
   </ds:schemaRefs>
 </ds:datastoreItem>
-</file>
-
-<file path=customXml/itemProps4.xml><?xml version="1.0" encoding="utf-8"?>
-<ds:datastoreItem xmlns:ds="http://schemas.openxmlformats.org/officeDocument/2006/customXml" ds:itemID="{B3A0B843-25C3-4DBE-9C50-732B0310038B}">
-  <ds:schemaRefs>
-    <ds:schemaRef ds:uri="http://schemas.microsoft.com/sharepoint/v3/contenttype/forms"/>
-  </ds:schemaRefs>
-</ds:datastoreItem>
 </file>
--- a/SWD/Soccer_Ticketing/SWD-Project-Template.docx
+++ b/SWD/Soccer_Ticketing/SWD-Project-Template.docx
@@ -285,27 +285,13 @@
         <w:rPr>
           <w:rFonts w:asciiTheme="minorHAnsi" w:hAnsiTheme="minorHAnsi" w:cstheme="minorHAnsi"/>
         </w:rPr>
-        <w:t>Puch/</w:t>
-      </w:r>
-      <w:proofErr w:type="gramStart"/>
-      <w:r>
-        <w:rPr>
-          <w:rFonts w:asciiTheme="minorHAnsi" w:hAnsiTheme="minorHAnsi" w:cstheme="minorHAnsi"/>
-        </w:rPr>
-        <w:t xml:space="preserve">Salzburg, </w:t>
+        <w:t xml:space="preserve">Puch/Salzburg, </w:t>
       </w:r>
       <w:r>
         <w:rPr>
           <w:rFonts w:asciiTheme="minorHAnsi" w:hAnsiTheme="minorHAnsi" w:cstheme="minorHAnsi"/>
         </w:rPr>
-        <w:t xml:space="preserve"> Oktober</w:t>
-      </w:r>
-      <w:proofErr w:type="gramEnd"/>
-      <w:r>
-        <w:rPr>
-          <w:rFonts w:asciiTheme="minorHAnsi" w:hAnsiTheme="minorHAnsi" w:cstheme="minorHAnsi"/>
-        </w:rPr>
-        <w:t xml:space="preserve"> 2026</w:t>
+        <w:t xml:space="preserve"> Oktober 2026</w:t>
       </w:r>
     </w:p>
     <w:p>
@@ -378,7 +364,7 @@
               <w:b w:val="0"/>
               <w:kern w:val="2"/>
               <w:szCs w:val="24"/>
-              <w:lang w:val="en-GB" w:eastAsia="en-GB"/>
+              <w:lang w:eastAsia="de-AT"/>
               <w14:ligatures w14:val="standardContextual"/>
             </w:rPr>
           </w:pPr>
@@ -400,7 +386,7 @@
             </w:rPr>
             <w:fldChar w:fldCharType="separate"/>
           </w:r>
-          <w:hyperlink w:anchor="_Toc207788668" w:history="1">
+          <w:hyperlink w:anchor="_Toc244086938" w:history="1">
             <w:r>
               <w:rPr>
                 <w:rStyle w:val="Hyperlink"/>
@@ -414,7 +400,7 @@
                 <w:b w:val="0"/>
                 <w:kern w:val="2"/>
                 <w:szCs w:val="24"/>
-                <w:lang w:val="en-GB" w:eastAsia="en-GB"/>
+                <w:lang w:eastAsia="de-AT"/>
                 <w14:ligatures w14:val="standardContextual"/>
               </w:rPr>
               <w:tab/>
@@ -442,7 +428,7 @@
               <w:rPr>
                 <w:webHidden/>
               </w:rPr>
-              <w:instrText xml:space="preserve"> PAGEREF _Toc207788668 \h </w:instrText>
+              <w:instrText xml:space="preserve"> PAGEREF _Toc244086938 \h </w:instrText>
             </w:r>
             <w:r>
               <w:rPr>
@@ -477,11 +463,11 @@
               <w:b w:val="0"/>
               <w:kern w:val="2"/>
               <w:szCs w:val="24"/>
-              <w:lang w:val="en-GB" w:eastAsia="en-GB"/>
+              <w:lang w:eastAsia="de-AT"/>
               <w14:ligatures w14:val="standardContextual"/>
             </w:rPr>
           </w:pPr>
-          <w:hyperlink w:anchor="_Toc207788669" w:history="1">
+          <w:hyperlink w:anchor="_Toc244086939" w:history="1">
             <w:r>
               <w:rPr>
                 <w:rStyle w:val="Hyperlink"/>
@@ -495,7 +481,7 @@
                 <w:b w:val="0"/>
                 <w:kern w:val="2"/>
                 <w:szCs w:val="24"/>
-                <w:lang w:val="en-GB" w:eastAsia="en-GB"/>
+                <w:lang w:eastAsia="de-AT"/>
                 <w14:ligatures w14:val="standardContextual"/>
               </w:rPr>
               <w:tab/>
@@ -523,7 +509,7 @@
               <w:rPr>
                 <w:webHidden/>
               </w:rPr>
-              <w:instrText xml:space="preserve"> PAGEREF _Toc207788669 \h </w:instrText>
+              <w:instrText xml:space="preserve"> PAGEREF _Toc244086939 \h </w:instrText>
             </w:r>
             <w:r>
               <w:rPr>
@@ -558,11 +544,11 @@
               <w:noProof/>
               <w:kern w:val="2"/>
               <w:szCs w:val="24"/>
-              <w:lang w:val="en-GB" w:eastAsia="en-GB"/>
+              <w:lang w:eastAsia="de-AT"/>
               <w14:ligatures w14:val="standardContextual"/>
             </w:rPr>
           </w:pPr>
-          <w:hyperlink w:anchor="_Toc207788670" w:history="1">
+          <w:hyperlink w:anchor="_Toc244086940" w:history="1">
             <w:r>
               <w:rPr>
                 <w:rStyle w:val="Hyperlink"/>
@@ -576,7 +562,7 @@
                 <w:noProof/>
                 <w:kern w:val="2"/>
                 <w:szCs w:val="24"/>
-                <w:lang w:val="en-GB" w:eastAsia="en-GB"/>
+                <w:lang w:eastAsia="de-AT"/>
                 <w14:ligatures w14:val="standardContextual"/>
               </w:rPr>
               <w:tab/>
@@ -607,7 +593,7 @@
                 <w:noProof/>
                 <w:webHidden/>
               </w:rPr>
-              <w:instrText xml:space="preserve"> PAGEREF _Toc207788670 \h </w:instrText>
+              <w:instrText xml:space="preserve"> PAGEREF _Toc244086940 \h </w:instrText>
             </w:r>
             <w:r>
               <w:rPr>
@@ -646,11 +632,11 @@
               <w:noProof/>
               <w:kern w:val="2"/>
               <w:szCs w:val="24"/>
-              <w:lang w:val="en-GB" w:eastAsia="en-GB"/>
+              <w:lang w:eastAsia="de-AT"/>
               <w14:ligatures w14:val="standardContextual"/>
             </w:rPr>
           </w:pPr>
-          <w:hyperlink w:anchor="_Toc207788671" w:history="1">
+          <w:hyperlink w:anchor="_Toc244086941" w:history="1">
             <w:r>
               <w:rPr>
                 <w:rStyle w:val="Hyperlink"/>
@@ -665,7 +651,7 @@
                 <w:noProof/>
                 <w:kern w:val="2"/>
                 <w:szCs w:val="24"/>
-                <w:lang w:val="en-GB" w:eastAsia="en-GB"/>
+                <w:lang w:eastAsia="de-AT"/>
                 <w14:ligatures w14:val="standardContextual"/>
               </w:rPr>
               <w:tab/>
@@ -697,7 +683,7 @@
                 <w:noProof/>
                 <w:webHidden/>
               </w:rPr>
-              <w:instrText xml:space="preserve"> PAGEREF _Toc207788671 \h </w:instrText>
+              <w:instrText xml:space="preserve"> PAGEREF _Toc244086941 \h </w:instrText>
             </w:r>
             <w:r>
               <w:rPr>
@@ -717,7 +703,7 @@
                 <w:noProof/>
                 <w:webHidden/>
               </w:rPr>
-              <w:t>2</w:t>
+              <w:t>3</w:t>
             </w:r>
             <w:r>
               <w:rPr>
@@ -736,11 +722,11 @@
               <w:noProof/>
               <w:kern w:val="2"/>
               <w:szCs w:val="24"/>
-              <w:lang w:val="en-GB" w:eastAsia="en-GB"/>
+              <w:lang w:eastAsia="de-AT"/>
               <w14:ligatures w14:val="standardContextual"/>
             </w:rPr>
           </w:pPr>
-          <w:hyperlink w:anchor="_Toc207788672" w:history="1">
+          <w:hyperlink w:anchor="_Toc244086942" w:history="1">
             <w:r>
               <w:rPr>
                 <w:rStyle w:val="Hyperlink"/>
@@ -755,7 +741,7 @@
                 <w:noProof/>
                 <w:kern w:val="2"/>
                 <w:szCs w:val="24"/>
-                <w:lang w:val="en-GB" w:eastAsia="en-GB"/>
+                <w:lang w:eastAsia="de-AT"/>
                 <w14:ligatures w14:val="standardContextual"/>
               </w:rPr>
               <w:tab/>
@@ -787,7 +773,7 @@
                 <w:noProof/>
                 <w:webHidden/>
               </w:rPr>
-              <w:instrText xml:space="preserve"> PAGEREF _Toc207788672 \h </w:instrText>
+              <w:instrText xml:space="preserve"> PAGEREF _Toc244086942 \h </w:instrText>
             </w:r>
             <w:r>
               <w:rPr>
@@ -807,7 +793,7 @@
                 <w:noProof/>
                 <w:webHidden/>
               </w:rPr>
-              <w:t>2</w:t>
+              <w:t>4</w:t>
             </w:r>
             <w:r>
               <w:rPr>
@@ -826,11 +812,11 @@
               <w:noProof/>
               <w:kern w:val="2"/>
               <w:szCs w:val="24"/>
-              <w:lang w:val="en-GB" w:eastAsia="en-GB"/>
+              <w:lang w:eastAsia="de-AT"/>
               <w14:ligatures w14:val="standardContextual"/>
             </w:rPr>
           </w:pPr>
-          <w:hyperlink w:anchor="_Toc207788673" w:history="1">
+          <w:hyperlink w:anchor="_Toc244086943" w:history="1">
             <w:r>
               <w:rPr>
                 <w:rStyle w:val="Hyperlink"/>
@@ -845,7 +831,7 @@
                 <w:noProof/>
                 <w:kern w:val="2"/>
                 <w:szCs w:val="24"/>
-                <w:lang w:val="en-GB" w:eastAsia="en-GB"/>
+                <w:lang w:eastAsia="de-AT"/>
                 <w14:ligatures w14:val="standardContextual"/>
               </w:rPr>
               <w:tab/>
@@ -877,7 +863,7 @@
                 <w:noProof/>
                 <w:webHidden/>
               </w:rPr>
-              <w:instrText xml:space="preserve"> PAGEREF _Toc207788673 \h </w:instrText>
+              <w:instrText xml:space="preserve"> PAGEREF _Toc244086943 \h </w:instrText>
             </w:r>
             <w:r>
               <w:rPr>
@@ -897,7 +883,7 @@
                 <w:noProof/>
                 <w:webHidden/>
               </w:rPr>
-              <w:t>2</w:t>
+              <w:t>4</w:t>
             </w:r>
             <w:r>
               <w:rPr>
@@ -916,11 +902,11 @@
               <w:b w:val="0"/>
               <w:kern w:val="2"/>
               <w:szCs w:val="24"/>
-              <w:lang w:val="en-GB" w:eastAsia="en-GB"/>
+              <w:lang w:eastAsia="de-AT"/>
               <w14:ligatures w14:val="standardContextual"/>
             </w:rPr>
           </w:pPr>
-          <w:hyperlink w:anchor="_Toc207788674" w:history="1">
+          <w:hyperlink w:anchor="_Toc244086944" w:history="1">
             <w:r>
               <w:rPr>
                 <w:rStyle w:val="Hyperlink"/>
@@ -934,7 +920,7 @@
                 <w:b w:val="0"/>
                 <w:kern w:val="2"/>
                 <w:szCs w:val="24"/>
-                <w:lang w:val="en-GB" w:eastAsia="en-GB"/>
+                <w:lang w:eastAsia="de-AT"/>
                 <w14:ligatures w14:val="standardContextual"/>
               </w:rPr>
               <w:tab/>
@@ -962,7 +948,7 @@
               <w:rPr>
                 <w:webHidden/>
               </w:rPr>
-              <w:instrText xml:space="preserve"> PAGEREF _Toc207788674 \h </w:instrText>
+              <w:instrText xml:space="preserve"> PAGEREF _Toc244086944 \h </w:instrText>
             </w:r>
             <w:r>
               <w:rPr>
@@ -979,7 +965,7 @@
               <w:rPr>
                 <w:webHidden/>
               </w:rPr>
-              <w:t>2</w:t>
+              <w:t>5</w:t>
             </w:r>
             <w:r>
               <w:rPr>
@@ -997,11 +983,11 @@
               <w:b w:val="0"/>
               <w:kern w:val="2"/>
               <w:szCs w:val="24"/>
-              <w:lang w:val="en-GB" w:eastAsia="en-GB"/>
+              <w:lang w:eastAsia="de-AT"/>
               <w14:ligatures w14:val="standardContextual"/>
             </w:rPr>
           </w:pPr>
-          <w:hyperlink w:anchor="_Toc207788675" w:history="1">
+          <w:hyperlink w:anchor="_Toc244086945" w:history="1">
             <w:r>
               <w:rPr>
                 <w:rStyle w:val="Hyperlink"/>
@@ -1015,7 +1001,7 @@
                 <w:b w:val="0"/>
                 <w:kern w:val="2"/>
                 <w:szCs w:val="24"/>
-                <w:lang w:val="en-GB" w:eastAsia="en-GB"/>
+                <w:lang w:eastAsia="de-AT"/>
                 <w14:ligatures w14:val="standardContextual"/>
               </w:rPr>
               <w:tab/>
@@ -1043,7 +1029,7 @@
               <w:rPr>
                 <w:webHidden/>
               </w:rPr>
-              <w:instrText xml:space="preserve"> PAGEREF _Toc207788675 \h </w:instrText>
+              <w:instrText xml:space="preserve"> PAGEREF _Toc244086945 \h </w:instrText>
             </w:r>
             <w:r>
               <w:rPr>
@@ -1060,7 +1046,7 @@
               <w:rPr>
                 <w:webHidden/>
               </w:rPr>
-              <w:t>2</w:t>
+              <w:t>6</w:t>
             </w:r>
             <w:r>
               <w:rPr>
@@ -1078,11 +1064,11 @@
               <w:noProof/>
               <w:kern w:val="2"/>
               <w:szCs w:val="24"/>
-              <w:lang w:val="en-GB" w:eastAsia="en-GB"/>
+              <w:lang w:eastAsia="de-AT"/>
               <w14:ligatures w14:val="standardContextual"/>
             </w:rPr>
           </w:pPr>
-          <w:hyperlink w:anchor="_Toc207788676" w:history="1">
+          <w:hyperlink w:anchor="_Toc244086946" w:history="1">
             <w:r>
               <w:rPr>
                 <w:rStyle w:val="Hyperlink"/>
@@ -1097,7 +1083,7 @@
                 <w:noProof/>
                 <w:kern w:val="2"/>
                 <w:szCs w:val="24"/>
-                <w:lang w:val="en-GB" w:eastAsia="en-GB"/>
+                <w:lang w:eastAsia="de-AT"/>
                 <w14:ligatures w14:val="standardContextual"/>
               </w:rPr>
               <w:tab/>
@@ -1129,7 +1115,7 @@
                 <w:noProof/>
                 <w:webHidden/>
               </w:rPr>
-              <w:instrText xml:space="preserve"> PAGEREF _Toc207788676 \h </w:instrText>
+              <w:instrText xml:space="preserve"> PAGEREF _Toc244086946 \h </w:instrText>
             </w:r>
             <w:r>
               <w:rPr>
@@ -1149,7 +1135,7 @@
                 <w:noProof/>
                 <w:webHidden/>
               </w:rPr>
-              <w:t>2</w:t>
+              <w:t>6</w:t>
             </w:r>
             <w:r>
               <w:rPr>
@@ -1168,11 +1154,11 @@
               <w:noProof/>
               <w:kern w:val="2"/>
               <w:szCs w:val="24"/>
-              <w:lang w:val="en-GB" w:eastAsia="en-GB"/>
+              <w:lang w:eastAsia="de-AT"/>
               <w14:ligatures w14:val="standardContextual"/>
             </w:rPr>
           </w:pPr>
-          <w:hyperlink w:anchor="_Toc207788677" w:history="1">
+          <w:hyperlink w:anchor="_Toc244086947" w:history="1">
             <w:r>
               <w:rPr>
                 <w:rStyle w:val="Hyperlink"/>
@@ -1187,7 +1173,7 @@
                 <w:noProof/>
                 <w:kern w:val="2"/>
                 <w:szCs w:val="24"/>
-                <w:lang w:val="en-GB" w:eastAsia="en-GB"/>
+                <w:lang w:eastAsia="de-AT"/>
                 <w14:ligatures w14:val="standardContextual"/>
               </w:rPr>
               <w:tab/>
@@ -1219,7 +1205,7 @@
                 <w:noProof/>
                 <w:webHidden/>
               </w:rPr>
-              <w:instrText xml:space="preserve"> PAGEREF _Toc207788677 \h </w:instrText>
+              <w:instrText xml:space="preserve"> PAGEREF _Toc244086947 \h </w:instrText>
             </w:r>
             <w:r>
               <w:rPr>
@@ -1239,7 +1225,7 @@
                 <w:noProof/>
                 <w:webHidden/>
               </w:rPr>
-              <w:t>2</w:t>
+              <w:t>7</w:t>
             </w:r>
             <w:r>
               <w:rPr>
@@ -1258,11 +1244,11 @@
               <w:b w:val="0"/>
               <w:kern w:val="2"/>
               <w:szCs w:val="24"/>
-              <w:lang w:val="en-GB" w:eastAsia="en-GB"/>
+              <w:lang w:eastAsia="de-AT"/>
               <w14:ligatures w14:val="standardContextual"/>
             </w:rPr>
           </w:pPr>
-          <w:hyperlink w:anchor="_Toc207788678" w:history="1">
+          <w:hyperlink w:anchor="_Toc244086948" w:history="1">
             <w:r>
               <w:rPr>
                 <w:rStyle w:val="Hyperlink"/>
@@ -1276,7 +1262,7 @@
                 <w:b w:val="0"/>
                 <w:kern w:val="2"/>
                 <w:szCs w:val="24"/>
-                <w:lang w:val="en-GB" w:eastAsia="en-GB"/>
+                <w:lang w:eastAsia="de-AT"/>
                 <w14:ligatures w14:val="standardContextual"/>
               </w:rPr>
               <w:tab/>
@@ -1304,7 +1290,7 @@
               <w:rPr>
                 <w:webHidden/>
               </w:rPr>
-              <w:instrText xml:space="preserve"> PAGEREF _Toc207788678 \h </w:instrText>
+              <w:instrText xml:space="preserve"> PAGEREF _Toc244086948 \h </w:instrText>
             </w:r>
             <w:r>
               <w:rPr>
@@ -1321,7 +1307,7 @@
               <w:rPr>
                 <w:webHidden/>
               </w:rPr>
-              <w:t>3</w:t>
+              <w:t>9</w:t>
             </w:r>
             <w:r>
               <w:rPr>
@@ -1339,11 +1325,11 @@
               <w:b w:val="0"/>
               <w:kern w:val="2"/>
               <w:szCs w:val="24"/>
-              <w:lang w:val="en-GB" w:eastAsia="en-GB"/>
+              <w:lang w:eastAsia="de-AT"/>
               <w14:ligatures w14:val="standardContextual"/>
             </w:rPr>
           </w:pPr>
-          <w:hyperlink w:anchor="_Toc207788679" w:history="1">
+          <w:hyperlink w:anchor="_Toc244086949" w:history="1">
             <w:r>
               <w:rPr>
                 <w:rStyle w:val="Hyperlink"/>
@@ -1357,7 +1343,7 @@
                 <w:b w:val="0"/>
                 <w:kern w:val="2"/>
                 <w:szCs w:val="24"/>
-                <w:lang w:val="en-GB" w:eastAsia="en-GB"/>
+                <w:lang w:eastAsia="de-AT"/>
                 <w14:ligatures w14:val="standardContextual"/>
               </w:rPr>
               <w:tab/>
@@ -1385,7 +1371,7 @@
               <w:rPr>
                 <w:webHidden/>
               </w:rPr>
-              <w:instrText xml:space="preserve"> PAGEREF _Toc207788679 \h </w:instrText>
+              <w:instrText xml:space="preserve"> PAGEREF _Toc244086949 \h </w:instrText>
             </w:r>
             <w:r>
               <w:rPr>
@@ -1402,7 +1388,7 @@
               <w:rPr>
                 <w:webHidden/>
               </w:rPr>
-              <w:t>3</w:t>
+              <w:t>9</w:t>
             </w:r>
             <w:r>
               <w:rPr>
@@ -1420,11 +1406,11 @@
               <w:b w:val="0"/>
               <w:kern w:val="2"/>
               <w:szCs w:val="24"/>
-              <w:lang w:val="en-GB" w:eastAsia="en-GB"/>
+              <w:lang w:eastAsia="de-AT"/>
               <w14:ligatures w14:val="standardContextual"/>
             </w:rPr>
           </w:pPr>
-          <w:hyperlink w:anchor="_Toc207788680" w:history="1">
+          <w:hyperlink w:anchor="_Toc244086950" w:history="1">
             <w:r>
               <w:rPr>
                 <w:rStyle w:val="Hyperlink"/>
@@ -1438,7 +1424,7 @@
                 <w:b w:val="0"/>
                 <w:kern w:val="2"/>
                 <w:szCs w:val="24"/>
-                <w:lang w:val="en-GB" w:eastAsia="en-GB"/>
+                <w:lang w:eastAsia="de-AT"/>
                 <w14:ligatures w14:val="standardContextual"/>
               </w:rPr>
               <w:tab/>
@@ -1448,7 +1434,7 @@
                 <w:rStyle w:val="Hyperlink"/>
                 <w:rFonts w:cstheme="minorHAnsi"/>
               </w:rPr>
-              <w:t>Use Case 1 xxx</w:t>
+              <w:t>Use Case 1 (4.1)</w:t>
             </w:r>
             <w:r>
               <w:rPr>
@@ -1466,7 +1452,7 @@
               <w:rPr>
                 <w:webHidden/>
               </w:rPr>
-              <w:instrText xml:space="preserve"> PAGEREF _Toc207788680 \h </w:instrText>
+              <w:instrText xml:space="preserve"> PAGEREF _Toc244086950 \h </w:instrText>
             </w:r>
             <w:r>
               <w:rPr>
@@ -1483,7 +1469,7 @@
               <w:rPr>
                 <w:webHidden/>
               </w:rPr>
-              <w:t>3</w:t>
+              <w:t>9</w:t>
             </w:r>
             <w:r>
               <w:rPr>
@@ -1501,11 +1487,11 @@
               <w:noProof/>
               <w:kern w:val="2"/>
               <w:szCs w:val="24"/>
-              <w:lang w:val="en-GB" w:eastAsia="en-GB"/>
+              <w:lang w:eastAsia="de-AT"/>
               <w14:ligatures w14:val="standardContextual"/>
             </w:rPr>
           </w:pPr>
-          <w:hyperlink w:anchor="_Toc207788681" w:history="1">
+          <w:hyperlink w:anchor="_Toc244086951" w:history="1">
             <w:r>
               <w:rPr>
                 <w:rStyle w:val="Hyperlink"/>
@@ -1520,7 +1506,7 @@
                 <w:noProof/>
                 <w:kern w:val="2"/>
                 <w:szCs w:val="24"/>
-                <w:lang w:val="en-GB" w:eastAsia="en-GB"/>
+                <w:lang w:eastAsia="de-AT"/>
                 <w14:ligatures w14:val="standardContextual"/>
               </w:rPr>
               <w:tab/>
@@ -1531,7 +1517,7 @@
                 <w:rFonts w:cstheme="minorHAnsi"/>
                 <w:noProof/>
               </w:rPr>
-              <w:t>Use Case Description</w:t>
+              <w:t>Activity Diagram</w:t>
             </w:r>
             <w:r>
               <w:rPr>
@@ -1552,7 +1538,7 @@
                 <w:noProof/>
                 <w:webHidden/>
               </w:rPr>
-              <w:instrText xml:space="preserve"> PAGEREF _Toc207788681 \h </w:instrText>
+              <w:instrText xml:space="preserve"> PAGEREF _Toc244086951 \h </w:instrText>
             </w:r>
             <w:r>
               <w:rPr>
@@ -1572,11 +1558,92 @@
                 <w:noProof/>
                 <w:webHidden/>
               </w:rPr>
-              <w:t>3</w:t>
+              <w:t>10</w:t>
             </w:r>
             <w:r>
               <w:rPr>
                 <w:noProof/>
+                <w:webHidden/>
+              </w:rPr>
+              <w:fldChar w:fldCharType="end"/>
+            </w:r>
+          </w:hyperlink>
+        </w:p>
+        <w:p>
+          <w:pPr>
+            <w:pStyle w:val="Verzeichnis2"/>
+            <w:rPr>
+              <w:rFonts w:asciiTheme="minorHAnsi" w:eastAsiaTheme="minorEastAsia" w:hAnsiTheme="minorHAnsi" w:cstheme="minorBidi"/>
+              <w:b w:val="0"/>
+              <w:kern w:val="2"/>
+              <w:szCs w:val="24"/>
+              <w:lang w:eastAsia="de-AT"/>
+              <w14:ligatures w14:val="standardContextual"/>
+            </w:rPr>
+          </w:pPr>
+          <w:hyperlink w:anchor="_Toc244086952" w:history="1">
+            <w:r>
+              <w:rPr>
+                <w:rStyle w:val="Hyperlink"/>
+                <w:rFonts w:cstheme="minorHAnsi"/>
+              </w:rPr>
+              <w:t>2.3</w:t>
+            </w:r>
+            <w:r>
+              <w:rPr>
+                <w:rFonts w:asciiTheme="minorHAnsi" w:eastAsiaTheme="minorEastAsia" w:hAnsiTheme="minorHAnsi" w:cstheme="minorBidi"/>
+                <w:b w:val="0"/>
+                <w:kern w:val="2"/>
+                <w:szCs w:val="24"/>
+                <w:lang w:eastAsia="de-AT"/>
+                <w14:ligatures w14:val="standardContextual"/>
+              </w:rPr>
+              <w:tab/>
+            </w:r>
+            <w:r>
+              <w:rPr>
+                <w:rStyle w:val="Hyperlink"/>
+                <w:rFonts w:cstheme="minorHAnsi"/>
+              </w:rPr>
+              <w:t>Use Case 2 (4.2)</w:t>
+            </w:r>
+            <w:r>
+              <w:rPr>
+                <w:webHidden/>
+              </w:rPr>
+              <w:tab/>
+            </w:r>
+            <w:r>
+              <w:rPr>
+                <w:webHidden/>
+              </w:rPr>
+              <w:fldChar w:fldCharType="begin"/>
+            </w:r>
+            <w:r>
+              <w:rPr>
+                <w:webHidden/>
+              </w:rPr>
+              <w:instrText xml:space="preserve"> PAGEREF _Toc244086952 \h </w:instrText>
+            </w:r>
+            <w:r>
+              <w:rPr>
+                <w:webHidden/>
+              </w:rPr>
+            </w:r>
+            <w:r>
+              <w:rPr>
+                <w:webHidden/>
+              </w:rPr>
+              <w:fldChar w:fldCharType="separate"/>
+            </w:r>
+            <w:r>
+              <w:rPr>
+                <w:webHidden/>
+              </w:rPr>
+              <w:t>11</w:t>
+            </w:r>
+            <w:r>
+              <w:rPr>
                 <w:webHidden/>
               </w:rPr>
               <w:fldChar w:fldCharType="end"/>
@@ -1591,18 +1658,18 @@
               <w:noProof/>
               <w:kern w:val="2"/>
               <w:szCs w:val="24"/>
-              <w:lang w:val="en-GB" w:eastAsia="en-GB"/>
+              <w:lang w:eastAsia="de-AT"/>
               <w14:ligatures w14:val="standardContextual"/>
             </w:rPr>
           </w:pPr>
-          <w:hyperlink w:anchor="_Toc207788682" w:history="1">
+          <w:hyperlink w:anchor="_Toc244086953" w:history="1">
             <w:r>
               <w:rPr>
                 <w:rStyle w:val="Hyperlink"/>
                 <w:rFonts w:cstheme="minorHAnsi"/>
                 <w:noProof/>
               </w:rPr>
-              <w:t>2.2.2</w:t>
+              <w:t>2.3.1</w:t>
             </w:r>
             <w:r>
               <w:rPr>
@@ -1610,7 +1677,7 @@
                 <w:noProof/>
                 <w:kern w:val="2"/>
                 <w:szCs w:val="24"/>
-                <w:lang w:val="en-GB" w:eastAsia="en-GB"/>
+                <w:lang w:eastAsia="de-AT"/>
                 <w14:ligatures w14:val="standardContextual"/>
               </w:rPr>
               <w:tab/>
@@ -1642,7 +1709,7 @@
                 <w:noProof/>
                 <w:webHidden/>
               </w:rPr>
-              <w:instrText xml:space="preserve"> PAGEREF _Toc207788682 \h </w:instrText>
+              <w:instrText xml:space="preserve"> PAGEREF _Toc244086953 \h </w:instrText>
             </w:r>
             <w:r>
               <w:rPr>
@@ -1662,11 +1729,94 @@
                 <w:noProof/>
                 <w:webHidden/>
               </w:rPr>
+              <w:t>13</w:t>
+            </w:r>
+            <w:r>
+              <w:rPr>
+                <w:noProof/>
+                <w:webHidden/>
+              </w:rPr>
+              <w:fldChar w:fldCharType="end"/>
+            </w:r>
+          </w:hyperlink>
+        </w:p>
+        <w:p>
+          <w:pPr>
+            <w:pStyle w:val="Verzeichnis1"/>
+            <w:rPr>
+              <w:rFonts w:asciiTheme="minorHAnsi" w:eastAsiaTheme="minorEastAsia" w:hAnsiTheme="minorHAnsi" w:cstheme="minorBidi"/>
+              <w:b w:val="0"/>
+              <w:kern w:val="2"/>
+              <w:szCs w:val="24"/>
+              <w:lang w:eastAsia="de-AT"/>
+              <w14:ligatures w14:val="standardContextual"/>
+            </w:rPr>
+          </w:pPr>
+          <w:hyperlink w:anchor="_Toc244086954" w:history="1">
+            <w:r>
+              <w:rPr>
+                <w:rStyle w:val="Hyperlink"/>
+                <w:rFonts w:cstheme="minorHAnsi"/>
+                <w:lang w:val="en-US"/>
+              </w:rPr>
               <w:t>3</w:t>
             </w:r>
             <w:r>
               <w:rPr>
-                <w:noProof/>
+                <w:rFonts w:asciiTheme="minorHAnsi" w:eastAsiaTheme="minorEastAsia" w:hAnsiTheme="minorHAnsi" w:cstheme="minorBidi"/>
+                <w:b w:val="0"/>
+                <w:kern w:val="2"/>
+                <w:szCs w:val="24"/>
+                <w:lang w:eastAsia="de-AT"/>
+                <w14:ligatures w14:val="standardContextual"/>
+              </w:rPr>
+              <w:tab/>
+            </w:r>
+            <w:r>
+              <w:rPr>
+                <w:rStyle w:val="Hyperlink"/>
+                <w:rFonts w:cstheme="minorHAnsi"/>
+                <w:lang w:val="en-US"/>
+              </w:rPr>
+              <w:t>Architecture</w:t>
+            </w:r>
+            <w:r>
+              <w:rPr>
+                <w:webHidden/>
+              </w:rPr>
+              <w:tab/>
+            </w:r>
+            <w:r>
+              <w:rPr>
+                <w:webHidden/>
+              </w:rPr>
+              <w:fldChar w:fldCharType="begin"/>
+            </w:r>
+            <w:r>
+              <w:rPr>
+                <w:webHidden/>
+              </w:rPr>
+              <w:instrText xml:space="preserve"> PAGEREF _Toc244086954 \h </w:instrText>
+            </w:r>
+            <w:r>
+              <w:rPr>
+                <w:webHidden/>
+              </w:rPr>
+            </w:r>
+            <w:r>
+              <w:rPr>
+                <w:webHidden/>
+              </w:rPr>
+              <w:fldChar w:fldCharType="separate"/>
+            </w:r>
+            <w:r>
+              <w:rPr>
+                <w:webHidden/>
+              </w:rPr>
+              <w:t>14</w:t>
+            </w:r>
+            <w:r>
+              <w:rPr>
                 <w:webHidden/>
               </w:rPr>
               <w:fldChar w:fldCharType="end"/>
@@ -1681,17 +1831,18 @@
               <w:b w:val="0"/>
               <w:kern w:val="2"/>
               <w:szCs w:val="24"/>
-              <w:lang w:val="en-GB" w:eastAsia="en-GB"/>
+              <w:lang w:eastAsia="de-AT"/>
               <w14:ligatures w14:val="standardContextual"/>
             </w:rPr>
           </w:pPr>
-          <w:hyperlink w:anchor="_Toc207788683" w:history="1">
+          <w:hyperlink w:anchor="_Toc244086955" w:history="1">
             <w:r>
               <w:rPr>
                 <w:rStyle w:val="Hyperlink"/>
                 <w:rFonts w:cstheme="minorHAnsi"/>
-              </w:rPr>
-              <w:t>2.3</w:t>
+                <w:lang w:val="en-US"/>
+              </w:rPr>
+              <w:t>3.1</w:t>
             </w:r>
             <w:r>
               <w:rPr>
@@ -1699,7 +1850,7 @@
                 <w:b w:val="0"/>
                 <w:kern w:val="2"/>
                 <w:szCs w:val="24"/>
-                <w:lang w:val="en-GB" w:eastAsia="en-GB"/>
+                <w:lang w:eastAsia="de-AT"/>
                 <w14:ligatures w14:val="standardContextual"/>
               </w:rPr>
               <w:tab/>
@@ -1708,8 +1859,9 @@
               <w:rPr>
                 <w:rStyle w:val="Hyperlink"/>
                 <w:rFonts w:cstheme="minorHAnsi"/>
-              </w:rPr>
-              <w:t>Use Case 2 xxx</w:t>
+                <w:lang w:val="en-US"/>
+              </w:rPr>
+              <w:t>Component Diagram</w:t>
             </w:r>
             <w:r>
               <w:rPr>
@@ -1727,7 +1879,7 @@
               <w:rPr>
                 <w:webHidden/>
               </w:rPr>
-              <w:instrText xml:space="preserve"> PAGEREF _Toc207788683 \h </w:instrText>
+              <w:instrText xml:space="preserve"> PAGEREF _Toc244086955 \h </w:instrText>
             </w:r>
             <w:r>
               <w:rPr>
@@ -1744,190 +1896,10 @@
               <w:rPr>
                 <w:webHidden/>
               </w:rPr>
-              <w:t>3</w:t>
-            </w:r>
-            <w:r>
-              <w:rPr>
-                <w:webHidden/>
-              </w:rPr>
-              <w:fldChar w:fldCharType="end"/>
-            </w:r>
-          </w:hyperlink>
-        </w:p>
-        <w:p>
-          <w:pPr>
-            <w:pStyle w:val="Verzeichnis3"/>
-            <w:rPr>
-              <w:rFonts w:asciiTheme="minorHAnsi" w:eastAsiaTheme="minorEastAsia" w:hAnsiTheme="minorHAnsi" w:cstheme="minorBidi"/>
-              <w:noProof/>
-              <w:kern w:val="2"/>
-              <w:szCs w:val="24"/>
-              <w:lang w:val="en-GB" w:eastAsia="en-GB"/>
-              <w14:ligatures w14:val="standardContextual"/>
-            </w:rPr>
-          </w:pPr>
-          <w:hyperlink w:anchor="_Toc207788684" w:history="1">
-            <w:r>
-              <w:rPr>
-                <w:rStyle w:val="Hyperlink"/>
-                <w:rFonts w:cstheme="minorHAnsi"/>
-                <w:noProof/>
-              </w:rPr>
-              <w:t>2.3.1</w:t>
-            </w:r>
-            <w:r>
-              <w:rPr>
-                <w:rFonts w:asciiTheme="minorHAnsi" w:eastAsiaTheme="minorEastAsia" w:hAnsiTheme="minorHAnsi" w:cstheme="minorBidi"/>
-                <w:noProof/>
-                <w:kern w:val="2"/>
-                <w:szCs w:val="24"/>
-                <w:lang w:val="en-GB" w:eastAsia="en-GB"/>
-                <w14:ligatures w14:val="standardContextual"/>
-              </w:rPr>
-              <w:tab/>
-            </w:r>
-            <w:r>
-              <w:rPr>
-                <w:rStyle w:val="Hyperlink"/>
-                <w:rFonts w:cstheme="minorHAnsi"/>
-                <w:noProof/>
-              </w:rPr>
-              <w:t>Use Case Description</w:t>
-            </w:r>
-            <w:r>
-              <w:rPr>
-                <w:noProof/>
-                <w:webHidden/>
-              </w:rPr>
-              <w:tab/>
-            </w:r>
-            <w:r>
-              <w:rPr>
-                <w:noProof/>
-                <w:webHidden/>
-              </w:rPr>
-              <w:fldChar w:fldCharType="begin"/>
-            </w:r>
-            <w:r>
-              <w:rPr>
-                <w:noProof/>
-                <w:webHidden/>
-              </w:rPr>
-              <w:instrText xml:space="preserve"> PAGEREF _Toc207788684 \h </w:instrText>
-            </w:r>
-            <w:r>
-              <w:rPr>
-                <w:noProof/>
-                <w:webHidden/>
-              </w:rPr>
-            </w:r>
-            <w:r>
-              <w:rPr>
-                <w:noProof/>
-                <w:webHidden/>
-              </w:rPr>
-              <w:fldChar w:fldCharType="separate"/>
-            </w:r>
-            <w:r>
-              <w:rPr>
-                <w:noProof/>
-                <w:webHidden/>
-              </w:rPr>
-              <w:t>3</w:t>
-            </w:r>
-            <w:r>
-              <w:rPr>
-                <w:noProof/>
-                <w:webHidden/>
-              </w:rPr>
-              <w:fldChar w:fldCharType="end"/>
-            </w:r>
-          </w:hyperlink>
-        </w:p>
-        <w:p>
-          <w:pPr>
-            <w:pStyle w:val="Verzeichnis3"/>
-            <w:rPr>
-              <w:rFonts w:asciiTheme="minorHAnsi" w:eastAsiaTheme="minorEastAsia" w:hAnsiTheme="minorHAnsi" w:cstheme="minorBidi"/>
-              <w:noProof/>
-              <w:kern w:val="2"/>
-              <w:szCs w:val="24"/>
-              <w:lang w:val="en-GB" w:eastAsia="en-GB"/>
-              <w14:ligatures w14:val="standardContextual"/>
-            </w:rPr>
-          </w:pPr>
-          <w:hyperlink w:anchor="_Toc207788685" w:history="1">
-            <w:r>
-              <w:rPr>
-                <w:rStyle w:val="Hyperlink"/>
-                <w:rFonts w:cstheme="minorHAnsi"/>
-                <w:noProof/>
-              </w:rPr>
-              <w:t>2.3.2</w:t>
-            </w:r>
-            <w:r>
-              <w:rPr>
-                <w:rFonts w:asciiTheme="minorHAnsi" w:eastAsiaTheme="minorEastAsia" w:hAnsiTheme="minorHAnsi" w:cstheme="minorBidi"/>
-                <w:noProof/>
-                <w:kern w:val="2"/>
-                <w:szCs w:val="24"/>
-                <w:lang w:val="en-GB" w:eastAsia="en-GB"/>
-                <w14:ligatures w14:val="standardContextual"/>
-              </w:rPr>
-              <w:tab/>
-            </w:r>
-            <w:r>
-              <w:rPr>
-                <w:rStyle w:val="Hyperlink"/>
-                <w:rFonts w:cstheme="minorHAnsi"/>
-                <w:noProof/>
-              </w:rPr>
-              <w:t>Activity Diagram</w:t>
-            </w:r>
-            <w:r>
-              <w:rPr>
-                <w:noProof/>
-                <w:webHidden/>
-              </w:rPr>
-              <w:tab/>
-            </w:r>
-            <w:r>
-              <w:rPr>
-                <w:noProof/>
-                <w:webHidden/>
-              </w:rPr>
-              <w:fldChar w:fldCharType="begin"/>
-            </w:r>
-            <w:r>
-              <w:rPr>
-                <w:noProof/>
-                <w:webHidden/>
-              </w:rPr>
-              <w:instrText xml:space="preserve"> PAGEREF _Toc207788685 \h </w:instrText>
-            </w:r>
-            <w:r>
-              <w:rPr>
-                <w:noProof/>
-                <w:webHidden/>
-              </w:rPr>
-            </w:r>
-            <w:r>
-              <w:rPr>
-                <w:noProof/>
-                <w:webHidden/>
-              </w:rPr>
-              <w:fldChar w:fldCharType="separate"/>
-            </w:r>
-            <w:r>
-              <w:rPr>
-                <w:noProof/>
-                <w:webHidden/>
-              </w:rPr>
-              <w:t>3</w:t>
-            </w:r>
-            <w:r>
-              <w:rPr>
-                <w:noProof/>
+              <w:t>14</w:t>
+            </w:r>
+            <w:r>
+              <w:rPr>
                 <w:webHidden/>
               </w:rPr>
               <w:fldChar w:fldCharType="end"/>
@@ -1942,18 +1914,17 @@
               <w:b w:val="0"/>
               <w:kern w:val="2"/>
               <w:szCs w:val="24"/>
-              <w:lang w:val="en-GB" w:eastAsia="en-GB"/>
+              <w:lang w:eastAsia="de-AT"/>
               <w14:ligatures w14:val="standardContextual"/>
             </w:rPr>
           </w:pPr>
-          <w:hyperlink w:anchor="_Toc207788686" w:history="1">
+          <w:hyperlink w:anchor="_Toc244086956" w:history="1">
             <w:r>
               <w:rPr>
                 <w:rStyle w:val="Hyperlink"/>
-                <w:rFonts w:cstheme="minorHAnsi"/>
                 <w:lang w:val="en-US"/>
               </w:rPr>
-              <w:t>3</w:t>
+              <w:t>4</w:t>
             </w:r>
             <w:r>
               <w:rPr>
@@ -1961,7 +1932,7 @@
                 <w:b w:val="0"/>
                 <w:kern w:val="2"/>
                 <w:szCs w:val="24"/>
-                <w:lang w:val="en-GB" w:eastAsia="en-GB"/>
+                <w:lang w:eastAsia="de-AT"/>
                 <w14:ligatures w14:val="standardContextual"/>
               </w:rPr>
               <w:tab/>
@@ -1969,10 +1940,15 @@
             <w:r>
               <w:rPr>
                 <w:rStyle w:val="Hyperlink"/>
-                <w:rFonts w:cstheme="minorHAnsi"/>
                 <w:lang w:val="en-US"/>
               </w:rPr>
-              <w:t>Architecture</w:t>
+              <w:t>Impl</w:t>
+            </w:r>
+            <w:r>
+              <w:rPr>
+                <w:rStyle w:val="Hyperlink"/>
+              </w:rPr>
+              <w:t>ementation</w:t>
             </w:r>
             <w:r>
               <w:rPr>
@@ -1990,7 +1966,7 @@
               <w:rPr>
                 <w:webHidden/>
               </w:rPr>
-              <w:instrText xml:space="preserve"> PAGEREF _Toc207788686 \h </w:instrText>
+              <w:instrText xml:space="preserve"> PAGEREF _Toc244086956 \h </w:instrText>
             </w:r>
             <w:r>
               <w:rPr>
@@ -2007,7 +1983,7 @@
               <w:rPr>
                 <w:webHidden/>
               </w:rPr>
-              <w:t>4</w:t>
+              <w:t>15</w:t>
             </w:r>
             <w:r>
               <w:rPr>
@@ -2025,18 +2001,18 @@
               <w:b w:val="0"/>
               <w:kern w:val="2"/>
               <w:szCs w:val="24"/>
-              <w:lang w:val="en-GB" w:eastAsia="en-GB"/>
+              <w:lang w:eastAsia="de-AT"/>
               <w14:ligatures w14:val="standardContextual"/>
             </w:rPr>
           </w:pPr>
-          <w:hyperlink w:anchor="_Toc207788687" w:history="1">
+          <w:hyperlink w:anchor="_Toc244086957" w:history="1">
             <w:r>
               <w:rPr>
                 <w:rStyle w:val="Hyperlink"/>
                 <w:rFonts w:cstheme="minorHAnsi"/>
                 <w:lang w:val="en-US"/>
               </w:rPr>
-              <w:t>3.1</w:t>
+              <w:t>4.1</w:t>
             </w:r>
             <w:r>
               <w:rPr>
@@ -2044,7 +2020,7 @@
                 <w:b w:val="0"/>
                 <w:kern w:val="2"/>
                 <w:szCs w:val="24"/>
-                <w:lang w:val="en-GB" w:eastAsia="en-GB"/>
+                <w:lang w:eastAsia="de-AT"/>
                 <w14:ligatures w14:val="standardContextual"/>
               </w:rPr>
               <w:tab/>
@@ -2055,7 +2031,7 @@
                 <w:rFonts w:cstheme="minorHAnsi"/>
                 <w:lang w:val="en-US"/>
               </w:rPr>
-              <w:t>Component Diagram</w:t>
+              <w:t>Class Diagrams</w:t>
             </w:r>
             <w:r>
               <w:rPr>
@@ -2073,7 +2049,7 @@
               <w:rPr>
                 <w:webHidden/>
               </w:rPr>
-              <w:instrText xml:space="preserve"> PAGEREF _Toc207788687 \h </w:instrText>
+              <w:instrText xml:space="preserve"> PAGEREF _Toc244086957 \h </w:instrText>
             </w:r>
             <w:r>
               <w:rPr>
@@ -2090,7 +2066,90 @@
               <w:rPr>
                 <w:webHidden/>
               </w:rPr>
-              <w:t>4</w:t>
+              <w:t>15</w:t>
+            </w:r>
+            <w:r>
+              <w:rPr>
+                <w:webHidden/>
+              </w:rPr>
+              <w:fldChar w:fldCharType="end"/>
+            </w:r>
+          </w:hyperlink>
+        </w:p>
+        <w:p>
+          <w:pPr>
+            <w:pStyle w:val="Verzeichnis2"/>
+            <w:rPr>
+              <w:rFonts w:asciiTheme="minorHAnsi" w:eastAsiaTheme="minorEastAsia" w:hAnsiTheme="minorHAnsi" w:cstheme="minorBidi"/>
+              <w:b w:val="0"/>
+              <w:kern w:val="2"/>
+              <w:szCs w:val="24"/>
+              <w:lang w:eastAsia="de-AT"/>
+              <w14:ligatures w14:val="standardContextual"/>
+            </w:rPr>
+          </w:pPr>
+          <w:hyperlink w:anchor="_Toc244086958" w:history="1">
+            <w:r>
+              <w:rPr>
+                <w:rStyle w:val="Hyperlink"/>
+                <w:rFonts w:cstheme="minorHAnsi"/>
+                <w:lang w:val="en-US"/>
+              </w:rPr>
+              <w:t>4.2</w:t>
+            </w:r>
+            <w:r>
+              <w:rPr>
+                <w:rFonts w:asciiTheme="minorHAnsi" w:eastAsiaTheme="minorEastAsia" w:hAnsiTheme="minorHAnsi" w:cstheme="minorBidi"/>
+                <w:b w:val="0"/>
+                <w:kern w:val="2"/>
+                <w:szCs w:val="24"/>
+                <w:lang w:eastAsia="de-AT"/>
+                <w14:ligatures w14:val="standardContextual"/>
+              </w:rPr>
+              <w:tab/>
+            </w:r>
+            <w:r>
+              <w:rPr>
+                <w:rStyle w:val="Hyperlink"/>
+                <w:rFonts w:cstheme="minorHAnsi"/>
+                <w:lang w:val="en-US"/>
+              </w:rPr>
+              <w:t>Sequence Diagrams</w:t>
+            </w:r>
+            <w:r>
+              <w:rPr>
+                <w:webHidden/>
+              </w:rPr>
+              <w:tab/>
+            </w:r>
+            <w:r>
+              <w:rPr>
+                <w:webHidden/>
+              </w:rPr>
+              <w:fldChar w:fldCharType="begin"/>
+            </w:r>
+            <w:r>
+              <w:rPr>
+                <w:webHidden/>
+              </w:rPr>
+              <w:instrText xml:space="preserve"> PAGEREF _Toc244086958 \h </w:instrText>
+            </w:r>
+            <w:r>
+              <w:rPr>
+                <w:webHidden/>
+              </w:rPr>
+            </w:r>
+            <w:r>
+              <w:rPr>
+                <w:webHidden/>
+              </w:rPr>
+              <w:fldChar w:fldCharType="separate"/>
+            </w:r>
+            <w:r>
+              <w:rPr>
+                <w:webHidden/>
+              </w:rPr>
+              <w:t>15</w:t>
             </w:r>
             <w:r>
               <w:rPr>
@@ -2108,17 +2167,18 @@
               <w:b w:val="0"/>
               <w:kern w:val="2"/>
               <w:szCs w:val="24"/>
-              <w:lang w:val="en-GB" w:eastAsia="en-GB"/>
+              <w:lang w:eastAsia="de-AT"/>
               <w14:ligatures w14:val="standardContextual"/>
             </w:rPr>
           </w:pPr>
-          <w:hyperlink w:anchor="_Toc207788688" w:history="1">
+          <w:hyperlink w:anchor="_Toc244086959" w:history="1">
             <w:r>
               <w:rPr>
                 <w:rStyle w:val="Hyperlink"/>
+                <w:rFonts w:cstheme="minorHAnsi"/>
                 <w:lang w:val="en-US"/>
               </w:rPr>
-              <w:t>4</w:t>
+              <w:t>5</w:t>
             </w:r>
             <w:r>
               <w:rPr>
@@ -2126,7 +2186,7 @@
                 <w:b w:val="0"/>
                 <w:kern w:val="2"/>
                 <w:szCs w:val="24"/>
-                <w:lang w:val="en-GB" w:eastAsia="en-GB"/>
+                <w:lang w:eastAsia="de-AT"/>
                 <w14:ligatures w14:val="standardContextual"/>
               </w:rPr>
               <w:tab/>
@@ -2134,15 +2194,10 @@
             <w:r>
               <w:rPr>
                 <w:rStyle w:val="Hyperlink"/>
+                <w:rFonts w:cstheme="minorHAnsi"/>
                 <w:lang w:val="en-US"/>
               </w:rPr>
-              <w:t>Impl</w:t>
-            </w:r>
-            <w:r>
-              <w:rPr>
-                <w:rStyle w:val="Hyperlink"/>
-              </w:rPr>
-              <w:t>ementation</w:t>
+              <w:t>Conclusion</w:t>
             </w:r>
             <w:r>
               <w:rPr>
@@ -2160,7 +2215,7 @@
               <w:rPr>
                 <w:webHidden/>
               </w:rPr>
-              <w:instrText xml:space="preserve"> PAGEREF _Toc207788688 \h </w:instrText>
+              <w:instrText xml:space="preserve"> PAGEREF _Toc244086959 \h </w:instrText>
             </w:r>
             <w:r>
               <w:rPr>
@@ -2177,256 +2232,7 @@
               <w:rPr>
                 <w:webHidden/>
               </w:rPr>
-              <w:t>5</w:t>
-            </w:r>
-            <w:r>
-              <w:rPr>
-                <w:webHidden/>
-              </w:rPr>
-              <w:fldChar w:fldCharType="end"/>
-            </w:r>
-          </w:hyperlink>
-        </w:p>
-        <w:p>
-          <w:pPr>
-            <w:pStyle w:val="Verzeichnis2"/>
-            <w:rPr>
-              <w:rFonts w:asciiTheme="minorHAnsi" w:eastAsiaTheme="minorEastAsia" w:hAnsiTheme="minorHAnsi" w:cstheme="minorBidi"/>
-              <w:b w:val="0"/>
-              <w:kern w:val="2"/>
-              <w:szCs w:val="24"/>
-              <w:lang w:val="en-GB" w:eastAsia="en-GB"/>
-              <w14:ligatures w14:val="standardContextual"/>
-            </w:rPr>
-          </w:pPr>
-          <w:hyperlink w:anchor="_Toc207788689" w:history="1">
-            <w:r>
-              <w:rPr>
-                <w:rStyle w:val="Hyperlink"/>
-                <w:rFonts w:cstheme="minorHAnsi"/>
-                <w:lang w:val="en-US"/>
-              </w:rPr>
-              <w:t>4.1</w:t>
-            </w:r>
-            <w:r>
-              <w:rPr>
-                <w:rFonts w:asciiTheme="minorHAnsi" w:eastAsiaTheme="minorEastAsia" w:hAnsiTheme="minorHAnsi" w:cstheme="minorBidi"/>
-                <w:b w:val="0"/>
-                <w:kern w:val="2"/>
-                <w:szCs w:val="24"/>
-                <w:lang w:val="en-GB" w:eastAsia="en-GB"/>
-                <w14:ligatures w14:val="standardContextual"/>
-              </w:rPr>
-              <w:tab/>
-            </w:r>
-            <w:r>
-              <w:rPr>
-                <w:rStyle w:val="Hyperlink"/>
-                <w:rFonts w:cstheme="minorHAnsi"/>
-                <w:lang w:val="en-US"/>
-              </w:rPr>
-              <w:t>Class Diagrams</w:t>
-            </w:r>
-            <w:r>
-              <w:rPr>
-                <w:webHidden/>
-              </w:rPr>
-              <w:tab/>
-            </w:r>
-            <w:r>
-              <w:rPr>
-                <w:webHidden/>
-              </w:rPr>
-              <w:fldChar w:fldCharType="begin"/>
-            </w:r>
-            <w:r>
-              <w:rPr>
-                <w:webHidden/>
-              </w:rPr>
-              <w:instrText xml:space="preserve"> PAGEREF _Toc207788689 \h </w:instrText>
-            </w:r>
-            <w:r>
-              <w:rPr>
-                <w:webHidden/>
-              </w:rPr>
-            </w:r>
-            <w:r>
-              <w:rPr>
-                <w:webHidden/>
-              </w:rPr>
-              <w:fldChar w:fldCharType="separate"/>
-            </w:r>
-            <w:r>
-              <w:rPr>
-                <w:webHidden/>
-              </w:rPr>
-              <w:t>5</w:t>
-            </w:r>
-            <w:r>
-              <w:rPr>
-                <w:webHidden/>
-              </w:rPr>
-              <w:fldChar w:fldCharType="end"/>
-            </w:r>
-          </w:hyperlink>
-        </w:p>
-        <w:p>
-          <w:pPr>
-            <w:pStyle w:val="Verzeichnis2"/>
-            <w:rPr>
-              <w:rFonts w:asciiTheme="minorHAnsi" w:eastAsiaTheme="minorEastAsia" w:hAnsiTheme="minorHAnsi" w:cstheme="minorBidi"/>
-              <w:b w:val="0"/>
-              <w:kern w:val="2"/>
-              <w:szCs w:val="24"/>
-              <w:lang w:val="en-GB" w:eastAsia="en-GB"/>
-              <w14:ligatures w14:val="standardContextual"/>
-            </w:rPr>
-          </w:pPr>
-          <w:hyperlink w:anchor="_Toc207788690" w:history="1">
-            <w:r>
-              <w:rPr>
-                <w:rStyle w:val="Hyperlink"/>
-                <w:rFonts w:cstheme="minorHAnsi"/>
-                <w:lang w:val="en-US"/>
-              </w:rPr>
-              <w:t>4.2</w:t>
-            </w:r>
-            <w:r>
-              <w:rPr>
-                <w:rFonts w:asciiTheme="minorHAnsi" w:eastAsiaTheme="minorEastAsia" w:hAnsiTheme="minorHAnsi" w:cstheme="minorBidi"/>
-                <w:b w:val="0"/>
-                <w:kern w:val="2"/>
-                <w:szCs w:val="24"/>
-                <w:lang w:val="en-GB" w:eastAsia="en-GB"/>
-                <w14:ligatures w14:val="standardContextual"/>
-              </w:rPr>
-              <w:tab/>
-            </w:r>
-            <w:r>
-              <w:rPr>
-                <w:rStyle w:val="Hyperlink"/>
-                <w:rFonts w:cstheme="minorHAnsi"/>
-                <w:lang w:val="en-US"/>
-              </w:rPr>
-              <w:t>Sequence Diagrams</w:t>
-            </w:r>
-            <w:r>
-              <w:rPr>
-                <w:webHidden/>
-              </w:rPr>
-              <w:tab/>
-            </w:r>
-            <w:r>
-              <w:rPr>
-                <w:webHidden/>
-              </w:rPr>
-              <w:fldChar w:fldCharType="begin"/>
-            </w:r>
-            <w:r>
-              <w:rPr>
-                <w:webHidden/>
-              </w:rPr>
-              <w:instrText xml:space="preserve"> PAGEREF _Toc207788690 \h </w:instrText>
-            </w:r>
-            <w:r>
-              <w:rPr>
-                <w:webHidden/>
-              </w:rPr>
-            </w:r>
-            <w:r>
-              <w:rPr>
-                <w:webHidden/>
-              </w:rPr>
-              <w:fldChar w:fldCharType="separate"/>
-            </w:r>
-            <w:r>
-              <w:rPr>
-                <w:webHidden/>
-              </w:rPr>
-              <w:t>5</w:t>
-            </w:r>
-            <w:r>
-              <w:rPr>
-                <w:webHidden/>
-              </w:rPr>
-              <w:fldChar w:fldCharType="end"/>
-            </w:r>
-          </w:hyperlink>
-        </w:p>
-        <w:p>
-          <w:pPr>
-            <w:pStyle w:val="Verzeichnis1"/>
-            <w:rPr>
-              <w:rFonts w:asciiTheme="minorHAnsi" w:eastAsiaTheme="minorEastAsia" w:hAnsiTheme="minorHAnsi" w:cstheme="minorBidi"/>
-              <w:b w:val="0"/>
-              <w:kern w:val="2"/>
-              <w:szCs w:val="24"/>
-              <w:lang w:val="en-GB" w:eastAsia="en-GB"/>
-              <w14:ligatures w14:val="standardContextual"/>
-            </w:rPr>
-          </w:pPr>
-          <w:hyperlink w:anchor="_Toc207788691" w:history="1">
-            <w:r>
-              <w:rPr>
-                <w:rStyle w:val="Hyperlink"/>
-                <w:rFonts w:cstheme="minorHAnsi"/>
-                <w:lang w:val="en-US"/>
-              </w:rPr>
-              <w:t>5</w:t>
-            </w:r>
-            <w:r>
-              <w:rPr>
-                <w:rFonts w:asciiTheme="minorHAnsi" w:eastAsiaTheme="minorEastAsia" w:hAnsiTheme="minorHAnsi" w:cstheme="minorBidi"/>
-                <w:b w:val="0"/>
-                <w:kern w:val="2"/>
-                <w:szCs w:val="24"/>
-                <w:lang w:val="en-GB" w:eastAsia="en-GB"/>
-                <w14:ligatures w14:val="standardContextual"/>
-              </w:rPr>
-              <w:tab/>
-            </w:r>
-            <w:r>
-              <w:rPr>
-                <w:rStyle w:val="Hyperlink"/>
-                <w:rFonts w:cstheme="minorHAnsi"/>
-                <w:lang w:val="en-US"/>
-              </w:rPr>
-              <w:t>Conclusion</w:t>
-            </w:r>
-            <w:r>
-              <w:rPr>
-                <w:webHidden/>
-              </w:rPr>
-              <w:tab/>
-            </w:r>
-            <w:r>
-              <w:rPr>
-                <w:webHidden/>
-              </w:rPr>
-              <w:fldChar w:fldCharType="begin"/>
-            </w:r>
-            <w:r>
-              <w:rPr>
-                <w:webHidden/>
-              </w:rPr>
-              <w:instrText xml:space="preserve"> PAGEREF _Toc207788691 \h </w:instrText>
-            </w:r>
-            <w:r>
-              <w:rPr>
-                <w:webHidden/>
-              </w:rPr>
-            </w:r>
-            <w:r>
-              <w:rPr>
-                <w:webHidden/>
-              </w:rPr>
-              <w:fldChar w:fldCharType="separate"/>
-            </w:r>
-            <w:r>
-              <w:rPr>
-                <w:webHidden/>
-              </w:rPr>
-              <w:t>6</w:t>
+              <w:t>16</w:t>
             </w:r>
             <w:r>
               <w:rPr>
@@ -2478,7 +2284,7 @@
           <w:sz w:val="32"/>
         </w:rPr>
       </w:pPr>
-      <w:bookmarkStart w:id="1" w:name="_Toc207788668"/>
+      <w:bookmarkStart w:id="1" w:name="_Toc244086938"/>
       <w:r>
         <w:rPr>
           <w:rFonts w:asciiTheme="minorHAnsi" w:hAnsiTheme="minorHAnsi" w:cstheme="minorHAnsi"/>
@@ -2497,7 +2303,7 @@
         </w:rPr>
       </w:pPr>
       <w:bookmarkStart w:id="2" w:name="_Toc75855924"/>
-      <w:bookmarkStart w:id="3" w:name="_Toc207788669"/>
+      <w:bookmarkStart w:id="3" w:name="_Toc244086939"/>
       <w:r>
         <w:rPr>
           <w:rFonts w:asciiTheme="minorHAnsi" w:hAnsiTheme="minorHAnsi" w:cstheme="minorHAnsi"/>
@@ -2540,22 +2346,14 @@
           <w:szCs w:val="24"/>
         </w:rPr>
       </w:pPr>
-      <w:bookmarkStart w:id="4" w:name="_Toc207788670"/>
+      <w:bookmarkStart w:id="4" w:name="_Toc244086940"/>
       <w:r>
         <w:rPr>
           <w:szCs w:val="24"/>
         </w:rPr>
-        <w:t xml:space="preserve">Current </w:t>
-      </w:r>
-      <w:proofErr w:type="spellStart"/>
-      <w:r>
-        <w:rPr>
-          <w:szCs w:val="24"/>
-        </w:rPr>
-        <w:t>situation</w:t>
+        <w:t>Current situation</w:t>
       </w:r>
       <w:bookmarkEnd w:id="4"/>
-      <w:proofErr w:type="spellEnd"/>
     </w:p>
     <w:p>
       <w:pPr>
@@ -2567,49 +2365,7 @@
         <w:rPr>
           <w:lang w:val="en-GB"/>
         </w:rPr>
-        <w:t xml:space="preserve">RB Salzburg operates an all-seater stadium with a capacity of 32,000 seats. This season the club has qualified for the UEFA Champions League for the first time in its history. Ticket sales therefore </w:t>
-      </w:r>
-      <w:proofErr w:type="gramStart"/>
-      <w:r>
-        <w:rPr>
-          <w:lang w:val="en-GB"/>
-        </w:rPr>
-        <w:t>have to</w:t>
-      </w:r>
-      <w:proofErr w:type="gramEnd"/>
-      <w:r>
-        <w:rPr>
-          <w:lang w:val="en-GB"/>
-        </w:rPr>
-        <w:t xml:space="preserve"> cover domestic league matches as well as European fixtures, with different ticket types, customer groups and prices, and </w:t>
-      </w:r>
-      <w:proofErr w:type="gramStart"/>
-      <w:r>
-        <w:rPr>
-          <w:lang w:val="en-GB"/>
-        </w:rPr>
-        <w:t>a large number of</w:t>
-      </w:r>
-      <w:proofErr w:type="gramEnd"/>
-      <w:r>
-        <w:rPr>
-          <w:lang w:val="en-GB"/>
-        </w:rPr>
-        <w:t xml:space="preserve"> spectators </w:t>
-      </w:r>
-      <w:proofErr w:type="gramStart"/>
-      <w:r>
-        <w:rPr>
-          <w:lang w:val="en-GB"/>
-        </w:rPr>
-        <w:t>have to</w:t>
-      </w:r>
-      <w:proofErr w:type="gramEnd"/>
-      <w:r>
-        <w:rPr>
-          <w:lang w:val="en-GB"/>
-        </w:rPr>
-        <w:t xml:space="preserve"> be admitted to the stadium quickly and reliably.</w:t>
+        <w:t>RB Salzburg operates an all-seater stadium with a capacity of 32,000 seats. This season the club has qualified for the UEFA Champions League for the first time in its history. Ticket sales therefore have to cover domestic league matches as well as European fixtures, with different ticket types, customer groups and prices, and a large number of spectators have to be admitted to the stadium quickly and reliably.</w:t>
       </w:r>
     </w:p>
     <w:p>
@@ -3427,22 +3183,14 @@
           <w:rFonts w:asciiTheme="minorHAnsi" w:hAnsiTheme="minorHAnsi" w:cstheme="minorHAnsi"/>
         </w:rPr>
       </w:pPr>
-      <w:bookmarkStart w:id="5" w:name="_Toc207788671"/>
+      <w:bookmarkStart w:id="5" w:name="_Toc244086941"/>
       <w:r>
         <w:rPr>
           <w:rFonts w:asciiTheme="minorHAnsi" w:hAnsiTheme="minorHAnsi" w:cstheme="minorHAnsi"/>
         </w:rPr>
-        <w:t xml:space="preserve">Project </w:t>
-      </w:r>
-      <w:proofErr w:type="spellStart"/>
-      <w:r>
-        <w:rPr>
-          <w:rFonts w:asciiTheme="minorHAnsi" w:hAnsiTheme="minorHAnsi" w:cstheme="minorHAnsi"/>
-        </w:rPr>
-        <w:t>goals</w:t>
+        <w:t>Project goals</w:t>
       </w:r>
       <w:bookmarkEnd w:id="5"/>
-      <w:proofErr w:type="spellEnd"/>
     </w:p>
     <w:p>
       <w:pPr>
@@ -3699,30 +3447,14 @@
           <w:rFonts w:asciiTheme="minorHAnsi" w:hAnsiTheme="minorHAnsi" w:cstheme="minorHAnsi"/>
         </w:rPr>
       </w:pPr>
-      <w:bookmarkStart w:id="6" w:name="_Toc207788672"/>
-      <w:proofErr w:type="spellStart"/>
+      <w:bookmarkStart w:id="6" w:name="_Toc244086942"/>
       <w:r>
         <w:rPr>
           <w:rFonts w:asciiTheme="minorHAnsi" w:hAnsiTheme="minorHAnsi" w:cstheme="minorHAnsi"/>
         </w:rPr>
-        <w:t>No</w:t>
-      </w:r>
-      <w:proofErr w:type="spellEnd"/>
-      <w:r>
-        <w:rPr>
-          <w:rFonts w:asciiTheme="minorHAnsi" w:hAnsiTheme="minorHAnsi" w:cstheme="minorHAnsi"/>
-        </w:rPr>
-        <w:t xml:space="preserve"> Project </w:t>
-      </w:r>
-      <w:proofErr w:type="spellStart"/>
-      <w:r>
-        <w:rPr>
-          <w:rFonts w:asciiTheme="minorHAnsi" w:hAnsiTheme="minorHAnsi" w:cstheme="minorHAnsi"/>
-        </w:rPr>
-        <w:t>goals</w:t>
+        <w:t>No Project goals</w:t>
       </w:r>
       <w:bookmarkEnd w:id="6"/>
-      <w:proofErr w:type="spellEnd"/>
     </w:p>
     <w:p>
       <w:pPr>
@@ -3812,21 +3544,7 @@
         <w:rPr>
           <w:lang w:val="en-GB"/>
         </w:rPr>
-        <w:t xml:space="preserve"> premium tickets in the range of €200–500 (e.g. VIP or hospitality packages) </w:t>
-      </w:r>
-      <w:proofErr w:type="gramStart"/>
-      <w:r>
-        <w:rPr>
-          <w:lang w:val="en-GB"/>
-        </w:rPr>
-        <w:t>are</w:t>
-      </w:r>
-      <w:proofErr w:type="gramEnd"/>
-      <w:r>
-        <w:rPr>
-          <w:lang w:val="en-GB"/>
-        </w:rPr>
-        <w:t xml:space="preserve"> not offered; prices remain at domain-typical levels.</w:t>
+        <w:t xml:space="preserve"> premium tickets in the range of €200–500 (e.g. VIP or hospitality packages) are not offered; prices remain at domain-typical levels.</w:t>
       </w:r>
     </w:p>
     <w:p>
@@ -3914,7 +3632,7 @@
           <w:rFonts w:asciiTheme="minorHAnsi" w:hAnsiTheme="minorHAnsi" w:cstheme="minorHAnsi"/>
         </w:rPr>
       </w:pPr>
-      <w:bookmarkStart w:id="7" w:name="_Toc207788673"/>
+      <w:bookmarkStart w:id="7" w:name="_Toc244086943"/>
       <w:r>
         <w:rPr>
           <w:rFonts w:asciiTheme="minorHAnsi" w:hAnsiTheme="minorHAnsi" w:cstheme="minorHAnsi"/>
@@ -4517,14 +4235,27 @@
       <w:r>
         <w:t xml:space="preserve">Table </w:t>
       </w:r>
-      <w:fldSimple w:instr=" SEQ Table \* ARABIC ">
-        <w:r>
-          <w:rPr>
-            <w:noProof/>
-          </w:rPr>
-          <w:t>2</w:t>
-        </w:r>
-      </w:fldSimple>
+      <w:r>
+        <w:fldChar w:fldCharType="begin"/>
+      </w:r>
+      <w:r>
+        <w:instrText xml:space="preserve"> SEQ Table \* ARABIC </w:instrText>
+      </w:r>
+      <w:r>
+        <w:fldChar w:fldCharType="separate"/>
+      </w:r>
+      <w:r>
+        <w:rPr>
+          <w:noProof/>
+        </w:rPr>
+        <w:t>2</w:t>
+      </w:r>
+      <w:r>
+        <w:rPr>
+          <w:noProof/>
+        </w:rPr>
+        <w:fldChar w:fldCharType="end"/>
+      </w:r>
       <w:r>
         <w:t>: Stakeholders</w:t>
       </w:r>
@@ -4537,31 +4268,15 @@
         </w:rPr>
       </w:pPr>
       <w:bookmarkStart w:id="8" w:name="_Toc75855925"/>
-      <w:bookmarkStart w:id="9" w:name="_Toc207788674"/>
-      <w:proofErr w:type="spellStart"/>
+      <w:bookmarkStart w:id="9" w:name="_Toc244086944"/>
       <w:r>
         <w:rPr>
           <w:rFonts w:asciiTheme="minorHAnsi" w:hAnsiTheme="minorHAnsi" w:cstheme="minorHAnsi"/>
         </w:rPr>
-        <w:t>Context</w:t>
-      </w:r>
-      <w:proofErr w:type="spellEnd"/>
-      <w:r>
-        <w:rPr>
-          <w:rFonts w:asciiTheme="minorHAnsi" w:hAnsiTheme="minorHAnsi" w:cstheme="minorHAnsi"/>
-        </w:rPr>
-        <w:t xml:space="preserve"> </w:t>
-      </w:r>
-      <w:proofErr w:type="spellStart"/>
-      <w:r>
-        <w:rPr>
-          <w:rFonts w:asciiTheme="minorHAnsi" w:hAnsiTheme="minorHAnsi" w:cstheme="minorHAnsi"/>
-        </w:rPr>
-        <w:t>Diagram</w:t>
+        <w:t>Context Diagram</w:t>
       </w:r>
       <w:bookmarkEnd w:id="8"/>
       <w:bookmarkEnd w:id="9"/>
-      <w:proofErr w:type="spellEnd"/>
     </w:p>
     <w:p>
       <w:pPr>
@@ -4574,7 +4289,7 @@
           <w:noProof/>
         </w:rPr>
         <w:drawing>
-          <wp:anchor distT="0" distB="0" distL="114300" distR="114300" simplePos="0" relativeHeight="251658240" behindDoc="1" locked="0" layoutInCell="1" allowOverlap="1" wp14:anchorId="05F7B28F" wp14:editId="0EE31791">
+          <wp:anchor distT="0" distB="0" distL="114300" distR="114300" simplePos="0" relativeHeight="251655168" behindDoc="1" locked="0" layoutInCell="1" allowOverlap="1" wp14:anchorId="05F7B28F" wp14:editId="5CEB7C83">
             <wp:simplePos x="0" y="0"/>
             <wp:positionH relativeFrom="page">
               <wp:align>center</wp:align>
@@ -4715,8 +4430,7 @@
         </w:rPr>
       </w:pPr>
       <w:bookmarkStart w:id="10" w:name="_Toc75855926"/>
-      <w:bookmarkStart w:id="11" w:name="_Toc207788675"/>
-      <w:proofErr w:type="spellStart"/>
+      <w:bookmarkStart w:id="11" w:name="_Toc244086945"/>
       <w:r>
         <w:rPr>
           <w:rFonts w:asciiTheme="minorHAnsi" w:hAnsiTheme="minorHAnsi" w:cstheme="minorHAnsi"/>
@@ -4725,7 +4439,6 @@
       </w:r>
       <w:bookmarkEnd w:id="10"/>
       <w:bookmarkEnd w:id="11"/>
-      <w:proofErr w:type="spellEnd"/>
     </w:p>
     <w:p>
       <w:pPr>
@@ -4734,22 +4447,14 @@
           <w:rFonts w:asciiTheme="minorHAnsi" w:hAnsiTheme="minorHAnsi" w:cstheme="minorHAnsi"/>
         </w:rPr>
       </w:pPr>
-      <w:bookmarkStart w:id="12" w:name="_Toc207788676"/>
+      <w:bookmarkStart w:id="12" w:name="_Toc244086946"/>
       <w:r>
         <w:rPr>
           <w:rFonts w:asciiTheme="minorHAnsi" w:hAnsiTheme="minorHAnsi" w:cstheme="minorHAnsi"/>
         </w:rPr>
-        <w:t xml:space="preserve">Functional </w:t>
-      </w:r>
-      <w:proofErr w:type="spellStart"/>
-      <w:r>
-        <w:rPr>
-          <w:rFonts w:asciiTheme="minorHAnsi" w:hAnsiTheme="minorHAnsi" w:cstheme="minorHAnsi"/>
-        </w:rPr>
-        <w:t>requirements</w:t>
+        <w:t>Functional requirements</w:t>
       </w:r>
       <w:bookmarkEnd w:id="12"/>
-      <w:proofErr w:type="spellEnd"/>
     </w:p>
     <w:p>
       <w:pPr>
@@ -5082,23 +4787,7 @@
                 <w:sz w:val="20"/>
                 <w:lang w:val="en-GB"/>
               </w:rPr>
-              <w:t xml:space="preserve">The system shall prevent </w:t>
-            </w:r>
-            <w:proofErr w:type="gramStart"/>
-            <w:r>
-              <w:rPr>
-                <w:sz w:val="20"/>
-                <w:lang w:val="en-GB"/>
-              </w:rPr>
-              <w:t>double-selling</w:t>
-            </w:r>
-            <w:proofErr w:type="gramEnd"/>
-            <w:r>
-              <w:rPr>
-                <w:sz w:val="20"/>
-                <w:lang w:val="en-GB"/>
-              </w:rPr>
-              <w:t xml:space="preserve"> of a seat by concurrency control.</w:t>
+              <w:t>The system shall prevent double-selling of a seat by concurrency control.</w:t>
             </w:r>
           </w:p>
         </w:tc>
@@ -5688,23 +5377,7 @@
                 <w:sz w:val="20"/>
                 <w:lang w:val="en-GB"/>
               </w:rPr>
-              <w:t xml:space="preserve">The system shall represent stadiums (name, address), sectors with capacities, competitions/series and matches with </w:t>
-            </w:r>
-            <w:proofErr w:type="spellStart"/>
-            <w:r>
-              <w:rPr>
-                <w:sz w:val="20"/>
-                <w:lang w:val="en-GB"/>
-              </w:rPr>
-              <w:t>kickoff</w:t>
-            </w:r>
-            <w:proofErr w:type="spellEnd"/>
-            <w:r>
-              <w:rPr>
-                <w:sz w:val="20"/>
-                <w:lang w:val="en-GB"/>
-              </w:rPr>
-              <w:t xml:space="preserve"> time, stadium and exactly two teams.</w:t>
+              <w:t>The system shall represent stadiums (name, address), sectors with capacities, competitions/series and matches with kickoff time, stadium and exactly two teams.</w:t>
             </w:r>
           </w:p>
         </w:tc>
@@ -5720,25 +5393,33 @@
       <w:r>
         <w:t xml:space="preserve">Table </w:t>
       </w:r>
-      <w:fldSimple w:instr=" SEQ Table \* ARABIC ">
-        <w:r>
-          <w:rPr>
-            <w:noProof/>
-          </w:rPr>
-          <w:t>3</w:t>
-        </w:r>
-      </w:fldSimple>
+      <w:r>
+        <w:fldChar w:fldCharType="begin"/>
+      </w:r>
+      <w:r>
+        <w:instrText xml:space="preserve"> SEQ Table \* ARABIC </w:instrText>
+      </w:r>
+      <w:r>
+        <w:fldChar w:fldCharType="separate"/>
+      </w:r>
+      <w:r>
+        <w:rPr>
+          <w:noProof/>
+        </w:rPr>
+        <w:t>3</w:t>
+      </w:r>
+      <w:r>
+        <w:rPr>
+          <w:noProof/>
+        </w:rPr>
+        <w:fldChar w:fldCharType="end"/>
+      </w:r>
       <w:r>
         <w:t xml:space="preserve">: </w:t>
       </w:r>
       <w:r>
-        <w:t xml:space="preserve">Functional </w:t>
+        <w:t>Functional requirements</w:t>
       </w:r>
-      <w:proofErr w:type="spellStart"/>
-      <w:r>
-        <w:t>requirements</w:t>
-      </w:r>
-      <w:proofErr w:type="spellEnd"/>
     </w:p>
     <w:p>
       <w:pPr>
@@ -5747,36 +5428,14 @@
           <w:rFonts w:asciiTheme="minorHAnsi" w:hAnsiTheme="minorHAnsi" w:cstheme="minorHAnsi"/>
         </w:rPr>
       </w:pPr>
-      <w:bookmarkStart w:id="13" w:name="_Toc207788677"/>
+      <w:bookmarkStart w:id="13" w:name="_Toc244086947"/>
       <w:r>
         <w:rPr>
           <w:rFonts w:asciiTheme="minorHAnsi" w:hAnsiTheme="minorHAnsi" w:cstheme="minorHAnsi"/>
         </w:rPr>
-        <w:t>Non-</w:t>
-      </w:r>
-      <w:proofErr w:type="spellStart"/>
-      <w:r>
-        <w:rPr>
-          <w:rFonts w:asciiTheme="minorHAnsi" w:hAnsiTheme="minorHAnsi" w:cstheme="minorHAnsi"/>
-        </w:rPr>
-        <w:t>functional</w:t>
-      </w:r>
-      <w:proofErr w:type="spellEnd"/>
-      <w:r>
-        <w:rPr>
-          <w:rFonts w:asciiTheme="minorHAnsi" w:hAnsiTheme="minorHAnsi" w:cstheme="minorHAnsi"/>
-        </w:rPr>
-        <w:t xml:space="preserve"> </w:t>
-      </w:r>
-      <w:proofErr w:type="spellStart"/>
-      <w:r>
-        <w:rPr>
-          <w:rFonts w:asciiTheme="minorHAnsi" w:hAnsiTheme="minorHAnsi" w:cstheme="minorHAnsi"/>
-        </w:rPr>
-        <w:t>requirements</w:t>
+        <w:t>Non-functional requirements</w:t>
       </w:r>
       <w:bookmarkEnd w:id="13"/>
-      <w:proofErr w:type="spellEnd"/>
     </w:p>
     <w:p>
       <w:pPr>
@@ -5789,16 +5448,8 @@
         <w:rPr>
           <w:rFonts w:asciiTheme="minorHAnsi" w:hAnsiTheme="minorHAnsi" w:cstheme="minorHAnsi"/>
         </w:rPr>
-        <w:t xml:space="preserve">Quality </w:t>
+        <w:t>Quality requirements</w:t>
       </w:r>
-      <w:proofErr w:type="spellStart"/>
-      <w:r>
-        <w:rPr>
-          <w:rFonts w:asciiTheme="minorHAnsi" w:hAnsiTheme="minorHAnsi" w:cstheme="minorHAnsi"/>
-        </w:rPr>
-        <w:t>requirements</w:t>
-      </w:r>
-      <w:proofErr w:type="spellEnd"/>
     </w:p>
     <w:p>
       <w:pPr>
@@ -6124,23 +5775,7 @@
                 <w:sz w:val="20"/>
                 <w:lang w:val="en-GB"/>
               </w:rPr>
-              <w:t xml:space="preserve">The server remains available during sales peaks (e.g. start of Champions League sales) and while the stadium is being filled before </w:t>
-            </w:r>
-            <w:proofErr w:type="spellStart"/>
-            <w:r>
-              <w:rPr>
-                <w:sz w:val="20"/>
-                <w:lang w:val="en-GB"/>
-              </w:rPr>
-              <w:t>kickoff</w:t>
-            </w:r>
-            <w:proofErr w:type="spellEnd"/>
-            <w:r>
-              <w:rPr>
-                <w:sz w:val="20"/>
-                <w:lang w:val="en-GB"/>
-              </w:rPr>
-              <w:t>.</w:t>
+              <w:t>The server remains available during sales peaks (e.g. start of Champions League sales) and while the stadium is being filled before kickoff.</w:t>
             </w:r>
           </w:p>
         </w:tc>
@@ -6496,23 +6131,7 @@
                 <w:sz w:val="20"/>
                 <w:lang w:val="en-GB"/>
               </w:rPr>
-              <w:t xml:space="preserve">Critical paths are covered by automated unit tests (isolation, </w:t>
-            </w:r>
-            <w:proofErr w:type="gramStart"/>
-            <w:r>
-              <w:rPr>
-                <w:sz w:val="20"/>
-                <w:lang w:val="en-GB"/>
-              </w:rPr>
-              <w:t>Arrange</w:t>
-            </w:r>
-            <w:proofErr w:type="gramEnd"/>
-            <w:r>
-              <w:rPr>
-                <w:sz w:val="20"/>
-                <w:lang w:val="en-GB"/>
-              </w:rPr>
-              <w:t>–Act–Assert, mocks/stubs, boundary and error cases); the code follows a clear, layered structure.</w:t>
+              <w:t>Critical paths are covered by automated unit tests (isolation, Arrange–Act–Assert, mocks/stubs, boundary and error cases); the code follows a clear, layered structure.</w:t>
             </w:r>
           </w:p>
         </w:tc>
@@ -6528,25 +6147,33 @@
       <w:r>
         <w:t xml:space="preserve">Table </w:t>
       </w:r>
-      <w:fldSimple w:instr=" SEQ Table \* ARABIC ">
-        <w:r>
-          <w:rPr>
-            <w:noProof/>
-          </w:rPr>
-          <w:t>4</w:t>
-        </w:r>
-      </w:fldSimple>
+      <w:r>
+        <w:fldChar w:fldCharType="begin"/>
+      </w:r>
+      <w:r>
+        <w:instrText xml:space="preserve"> SEQ Table \* ARABIC </w:instrText>
+      </w:r>
+      <w:r>
+        <w:fldChar w:fldCharType="separate"/>
+      </w:r>
+      <w:r>
+        <w:rPr>
+          <w:noProof/>
+        </w:rPr>
+        <w:t>4</w:t>
+      </w:r>
+      <w:r>
+        <w:rPr>
+          <w:noProof/>
+        </w:rPr>
+        <w:fldChar w:fldCharType="end"/>
+      </w:r>
       <w:r>
         <w:t xml:space="preserve">: </w:t>
       </w:r>
       <w:r>
-        <w:t xml:space="preserve">Quality </w:t>
+        <w:t>Quality requirements</w:t>
       </w:r>
-      <w:proofErr w:type="spellStart"/>
-      <w:r>
-        <w:t>requirements</w:t>
-      </w:r>
-      <w:proofErr w:type="spellEnd"/>
     </w:p>
     <w:p>
       <w:pPr>
@@ -6738,8 +6365,7 @@
           <w:rFonts w:asciiTheme="minorHAnsi" w:hAnsiTheme="minorHAnsi" w:cstheme="minorHAnsi"/>
         </w:rPr>
       </w:pPr>
-      <w:bookmarkStart w:id="14" w:name="_Toc207788678"/>
-      <w:proofErr w:type="spellStart"/>
+      <w:bookmarkStart w:id="14" w:name="_Toc244086948"/>
       <w:r>
         <w:rPr>
           <w:rFonts w:asciiTheme="minorHAnsi" w:hAnsiTheme="minorHAnsi" w:cstheme="minorHAnsi"/>
@@ -6754,7 +6380,6 @@
         <w:t>or</w:t>
       </w:r>
       <w:bookmarkEnd w:id="14"/>
-      <w:proofErr w:type="spellEnd"/>
     </w:p>
     <w:p>
       <w:pPr>
@@ -6764,47 +6389,104 @@
         </w:rPr>
       </w:pPr>
       <w:bookmarkStart w:id="15" w:name="_Toc75855927"/>
-      <w:bookmarkStart w:id="16" w:name="_Toc207788679"/>
-      <w:proofErr w:type="spellStart"/>
+      <w:bookmarkStart w:id="16" w:name="_Toc244086949"/>
       <w:r>
         <w:rPr>
           <w:rFonts w:asciiTheme="minorHAnsi" w:hAnsiTheme="minorHAnsi" w:cstheme="minorHAnsi"/>
-        </w:rPr>
-        <w:t>Overview</w:t>
-      </w:r>
-      <w:proofErr w:type="spellEnd"/>
-      <w:r>
-        <w:rPr>
-          <w:rFonts w:asciiTheme="minorHAnsi" w:hAnsiTheme="minorHAnsi" w:cstheme="minorHAnsi"/>
-        </w:rPr>
-        <w:t xml:space="preserve"> </w:t>
+          <w:noProof/>
+        </w:rPr>
+        <w:drawing>
+          <wp:anchor distT="0" distB="0" distL="114300" distR="114300" simplePos="0" relativeHeight="251657216" behindDoc="0" locked="0" layoutInCell="1" allowOverlap="1" wp14:anchorId="154E70BB" wp14:editId="1B181E96">
+            <wp:simplePos x="0" y="0"/>
+            <wp:positionH relativeFrom="column">
+              <wp:posOffset>-585470</wp:posOffset>
+            </wp:positionH>
+            <wp:positionV relativeFrom="paragraph">
+              <wp:posOffset>551815</wp:posOffset>
+            </wp:positionV>
+            <wp:extent cx="6774180" cy="4864735"/>
+            <wp:effectExtent l="0" t="0" r="7620" b="0"/>
+            <wp:wrapSquare wrapText="bothSides"/>
+            <wp:docPr id="707128072" name="Grafik 2"/>
+            <wp:cNvGraphicFramePr>
+              <a:graphicFrameLocks xmlns:a="http://schemas.openxmlformats.org/drawingml/2006/main" noChangeAspect="1"/>
+            </wp:cNvGraphicFramePr>
+            <a:graphic xmlns:a="http://schemas.openxmlformats.org/drawingml/2006/main">
+              <a:graphicData uri="http://schemas.openxmlformats.org/drawingml/2006/picture">
+                <pic:pic xmlns:pic="http://schemas.openxmlformats.org/drawingml/2006/picture">
+                  <pic:nvPicPr>
+                    <pic:cNvPr id="707128072" name="Grafik 707128072"/>
+                    <pic:cNvPicPr/>
+                  </pic:nvPicPr>
+                  <pic:blipFill>
+                    <a:blip r:embed="rId15">
+                      <a:extLst>
+                        <a:ext uri="{28A0092B-C50C-407E-A947-70E740481C1C}">
+                          <a14:useLocalDpi xmlns:a14="http://schemas.microsoft.com/office/drawing/2010/main" val="0"/>
+                        </a:ext>
+                      </a:extLst>
+                    </a:blip>
+                    <a:stretch>
+                      <a:fillRect/>
+                    </a:stretch>
+                  </pic:blipFill>
+                  <pic:spPr>
+                    <a:xfrm>
+                      <a:off x="0" y="0"/>
+                      <a:ext cx="6774180" cy="4864735"/>
+                    </a:xfrm>
+                    <a:prstGeom prst="rect">
+                      <a:avLst/>
+                    </a:prstGeom>
+                  </pic:spPr>
+                </pic:pic>
+              </a:graphicData>
+            </a:graphic>
+            <wp14:sizeRelH relativeFrom="margin">
+              <wp14:pctWidth>0</wp14:pctWidth>
+            </wp14:sizeRelH>
+            <wp14:sizeRelV relativeFrom="margin">
+              <wp14:pctHeight>0</wp14:pctHeight>
+            </wp14:sizeRelV>
+          </wp:anchor>
+        </w:drawing>
       </w:r>
       <w:r>
         <w:rPr>
           <w:rFonts w:asciiTheme="minorHAnsi" w:hAnsiTheme="minorHAnsi" w:cstheme="minorHAnsi"/>
         </w:rPr>
-        <w:t xml:space="preserve">Use Case </w:t>
+        <w:t xml:space="preserve">Overview </w:t>
       </w:r>
-      <w:proofErr w:type="spellStart"/>
       <w:r>
         <w:rPr>
           <w:rFonts w:asciiTheme="minorHAnsi" w:hAnsiTheme="minorHAnsi" w:cstheme="minorHAnsi"/>
         </w:rPr>
-        <w:t>Diagram</w:t>
+        <w:t>Use Case Diagram</w:t>
       </w:r>
       <w:bookmarkEnd w:id="15"/>
       <w:bookmarkEnd w:id="16"/>
-      <w:proofErr w:type="spellEnd"/>
     </w:p>
     <w:p>
       <w:pPr>
         <w:pStyle w:val="US2Kapitel"/>
+        <w:numPr>
+          <w:ilvl w:val="0"/>
+          <w:numId w:val="0"/>
+        </w:numPr>
         <w:rPr>
           <w:rFonts w:asciiTheme="minorHAnsi" w:hAnsiTheme="minorHAnsi" w:cstheme="minorHAnsi"/>
         </w:rPr>
       </w:pPr>
+    </w:p>
+    <w:p>
+      <w:pPr>
+        <w:pStyle w:val="US2Kapitel"/>
+        <w:rPr>
+          <w:rFonts w:asciiTheme="minorHAnsi" w:hAnsiTheme="minorHAnsi" w:cstheme="minorHAnsi"/>
+        </w:rPr>
+      </w:pPr>
       <w:bookmarkStart w:id="17" w:name="_Toc75855928"/>
-      <w:bookmarkStart w:id="18" w:name="_Toc207788680"/>
+      <w:bookmarkStart w:id="18" w:name="_Toc244086950"/>
       <w:r>
         <w:rPr>
           <w:rFonts w:asciiTheme="minorHAnsi" w:hAnsiTheme="minorHAnsi" w:cstheme="minorHAnsi"/>
@@ -6812,13 +6494,13 @@
         <w:t xml:space="preserve">Use Case 1 </w:t>
       </w:r>
       <w:bookmarkEnd w:id="17"/>
-      <w:bookmarkEnd w:id="18"/>
       <w:r>
         <w:rPr>
           <w:rFonts w:asciiTheme="minorHAnsi" w:hAnsiTheme="minorHAnsi" w:cstheme="minorHAnsi"/>
         </w:rPr>
         <w:t>(4.1)</w:t>
       </w:r>
+      <w:bookmarkEnd w:id="18"/>
     </w:p>
     <w:tbl>
       <w:tblPr>
@@ -7148,6 +6830,7 @@
                 <w:rFonts w:cstheme="minorHAnsi"/>
                 <w:b/>
               </w:rPr>
+              <w:lastRenderedPageBreak/>
               <w:t>Description</w:t>
             </w:r>
           </w:p>
@@ -7585,21 +7268,7 @@
               <w:rPr>
                 <w:rFonts w:cstheme="minorHAnsi"/>
               </w:rPr>
-              <w:t xml:space="preserve"> has been successfully enforced, preventing the seat from being </w:t>
-            </w:r>
-            <w:proofErr w:type="gramStart"/>
-            <w:r>
-              <w:rPr>
-                <w:rFonts w:cstheme="minorHAnsi"/>
-              </w:rPr>
-              <w:t>double-sold</w:t>
-            </w:r>
-            <w:proofErr w:type="gramEnd"/>
-            <w:r>
-              <w:rPr>
-                <w:rFonts w:cstheme="minorHAnsi"/>
-              </w:rPr>
-              <w:t>.</w:t>
+              <w:t xml:space="preserve"> has been successfully enforced, preventing the seat from being double-sold.</w:t>
             </w:r>
           </w:p>
           <w:p>
@@ -7856,15 +7525,7 @@
                 <w:rFonts w:cstheme="minorHAnsi"/>
                 <w:lang w:val="en-GB"/>
               </w:rPr>
-              <w:t xml:space="preserve"> via cash (at staffed </w:t>
-            </w:r>
-            <w:r>
-              <w:rPr>
-                <w:rFonts w:cstheme="minorHAnsi"/>
-                <w:lang w:val="en-GB"/>
-              </w:rPr>
-              <w:lastRenderedPageBreak/>
-              <w:t>stalls only) or credit card.</w:t>
+              <w:t xml:space="preserve"> via cash (at staffed stalls only) or credit card.</w:t>
             </w:r>
             <w:r>
               <w:rPr>
@@ -7929,7 +7590,6 @@
                 <w:rFonts w:cstheme="minorHAnsi"/>
                 <w:b/>
               </w:rPr>
-              <w:lastRenderedPageBreak/>
               <w:t>Alternative Flows</w:t>
             </w:r>
           </w:p>
@@ -8100,23 +7760,7 @@
                 <w:rFonts w:cstheme="minorHAnsi"/>
                 <w:lang w:val="en-GB"/>
               </w:rPr>
-              <w:t xml:space="preserve">4.1.0.E.1 Concurrency Conflict: If another user attempts to purchase the same seat simultaneously, the system's concurrency control rejects the second request to prevent </w:t>
-            </w:r>
-            <w:proofErr w:type="gramStart"/>
-            <w:r>
-              <w:rPr>
-                <w:rFonts w:cstheme="minorHAnsi"/>
-                <w:lang w:val="en-GB"/>
-              </w:rPr>
-              <w:t>double-selling</w:t>
-            </w:r>
-            <w:proofErr w:type="gramEnd"/>
-            <w:r>
-              <w:rPr>
-                <w:rFonts w:cstheme="minorHAnsi"/>
-                <w:lang w:val="en-GB"/>
-              </w:rPr>
-              <w:t>.</w:t>
+              <w:t>4.1.0.E.1 Concurrency Conflict: If another user attempts to purchase the same seat simultaneously, the system's concurrency control rejects the second request to prevent double-selling.</w:t>
             </w:r>
             <w:r>
               <w:rPr>
@@ -8124,23 +7768,14 @@
                 <w:lang w:val="en-GB"/>
               </w:rPr>
               <w:br/>
-              <w:t>4.1.</w:t>
-            </w:r>
-            <w:proofErr w:type="gramStart"/>
-            <w:r>
-              <w:rPr>
-                <w:rFonts w:cstheme="minorHAnsi"/>
-                <w:lang w:val="en-GB"/>
-              </w:rPr>
-              <w:t>0.E.</w:t>
-            </w:r>
-            <w:proofErr w:type="gramEnd"/>
-            <w:r>
-              <w:rPr>
-                <w:rFonts w:cstheme="minorHAnsi"/>
-                <w:lang w:val="en-GB"/>
-              </w:rPr>
-              <w:t>2 Ticket Limit Exceeded: If a customer attempts to purchase more than 4 tickets, the system denies the transaction.</w:t>
+            </w:r>
+            <w:r>
+              <w:rPr>
+                <w:rFonts w:cstheme="minorHAnsi"/>
+                <w:lang w:val="en-GB"/>
+              </w:rPr>
+              <w:lastRenderedPageBreak/>
+              <w:t>4.1.0.E.2 Ticket Limit Exceeded: If a customer attempts to purchase more than 4 tickets, the system denies the transaction.</w:t>
             </w:r>
           </w:p>
         </w:tc>
@@ -8165,6 +7800,7 @@
                 <w:rFonts w:cstheme="minorHAnsi"/>
                 <w:b/>
               </w:rPr>
+              <w:lastRenderedPageBreak/>
               <w:t>Includes</w:t>
             </w:r>
           </w:p>
@@ -8514,77 +8150,45 @@
           <w:rFonts w:asciiTheme="minorHAnsi" w:hAnsiTheme="minorHAnsi" w:cstheme="minorHAnsi"/>
         </w:rPr>
       </w:pPr>
-      <w:bookmarkStart w:id="19" w:name="_Toc207788681"/>
+      <w:bookmarkStart w:id="19" w:name="_Toc244086951"/>
       <w:r>
         <w:rPr>
           <w:rFonts w:asciiTheme="minorHAnsi" w:hAnsiTheme="minorHAnsi" w:cstheme="minorHAnsi"/>
         </w:rPr>
-        <w:t>Use Case Description</w:t>
+        <w:t>Activity Diagram</w:t>
       </w:r>
       <w:bookmarkEnd w:id="19"/>
     </w:p>
     <w:p>
       <w:pPr>
-        <w:pStyle w:val="berschrift3"/>
         <w:rPr>
           <w:rFonts w:asciiTheme="minorHAnsi" w:hAnsiTheme="minorHAnsi" w:cstheme="minorHAnsi"/>
         </w:rPr>
       </w:pPr>
-      <w:bookmarkStart w:id="20" w:name="_Toc207788682"/>
-      <w:proofErr w:type="spellStart"/>
+    </w:p>
+    <w:p>
+      <w:pPr>
+        <w:pStyle w:val="US2Kapitel"/>
+        <w:rPr>
+          <w:rFonts w:asciiTheme="minorHAnsi" w:hAnsiTheme="minorHAnsi" w:cstheme="minorHAnsi"/>
+        </w:rPr>
+      </w:pPr>
+      <w:bookmarkStart w:id="20" w:name="_Toc75855929"/>
+      <w:bookmarkStart w:id="21" w:name="_Toc244086952"/>
       <w:r>
         <w:rPr>
           <w:rFonts w:asciiTheme="minorHAnsi" w:hAnsiTheme="minorHAnsi" w:cstheme="minorHAnsi"/>
         </w:rPr>
-        <w:t>Activity</w:t>
-      </w:r>
-      <w:proofErr w:type="spellEnd"/>
-      <w:r>
-        <w:rPr>
-          <w:rFonts w:asciiTheme="minorHAnsi" w:hAnsiTheme="minorHAnsi" w:cstheme="minorHAnsi"/>
-        </w:rPr>
-        <w:t xml:space="preserve"> </w:t>
-      </w:r>
-      <w:proofErr w:type="spellStart"/>
-      <w:r>
-        <w:rPr>
-          <w:rFonts w:asciiTheme="minorHAnsi" w:hAnsiTheme="minorHAnsi" w:cstheme="minorHAnsi"/>
-        </w:rPr>
-        <w:t>Diagram</w:t>
+        <w:t>Use Case 2</w:t>
       </w:r>
       <w:bookmarkEnd w:id="20"/>
-      <w:proofErr w:type="spellEnd"/>
-    </w:p>
-    <w:p>
-      <w:pPr>
+      <w:r>
         <w:rPr>
           <w:rFonts w:asciiTheme="minorHAnsi" w:hAnsiTheme="minorHAnsi" w:cstheme="minorHAnsi"/>
         </w:rPr>
-      </w:pPr>
-    </w:p>
-    <w:p>
-      <w:pPr>
-        <w:pStyle w:val="US2Kapitel"/>
-        <w:rPr>
-          <w:rFonts w:asciiTheme="minorHAnsi" w:hAnsiTheme="minorHAnsi" w:cstheme="minorHAnsi"/>
-        </w:rPr>
-      </w:pPr>
-      <w:bookmarkStart w:id="21" w:name="_Toc75855929"/>
-      <w:bookmarkStart w:id="22" w:name="_Toc207788683"/>
-      <w:r>
-        <w:rPr>
-          <w:rFonts w:asciiTheme="minorHAnsi" w:hAnsiTheme="minorHAnsi" w:cstheme="minorHAnsi"/>
-        </w:rPr>
-        <w:t>Use Case 2</w:t>
+        <w:t xml:space="preserve"> (4.2)</w:t>
       </w:r>
       <w:bookmarkEnd w:id="21"/>
-      <w:bookmarkEnd w:id="22"/>
-      <w:r>
-        <w:rPr>
-          <w:rFonts w:asciiTheme="minorHAnsi" w:hAnsiTheme="minorHAnsi" w:cstheme="minorHAnsi"/>
-        </w:rPr>
-        <w:t xml:space="preserve"> (4.2)</w:t>
-      </w:r>
     </w:p>
     <w:p>
       <w:pPr>
@@ -9099,27 +8703,17 @@
                 <w:szCs w:val="20"/>
                 <w:lang w:val="en-GB" w:eastAsia="de-DE"/>
               </w:rPr>
-              <w:t xml:space="preserve">A Live Customer attempts to enter the stadium by presenting a ticket number at a gate. The system checks that the ticket is valid for the currently active match and has not already been used for entry to this match. If so, entry is granted and logged; </w:t>
-            </w:r>
-            <w:proofErr w:type="gramStart"/>
-            <w:r>
-              <w:rPr>
-                <w:rFonts w:asciiTheme="minorHAnsi" w:eastAsia="Times New Roman" w:hAnsiTheme="minorHAnsi" w:cstheme="minorHAnsi"/>
-                <w:sz w:val="20"/>
-                <w:szCs w:val="20"/>
-                <w:lang w:val="en-GB" w:eastAsia="de-DE"/>
-              </w:rPr>
-              <w:t>otherwise</w:t>
-            </w:r>
-            <w:proofErr w:type="gramEnd"/>
-            <w:r>
-              <w:rPr>
-                <w:rFonts w:asciiTheme="minorHAnsi" w:eastAsia="Times New Roman" w:hAnsiTheme="minorHAnsi" w:cstheme="minorHAnsi"/>
-                <w:sz w:val="20"/>
-                <w:szCs w:val="20"/>
-                <w:lang w:val="en-GB" w:eastAsia="de-DE"/>
-              </w:rPr>
-              <w:t xml:space="preserve"> entry is denied. Customers are also logged when they leave the stadium, so that the same ticket number can be used to re-enter. Attempts to enter with a ticket that is already inside are denied, logged and reported to Security/Staff.</w:t>
+              <w:t xml:space="preserve">A Live Customer attempts to enter the stadium by presenting a ticket number at a gate. The system checks that the ticket is valid for the currently active match and has not already been used for entry to this match. If so, entry is granted and logged; otherwise entry is denied. Customers are also logged when they leave the stadium, so that the same ticket number can be used to re-enter. Attempts </w:t>
+            </w:r>
+            <w:r>
+              <w:rPr>
+                <w:rFonts w:asciiTheme="minorHAnsi" w:eastAsia="Times New Roman" w:hAnsiTheme="minorHAnsi" w:cstheme="minorHAnsi"/>
+                <w:sz w:val="20"/>
+                <w:szCs w:val="20"/>
+                <w:lang w:val="en-GB" w:eastAsia="de-DE"/>
+              </w:rPr>
+              <w:lastRenderedPageBreak/>
+              <w:t>to enter with a ticket that is already inside are denied, logged and reported to Security/Staff.</w:t>
             </w:r>
           </w:p>
         </w:tc>
@@ -9147,6 +8741,7 @@
                 <w:szCs w:val="20"/>
                 <w:lang w:val="en-GB" w:eastAsia="de-DE"/>
               </w:rPr>
+              <w:lastRenderedPageBreak/>
               <w:t>Trigger:</w:t>
             </w:r>
           </w:p>
@@ -9719,7 +9314,6 @@
                 <w:szCs w:val="20"/>
                 <w:lang w:val="en-GB" w:eastAsia="de-DE"/>
               </w:rPr>
-              <w:lastRenderedPageBreak/>
               <w:t>Alternative Flows:</w:t>
             </w:r>
           </w:p>
@@ -9998,7 +9592,17 @@
                 <w:szCs w:val="20"/>
                 <w:lang w:val="en-GB" w:eastAsia="de-DE"/>
               </w:rPr>
-              <w:t xml:space="preserve"> The system cannot process the request. Entry is not granted automatically, an error is displayed and Staff handles the case manually. The log and ticket status are left unchanged (the transaction is rolled back).</w:t>
+              <w:t xml:space="preserve"> The system cannot process the request. Entry is not granted automatically, an error is displayed and Staff </w:t>
+            </w:r>
+            <w:r>
+              <w:rPr>
+                <w:rFonts w:asciiTheme="minorHAnsi" w:eastAsia="Times New Roman" w:hAnsiTheme="minorHAnsi" w:cstheme="minorHAnsi"/>
+                <w:sz w:val="20"/>
+                <w:szCs w:val="20"/>
+                <w:lang w:val="en-GB" w:eastAsia="de-DE"/>
+              </w:rPr>
+              <w:lastRenderedPageBreak/>
+              <w:t>handles the case manually. The log and ticket status are left unchanged (the transaction is rolled back).</w:t>
             </w:r>
           </w:p>
           <w:p>
@@ -10056,6 +9660,7 @@
                 <w:szCs w:val="20"/>
                 <w:lang w:val="en-GB" w:eastAsia="de-DE"/>
               </w:rPr>
+              <w:lastRenderedPageBreak/>
               <w:t>Includes:</w:t>
             </w:r>
           </w:p>
@@ -10207,27 +9812,7 @@
                 <w:szCs w:val="20"/>
                 <w:lang w:val="en-GB" w:eastAsia="de-DE"/>
               </w:rPr>
-              <w:t xml:space="preserve">Once per ticket holder per match, plus one leave and re-entry per customer who leaves in between: up to 32,000 entries per home match (stadium capacity), concentrated in the 60–90 minutes before </w:t>
-            </w:r>
-            <w:proofErr w:type="spellStart"/>
-            <w:r>
-              <w:rPr>
-                <w:rFonts w:asciiTheme="minorHAnsi" w:eastAsia="Times New Roman" w:hAnsiTheme="minorHAnsi" w:cstheme="minorHAnsi"/>
-                <w:sz w:val="20"/>
-                <w:szCs w:val="20"/>
-                <w:lang w:val="en-GB" w:eastAsia="de-DE"/>
-              </w:rPr>
-              <w:t>kickoff</w:t>
-            </w:r>
-            <w:proofErr w:type="spellEnd"/>
-            <w:r>
-              <w:rPr>
-                <w:rFonts w:asciiTheme="minorHAnsi" w:eastAsia="Times New Roman" w:hAnsiTheme="minorHAnsi" w:cstheme="minorHAnsi"/>
-                <w:sz w:val="20"/>
-                <w:szCs w:val="20"/>
-                <w:lang w:val="en-GB" w:eastAsia="de-DE"/>
-              </w:rPr>
-              <w:t>.</w:t>
+              <w:t>Once per ticket holder per match, plus one leave and re-entry per customer who leaves in between: up to 32,000 entries per home match (stadium capacity), concentrated in the 60–90 minutes before kickoff.</w:t>
             </w:r>
           </w:p>
         </w:tc>
@@ -10521,7 +10106,6 @@
                 <w:szCs w:val="20"/>
                 <w:lang w:val="en-GB" w:eastAsia="de-DE"/>
               </w:rPr>
-              <w:lastRenderedPageBreak/>
               <w:t>Assumptions:</w:t>
             </w:r>
           </w:p>
@@ -10707,46 +10291,14 @@
           <w:rFonts w:asciiTheme="minorHAnsi" w:hAnsiTheme="minorHAnsi" w:cstheme="minorHAnsi"/>
         </w:rPr>
       </w:pPr>
-      <w:bookmarkStart w:id="23" w:name="_Toc207788684"/>
+      <w:bookmarkStart w:id="22" w:name="_Toc244086953"/>
       <w:r>
         <w:rPr>
           <w:rFonts w:asciiTheme="minorHAnsi" w:hAnsiTheme="minorHAnsi" w:cstheme="minorHAnsi"/>
         </w:rPr>
-        <w:t>Use Case Description</w:t>
+        <w:t>Activity Diagram</w:t>
       </w:r>
-      <w:bookmarkEnd w:id="23"/>
-    </w:p>
-    <w:p>
-      <w:pPr>
-        <w:pStyle w:val="berschrift3"/>
-        <w:rPr>
-          <w:rFonts w:asciiTheme="minorHAnsi" w:hAnsiTheme="minorHAnsi" w:cstheme="minorHAnsi"/>
-        </w:rPr>
-      </w:pPr>
-      <w:bookmarkStart w:id="24" w:name="_Toc207788685"/>
-      <w:proofErr w:type="spellStart"/>
-      <w:r>
-        <w:rPr>
-          <w:rFonts w:asciiTheme="minorHAnsi" w:hAnsiTheme="minorHAnsi" w:cstheme="minorHAnsi"/>
-        </w:rPr>
-        <w:t>Activity</w:t>
-      </w:r>
-      <w:proofErr w:type="spellEnd"/>
-      <w:r>
-        <w:rPr>
-          <w:rFonts w:asciiTheme="minorHAnsi" w:hAnsiTheme="minorHAnsi" w:cstheme="minorHAnsi"/>
-        </w:rPr>
-        <w:t xml:space="preserve"> </w:t>
-      </w:r>
-      <w:proofErr w:type="spellStart"/>
-      <w:r>
-        <w:rPr>
-          <w:rFonts w:asciiTheme="minorHAnsi" w:hAnsiTheme="minorHAnsi" w:cstheme="minorHAnsi"/>
-        </w:rPr>
-        <w:t>Diagram</w:t>
-      </w:r>
-      <w:bookmarkEnd w:id="24"/>
-      <w:proofErr w:type="spellEnd"/>
+      <w:bookmarkEnd w:id="22"/>
     </w:p>
     <w:p>
       <w:pPr>
@@ -10785,7 +10337,7 @@
           <w:lang w:val="en-US"/>
         </w:rPr>
       </w:pPr>
-      <w:bookmarkStart w:id="25" w:name="_Toc207788686"/>
+      <w:bookmarkStart w:id="23" w:name="_Toc244086954"/>
       <w:r>
         <w:rPr>
           <w:rFonts w:asciiTheme="minorHAnsi" w:hAnsiTheme="minorHAnsi" w:cstheme="minorHAnsi"/>
@@ -10801,7 +10353,7 @@
         </w:rPr>
         <w:t>rchitecture</w:t>
       </w:r>
-      <w:bookmarkEnd w:id="25"/>
+      <w:bookmarkEnd w:id="23"/>
     </w:p>
     <w:p>
       <w:pPr>
@@ -10811,8 +10363,69 @@
           <w:lang w:val="en-US"/>
         </w:rPr>
       </w:pPr>
-      <w:bookmarkStart w:id="26" w:name="_Toc75855931"/>
-      <w:bookmarkStart w:id="27" w:name="_Toc207788687"/>
+      <w:bookmarkStart w:id="24" w:name="_Toc75855931"/>
+      <w:bookmarkStart w:id="25" w:name="_Toc244086955"/>
+      <w:r>
+        <w:rPr>
+          <w:noProof/>
+          <w:lang w:val="en-US"/>
+        </w:rPr>
+        <w:drawing>
+          <wp:anchor distT="0" distB="0" distL="114300" distR="114300" simplePos="0" relativeHeight="251656192" behindDoc="0" locked="0" layoutInCell="1" allowOverlap="1" wp14:anchorId="2CCF1C05" wp14:editId="511483FB">
+            <wp:simplePos x="0" y="0"/>
+            <wp:positionH relativeFrom="column">
+              <wp:posOffset>-380365</wp:posOffset>
+            </wp:positionH>
+            <wp:positionV relativeFrom="paragraph">
+              <wp:posOffset>399415</wp:posOffset>
+            </wp:positionV>
+            <wp:extent cx="5911850" cy="2606040"/>
+            <wp:effectExtent l="0" t="0" r="0" b="3810"/>
+            <wp:wrapSquare wrapText="bothSides"/>
+            <wp:docPr id="285624584" name="Grafik 1"/>
+            <wp:cNvGraphicFramePr>
+              <a:graphicFrameLocks xmlns:a="http://schemas.openxmlformats.org/drawingml/2006/main" noChangeAspect="1"/>
+            </wp:cNvGraphicFramePr>
+            <a:graphic xmlns:a="http://schemas.openxmlformats.org/drawingml/2006/main">
+              <a:graphicData uri="http://schemas.openxmlformats.org/drawingml/2006/picture">
+                <pic:pic xmlns:pic="http://schemas.openxmlformats.org/drawingml/2006/picture">
+                  <pic:nvPicPr>
+                    <pic:cNvPr id="285624584" name="Grafik 285624584"/>
+                    <pic:cNvPicPr/>
+                  </pic:nvPicPr>
+                  <pic:blipFill>
+                    <a:blip r:embed="rId16">
+                      <a:extLst>
+                        <a:ext uri="{28A0092B-C50C-407E-A947-70E740481C1C}">
+                          <a14:useLocalDpi xmlns:a14="http://schemas.microsoft.com/office/drawing/2010/main" val="0"/>
+                        </a:ext>
+                      </a:extLst>
+                    </a:blip>
+                    <a:stretch>
+                      <a:fillRect/>
+                    </a:stretch>
+                  </pic:blipFill>
+                  <pic:spPr>
+                    <a:xfrm>
+                      <a:off x="0" y="0"/>
+                      <a:ext cx="5911850" cy="2606040"/>
+                    </a:xfrm>
+                    <a:prstGeom prst="rect">
+                      <a:avLst/>
+                    </a:prstGeom>
+                  </pic:spPr>
+                </pic:pic>
+              </a:graphicData>
+            </a:graphic>
+            <wp14:sizeRelH relativeFrom="margin">
+              <wp14:pctWidth>0</wp14:pctWidth>
+            </wp14:sizeRelH>
+            <wp14:sizeRelV relativeFrom="margin">
+              <wp14:pctHeight>0</wp14:pctHeight>
+            </wp14:sizeRelV>
+          </wp:anchor>
+        </w:drawing>
+      </w:r>
       <w:r>
         <w:rPr>
           <w:rFonts w:asciiTheme="minorHAnsi" w:hAnsiTheme="minorHAnsi" w:cstheme="minorHAnsi"/>
@@ -10820,8 +10433,8 @@
         </w:rPr>
         <w:t>Component Diagram</w:t>
       </w:r>
-      <w:bookmarkEnd w:id="26"/>
-      <w:bookmarkEnd w:id="27"/>
+      <w:bookmarkEnd w:id="24"/>
+      <w:bookmarkEnd w:id="25"/>
     </w:p>
     <w:p>
       <w:pPr>
@@ -10851,7 +10464,7 @@
           <w:lang w:val="en-US"/>
         </w:rPr>
       </w:pPr>
-      <w:bookmarkStart w:id="28" w:name="_Toc207788688"/>
+      <w:bookmarkStart w:id="26" w:name="_Toc244086956"/>
       <w:r>
         <w:rPr>
           <w:lang w:val="en-US"/>
@@ -10859,12 +10472,10 @@
         <w:lastRenderedPageBreak/>
         <w:t>Impl</w:t>
       </w:r>
-      <w:proofErr w:type="spellStart"/>
       <w:r>
         <w:t>ementation</w:t>
       </w:r>
-      <w:bookmarkEnd w:id="28"/>
-      <w:proofErr w:type="spellEnd"/>
+      <w:bookmarkEnd w:id="26"/>
     </w:p>
     <w:p>
       <w:pPr>
@@ -10874,37 +10485,243 @@
           <w:lang w:val="en-US"/>
         </w:rPr>
       </w:pPr>
-      <w:bookmarkStart w:id="29" w:name="_Toc75855932"/>
-      <w:bookmarkStart w:id="30" w:name="_Toc207788689"/>
+      <w:bookmarkStart w:id="27" w:name="_Toc75855932"/>
+      <w:bookmarkStart w:id="28" w:name="_Toc244086957"/>
       <w:r>
         <w:rPr>
           <w:rFonts w:asciiTheme="minorHAnsi" w:hAnsiTheme="minorHAnsi" w:cstheme="minorHAnsi"/>
           <w:lang w:val="en-US"/>
         </w:rPr>
         <w:t>Class Diagrams</w:t>
+      </w:r>
+      <w:bookmarkStart w:id="29" w:name="_Toc75855933"/>
+      <w:bookmarkStart w:id="30" w:name="_Toc244086958"/>
+      <w:bookmarkEnd w:id="27"/>
+      <w:bookmarkEnd w:id="28"/>
+      <w:r>
+        <w:rPr>
+          <w:rFonts w:asciiTheme="minorHAnsi" w:hAnsiTheme="minorHAnsi" w:cstheme="minorHAnsi"/>
+          <w:noProof/>
+          <w:lang w:val="en-US"/>
+        </w:rPr>
+        <mc:AlternateContent>
+          <mc:Choice Requires="wpg">
+            <w:drawing>
+              <wp:anchor distT="0" distB="0" distL="114300" distR="114300" simplePos="0" relativeHeight="251664384" behindDoc="0" locked="0" layoutInCell="1" allowOverlap="1" wp14:anchorId="728252C1" wp14:editId="2B491AE2">
+                <wp:simplePos x="0" y="0"/>
+                <wp:positionH relativeFrom="column">
+                  <wp:posOffset>-206127</wp:posOffset>
+                </wp:positionH>
+                <wp:positionV relativeFrom="paragraph">
+                  <wp:posOffset>763022</wp:posOffset>
+                </wp:positionV>
+                <wp:extent cx="6018530" cy="6440887"/>
+                <wp:effectExtent l="0" t="0" r="1270" b="0"/>
+                <wp:wrapTopAndBottom/>
+                <wp:docPr id="1048549585" name="Gruppieren 8"/>
+                <wp:cNvGraphicFramePr/>
+                <a:graphic xmlns:a="http://schemas.openxmlformats.org/drawingml/2006/main">
+                  <a:graphicData uri="http://schemas.microsoft.com/office/word/2010/wordprocessingGroup">
+                    <wpg:wgp>
+                      <wpg:cNvGrpSpPr/>
+                      <wpg:grpSpPr>
+                        <a:xfrm>
+                          <a:off x="0" y="0"/>
+                          <a:ext cx="6018530" cy="6440887"/>
+                          <a:chOff x="0" y="0"/>
+                          <a:chExt cx="6018530" cy="6440887"/>
+                        </a:xfrm>
+                      </wpg:grpSpPr>
+                      <pic:pic xmlns:pic="http://schemas.openxmlformats.org/drawingml/2006/picture">
+                        <pic:nvPicPr>
+                          <pic:cNvPr id="286502370" name="Grafik 5"/>
+                          <pic:cNvPicPr>
+                            <a:picLocks noChangeAspect="1"/>
+                          </pic:cNvPicPr>
+                        </pic:nvPicPr>
+                        <pic:blipFill rotWithShape="1">
+                          <a:blip r:embed="rId17">
+                            <a:extLst>
+                              <a:ext uri="{28A0092B-C50C-407E-A947-70E740481C1C}">
+                                <a14:useLocalDpi xmlns:a14="http://schemas.microsoft.com/office/drawing/2010/main" val="0"/>
+                              </a:ext>
+                            </a:extLst>
+                          </a:blip>
+                          <a:srcRect t="10100" b="16359"/>
+                          <a:stretch>
+                            <a:fillRect/>
+                          </a:stretch>
+                        </pic:blipFill>
+                        <pic:spPr bwMode="auto">
+                          <a:xfrm>
+                            <a:off x="0" y="0"/>
+                            <a:ext cx="6018530" cy="6433185"/>
+                          </a:xfrm>
+                          <a:prstGeom prst="rect">
+                            <a:avLst/>
+                          </a:prstGeom>
+                          <a:ln>
+                            <a:noFill/>
+                          </a:ln>
+                          <a:extLst>
+                            <a:ext uri="{53640926-AAD7-44D8-BBD7-CCE9431645EC}">
+                              <a14:shadowObscured xmlns:a14="http://schemas.microsoft.com/office/drawing/2010/main"/>
+                            </a:ext>
+                          </a:extLst>
+                        </pic:spPr>
+                      </pic:pic>
+                      <wps:wsp>
+                        <wps:cNvPr id="303998953" name="Textfeld 1"/>
+                        <wps:cNvSpPr txBox="1"/>
+                        <wps:spPr>
+                          <a:xfrm>
+                            <a:off x="0" y="6082747"/>
+                            <a:ext cx="6018530" cy="358140"/>
+                          </a:xfrm>
+                          <a:prstGeom prst="rect">
+                            <a:avLst/>
+                          </a:prstGeom>
+                          <a:solidFill>
+                            <a:prstClr val="white"/>
+                          </a:solidFill>
+                          <a:ln>
+                            <a:noFill/>
+                          </a:ln>
+                        </wps:spPr>
+                        <wps:txbx>
+                          <w:txbxContent>
+                            <w:p>
+                              <w:pPr>
+                                <w:pStyle w:val="Beschriftung"/>
+                                <w:rPr>
+                                  <w:rFonts w:eastAsia="Times New Roman" w:cstheme="minorHAnsi"/>
+                                  <w:b/>
+                                  <w:noProof/>
+                                  <w:sz w:val="28"/>
+                                  <w:szCs w:val="26"/>
+                                  <w:lang w:val="en-US"/>
+                                </w:rPr>
+                              </w:pPr>
+                              <w:r>
+                                <w:t xml:space="preserve">Figure </w:t>
+                              </w:r>
+                              <w:r>
+                                <w:fldChar w:fldCharType="begin"/>
+                              </w:r>
+                              <w:r>
+                                <w:instrText xml:space="preserve"> SEQ Figure \* ARABIC </w:instrText>
+                              </w:r>
+                              <w:r>
+                                <w:fldChar w:fldCharType="separate"/>
+                              </w:r>
+                              <w:r>
+                                <w:rPr>
+                                  <w:noProof/>
+                                </w:rPr>
+                                <w:t>2</w:t>
+                              </w:r>
+                              <w:r>
+                                <w:fldChar w:fldCharType="end"/>
+                              </w:r>
+                              <w:r>
+                                <w:t>: Class Diagram Services</w:t>
+                              </w:r>
+                            </w:p>
+                          </w:txbxContent>
+                        </wps:txbx>
+                        <wps:bodyPr rot="0" spcFirstLastPara="0" vertOverflow="overflow" horzOverflow="overflow" vert="horz" wrap="square" lIns="0" tIns="0" rIns="0" bIns="0" numCol="1" spcCol="0" rtlCol="0" fromWordArt="0" anchor="t" anchorCtr="0" forceAA="0" compatLnSpc="1">
+                          <a:prstTxWarp prst="textNoShape">
+                            <a:avLst/>
+                          </a:prstTxWarp>
+                          <a:spAutoFit/>
+                        </wps:bodyPr>
+                      </wps:wsp>
+                    </wpg:wgp>
+                  </a:graphicData>
+                </a:graphic>
+              </wp:anchor>
+            </w:drawing>
+          </mc:Choice>
+          <mc:Fallback>
+            <w:pict>
+              <v:group w14:anchorId="728252C1" id="Gruppieren 8" o:spid="_x0000_s1026" style="position:absolute;left:0;text-align:left;margin-left:-16.25pt;margin-top:60.1pt;width:473.9pt;height:507.15pt;z-index:251664384" coordsize="60185,64408" o:gfxdata="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">
+                <v:shapetype id="_x0000_t75" coordsize="21600,21600" o:spt="75" o:preferrelative="t" path="m@4@5l@4@11@9@11@9@5xe" filled="f" stroked="f">
+                  <v:stroke joinstyle="miter"/>
+                  <v:formulas>
+                    <v:f eqn="if lineDrawn pixelLineWidth 0"/>
+                    <v:f eqn="sum @0 1 0"/>
+                    <v:f eqn="sum 0 0 @1"/>
+                    <v:f eqn="prod @2 1 2"/>
+                    <v:f eqn="prod @3 21600 pixelWidth"/>
+                    <v:f eqn="prod @3 21600 pixelHeight"/>
+                    <v:f eqn="sum @0 0 1"/>
+                    <v:f eqn="prod @6 1 2"/>
+                    <v:f eqn="prod @7 21600 pixelWidth"/>
+                    <v:f eqn="sum @8 21600 0"/>
+                    <v:f eqn="prod @7 21600 pixelHeight"/>
+                    <v:f eqn="sum @10 21600 0"/>
+                  </v:formulas>
+                  <v:path o:extrusionok="f" gradientshapeok="t" o:connecttype="rect"/>
+                  <o:lock v:ext="edit" aspectratio="t"/>
+                </v:shapetype>
+                <v:shape id="Grafik 5" o:spid="_x0000_s1027" type="#_x0000_t75" style="position:absolute;width:60185;height:64331;visibility:visible;mso-wrap-style:square" o:gfxdata="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">
+                  <v:imagedata r:id="rId18" o:title="" croptop="6619f" cropbottom="10721f"/>
+                </v:shape>
+                <v:shapetype id="_x0000_t202" coordsize="21600,21600" o:spt="202" path="m,l,21600r21600,l21600,xe">
+                  <v:stroke joinstyle="miter"/>
+                  <v:path gradientshapeok="t" o:connecttype="rect"/>
+                </v:shapetype>
+                <v:shape id="Textfeld 1" o:spid="_x0000_s1028" type="#_x0000_t202" style="position:absolute;top:60827;width:60185;height:3581;visibility:visible;mso-wrap-style:square;v-text-anchor:top" o:gfxdata="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" stroked="f">
+                  <v:textbox style="mso-fit-shape-to-text:t" inset="0,0,0,0">
+                    <w:txbxContent>
+                      <w:p>
+                        <w:pPr>
+                          <w:pStyle w:val="Beschriftung"/>
+                          <w:rPr>
+                            <w:rFonts w:eastAsia="Times New Roman" w:cstheme="minorHAnsi"/>
+                            <w:b/>
+                            <w:noProof/>
+                            <w:sz w:val="28"/>
+                            <w:szCs w:val="26"/>
+                            <w:lang w:val="en-US"/>
+                          </w:rPr>
+                        </w:pPr>
+                        <w:r>
+                          <w:t xml:space="preserve">Figure </w:t>
+                        </w:r>
+                        <w:r>
+                          <w:fldChar w:fldCharType="begin"/>
+                        </w:r>
+                        <w:r>
+                          <w:instrText xml:space="preserve"> SEQ Figure \* ARABIC </w:instrText>
+                        </w:r>
+                        <w:r>
+                          <w:fldChar w:fldCharType="separate"/>
+                        </w:r>
+                        <w:r>
+                          <w:rPr>
+                            <w:noProof/>
+                          </w:rPr>
+                          <w:t>2</w:t>
+                        </w:r>
+                        <w:r>
+                          <w:fldChar w:fldCharType="end"/>
+                        </w:r>
+                        <w:r>
+                          <w:t>: Class Diagram Services</w:t>
+                        </w:r>
+                      </w:p>
+                    </w:txbxContent>
+                  </v:textbox>
+                </v:shape>
+                <w10:wrap type="topAndBottom"/>
+              </v:group>
+            </w:pict>
+          </mc:Fallback>
+        </mc:AlternateContent>
       </w:r>
       <w:bookmarkEnd w:id="29"/>
       <w:bookmarkEnd w:id="30"/>
-    </w:p>
-    <w:p>
-      <w:pPr>
-        <w:pStyle w:val="US2Kapitel"/>
-        <w:rPr>
-          <w:rFonts w:asciiTheme="minorHAnsi" w:hAnsiTheme="minorHAnsi" w:cstheme="minorHAnsi"/>
-          <w:lang w:val="en-US"/>
-        </w:rPr>
-      </w:pPr>
-      <w:bookmarkStart w:id="31" w:name="_Toc75855933"/>
-      <w:bookmarkStart w:id="32" w:name="_Toc207788690"/>
-      <w:r>
-        <w:rPr>
-          <w:rFonts w:asciiTheme="minorHAnsi" w:hAnsiTheme="minorHAnsi" w:cstheme="minorHAnsi"/>
-          <w:lang w:val="en-US"/>
-        </w:rPr>
-        <w:t>Sequence Diagrams</w:t>
-      </w:r>
-      <w:bookmarkEnd w:id="31"/>
-      <w:bookmarkEnd w:id="32"/>
     </w:p>
     <w:p>
       <w:pPr>
@@ -10923,6 +10740,256 @@
       <w:r>
         <w:rPr>
           <w:rFonts w:asciiTheme="minorHAnsi" w:hAnsiTheme="minorHAnsi" w:cstheme="minorHAnsi"/>
+          <w:noProof/>
+          <w:lang w:val="en-US"/>
+        </w:rPr>
+        <mc:AlternateContent>
+          <mc:Choice Requires="wpg">
+            <w:drawing>
+              <wp:anchor distT="0" distB="0" distL="114300" distR="114300" simplePos="0" relativeHeight="251667456" behindDoc="0" locked="0" layoutInCell="1" allowOverlap="1" wp14:anchorId="4918B579" wp14:editId="45D83254">
+                <wp:simplePos x="0" y="0"/>
+                <wp:positionH relativeFrom="column">
+                  <wp:posOffset>358416</wp:posOffset>
+                </wp:positionH>
+                <wp:positionV relativeFrom="paragraph">
+                  <wp:posOffset>193</wp:posOffset>
+                </wp:positionV>
+                <wp:extent cx="3975100" cy="4564380"/>
+                <wp:effectExtent l="0" t="0" r="6350" b="7620"/>
+                <wp:wrapTopAndBottom/>
+                <wp:docPr id="460600753" name="Gruppieren 7"/>
+                <wp:cNvGraphicFramePr/>
+                <a:graphic xmlns:a="http://schemas.openxmlformats.org/drawingml/2006/main">
+                  <a:graphicData uri="http://schemas.microsoft.com/office/word/2010/wordprocessingGroup">
+                    <wpg:wgp>
+                      <wpg:cNvGrpSpPr/>
+                      <wpg:grpSpPr>
+                        <a:xfrm>
+                          <a:off x="0" y="0"/>
+                          <a:ext cx="3975100" cy="4564380"/>
+                          <a:chOff x="0" y="0"/>
+                          <a:chExt cx="3975100" cy="4564380"/>
+                        </a:xfrm>
+                      </wpg:grpSpPr>
+                      <wpg:grpSp>
+                        <wpg:cNvPr id="401028245" name="Gruppieren 6"/>
+                        <wpg:cNvGrpSpPr/>
+                        <wpg:grpSpPr>
+                          <a:xfrm>
+                            <a:off x="365760" y="0"/>
+                            <a:ext cx="3609340" cy="4529455"/>
+                            <a:chOff x="0" y="0"/>
+                            <a:chExt cx="3609754" cy="4529455"/>
+                          </a:xfrm>
+                        </wpg:grpSpPr>
+                        <pic:pic xmlns:pic="http://schemas.openxmlformats.org/drawingml/2006/picture">
+                          <pic:nvPicPr>
+                            <pic:cNvPr id="1352321684" name="Grafik 4"/>
+                            <pic:cNvPicPr>
+                              <a:picLocks noChangeAspect="1"/>
+                            </pic:cNvPicPr>
+                          </pic:nvPicPr>
+                          <pic:blipFill rotWithShape="1">
+                            <a:blip r:embed="rId19" cstate="print">
+                              <a:extLst>
+                                <a:ext uri="{28A0092B-C50C-407E-A947-70E740481C1C}">
+                                  <a14:useLocalDpi xmlns:a14="http://schemas.microsoft.com/office/drawing/2010/main" val="0"/>
+                                </a:ext>
+                              </a:extLst>
+                            </a:blip>
+                            <a:srcRect t="43827" b="13313"/>
+                            <a:stretch>
+                              <a:fillRect/>
+                            </a:stretch>
+                          </pic:blipFill>
+                          <pic:spPr bwMode="auto">
+                            <a:xfrm>
+                              <a:off x="1884459" y="0"/>
+                              <a:ext cx="1725295" cy="4529455"/>
+                            </a:xfrm>
+                            <a:prstGeom prst="rect">
+                              <a:avLst/>
+                            </a:prstGeom>
+                            <a:ln>
+                              <a:noFill/>
+                            </a:ln>
+                            <a:extLst>
+                              <a:ext uri="{53640926-AAD7-44D8-BBD7-CCE9431645EC}">
+                                <a14:shadowObscured xmlns:a14="http://schemas.microsoft.com/office/drawing/2010/main"/>
+                              </a:ext>
+                            </a:extLst>
+                          </pic:spPr>
+                        </pic:pic>
+                        <pic:pic xmlns:pic="http://schemas.openxmlformats.org/drawingml/2006/picture">
+                          <pic:nvPicPr>
+                            <pic:cNvPr id="1719252645" name="Grafik 4"/>
+                            <pic:cNvPicPr>
+                              <a:picLocks noChangeAspect="1"/>
+                            </pic:cNvPicPr>
+                          </pic:nvPicPr>
+                          <pic:blipFill rotWithShape="1">
+                            <a:blip r:embed="rId20">
+                              <a:extLst>
+                                <a:ext uri="{28A0092B-C50C-407E-A947-70E740481C1C}">
+                                  <a14:useLocalDpi xmlns:a14="http://schemas.microsoft.com/office/drawing/2010/main" val="0"/>
+                                </a:ext>
+                              </a:extLst>
+                            </a:blip>
+                            <a:srcRect t="10343" b="55559"/>
+                            <a:stretch>
+                              <a:fillRect/>
+                            </a:stretch>
+                          </pic:blipFill>
+                          <pic:spPr bwMode="auto">
+                            <a:xfrm>
+                              <a:off x="0" y="39757"/>
+                              <a:ext cx="1725295" cy="3602990"/>
+                            </a:xfrm>
+                            <a:prstGeom prst="rect">
+                              <a:avLst/>
+                            </a:prstGeom>
+                            <a:ln>
+                              <a:noFill/>
+                            </a:ln>
+                            <a:extLst>
+                              <a:ext uri="{53640926-AAD7-44D8-BBD7-CCE9431645EC}">
+                                <a14:shadowObscured xmlns:a14="http://schemas.microsoft.com/office/drawing/2010/main"/>
+                              </a:ext>
+                            </a:extLst>
+                          </pic:spPr>
+                        </pic:pic>
+                      </wpg:grpSp>
+                      <wps:wsp>
+                        <wps:cNvPr id="780353218" name="Textfeld 1"/>
+                        <wps:cNvSpPr txBox="1"/>
+                        <wps:spPr>
+                          <a:xfrm>
+                            <a:off x="0" y="4206240"/>
+                            <a:ext cx="3609340" cy="358140"/>
+                          </a:xfrm>
+                          <a:prstGeom prst="rect">
+                            <a:avLst/>
+                          </a:prstGeom>
+                          <a:solidFill>
+                            <a:prstClr val="white"/>
+                          </a:solidFill>
+                          <a:ln>
+                            <a:noFill/>
+                          </a:ln>
+                        </wps:spPr>
+                        <wps:txbx>
+                          <w:txbxContent>
+                            <w:p>
+                              <w:pPr>
+                                <w:pStyle w:val="Beschriftung"/>
+                                <w:rPr>
+                                  <w:rFonts w:cstheme="minorHAnsi"/>
+                                  <w:noProof/>
+                                  <w:szCs w:val="22"/>
+                                  <w:lang w:val="en-US"/>
+                                </w:rPr>
+                              </w:pPr>
+                              <w:r>
+                                <w:t xml:space="preserve">Figure </w:t>
+                              </w:r>
+                              <w:r>
+                                <w:fldChar w:fldCharType="begin"/>
+                              </w:r>
+                              <w:r>
+                                <w:instrText xml:space="preserve"> SEQ Figure \* ARABIC </w:instrText>
+                              </w:r>
+                              <w:r>
+                                <w:fldChar w:fldCharType="separate"/>
+                              </w:r>
+                              <w:r>
+                                <w:rPr>
+                                  <w:noProof/>
+                                </w:rPr>
+                                <w:t>3</w:t>
+                              </w:r>
+                              <w:r>
+                                <w:fldChar w:fldCharType="end"/>
+                              </w:r>
+                              <w:r>
+                                <w:t>: Class Diagram Enums</w:t>
+                              </w:r>
+                            </w:p>
+                          </w:txbxContent>
+                        </wps:txbx>
+                        <wps:bodyPr rot="0" spcFirstLastPara="0" vertOverflow="overflow" horzOverflow="overflow" vert="horz" wrap="square" lIns="0" tIns="0" rIns="0" bIns="0" numCol="1" spcCol="0" rtlCol="0" fromWordArt="0" anchor="t" anchorCtr="0" forceAA="0" compatLnSpc="1">
+                          <a:prstTxWarp prst="textNoShape">
+                            <a:avLst/>
+                          </a:prstTxWarp>
+                          <a:spAutoFit/>
+                        </wps:bodyPr>
+                      </wps:wsp>
+                    </wpg:wgp>
+                  </a:graphicData>
+                </a:graphic>
+              </wp:anchor>
+            </w:drawing>
+          </mc:Choice>
+          <mc:Fallback>
+            <w:pict>
+              <v:group w14:anchorId="4918B579" id="Gruppieren 7" o:spid="_x0000_s1029" style="position:absolute;left:0;text-align:left;margin-left:28.2pt;margin-top:0;width:313pt;height:359.4pt;z-index:251667456" coordsize="39751,45643" o:gfxdata="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">
+                <v:group id="Gruppieren 6" o:spid="_x0000_s1030" style="position:absolute;left:3657;width:36094;height:45294" coordsize="36097,45294" o:gfxdata="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">
+                  <v:shape id="Grafik 4" o:spid="_x0000_s1031" type="#_x0000_t75" style="position:absolute;left:18844;width:17253;height:45294;visibility:visible;mso-wrap-style:square" o:gfxdata="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">
+                    <v:imagedata r:id="rId21" o:title="" croptop="28722f" cropbottom="8725f"/>
+                  </v:shape>
+                  <v:shape id="Grafik 4" o:spid="_x0000_s1032" type="#_x0000_t75" style="position:absolute;top:397;width:17252;height:36030;visibility:visible;mso-wrap-style:square" o:gfxdata="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">
+                    <v:imagedata r:id="rId22" o:title="" croptop="6778f" cropbottom="36411f"/>
+                  </v:shape>
+                </v:group>
+                <v:shape id="Textfeld 1" o:spid="_x0000_s1033" type="#_x0000_t202" style="position:absolute;top:42062;width:36093;height:3581;visibility:visible;mso-wrap-style:square;v-text-anchor:top" o:gfxdata="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" stroked="f">
+                  <v:textbox style="mso-fit-shape-to-text:t" inset="0,0,0,0">
+                    <w:txbxContent>
+                      <w:p>
+                        <w:pPr>
+                          <w:pStyle w:val="Beschriftung"/>
+                          <w:rPr>
+                            <w:rFonts w:cstheme="minorHAnsi"/>
+                            <w:noProof/>
+                            <w:szCs w:val="22"/>
+                            <w:lang w:val="en-US"/>
+                          </w:rPr>
+                        </w:pPr>
+                        <w:r>
+                          <w:t xml:space="preserve">Figure </w:t>
+                        </w:r>
+                        <w:r>
+                          <w:fldChar w:fldCharType="begin"/>
+                        </w:r>
+                        <w:r>
+                          <w:instrText xml:space="preserve"> SEQ Figure \* ARABIC </w:instrText>
+                        </w:r>
+                        <w:r>
+                          <w:fldChar w:fldCharType="separate"/>
+                        </w:r>
+                        <w:r>
+                          <w:rPr>
+                            <w:noProof/>
+                          </w:rPr>
+                          <w:t>3</w:t>
+                        </w:r>
+                        <w:r>
+                          <w:fldChar w:fldCharType="end"/>
+                        </w:r>
+                        <w:r>
+                          <w:t>: Class Diagram Enums</w:t>
+                        </w:r>
+                      </w:p>
+                    </w:txbxContent>
+                  </v:textbox>
+                </v:shape>
+                <w10:wrap type="topAndBottom"/>
+              </v:group>
+            </w:pict>
+          </mc:Fallback>
+        </mc:AlternateContent>
+      </w:r>
+      <w:r>
+        <w:rPr>
+          <w:rFonts w:asciiTheme="minorHAnsi" w:hAnsiTheme="minorHAnsi" w:cstheme="minorHAnsi"/>
           <w:lang w:val="en-US"/>
         </w:rPr>
         <w:br w:type="page"/>
@@ -10930,22 +10997,38 @@
     </w:p>
     <w:p>
       <w:pPr>
-        <w:pStyle w:val="berschrift1"/>
+        <w:pStyle w:val="US2Kapitel"/>
         <w:rPr>
           <w:rFonts w:asciiTheme="minorHAnsi" w:hAnsiTheme="minorHAnsi" w:cstheme="minorHAnsi"/>
           <w:lang w:val="en-US"/>
         </w:rPr>
       </w:pPr>
-      <w:bookmarkStart w:id="33" w:name="_Toc207788691"/>
+      <w:bookmarkStart w:id="31" w:name="_Toc244086959"/>
       <w:r>
         <w:rPr>
           <w:rFonts w:asciiTheme="minorHAnsi" w:hAnsiTheme="minorHAnsi" w:cstheme="minorHAnsi"/>
           <w:lang w:val="en-US"/>
         </w:rPr>
         <w:lastRenderedPageBreak/>
+        <w:t>Sequence Diagrams</w:t>
+      </w:r>
+    </w:p>
+    <w:p>
+      <w:pPr>
+        <w:pStyle w:val="berschrift1"/>
+        <w:rPr>
+          <w:rFonts w:asciiTheme="minorHAnsi" w:hAnsiTheme="minorHAnsi" w:cstheme="minorHAnsi"/>
+          <w:lang w:val="en-US"/>
+        </w:rPr>
+      </w:pPr>
+      <w:r>
+        <w:rPr>
+          <w:rFonts w:asciiTheme="minorHAnsi" w:hAnsiTheme="minorHAnsi" w:cstheme="minorHAnsi"/>
+          <w:lang w:val="en-US"/>
+        </w:rPr>
         <w:t>Conclusion</w:t>
       </w:r>
-      <w:bookmarkEnd w:id="33"/>
+      <w:bookmarkEnd w:id="31"/>
     </w:p>
     <w:p>
       <w:pPr>
@@ -10964,7 +11047,7 @@
       </w:pPr>
     </w:p>
     <w:sectPr>
-      <w:headerReference w:type="default" r:id="rId15"/>
+      <w:headerReference w:type="default" r:id="rId23"/>
       <w:pgSz w:w="11906" w:h="16838" w:code="9"/>
       <w:pgMar w:top="1418" w:right="1418" w:bottom="1134" w:left="1418" w:header="851" w:footer="709" w:gutter="284"/>
       <w:cols w:space="708"/>
@@ -13524,6 +13607,9 @@
   </w:num>
   <w:num w:numId="24" w16cid:durableId="1589970859">
     <w:abstractNumId w:val="21"/>
+  </w:num>
+  <w:num w:numId="25" w16cid:durableId="658460556">
+    <w:abstractNumId w:val="22"/>
   </w:num>
 </w:numbering>
 </file>
@@ -15348,6 +15434,17 @@
 </file>
 
 <file path=customXml/item1.xml><?xml version="1.0" encoding="utf-8"?>
+<p:properties xmlns:p="http://schemas.microsoft.com/office/2006/metadata/properties" xmlns:xsi="http://www.w3.org/2001/XMLSchema-instance" xmlns:pc="http://schemas.microsoft.com/office/infopath/2007/PartnerControls">
+  <documentManagement>
+    <lcf76f155ced4ddcb4097134ff3c332f xmlns="1bd98149-fa75-4233-951c-f2f3fedfd2c2">
+      <Terms xmlns="http://schemas.microsoft.com/office/infopath/2007/PartnerControls"/>
+    </lcf76f155ced4ddcb4097134ff3c332f>
+    <TaxCatchAll xmlns="b9e2605c-4a5c-404d-9e25-72c4582cfe63" xsi:nil="true"/>
+  </documentManagement>
+</p:properties>
+</file>
+
+<file path=customXml/item2.xml><?xml version="1.0" encoding="utf-8"?>
 <ct:contentTypeSchema xmlns:ct="http://schemas.microsoft.com/office/2006/metadata/contentType" xmlns:ma="http://schemas.microsoft.com/office/2006/metadata/properties/metaAttributes" ct:_="" ma:_="" ma:contentTypeName="Dokument" ma:contentTypeID="0x010100E6409E0E50F7664EBCAA51856150D544" ma:contentTypeVersion="11" ma:contentTypeDescription="Ein neues Dokument erstellen." ma:contentTypeScope="" ma:versionID="1c182610d70f874ea490c22f66d42c75">
   <xsd:schema xmlns:xsd="http://www.w3.org/2001/XMLSchema" xmlns:xs="http://www.w3.org/2001/XMLSchema" xmlns:p="http://schemas.microsoft.com/office/2006/metadata/properties" xmlns:ns2="1bd98149-fa75-4233-951c-f2f3fedfd2c2" xmlns:ns3="b9e2605c-4a5c-404d-9e25-72c4582cfe63" targetNamespace="http://schemas.microsoft.com/office/2006/metadata/properties" ma:root="true" ma:fieldsID="c836e3cdf6e930ed391f81ee539c0afe" ns2:_="" ns3:_="">
     <xsd:import namespace="1bd98149-fa75-4233-951c-f2f3fedfd2c2"/>
@@ -15542,27 +15639,7 @@
 </ct:contentTypeSchema>
 </file>
 
-<file path=customXml/item2.xml><?xml version="1.0" encoding="utf-8"?>
-<p:properties xmlns:p="http://schemas.microsoft.com/office/2006/metadata/properties" xmlns:xsi="http://www.w3.org/2001/XMLSchema-instance" xmlns:pc="http://schemas.microsoft.com/office/infopath/2007/PartnerControls">
-  <documentManagement>
-    <lcf76f155ced4ddcb4097134ff3c332f xmlns="1bd98149-fa75-4233-951c-f2f3fedfd2c2">
-      <Terms xmlns="http://schemas.microsoft.com/office/infopath/2007/PartnerControls"/>
-    </lcf76f155ced4ddcb4097134ff3c332f>
-    <TaxCatchAll xmlns="b9e2605c-4a5c-404d-9e25-72c4582cfe63" xsi:nil="true"/>
-  </documentManagement>
-</p:properties>
-</file>
-
 <file path=customXml/item3.xml><?xml version="1.0" encoding="utf-8"?>
-<?mso-contentType ?>
-<FormTemplates xmlns="http://schemas.microsoft.com/sharepoint/v3/contenttype/forms">
-  <Display>DocumentLibraryForm</Display>
-  <Edit>DocumentLibraryForm</Edit>
-  <New>DocumentLibraryForm</New>
-</FormTemplates>
-</file>
-
-<file path=customXml/item4.xml><?xml version="1.0" encoding="utf-8"?>
 <b:Sources xmlns:b="http://schemas.openxmlformats.org/officeDocument/2006/bibliography" xmlns="http://schemas.openxmlformats.org/officeDocument/2006/bibliography" SelectedStyle="\IEEE2006OfficeOnline.xsl" StyleName="IEEE 2006">
   <b:Source>
     <b:Tag>GEi15</b:Tag>
@@ -15636,7 +15713,27 @@
 </b:Sources>
 </file>
 
+<file path=customXml/item4.xml><?xml version="1.0" encoding="utf-8"?>
+<?mso-contentType ?>
+<FormTemplates xmlns="http://schemas.microsoft.com/sharepoint/v3/contenttype/forms">
+  <Display>DocumentLibraryForm</Display>
+  <Edit>DocumentLibraryForm</Edit>
+  <New>DocumentLibraryForm</New>
+</FormTemplates>
+</file>
+
 <file path=customXml/itemProps1.xml><?xml version="1.0" encoding="utf-8"?>
+<ds:datastoreItem xmlns:ds="http://schemas.openxmlformats.org/officeDocument/2006/customXml" ds:itemID="{01CD615F-850E-4244-A790-55B60DB07CE2}">
+  <ds:schemaRefs>
+    <ds:schemaRef ds:uri="http://schemas.microsoft.com/office/2006/metadata/properties"/>
+    <ds:schemaRef ds:uri="http://schemas.microsoft.com/office/infopath/2007/PartnerControls"/>
+    <ds:schemaRef ds:uri="1bd98149-fa75-4233-951c-f2f3fedfd2c2"/>
+    <ds:schemaRef ds:uri="b9e2605c-4a5c-404d-9e25-72c4582cfe63"/>
+  </ds:schemaRefs>
+</ds:datastoreItem>
+</file>
+
+<file path=customXml/itemProps2.xml><?xml version="1.0" encoding="utf-8"?>
 <ds:datastoreItem xmlns:ds="http://schemas.openxmlformats.org/officeDocument/2006/customXml" ds:itemID="{B95865E5-B0D5-4E59-9C7E-3E2B14D43C20}">
   <ds:schemaRefs>
     <ds:schemaRef ds:uri="http://schemas.microsoft.com/office/2006/metadata/contentType"/>
@@ -15655,29 +15752,18 @@
 </ds:datastoreItem>
 </file>
 
-<file path=customXml/itemProps2.xml><?xml version="1.0" encoding="utf-8"?>
-<ds:datastoreItem xmlns:ds="http://schemas.openxmlformats.org/officeDocument/2006/customXml" ds:itemID="{01CD615F-850E-4244-A790-55B60DB07CE2}">
+<file path=customXml/itemProps3.xml><?xml version="1.0" encoding="utf-8"?>
+<ds:datastoreItem xmlns:ds="http://schemas.openxmlformats.org/officeDocument/2006/customXml" ds:itemID="{851A0523-2E87-4707-90E2-48F24DA64E56}">
   <ds:schemaRefs>
-    <ds:schemaRef ds:uri="http://schemas.microsoft.com/office/2006/metadata/properties"/>
-    <ds:schemaRef ds:uri="http://schemas.microsoft.com/office/infopath/2007/PartnerControls"/>
-    <ds:schemaRef ds:uri="1bd98149-fa75-4233-951c-f2f3fedfd2c2"/>
-    <ds:schemaRef ds:uri="b9e2605c-4a5c-404d-9e25-72c4582cfe63"/>
+    <ds:schemaRef ds:uri="http://schemas.openxmlformats.org/officeDocument/2006/bibliography"/>
   </ds:schemaRefs>
 </ds:datastoreItem>
 </file>
 
-<file path=customXml/itemProps3.xml><?xml version="1.0" encoding="utf-8"?>
+<file path=customXml/itemProps4.xml><?xml version="1.0" encoding="utf-8"?>
 <ds:datastoreItem xmlns:ds="http://schemas.openxmlformats.org/officeDocument/2006/customXml" ds:itemID="{B3A0B843-25C3-4DBE-9C50-732B0310038B}">
   <ds:schemaRefs>
     <ds:schemaRef ds:uri="http://schemas.microsoft.com/sharepoint/v3/contenttype/forms"/>
   </ds:schemaRefs>
 </ds:datastoreItem>
-</file>
-
-<file path=customXml/itemProps4.xml><?xml version="1.0" encoding="utf-8"?>
-<ds:datastoreItem xmlns:ds="http://schemas.openxmlformats.org/officeDocument/2006/customXml" ds:itemID="{851A0523-2E87-4707-90E2-48F24DA64E56}">
-  <ds:schemaRefs>
-    <ds:schemaRef ds:uri="http://schemas.openxmlformats.org/officeDocument/2006/bibliography"/>
-  </ds:schemaRefs>
-</ds:datastoreItem>
 </file>